--- a/hin/docx/015.content.docx
+++ b/hin/docx/015.content.docx
@@ -385,90 +385,66 @@
           <w:lang w:val="hi_IN" w:bidi="hi_IN"/>
         </w:rPr>
       </w:r>
-      <w:hyperlink r:id="rId13">
-        <w:r>
-          <w:rPr>
-            <w:lang w:val="hi_IN" w:bidi="hi_IN"/>
-          </w:rPr>
-          <w:rPr>
-            <w:color w:val="0000EE"/>
-            <w:u w:val="single"/>
-          </w:rPr>
-          <w:t>उत्पत्ति 37:21–22</w:t>
-        </w:r>
-      </w:hyperlink>
-    </w:p>
-    <w:p>
-      <w:pPr>
-        <w:pStyle w:val="ListBullet"/>
-        <w:spacing w:line="240" w:lineRule="auto"/>
-        <w:ind w:left="720"/>
-      </w:pPr>
-      <w:r>
-        <w:rPr>
-          <w:lang w:val="hi_IN" w:bidi="hi_IN"/>
-        </w:rPr>
-      </w:r>
-      <w:hyperlink r:id="rId14">
-        <w:r>
-          <w:rPr>
-            <w:lang w:val="hi_IN" w:bidi="hi_IN"/>
-          </w:rPr>
-          <w:rPr>
-            <w:color w:val="0000EE"/>
-            <w:u w:val="single"/>
-          </w:rPr>
-          <w:t>अय्यूब 33:18</w:t>
-        </w:r>
-      </w:hyperlink>
-    </w:p>
-    <w:p>
-      <w:pPr>
-        <w:pStyle w:val="ListBullet"/>
-        <w:spacing w:line="240" w:lineRule="auto"/>
-        <w:ind w:left="720"/>
-      </w:pPr>
-      <w:r>
-        <w:rPr>
-          <w:lang w:val="hi_IN" w:bidi="hi_IN"/>
-        </w:rPr>
-      </w:r>
-      <w:hyperlink r:id="rId15">
-        <w:r>
-          <w:rPr>
-            <w:lang w:val="hi_IN" w:bidi="hi_IN"/>
-          </w:rPr>
-          <w:rPr>
-            <w:color w:val="0000EE"/>
-            <w:u w:val="single"/>
-          </w:rPr>
-          <w:t>लूका 6:39</w:t>
-        </w:r>
-      </w:hyperlink>
-    </w:p>
-    <w:p>
-      <w:pPr>
-        <w:pStyle w:val="ListBullet"/>
-        <w:spacing w:line="240" w:lineRule="auto"/>
-        <w:ind w:left="720"/>
-      </w:pPr>
-      <w:r>
-        <w:rPr>
-          <w:lang w:val="hi_IN" w:bidi="hi_IN"/>
-        </w:rPr>
-      </w:r>
-      <w:hyperlink r:id="rId16">
-        <w:r>
-          <w:rPr>
-            <w:lang w:val="hi_IN" w:bidi="hi_IN"/>
-          </w:rPr>
-          <w:rPr>
-            <w:color w:val="0000EE"/>
-            <w:u w:val="single"/>
-          </w:rPr>
-          <w:t>नीतिवचन 1:12</w:t>
-        </w:r>
-      </w:hyperlink>
+      <w:r>
+        <w:rPr>
+          <w:lang w:val="hi_IN" w:bidi="hi_IN"/>
+        </w:rPr>
+        <w:t>उत्पत्ति 37:21–22</w:t>
+      </w:r>
+    </w:p>
+    <w:p>
+      <w:pPr>
+        <w:pStyle w:val="ListBullet"/>
+        <w:spacing w:line="240" w:lineRule="auto"/>
+        <w:ind w:left="720"/>
+      </w:pPr>
+      <w:r>
+        <w:rPr>
+          <w:lang w:val="hi_IN" w:bidi="hi_IN"/>
+        </w:rPr>
+      </w:r>
+      <w:r>
+        <w:rPr>
+          <w:lang w:val="hi_IN" w:bidi="hi_IN"/>
+        </w:rPr>
+        <w:t>अय्यूब 33:18</w:t>
+      </w:r>
+    </w:p>
+    <w:p>
+      <w:pPr>
+        <w:pStyle w:val="ListBullet"/>
+        <w:spacing w:line="240" w:lineRule="auto"/>
+        <w:ind w:left="720"/>
+      </w:pPr>
+      <w:r>
+        <w:rPr>
+          <w:lang w:val="hi_IN" w:bidi="hi_IN"/>
+        </w:rPr>
+      </w:r>
+      <w:r>
+        <w:rPr>
+          <w:lang w:val="hi_IN" w:bidi="hi_IN"/>
+        </w:rPr>
+        <w:t>लूका 6:39</w:t>
+      </w:r>
+    </w:p>
+    <w:p>
+      <w:pPr>
+        <w:pStyle w:val="ListBullet"/>
+        <w:spacing w:line="240" w:lineRule="auto"/>
+        <w:ind w:left="720"/>
+      </w:pPr>
+      <w:r>
+        <w:rPr>
+          <w:lang w:val="hi_IN" w:bidi="hi_IN"/>
+        </w:rPr>
+      </w:r>
+      <w:r>
+        <w:rPr>
+          <w:lang w:val="hi_IN" w:bidi="hi_IN"/>
+        </w:rPr>
+        <w:t>नीतिवचन 1:12</w:t>
+      </w:r>
     </w:p>
     <w:p>
       <w:pPr>
@@ -734,90 +710,66 @@
           <w:lang w:val="hi_IN" w:bidi="hi_IN"/>
         </w:rPr>
       </w:r>
-      <w:hyperlink r:id="rId17">
-        <w:r>
-          <w:rPr>
-            <w:lang w:val="hi_IN" w:bidi="hi_IN"/>
-          </w:rPr>
-          <w:rPr>
-            <w:color w:val="0000EE"/>
-            <w:u w:val="single"/>
-          </w:rPr>
-          <w:t>1 राजा 02:39–40</w:t>
-        </w:r>
-      </w:hyperlink>
-    </w:p>
-    <w:p>
-      <w:pPr>
-        <w:pStyle w:val="ListBullet"/>
-        <w:spacing w:line="240" w:lineRule="auto"/>
-        <w:ind w:left="720"/>
-      </w:pPr>
-      <w:r>
-        <w:rPr>
-          <w:lang w:val="hi_IN" w:bidi="hi_IN"/>
-        </w:rPr>
-      </w:r>
-      <w:hyperlink r:id="rId18">
-        <w:r>
-          <w:rPr>
-            <w:lang w:val="hi_IN" w:bidi="hi_IN"/>
-          </w:rPr>
-          <w:rPr>
-            <w:color w:val="0000EE"/>
-            <w:u w:val="single"/>
-          </w:rPr>
-          <w:t>1 शमूएल 05:8–9</w:t>
-        </w:r>
-      </w:hyperlink>
-    </w:p>
-    <w:p>
-      <w:pPr>
-        <w:pStyle w:val="ListBullet"/>
-        <w:spacing w:line="240" w:lineRule="auto"/>
-        <w:ind w:left="720"/>
-      </w:pPr>
-      <w:r>
-        <w:rPr>
-          <w:lang w:val="hi_IN" w:bidi="hi_IN"/>
-        </w:rPr>
-      </w:r>
-      <w:hyperlink r:id="rId19">
-        <w:r>
-          <w:rPr>
-            <w:lang w:val="hi_IN" w:bidi="hi_IN"/>
-          </w:rPr>
-          <w:rPr>
-            <w:color w:val="0000EE"/>
-            <w:u w:val="single"/>
-          </w:rPr>
-          <w:t>2 इतिहास 26:6–8</w:t>
-        </w:r>
-      </w:hyperlink>
-    </w:p>
-    <w:p>
-      <w:pPr>
-        <w:pStyle w:val="ListBullet"/>
-        <w:spacing w:line="240" w:lineRule="auto"/>
-        <w:ind w:left="720"/>
-      </w:pPr>
-      <w:r>
-        <w:rPr>
-          <w:lang w:val="hi_IN" w:bidi="hi_IN"/>
-        </w:rPr>
-      </w:r>
-      <w:hyperlink r:id="rId20">
-        <w:r>
-          <w:rPr>
-            <w:lang w:val="hi_IN" w:bidi="hi_IN"/>
-          </w:rPr>
-          <w:rPr>
-            <w:color w:val="0000EE"/>
-            <w:u w:val="single"/>
-          </w:rPr>
-          <w:t>यहोशू 11:21–22</w:t>
-        </w:r>
-      </w:hyperlink>
+      <w:r>
+        <w:rPr>
+          <w:lang w:val="hi_IN" w:bidi="hi_IN"/>
+        </w:rPr>
+        <w:t>1 राजा 02:39–40</w:t>
+      </w:r>
+    </w:p>
+    <w:p>
+      <w:pPr>
+        <w:pStyle w:val="ListBullet"/>
+        <w:spacing w:line="240" w:lineRule="auto"/>
+        <w:ind w:left="720"/>
+      </w:pPr>
+      <w:r>
+        <w:rPr>
+          <w:lang w:val="hi_IN" w:bidi="hi_IN"/>
+        </w:rPr>
+      </w:r>
+      <w:r>
+        <w:rPr>
+          <w:lang w:val="hi_IN" w:bidi="hi_IN"/>
+        </w:rPr>
+        <w:t>1 शमूएल 05:8–9</w:t>
+      </w:r>
+    </w:p>
+    <w:p>
+      <w:pPr>
+        <w:pStyle w:val="ListBullet"/>
+        <w:spacing w:line="240" w:lineRule="auto"/>
+        <w:ind w:left="720"/>
+      </w:pPr>
+      <w:r>
+        <w:rPr>
+          <w:lang w:val="hi_IN" w:bidi="hi_IN"/>
+        </w:rPr>
+      </w:r>
+      <w:r>
+        <w:rPr>
+          <w:lang w:val="hi_IN" w:bidi="hi_IN"/>
+        </w:rPr>
+        <w:t>2 इतिहास 26:6–8</w:t>
+      </w:r>
+    </w:p>
+    <w:p>
+      <w:pPr>
+        <w:pStyle w:val="ListBullet"/>
+        <w:spacing w:line="240" w:lineRule="auto"/>
+        <w:ind w:left="720"/>
+      </w:pPr>
+      <w:r>
+        <w:rPr>
+          <w:lang w:val="hi_IN" w:bidi="hi_IN"/>
+        </w:rPr>
+      </w:r>
+      <w:r>
+        <w:rPr>
+          <w:lang w:val="hi_IN" w:bidi="hi_IN"/>
+        </w:rPr>
+        <w:t>यहोशू 11:21–22</w:t>
+      </w:r>
     </w:p>
     <w:p>
       <w:pPr>
@@ -1029,42 +981,30 @@
           <w:lang w:val="hi_IN" w:bidi="hi_IN"/>
         </w:rPr>
       </w:r>
-      <w:hyperlink r:id="rId21">
-        <w:r>
-          <w:rPr>
-            <w:lang w:val="hi_IN" w:bidi="hi_IN"/>
-          </w:rPr>
-          <w:rPr>
-            <w:color w:val="0000EE"/>
-            <w:u w:val="single"/>
-          </w:rPr>
-          <w:t>मरकुस 14:32</w:t>
-        </w:r>
-      </w:hyperlink>
-    </w:p>
-    <w:p>
-      <w:pPr>
-        <w:pStyle w:val="ListBullet"/>
-        <w:spacing w:line="240" w:lineRule="auto"/>
-        <w:ind w:left="720"/>
-      </w:pPr>
-      <w:r>
-        <w:rPr>
-          <w:lang w:val="hi_IN" w:bidi="hi_IN"/>
-        </w:rPr>
-      </w:r>
-      <w:hyperlink r:id="rId22">
-        <w:r>
-          <w:rPr>
-            <w:lang w:val="hi_IN" w:bidi="hi_IN"/>
-          </w:rPr>
-          <w:rPr>
-            <w:color w:val="0000EE"/>
-            <w:u w:val="single"/>
-          </w:rPr>
-          <w:t>मत्ती 26:36</w:t>
-        </w:r>
-      </w:hyperlink>
+      <w:r>
+        <w:rPr>
+          <w:lang w:val="hi_IN" w:bidi="hi_IN"/>
+        </w:rPr>
+        <w:t>मरकुस 14:32</w:t>
+      </w:r>
+    </w:p>
+    <w:p>
+      <w:pPr>
+        <w:pStyle w:val="ListBullet"/>
+        <w:spacing w:line="240" w:lineRule="auto"/>
+        <w:ind w:left="720"/>
+      </w:pPr>
+      <w:r>
+        <w:rPr>
+          <w:lang w:val="hi_IN" w:bidi="hi_IN"/>
+        </w:rPr>
+      </w:r>
+      <w:r>
+        <w:rPr>
+          <w:lang w:val="hi_IN" w:bidi="hi_IN"/>
+        </w:rPr>
+        <w:t>मत्ती 26:36</w:t>
+      </w:r>
     </w:p>
     <w:p>
       <w:pPr>
@@ -1280,138 +1220,102 @@
           <w:lang w:val="hi_IN" w:bidi="hi_IN"/>
         </w:rPr>
       </w:r>
-      <w:hyperlink r:id="rId17">
-        <w:r>
-          <w:rPr>
-            <w:lang w:val="hi_IN" w:bidi="hi_IN"/>
-          </w:rPr>
-          <w:rPr>
-            <w:color w:val="0000EE"/>
-            <w:u w:val="single"/>
-          </w:rPr>
-          <w:t>1 राजा 1:32–34</w:t>
-        </w:r>
-      </w:hyperlink>
-    </w:p>
-    <w:p>
-      <w:pPr>
-        <w:pStyle w:val="ListBullet"/>
-        <w:spacing w:line="240" w:lineRule="auto"/>
-        <w:ind w:left="720"/>
-      </w:pPr>
-      <w:r>
-        <w:rPr>
-          <w:lang w:val="hi_IN" w:bidi="hi_IN"/>
-        </w:rPr>
-      </w:r>
-      <w:hyperlink r:id="rId18">
-        <w:r>
-          <w:rPr>
-            <w:lang w:val="hi_IN" w:bidi="hi_IN"/>
-          </w:rPr>
-          <w:rPr>
-            <w:color w:val="0000EE"/>
-            <w:u w:val="single"/>
-          </w:rPr>
-          <w:t>1 शमूएल 9:4</w:t>
-        </w:r>
-      </w:hyperlink>
-    </w:p>
-    <w:p>
-      <w:pPr>
-        <w:pStyle w:val="ListBullet"/>
-        <w:spacing w:line="240" w:lineRule="auto"/>
-        <w:ind w:left="720"/>
-      </w:pPr>
-      <w:r>
-        <w:rPr>
-          <w:lang w:val="hi_IN" w:bidi="hi_IN"/>
-        </w:rPr>
-      </w:r>
-      <w:hyperlink r:id="rId23">
-        <w:r>
-          <w:rPr>
-            <w:lang w:val="hi_IN" w:bidi="hi_IN"/>
-          </w:rPr>
-          <w:rPr>
-            <w:color w:val="0000EE"/>
-            <w:u w:val="single"/>
-          </w:rPr>
-          <w:t>2 राजा 4:21–22</w:t>
-        </w:r>
-      </w:hyperlink>
-    </w:p>
-    <w:p>
-      <w:pPr>
-        <w:pStyle w:val="ListBullet"/>
-        <w:spacing w:line="240" w:lineRule="auto"/>
-        <w:ind w:left="720"/>
-      </w:pPr>
-      <w:r>
-        <w:rPr>
-          <w:lang w:val="hi_IN" w:bidi="hi_IN"/>
-        </w:rPr>
-      </w:r>
-      <w:hyperlink r:id="rId24">
-        <w:r>
-          <w:rPr>
-            <w:lang w:val="hi_IN" w:bidi="hi_IN"/>
-          </w:rPr>
-          <w:rPr>
-            <w:color w:val="0000EE"/>
-            <w:u w:val="single"/>
-          </w:rPr>
-          <w:t>व्यवस्थाविवरण 5:12–14</w:t>
-        </w:r>
-      </w:hyperlink>
-    </w:p>
-    <w:p>
-      <w:pPr>
-        <w:pStyle w:val="ListBullet"/>
-        <w:spacing w:line="240" w:lineRule="auto"/>
-        <w:ind w:left="720"/>
-      </w:pPr>
-      <w:r>
-        <w:rPr>
-          <w:lang w:val="hi_IN" w:bidi="hi_IN"/>
-        </w:rPr>
-      </w:r>
-      <w:hyperlink r:id="rId25">
-        <w:r>
-          <w:rPr>
-            <w:lang w:val="hi_IN" w:bidi="hi_IN"/>
-          </w:rPr>
-          <w:rPr>
-            <w:color w:val="0000EE"/>
-            <w:u w:val="single"/>
-          </w:rPr>
-          <w:t>लूका 13:15</w:t>
-        </w:r>
-      </w:hyperlink>
-    </w:p>
-    <w:p>
-      <w:pPr>
-        <w:pStyle w:val="ListBullet"/>
-        <w:spacing w:line="240" w:lineRule="auto"/>
-        <w:ind w:left="720"/>
-      </w:pPr>
-      <w:r>
-        <w:rPr>
-          <w:lang w:val="hi_IN" w:bidi="hi_IN"/>
-        </w:rPr>
-      </w:r>
-      <w:hyperlink r:id="rId26">
-        <w:r>
-          <w:rPr>
-            <w:lang w:val="hi_IN" w:bidi="hi_IN"/>
-          </w:rPr>
-          <w:rPr>
-            <w:color w:val="0000EE"/>
-            <w:u w:val="single"/>
-          </w:rPr>
-          <w:t>मत्ती. 21:2</w:t>
-        </w:r>
-      </w:hyperlink>
+      <w:r>
+        <w:rPr>
+          <w:lang w:val="hi_IN" w:bidi="hi_IN"/>
+        </w:rPr>
+        <w:t>1 राजा 1:32–34</w:t>
+      </w:r>
+    </w:p>
+    <w:p>
+      <w:pPr>
+        <w:pStyle w:val="ListBullet"/>
+        <w:spacing w:line="240" w:lineRule="auto"/>
+        <w:ind w:left="720"/>
+      </w:pPr>
+      <w:r>
+        <w:rPr>
+          <w:lang w:val="hi_IN" w:bidi="hi_IN"/>
+        </w:rPr>
+      </w:r>
+      <w:r>
+        <w:rPr>
+          <w:lang w:val="hi_IN" w:bidi="hi_IN"/>
+        </w:rPr>
+        <w:t>1 शमूएल 9:4</w:t>
+      </w:r>
+    </w:p>
+    <w:p>
+      <w:pPr>
+        <w:pStyle w:val="ListBullet"/>
+        <w:spacing w:line="240" w:lineRule="auto"/>
+        <w:ind w:left="720"/>
+      </w:pPr>
+      <w:r>
+        <w:rPr>
+          <w:lang w:val="hi_IN" w:bidi="hi_IN"/>
+        </w:rPr>
+      </w:r>
+      <w:r>
+        <w:rPr>
+          <w:lang w:val="hi_IN" w:bidi="hi_IN"/>
+        </w:rPr>
+        <w:t>2 राजा 4:21–22</w:t>
+      </w:r>
+    </w:p>
+    <w:p>
+      <w:pPr>
+        <w:pStyle w:val="ListBullet"/>
+        <w:spacing w:line="240" w:lineRule="auto"/>
+        <w:ind w:left="720"/>
+      </w:pPr>
+      <w:r>
+        <w:rPr>
+          <w:lang w:val="hi_IN" w:bidi="hi_IN"/>
+        </w:rPr>
+      </w:r>
+      <w:r>
+        <w:rPr>
+          <w:lang w:val="hi_IN" w:bidi="hi_IN"/>
+        </w:rPr>
+        <w:t>व्यवस्थाविवरण 5:12–14</w:t>
+      </w:r>
+    </w:p>
+    <w:p>
+      <w:pPr>
+        <w:pStyle w:val="ListBullet"/>
+        <w:spacing w:line="240" w:lineRule="auto"/>
+        <w:ind w:left="720"/>
+      </w:pPr>
+      <w:r>
+        <w:rPr>
+          <w:lang w:val="hi_IN" w:bidi="hi_IN"/>
+        </w:rPr>
+      </w:r>
+      <w:r>
+        <w:rPr>
+          <w:lang w:val="hi_IN" w:bidi="hi_IN"/>
+        </w:rPr>
+        <w:t>लूका 13:15</w:t>
+      </w:r>
+    </w:p>
+    <w:p>
+      <w:pPr>
+        <w:pStyle w:val="ListBullet"/>
+        <w:spacing w:line="240" w:lineRule="auto"/>
+        <w:ind w:left="720"/>
+      </w:pPr>
+      <w:r>
+        <w:rPr>
+          <w:lang w:val="hi_IN" w:bidi="hi_IN"/>
+        </w:rPr>
+      </w:r>
+      <w:r>
+        <w:rPr>
+          <w:lang w:val="hi_IN" w:bidi="hi_IN"/>
+        </w:rPr>
+        <w:t>मत्ती. 21:2</w:t>
+      </w:r>
     </w:p>
     <w:p>
       <w:pPr>
@@ -1710,90 +1614,66 @@
           <w:lang w:val="hi_IN" w:bidi="hi_IN"/>
         </w:rPr>
       </w:r>
-      <w:hyperlink r:id="rId27">
-        <w:r>
-          <w:rPr>
-            <w:lang w:val="hi_IN" w:bidi="hi_IN"/>
-          </w:rPr>
-          <w:rPr>
-            <w:color w:val="0000EE"/>
-            <w:u w:val="single"/>
-          </w:rPr>
-          <w:t>उत्पत्ति 19:24</w:t>
-        </w:r>
-      </w:hyperlink>
-    </w:p>
-    <w:p>
-      <w:pPr>
-        <w:pStyle w:val="ListBullet"/>
-        <w:spacing w:line="240" w:lineRule="auto"/>
-        <w:ind w:left="720"/>
-      </w:pPr>
-      <w:r>
-        <w:rPr>
-          <w:lang w:val="hi_IN" w:bidi="hi_IN"/>
-        </w:rPr>
-      </w:r>
-      <w:hyperlink r:id="rId28">
-        <w:r>
-          <w:rPr>
-            <w:lang w:val="hi_IN" w:bidi="hi_IN"/>
-          </w:rPr>
-          <w:rPr>
-            <w:color w:val="0000EE"/>
-            <w:u w:val="single"/>
-          </w:rPr>
-          <w:t>यशायाह 34:9</w:t>
-        </w:r>
-      </w:hyperlink>
-    </w:p>
-    <w:p>
-      <w:pPr>
-        <w:pStyle w:val="ListBullet"/>
-        <w:spacing w:line="240" w:lineRule="auto"/>
-        <w:ind w:left="720"/>
-      </w:pPr>
-      <w:r>
-        <w:rPr>
-          <w:lang w:val="hi_IN" w:bidi="hi_IN"/>
-        </w:rPr>
-      </w:r>
-      <w:hyperlink r:id="rId29">
-        <w:r>
-          <w:rPr>
-            <w:lang w:val="hi_IN" w:bidi="hi_IN"/>
-          </w:rPr>
-          <w:rPr>
-            <w:color w:val="0000EE"/>
-            <w:u w:val="single"/>
-          </w:rPr>
-          <w:t>लूका 17:29</w:t>
-        </w:r>
-      </w:hyperlink>
-    </w:p>
-    <w:p>
-      <w:pPr>
-        <w:pStyle w:val="ListBullet"/>
-        <w:spacing w:line="240" w:lineRule="auto"/>
-        <w:ind w:left="720"/>
-      </w:pPr>
-      <w:r>
-        <w:rPr>
-          <w:lang w:val="hi_IN" w:bidi="hi_IN"/>
-        </w:rPr>
-      </w:r>
-      <w:hyperlink r:id="rId30">
-        <w:r>
-          <w:rPr>
-            <w:lang w:val="hi_IN" w:bidi="hi_IN"/>
-          </w:rPr>
-          <w:rPr>
-            <w:color w:val="0000EE"/>
-            <w:u w:val="single"/>
-          </w:rPr>
-          <w:t>प्रकाशितवाक्य 20:10</w:t>
-        </w:r>
-      </w:hyperlink>
+      <w:r>
+        <w:rPr>
+          <w:lang w:val="hi_IN" w:bidi="hi_IN"/>
+        </w:rPr>
+        <w:t>उत्पत्ति 19:24</w:t>
+      </w:r>
+    </w:p>
+    <w:p>
+      <w:pPr>
+        <w:pStyle w:val="ListBullet"/>
+        <w:spacing w:line="240" w:lineRule="auto"/>
+        <w:ind w:left="720"/>
+      </w:pPr>
+      <w:r>
+        <w:rPr>
+          <w:lang w:val="hi_IN" w:bidi="hi_IN"/>
+        </w:rPr>
+      </w:r>
+      <w:r>
+        <w:rPr>
+          <w:lang w:val="hi_IN" w:bidi="hi_IN"/>
+        </w:rPr>
+        <w:t>यशायाह 34:9</w:t>
+      </w:r>
+    </w:p>
+    <w:p>
+      <w:pPr>
+        <w:pStyle w:val="ListBullet"/>
+        <w:spacing w:line="240" w:lineRule="auto"/>
+        <w:ind w:left="720"/>
+      </w:pPr>
+      <w:r>
+        <w:rPr>
+          <w:lang w:val="hi_IN" w:bidi="hi_IN"/>
+        </w:rPr>
+      </w:r>
+      <w:r>
+        <w:rPr>
+          <w:lang w:val="hi_IN" w:bidi="hi_IN"/>
+        </w:rPr>
+        <w:t>लूका 17:29</w:t>
+      </w:r>
+    </w:p>
+    <w:p>
+      <w:pPr>
+        <w:pStyle w:val="ListBullet"/>
+        <w:spacing w:line="240" w:lineRule="auto"/>
+        <w:ind w:left="720"/>
+      </w:pPr>
+      <w:r>
+        <w:rPr>
+          <w:lang w:val="hi_IN" w:bidi="hi_IN"/>
+        </w:rPr>
+      </w:r>
+      <w:r>
+        <w:rPr>
+          <w:lang w:val="hi_IN" w:bidi="hi_IN"/>
+        </w:rPr>
+        <w:t>प्रकाशितवाक्य 20:10</w:t>
+      </w:r>
     </w:p>
     <w:p>
       <w:pPr>
@@ -1993,114 +1873,84 @@
           <w:lang w:val="hi_IN" w:bidi="hi_IN"/>
         </w:rPr>
       </w:r>
-      <w:hyperlink r:id="rId31">
-        <w:r>
-          <w:rPr>
-            <w:lang w:val="hi_IN" w:bidi="hi_IN"/>
-          </w:rPr>
-          <w:rPr>
-            <w:color w:val="0000EE"/>
-            <w:u w:val="single"/>
-          </w:rPr>
-          <w:t>निर्गमन 30:22–25</w:t>
-        </w:r>
-      </w:hyperlink>
-    </w:p>
-    <w:p>
-      <w:pPr>
-        <w:pStyle w:val="ListBullet"/>
-        <w:spacing w:line="240" w:lineRule="auto"/>
-        <w:ind w:left="720"/>
-      </w:pPr>
-      <w:r>
-        <w:rPr>
-          <w:lang w:val="hi_IN" w:bidi="hi_IN"/>
-        </w:rPr>
-      </w:r>
-      <w:hyperlink r:id="rId32">
-        <w:r>
-          <w:rPr>
-            <w:lang w:val="hi_IN" w:bidi="hi_IN"/>
-          </w:rPr>
-          <w:rPr>
-            <w:color w:val="0000EE"/>
-            <w:u w:val="single"/>
-          </w:rPr>
-          <w:t>उत्पत्ति 37:25–26</w:t>
-        </w:r>
-      </w:hyperlink>
-    </w:p>
-    <w:p>
-      <w:pPr>
-        <w:pStyle w:val="ListBullet"/>
-        <w:spacing w:line="240" w:lineRule="auto"/>
-        <w:ind w:left="720"/>
-      </w:pPr>
-      <w:r>
-        <w:rPr>
-          <w:lang w:val="hi_IN" w:bidi="hi_IN"/>
-        </w:rPr>
-      </w:r>
-      <w:hyperlink r:id="rId33">
-        <w:r>
-          <w:rPr>
-            <w:lang w:val="hi_IN" w:bidi="hi_IN"/>
-          </w:rPr>
-          <w:rPr>
-            <w:color w:val="0000EE"/>
-            <w:u w:val="single"/>
-          </w:rPr>
-          <w:t>यूहन्ना 11:1–2</w:t>
-        </w:r>
-      </w:hyperlink>
-    </w:p>
-    <w:p>
-      <w:pPr>
-        <w:pStyle w:val="ListBullet"/>
-        <w:spacing w:line="240" w:lineRule="auto"/>
-        <w:ind w:left="720"/>
-      </w:pPr>
-      <w:r>
-        <w:rPr>
-          <w:lang w:val="hi_IN" w:bidi="hi_IN"/>
-        </w:rPr>
-      </w:r>
-      <w:hyperlink r:id="rId34">
-        <w:r>
-          <w:rPr>
-            <w:lang w:val="hi_IN" w:bidi="hi_IN"/>
-          </w:rPr>
-          <w:rPr>
-            <w:color w:val="0000EE"/>
-            <w:u w:val="single"/>
-          </w:rPr>
-          <w:t>मरकुस 15:23</w:t>
-        </w:r>
-      </w:hyperlink>
-    </w:p>
-    <w:p>
-      <w:pPr>
-        <w:pStyle w:val="ListBullet"/>
-        <w:spacing w:line="240" w:lineRule="auto"/>
-        <w:ind w:left="720"/>
-      </w:pPr>
-      <w:r>
-        <w:rPr>
-          <w:lang w:val="hi_IN" w:bidi="hi_IN"/>
-        </w:rPr>
-      </w:r>
-      <w:hyperlink r:id="rId35">
-        <w:r>
-          <w:rPr>
-            <w:lang w:val="hi_IN" w:bidi="hi_IN"/>
-          </w:rPr>
-          <w:rPr>
-            <w:color w:val="0000EE"/>
-            <w:u w:val="single"/>
-          </w:rPr>
-          <w:t>मत्ती 2:11–12</w:t>
-        </w:r>
-      </w:hyperlink>
+      <w:r>
+        <w:rPr>
+          <w:lang w:val="hi_IN" w:bidi="hi_IN"/>
+        </w:rPr>
+        <w:t>निर्गमन 30:22–25</w:t>
+      </w:r>
+    </w:p>
+    <w:p>
+      <w:pPr>
+        <w:pStyle w:val="ListBullet"/>
+        <w:spacing w:line="240" w:lineRule="auto"/>
+        <w:ind w:left="720"/>
+      </w:pPr>
+      <w:r>
+        <w:rPr>
+          <w:lang w:val="hi_IN" w:bidi="hi_IN"/>
+        </w:rPr>
+      </w:r>
+      <w:r>
+        <w:rPr>
+          <w:lang w:val="hi_IN" w:bidi="hi_IN"/>
+        </w:rPr>
+        <w:t>उत्पत्ति 37:25–26</w:t>
+      </w:r>
+    </w:p>
+    <w:p>
+      <w:pPr>
+        <w:pStyle w:val="ListBullet"/>
+        <w:spacing w:line="240" w:lineRule="auto"/>
+        <w:ind w:left="720"/>
+      </w:pPr>
+      <w:r>
+        <w:rPr>
+          <w:lang w:val="hi_IN" w:bidi="hi_IN"/>
+        </w:rPr>
+      </w:r>
+      <w:r>
+        <w:rPr>
+          <w:lang w:val="hi_IN" w:bidi="hi_IN"/>
+        </w:rPr>
+        <w:t>यूहन्ना 11:1–2</w:t>
+      </w:r>
+    </w:p>
+    <w:p>
+      <w:pPr>
+        <w:pStyle w:val="ListBullet"/>
+        <w:spacing w:line="240" w:lineRule="auto"/>
+        <w:ind w:left="720"/>
+      </w:pPr>
+      <w:r>
+        <w:rPr>
+          <w:lang w:val="hi_IN" w:bidi="hi_IN"/>
+        </w:rPr>
+      </w:r>
+      <w:r>
+        <w:rPr>
+          <w:lang w:val="hi_IN" w:bidi="hi_IN"/>
+        </w:rPr>
+        <w:t>मरकुस 15:23</w:t>
+      </w:r>
+    </w:p>
+    <w:p>
+      <w:pPr>
+        <w:pStyle w:val="ListBullet"/>
+        <w:spacing w:line="240" w:lineRule="auto"/>
+        <w:ind w:left="720"/>
+      </w:pPr>
+      <w:r>
+        <w:rPr>
+          <w:lang w:val="hi_IN" w:bidi="hi_IN"/>
+        </w:rPr>
+      </w:r>
+      <w:r>
+        <w:rPr>
+          <w:lang w:val="hi_IN" w:bidi="hi_IN"/>
+        </w:rPr>
+        <w:t>मत्ती 2:11–12</w:t>
+      </w:r>
     </w:p>
     <w:p>
       <w:pPr>
@@ -2324,90 +2174,66 @@
           <w:lang w:val="hi_IN" w:bidi="hi_IN"/>
         </w:rPr>
       </w:r>
-      <w:hyperlink r:id="rId19">
-        <w:r>
-          <w:rPr>
-            <w:lang w:val="hi_IN" w:bidi="hi_IN"/>
-          </w:rPr>
-          <w:rPr>
-            <w:color w:val="0000EE"/>
-            <w:u w:val="single"/>
-          </w:rPr>
-          <w:t>2 इतिहास 14:12–13</w:t>
-        </w:r>
-      </w:hyperlink>
-    </w:p>
-    <w:p>
-      <w:pPr>
-        <w:pStyle w:val="ListBullet"/>
-        <w:spacing w:line="240" w:lineRule="auto"/>
-        <w:ind w:left="720"/>
-      </w:pPr>
-      <w:r>
-        <w:rPr>
-          <w:lang w:val="hi_IN" w:bidi="hi_IN"/>
-        </w:rPr>
-      </w:r>
-      <w:hyperlink r:id="rId36">
-        <w:r>
-          <w:rPr>
-            <w:lang w:val="hi_IN" w:bidi="hi_IN"/>
-          </w:rPr>
-          <w:rPr>
-            <w:color w:val="0000EE"/>
-            <w:u w:val="single"/>
-          </w:rPr>
-          <w:t>उत्पत्ति 20:1–3</w:t>
-        </w:r>
-      </w:hyperlink>
-    </w:p>
-    <w:p>
-      <w:pPr>
-        <w:pStyle w:val="ListBullet"/>
-        <w:spacing w:line="240" w:lineRule="auto"/>
-        <w:ind w:left="720"/>
-      </w:pPr>
-      <w:r>
-        <w:rPr>
-          <w:lang w:val="hi_IN" w:bidi="hi_IN"/>
-        </w:rPr>
-      </w:r>
-      <w:hyperlink r:id="rId37">
-        <w:r>
-          <w:rPr>
-            <w:lang w:val="hi_IN" w:bidi="hi_IN"/>
-          </w:rPr>
-          <w:rPr>
-            <w:color w:val="0000EE"/>
-            <w:u w:val="single"/>
-          </w:rPr>
-          <w:t>उत्पत्ति 26:1</w:t>
-        </w:r>
-      </w:hyperlink>
-    </w:p>
-    <w:p>
-      <w:pPr>
-        <w:pStyle w:val="ListBullet"/>
-        <w:spacing w:line="240" w:lineRule="auto"/>
-        <w:ind w:left="720"/>
-      </w:pPr>
-      <w:r>
-        <w:rPr>
-          <w:lang w:val="hi_IN" w:bidi="hi_IN"/>
-        </w:rPr>
-      </w:r>
-      <w:hyperlink r:id="rId38">
-        <w:r>
-          <w:rPr>
-            <w:lang w:val="hi_IN" w:bidi="hi_IN"/>
-          </w:rPr>
-          <w:rPr>
-            <w:color w:val="0000EE"/>
-            <w:u w:val="single"/>
-          </w:rPr>
-          <w:t>उत्पत्ति 26:6–8</w:t>
-        </w:r>
-      </w:hyperlink>
+      <w:r>
+        <w:rPr>
+          <w:lang w:val="hi_IN" w:bidi="hi_IN"/>
+        </w:rPr>
+        <w:t>2 इतिहास 14:12–13</w:t>
+      </w:r>
+    </w:p>
+    <w:p>
+      <w:pPr>
+        <w:pStyle w:val="ListBullet"/>
+        <w:spacing w:line="240" w:lineRule="auto"/>
+        <w:ind w:left="720"/>
+      </w:pPr>
+      <w:r>
+        <w:rPr>
+          <w:lang w:val="hi_IN" w:bidi="hi_IN"/>
+        </w:rPr>
+      </w:r>
+      <w:r>
+        <w:rPr>
+          <w:lang w:val="hi_IN" w:bidi="hi_IN"/>
+        </w:rPr>
+        <w:t>उत्पत्ति 20:1–3</w:t>
+      </w:r>
+    </w:p>
+    <w:p>
+      <w:pPr>
+        <w:pStyle w:val="ListBullet"/>
+        <w:spacing w:line="240" w:lineRule="auto"/>
+        <w:ind w:left="720"/>
+      </w:pPr>
+      <w:r>
+        <w:rPr>
+          <w:lang w:val="hi_IN" w:bidi="hi_IN"/>
+        </w:rPr>
+      </w:r>
+      <w:r>
+        <w:rPr>
+          <w:lang w:val="hi_IN" w:bidi="hi_IN"/>
+        </w:rPr>
+        <w:t>उत्पत्ति 26:1</w:t>
+      </w:r>
+    </w:p>
+    <w:p>
+      <w:pPr>
+        <w:pStyle w:val="ListBullet"/>
+        <w:spacing w:line="240" w:lineRule="auto"/>
+        <w:ind w:left="720"/>
+      </w:pPr>
+      <w:r>
+        <w:rPr>
+          <w:lang w:val="hi_IN" w:bidi="hi_IN"/>
+        </w:rPr>
+      </w:r>
+      <w:r>
+        <w:rPr>
+          <w:lang w:val="hi_IN" w:bidi="hi_IN"/>
+        </w:rPr>
+        <w:t>उत्पत्ति 26:6–8</w:t>
+      </w:r>
     </w:p>
     <w:p>
       <w:pPr>
@@ -2591,186 +2417,138 @@
           <w:lang w:val="hi_IN" w:bidi="hi_IN"/>
         </w:rPr>
       </w:r>
-      <w:hyperlink r:id="rId39">
-        <w:r>
-          <w:rPr>
-            <w:lang w:val="hi_IN" w:bidi="hi_IN"/>
-          </w:rPr>
-          <w:rPr>
-            <w:color w:val="0000EE"/>
-            <w:u w:val="single"/>
-          </w:rPr>
-          <w:t>उत्पत्ति 25:23</w:t>
-        </w:r>
-      </w:hyperlink>
-    </w:p>
-    <w:p>
-      <w:pPr>
-        <w:pStyle w:val="ListBullet"/>
-        <w:spacing w:line="240" w:lineRule="auto"/>
-        <w:ind w:left="720"/>
-      </w:pPr>
-      <w:r>
-        <w:rPr>
-          <w:lang w:val="hi_IN" w:bidi="hi_IN"/>
-        </w:rPr>
-      </w:r>
-      <w:hyperlink r:id="rId40">
-        <w:r>
-          <w:rPr>
-            <w:lang w:val="hi_IN" w:bidi="hi_IN"/>
-          </w:rPr>
-          <w:rPr>
-            <w:color w:val="0000EE"/>
-            <w:u w:val="single"/>
-          </w:rPr>
-          <w:t>उत्पत्ति 25:24–26</w:t>
-        </w:r>
-      </w:hyperlink>
-    </w:p>
-    <w:p>
-      <w:pPr>
-        <w:pStyle w:val="ListBullet"/>
-        <w:spacing w:line="240" w:lineRule="auto"/>
-        <w:ind w:left="720"/>
-      </w:pPr>
-      <w:r>
-        <w:rPr>
-          <w:lang w:val="hi_IN" w:bidi="hi_IN"/>
-        </w:rPr>
-      </w:r>
-      <w:hyperlink r:id="rId41">
-        <w:r>
-          <w:rPr>
-            <w:lang w:val="hi_IN" w:bidi="hi_IN"/>
-          </w:rPr>
-          <w:rPr>
-            <w:color w:val="0000EE"/>
-            <w:u w:val="single"/>
-          </w:rPr>
-          <w:t>उत्पत्ति 38:27–28</w:t>
-        </w:r>
-      </w:hyperlink>
-    </w:p>
-    <w:p>
-      <w:pPr>
-        <w:pStyle w:val="ListBullet"/>
-        <w:spacing w:line="240" w:lineRule="auto"/>
-        <w:ind w:left="720"/>
-      </w:pPr>
-      <w:r>
-        <w:rPr>
-          <w:lang w:val="hi_IN" w:bidi="hi_IN"/>
-        </w:rPr>
-      </w:r>
-      <w:hyperlink r:id="rId42">
-        <w:r>
-          <w:rPr>
-            <w:lang w:val="hi_IN" w:bidi="hi_IN"/>
-          </w:rPr>
-          <w:rPr>
-            <w:color w:val="0000EE"/>
-            <w:u w:val="single"/>
-          </w:rPr>
-          <w:t>उत्पत्ति 49:25</w:t>
-        </w:r>
-      </w:hyperlink>
-    </w:p>
-    <w:p>
-      <w:pPr>
-        <w:pStyle w:val="ListBullet"/>
-        <w:spacing w:line="240" w:lineRule="auto"/>
-        <w:ind w:left="720"/>
-      </w:pPr>
-      <w:r>
-        <w:rPr>
-          <w:lang w:val="hi_IN" w:bidi="hi_IN"/>
-        </w:rPr>
-      </w:r>
-      <w:hyperlink r:id="rId43">
-        <w:r>
-          <w:rPr>
-            <w:lang w:val="hi_IN" w:bidi="hi_IN"/>
-          </w:rPr>
-          <w:rPr>
-            <w:color w:val="0000EE"/>
-            <w:u w:val="single"/>
-          </w:rPr>
-          <w:t>लूका 2:21</w:t>
-        </w:r>
-      </w:hyperlink>
-    </w:p>
-    <w:p>
-      <w:pPr>
-        <w:pStyle w:val="ListBullet"/>
-        <w:spacing w:line="240" w:lineRule="auto"/>
-        <w:ind w:left="720"/>
-      </w:pPr>
-      <w:r>
-        <w:rPr>
-          <w:lang w:val="hi_IN" w:bidi="hi_IN"/>
-        </w:rPr>
-      </w:r>
-      <w:hyperlink r:id="rId44">
-        <w:r>
-          <w:rPr>
-            <w:lang w:val="hi_IN" w:bidi="hi_IN"/>
-          </w:rPr>
-          <w:rPr>
-            <w:color w:val="0000EE"/>
-            <w:u w:val="single"/>
-          </w:rPr>
-          <w:t>लूका 11:27</w:t>
-        </w:r>
-      </w:hyperlink>
-    </w:p>
-    <w:p>
-      <w:pPr>
-        <w:pStyle w:val="ListBullet"/>
-        <w:spacing w:line="240" w:lineRule="auto"/>
-        <w:ind w:left="720"/>
-      </w:pPr>
-      <w:r>
-        <w:rPr>
-          <w:lang w:val="hi_IN" w:bidi="hi_IN"/>
-        </w:rPr>
-      </w:r>
-      <w:hyperlink r:id="rId45">
-        <w:r>
-          <w:rPr>
-            <w:lang w:val="hi_IN" w:bidi="hi_IN"/>
-          </w:rPr>
-          <w:rPr>
-            <w:color w:val="0000EE"/>
-            <w:u w:val="single"/>
-          </w:rPr>
-          <w:t>लूका 23:29</w:t>
-        </w:r>
-      </w:hyperlink>
-    </w:p>
-    <w:p>
-      <w:pPr>
-        <w:pStyle w:val="ListBullet"/>
-        <w:spacing w:line="240" w:lineRule="auto"/>
-        <w:ind w:left="720"/>
-      </w:pPr>
-      <w:r>
-        <w:rPr>
-          <w:lang w:val="hi_IN" w:bidi="hi_IN"/>
-        </w:rPr>
-      </w:r>
-      <w:hyperlink r:id="rId46">
-        <w:r>
-          <w:rPr>
-            <w:lang w:val="hi_IN" w:bidi="hi_IN"/>
-          </w:rPr>
-          <w:rPr>
-            <w:color w:val="0000EE"/>
-            <w:u w:val="single"/>
-          </w:rPr>
-          <w:t>मत्ती 19:12</w:t>
-        </w:r>
-      </w:hyperlink>
+      <w:r>
+        <w:rPr>
+          <w:lang w:val="hi_IN" w:bidi="hi_IN"/>
+        </w:rPr>
+        <w:t>उत्पत्ति 25:23</w:t>
+      </w:r>
+    </w:p>
+    <w:p>
+      <w:pPr>
+        <w:pStyle w:val="ListBullet"/>
+        <w:spacing w:line="240" w:lineRule="auto"/>
+        <w:ind w:left="720"/>
+      </w:pPr>
+      <w:r>
+        <w:rPr>
+          <w:lang w:val="hi_IN" w:bidi="hi_IN"/>
+        </w:rPr>
+      </w:r>
+      <w:r>
+        <w:rPr>
+          <w:lang w:val="hi_IN" w:bidi="hi_IN"/>
+        </w:rPr>
+        <w:t>उत्पत्ति 25:24–26</w:t>
+      </w:r>
+    </w:p>
+    <w:p>
+      <w:pPr>
+        <w:pStyle w:val="ListBullet"/>
+        <w:spacing w:line="240" w:lineRule="auto"/>
+        <w:ind w:left="720"/>
+      </w:pPr>
+      <w:r>
+        <w:rPr>
+          <w:lang w:val="hi_IN" w:bidi="hi_IN"/>
+        </w:rPr>
+      </w:r>
+      <w:r>
+        <w:rPr>
+          <w:lang w:val="hi_IN" w:bidi="hi_IN"/>
+        </w:rPr>
+        <w:t>उत्पत्ति 38:27–28</w:t>
+      </w:r>
+    </w:p>
+    <w:p>
+      <w:pPr>
+        <w:pStyle w:val="ListBullet"/>
+        <w:spacing w:line="240" w:lineRule="auto"/>
+        <w:ind w:left="720"/>
+      </w:pPr>
+      <w:r>
+        <w:rPr>
+          <w:lang w:val="hi_IN" w:bidi="hi_IN"/>
+        </w:rPr>
+      </w:r>
+      <w:r>
+        <w:rPr>
+          <w:lang w:val="hi_IN" w:bidi="hi_IN"/>
+        </w:rPr>
+        <w:t>उत्पत्ति 49:25</w:t>
+      </w:r>
+    </w:p>
+    <w:p>
+      <w:pPr>
+        <w:pStyle w:val="ListBullet"/>
+        <w:spacing w:line="240" w:lineRule="auto"/>
+        <w:ind w:left="720"/>
+      </w:pPr>
+      <w:r>
+        <w:rPr>
+          <w:lang w:val="hi_IN" w:bidi="hi_IN"/>
+        </w:rPr>
+      </w:r>
+      <w:r>
+        <w:rPr>
+          <w:lang w:val="hi_IN" w:bidi="hi_IN"/>
+        </w:rPr>
+        <w:t>लूका 2:21</w:t>
+      </w:r>
+    </w:p>
+    <w:p>
+      <w:pPr>
+        <w:pStyle w:val="ListBullet"/>
+        <w:spacing w:line="240" w:lineRule="auto"/>
+        <w:ind w:left="720"/>
+      </w:pPr>
+      <w:r>
+        <w:rPr>
+          <w:lang w:val="hi_IN" w:bidi="hi_IN"/>
+        </w:rPr>
+      </w:r>
+      <w:r>
+        <w:rPr>
+          <w:lang w:val="hi_IN" w:bidi="hi_IN"/>
+        </w:rPr>
+        <w:t>लूका 11:27</w:t>
+      </w:r>
+    </w:p>
+    <w:p>
+      <w:pPr>
+        <w:pStyle w:val="ListBullet"/>
+        <w:spacing w:line="240" w:lineRule="auto"/>
+        <w:ind w:left="720"/>
+      </w:pPr>
+      <w:r>
+        <w:rPr>
+          <w:lang w:val="hi_IN" w:bidi="hi_IN"/>
+        </w:rPr>
+      </w:r>
+      <w:r>
+        <w:rPr>
+          <w:lang w:val="hi_IN" w:bidi="hi_IN"/>
+        </w:rPr>
+        <w:t>लूका 23:29</w:t>
+      </w:r>
+    </w:p>
+    <w:p>
+      <w:pPr>
+        <w:pStyle w:val="ListBullet"/>
+        <w:spacing w:line="240" w:lineRule="auto"/>
+        <w:ind w:left="720"/>
+      </w:pPr>
+      <w:r>
+        <w:rPr>
+          <w:lang w:val="hi_IN" w:bidi="hi_IN"/>
+        </w:rPr>
+      </w:r>
+      <w:r>
+        <w:rPr>
+          <w:lang w:val="hi_IN" w:bidi="hi_IN"/>
+        </w:rPr>
+        <w:t>मत्ती 19:12</w:t>
+      </w:r>
     </w:p>
     <w:p>
       <w:pPr>
@@ -2992,114 +2770,84 @@
           <w:lang w:val="hi_IN" w:bidi="hi_IN"/>
         </w:rPr>
       </w:r>
-      <w:hyperlink r:id="rId47">
-        <w:r>
-          <w:rPr>
-            <w:lang w:val="hi_IN" w:bidi="hi_IN"/>
-          </w:rPr>
-          <w:rPr>
-            <w:color w:val="0000EE"/>
-            <w:u w:val="single"/>
-          </w:rPr>
-          <w:t>उत्पत्ति 21:1–4</w:t>
-        </w:r>
-      </w:hyperlink>
-    </w:p>
-    <w:p>
-      <w:pPr>
-        <w:pStyle w:val="ListBullet"/>
-        <w:spacing w:line="240" w:lineRule="auto"/>
-        <w:ind w:left="720"/>
-      </w:pPr>
-      <w:r>
-        <w:rPr>
-          <w:lang w:val="hi_IN" w:bidi="hi_IN"/>
-        </w:rPr>
-      </w:r>
-      <w:hyperlink r:id="rId48">
-        <w:r>
-          <w:rPr>
-            <w:lang w:val="hi_IN" w:bidi="hi_IN"/>
-          </w:rPr>
-          <w:rPr>
-            <w:color w:val="0000EE"/>
-            <w:u w:val="single"/>
-          </w:rPr>
-          <w:t>होशे 02:4–5</w:t>
-        </w:r>
-      </w:hyperlink>
-    </w:p>
-    <w:p>
-      <w:pPr>
-        <w:pStyle w:val="ListBullet"/>
-        <w:spacing w:line="240" w:lineRule="auto"/>
-        <w:ind w:left="720"/>
-      </w:pPr>
-      <w:r>
-        <w:rPr>
-          <w:lang w:val="hi_IN" w:bidi="hi_IN"/>
-        </w:rPr>
-      </w:r>
-      <w:hyperlink r:id="rId49">
-        <w:r>
-          <w:rPr>
-            <w:lang w:val="hi_IN" w:bidi="hi_IN"/>
-          </w:rPr>
-          <w:rPr>
-            <w:color w:val="0000EE"/>
-            <w:u w:val="single"/>
-          </w:rPr>
-          <w:t>अय्यूब 15:34–35</w:t>
-        </w:r>
-      </w:hyperlink>
-    </w:p>
-    <w:p>
-      <w:pPr>
-        <w:pStyle w:val="ListBullet"/>
-        <w:spacing w:line="240" w:lineRule="auto"/>
-        <w:ind w:left="720"/>
-      </w:pPr>
-      <w:r>
-        <w:rPr>
-          <w:lang w:val="hi_IN" w:bidi="hi_IN"/>
-        </w:rPr>
-      </w:r>
-      <w:hyperlink r:id="rId50">
-        <w:r>
-          <w:rPr>
-            <w:lang w:val="hi_IN" w:bidi="hi_IN"/>
-          </w:rPr>
-          <w:rPr>
-            <w:color w:val="0000EE"/>
-            <w:u w:val="single"/>
-          </w:rPr>
-          <w:t>लूका 01:24–25</w:t>
-        </w:r>
-      </w:hyperlink>
-    </w:p>
-    <w:p>
-      <w:pPr>
-        <w:pStyle w:val="ListBullet"/>
-        <w:spacing w:line="240" w:lineRule="auto"/>
-        <w:ind w:left="720"/>
-      </w:pPr>
-      <w:r>
-        <w:rPr>
-          <w:lang w:val="hi_IN" w:bidi="hi_IN"/>
-        </w:rPr>
-      </w:r>
-      <w:hyperlink r:id="rId43">
-        <w:r>
-          <w:rPr>
-            <w:lang w:val="hi_IN" w:bidi="hi_IN"/>
-          </w:rPr>
-          <w:rPr>
-            <w:color w:val="0000EE"/>
-            <w:u w:val="single"/>
-          </w:rPr>
-          <w:t>लूका 02:21</w:t>
-        </w:r>
-      </w:hyperlink>
+      <w:r>
+        <w:rPr>
+          <w:lang w:val="hi_IN" w:bidi="hi_IN"/>
+        </w:rPr>
+        <w:t>उत्पत्ति 21:1–4</w:t>
+      </w:r>
+    </w:p>
+    <w:p>
+      <w:pPr>
+        <w:pStyle w:val="ListBullet"/>
+        <w:spacing w:line="240" w:lineRule="auto"/>
+        <w:ind w:left="720"/>
+      </w:pPr>
+      <w:r>
+        <w:rPr>
+          <w:lang w:val="hi_IN" w:bidi="hi_IN"/>
+        </w:rPr>
+      </w:r>
+      <w:r>
+        <w:rPr>
+          <w:lang w:val="hi_IN" w:bidi="hi_IN"/>
+        </w:rPr>
+        <w:t>होशे 02:4–5</w:t>
+      </w:r>
+    </w:p>
+    <w:p>
+      <w:pPr>
+        <w:pStyle w:val="ListBullet"/>
+        <w:spacing w:line="240" w:lineRule="auto"/>
+        <w:ind w:left="720"/>
+      </w:pPr>
+      <w:r>
+        <w:rPr>
+          <w:lang w:val="hi_IN" w:bidi="hi_IN"/>
+        </w:rPr>
+      </w:r>
+      <w:r>
+        <w:rPr>
+          <w:lang w:val="hi_IN" w:bidi="hi_IN"/>
+        </w:rPr>
+        <w:t>अय्यूब 15:34–35</w:t>
+      </w:r>
+    </w:p>
+    <w:p>
+      <w:pPr>
+        <w:pStyle w:val="ListBullet"/>
+        <w:spacing w:line="240" w:lineRule="auto"/>
+        <w:ind w:left="720"/>
+      </w:pPr>
+      <w:r>
+        <w:rPr>
+          <w:lang w:val="hi_IN" w:bidi="hi_IN"/>
+        </w:rPr>
+      </w:r>
+      <w:r>
+        <w:rPr>
+          <w:lang w:val="hi_IN" w:bidi="hi_IN"/>
+        </w:rPr>
+        <w:t>लूका 01:24–25</w:t>
+      </w:r>
+    </w:p>
+    <w:p>
+      <w:pPr>
+        <w:pStyle w:val="ListBullet"/>
+        <w:spacing w:line="240" w:lineRule="auto"/>
+        <w:ind w:left="720"/>
+      </w:pPr>
+      <w:r>
+        <w:rPr>
+          <w:lang w:val="hi_IN" w:bidi="hi_IN"/>
+        </w:rPr>
+      </w:r>
+      <w:r>
+        <w:rPr>
+          <w:lang w:val="hi_IN" w:bidi="hi_IN"/>
+        </w:rPr>
+        <w:t>लूका 02:21</w:t>
+      </w:r>
     </w:p>
     <w:p>
       <w:pPr>
@@ -3822,114 +3570,84 @@
           <w:lang w:val="hi_IN" w:bidi="hi_IN"/>
         </w:rPr>
       </w:r>
-      <w:hyperlink r:id="rId51">
-        <w:r>
-          <w:rPr>
-            <w:lang w:val="hi_IN" w:bidi="hi_IN"/>
-          </w:rPr>
-          <w:rPr>
-            <w:color w:val="0000EE"/>
-            <w:u w:val="single"/>
-          </w:rPr>
-          <w:t>1 कुरिन्थियों 16:1–2</w:t>
-        </w:r>
-      </w:hyperlink>
-    </w:p>
-    <w:p>
-      <w:pPr>
-        <w:pStyle w:val="ListBullet"/>
-        <w:spacing w:line="240" w:lineRule="auto"/>
-        <w:ind w:left="720"/>
-      </w:pPr>
-      <w:r>
-        <w:rPr>
-          <w:lang w:val="hi_IN" w:bidi="hi_IN"/>
-        </w:rPr>
-      </w:r>
-      <w:hyperlink r:id="rId52">
-        <w:r>
-          <w:rPr>
-            <w:lang w:val="hi_IN" w:bidi="hi_IN"/>
-          </w:rPr>
-          <w:rPr>
-            <w:color w:val="0000EE"/>
-            <w:u w:val="single"/>
-          </w:rPr>
-          <w:t>1 पतरस 1:1–2</w:t>
-        </w:r>
-      </w:hyperlink>
-    </w:p>
-    <w:p>
-      <w:pPr>
-        <w:pStyle w:val="ListBullet"/>
-        <w:spacing w:line="240" w:lineRule="auto"/>
-        <w:ind w:left="720"/>
-      </w:pPr>
-      <w:r>
-        <w:rPr>
-          <w:lang w:val="hi_IN" w:bidi="hi_IN"/>
-        </w:rPr>
-      </w:r>
-      <w:hyperlink r:id="rId53">
-        <w:r>
-          <w:rPr>
-            <w:lang w:val="hi_IN" w:bidi="hi_IN"/>
-          </w:rPr>
-          <w:rPr>
-            <w:color w:val="0000EE"/>
-            <w:u w:val="single"/>
-          </w:rPr>
-          <w:t>2 तीमुथियुस 4:9–10</w:t>
-        </w:r>
-      </w:hyperlink>
-    </w:p>
-    <w:p>
-      <w:pPr>
-        <w:pStyle w:val="ListBullet"/>
-        <w:spacing w:line="240" w:lineRule="auto"/>
-        <w:ind w:left="720"/>
-      </w:pPr>
-      <w:r>
-        <w:rPr>
-          <w:lang w:val="hi_IN" w:bidi="hi_IN"/>
-        </w:rPr>
-      </w:r>
-      <w:hyperlink r:id="rId54">
-        <w:r>
-          <w:rPr>
-            <w:lang w:val="hi_IN" w:bidi="hi_IN"/>
-          </w:rPr>
-          <w:rPr>
-            <w:color w:val="0000EE"/>
-            <w:u w:val="single"/>
-          </w:rPr>
-          <w:t>प्रे.का. 16:6–8</w:t>
-        </w:r>
-      </w:hyperlink>
-    </w:p>
-    <w:p>
-      <w:pPr>
-        <w:pStyle w:val="ListBullet"/>
-        <w:spacing w:line="240" w:lineRule="auto"/>
-        <w:ind w:left="720"/>
-      </w:pPr>
-      <w:r>
-        <w:rPr>
-          <w:lang w:val="hi_IN" w:bidi="hi_IN"/>
-        </w:rPr>
-      </w:r>
-      <w:hyperlink r:id="rId55">
-        <w:r>
-          <w:rPr>
-            <w:lang w:val="hi_IN" w:bidi="hi_IN"/>
-          </w:rPr>
-          <w:rPr>
-            <w:color w:val="0000EE"/>
-            <w:u w:val="single"/>
-          </w:rPr>
-          <w:t>गलातियों 1:1</w:t>
-        </w:r>
-      </w:hyperlink>
+      <w:r>
+        <w:rPr>
+          <w:lang w:val="hi_IN" w:bidi="hi_IN"/>
+        </w:rPr>
+        <w:t>1 कुरिन्थियों 16:1–2</w:t>
+      </w:r>
+    </w:p>
+    <w:p>
+      <w:pPr>
+        <w:pStyle w:val="ListBullet"/>
+        <w:spacing w:line="240" w:lineRule="auto"/>
+        <w:ind w:left="720"/>
+      </w:pPr>
+      <w:r>
+        <w:rPr>
+          <w:lang w:val="hi_IN" w:bidi="hi_IN"/>
+        </w:rPr>
+      </w:r>
+      <w:r>
+        <w:rPr>
+          <w:lang w:val="hi_IN" w:bidi="hi_IN"/>
+        </w:rPr>
+        <w:t>1 पतरस 1:1–2</w:t>
+      </w:r>
+    </w:p>
+    <w:p>
+      <w:pPr>
+        <w:pStyle w:val="ListBullet"/>
+        <w:spacing w:line="240" w:lineRule="auto"/>
+        <w:ind w:left="720"/>
+      </w:pPr>
+      <w:r>
+        <w:rPr>
+          <w:lang w:val="hi_IN" w:bidi="hi_IN"/>
+        </w:rPr>
+      </w:r>
+      <w:r>
+        <w:rPr>
+          <w:lang w:val="hi_IN" w:bidi="hi_IN"/>
+        </w:rPr>
+        <w:t>2 तीमुथियुस 4:9–10</w:t>
+      </w:r>
+    </w:p>
+    <w:p>
+      <w:pPr>
+        <w:pStyle w:val="ListBullet"/>
+        <w:spacing w:line="240" w:lineRule="auto"/>
+        <w:ind w:left="720"/>
+      </w:pPr>
+      <w:r>
+        <w:rPr>
+          <w:lang w:val="hi_IN" w:bidi="hi_IN"/>
+        </w:rPr>
+      </w:r>
+      <w:r>
+        <w:rPr>
+          <w:lang w:val="hi_IN" w:bidi="hi_IN"/>
+        </w:rPr>
+        <w:t>प्रे.का. 16:6–8</w:t>
+      </w:r>
+    </w:p>
+    <w:p>
+      <w:pPr>
+        <w:pStyle w:val="ListBullet"/>
+        <w:spacing w:line="240" w:lineRule="auto"/>
+        <w:ind w:left="720"/>
+      </w:pPr>
+      <w:r>
+        <w:rPr>
+          <w:lang w:val="hi_IN" w:bidi="hi_IN"/>
+        </w:rPr>
+      </w:r>
+      <w:r>
+        <w:rPr>
+          <w:lang w:val="hi_IN" w:bidi="hi_IN"/>
+        </w:rPr>
+        <w:t>गलातियों 1:1</w:t>
+      </w:r>
     </w:p>
     <w:p>
       <w:pPr>
@@ -4159,186 +3877,138 @@
           <w:lang w:val="hi_IN" w:bidi="hi_IN"/>
         </w:rPr>
       </w:r>
-      <w:hyperlink r:id="rId56">
-        <w:r>
-          <w:rPr>
-            <w:lang w:val="hi_IN" w:bidi="hi_IN"/>
-          </w:rPr>
-          <w:rPr>
-            <w:color w:val="0000EE"/>
-            <w:u w:val="single"/>
-          </w:rPr>
-          <w:t>प्रे.का. 9:32</w:t>
-        </w:r>
-      </w:hyperlink>
-    </w:p>
-    <w:p>
-      <w:pPr>
-        <w:pStyle w:val="ListBullet"/>
-        <w:spacing w:line="240" w:lineRule="auto"/>
-        <w:ind w:left="720"/>
-      </w:pPr>
-      <w:r>
-        <w:rPr>
-          <w:lang w:val="hi_IN" w:bidi="hi_IN"/>
-        </w:rPr>
-      </w:r>
-      <w:hyperlink r:id="rId57">
-        <w:r>
-          <w:rPr>
-            <w:lang w:val="hi_IN" w:bidi="hi_IN"/>
-          </w:rPr>
-          <w:rPr>
-            <w:color w:val="0000EE"/>
-            <w:u w:val="single"/>
-          </w:rPr>
-          <w:t>प्रे.का. 13:31</w:t>
-        </w:r>
-      </w:hyperlink>
-    </w:p>
-    <w:p>
-      <w:pPr>
-        <w:pStyle w:val="ListBullet"/>
-        <w:spacing w:line="240" w:lineRule="auto"/>
-        <w:ind w:left="720"/>
-      </w:pPr>
-      <w:r>
-        <w:rPr>
-          <w:lang w:val="hi_IN" w:bidi="hi_IN"/>
-        </w:rPr>
-      </w:r>
-      <w:hyperlink r:id="rId58">
-        <w:r>
-          <w:rPr>
-            <w:lang w:val="hi_IN" w:bidi="hi_IN"/>
-          </w:rPr>
-          <w:rPr>
-            <w:color w:val="0000EE"/>
-            <w:u w:val="single"/>
-          </w:rPr>
-          <w:t>यूहन्ना 2:1–2</w:t>
-        </w:r>
-      </w:hyperlink>
-    </w:p>
-    <w:p>
-      <w:pPr>
-        <w:pStyle w:val="ListBullet"/>
-        <w:spacing w:line="240" w:lineRule="auto"/>
-        <w:ind w:left="720"/>
-      </w:pPr>
-      <w:r>
-        <w:rPr>
-          <w:lang w:val="hi_IN" w:bidi="hi_IN"/>
-        </w:rPr>
-      </w:r>
-      <w:hyperlink r:id="rId59">
-        <w:r>
-          <w:rPr>
-            <w:lang w:val="hi_IN" w:bidi="hi_IN"/>
-          </w:rPr>
-          <w:rPr>
-            <w:color w:val="0000EE"/>
-            <w:u w:val="single"/>
-          </w:rPr>
-          <w:t>यूहन्ना 4:3</w:t>
-        </w:r>
-      </w:hyperlink>
-    </w:p>
-    <w:p>
-      <w:pPr>
-        <w:pStyle w:val="ListBullet"/>
-        <w:spacing w:line="240" w:lineRule="auto"/>
-        <w:ind w:left="720"/>
-      </w:pPr>
-      <w:r>
-        <w:rPr>
-          <w:lang w:val="hi_IN" w:bidi="hi_IN"/>
-        </w:rPr>
-      </w:r>
-      <w:hyperlink r:id="rId60">
-        <w:r>
-          <w:rPr>
-            <w:lang w:val="hi_IN" w:bidi="hi_IN"/>
-          </w:rPr>
-          <w:rPr>
-            <w:color w:val="0000EE"/>
-            <w:u w:val="single"/>
-          </w:rPr>
-          <w:t>लूका 13:3</w:t>
-        </w:r>
-      </w:hyperlink>
-    </w:p>
-    <w:p>
-      <w:pPr>
-        <w:pStyle w:val="ListBullet"/>
-        <w:spacing w:line="240" w:lineRule="auto"/>
-        <w:ind w:left="720"/>
-      </w:pPr>
-      <w:r>
-        <w:rPr>
-          <w:lang w:val="hi_IN" w:bidi="hi_IN"/>
-        </w:rPr>
-      </w:r>
-      <w:hyperlink r:id="rId61">
-        <w:r>
-          <w:rPr>
-            <w:lang w:val="hi_IN" w:bidi="hi_IN"/>
-          </w:rPr>
-          <w:rPr>
-            <w:color w:val="0000EE"/>
-            <w:u w:val="single"/>
-          </w:rPr>
-          <w:t>मरकुस 3:7</w:t>
-        </w:r>
-      </w:hyperlink>
-    </w:p>
-    <w:p>
-      <w:pPr>
-        <w:pStyle w:val="ListBullet"/>
-        <w:spacing w:line="240" w:lineRule="auto"/>
-        <w:ind w:left="720"/>
-      </w:pPr>
-      <w:r>
-        <w:rPr>
-          <w:lang w:val="hi_IN" w:bidi="hi_IN"/>
-        </w:rPr>
-      </w:r>
-      <w:hyperlink r:id="rId62">
-        <w:r>
-          <w:rPr>
-            <w:lang w:val="hi_IN" w:bidi="hi_IN"/>
-          </w:rPr>
-          <w:rPr>
-            <w:color w:val="0000EE"/>
-            <w:u w:val="single"/>
-          </w:rPr>
-          <w:t>मत्ती 2:22–23</w:t>
-        </w:r>
-      </w:hyperlink>
-    </w:p>
-    <w:p>
-      <w:pPr>
-        <w:pStyle w:val="ListBullet"/>
-        <w:spacing w:line="240" w:lineRule="auto"/>
-        <w:ind w:left="720"/>
-      </w:pPr>
-      <w:r>
-        <w:rPr>
-          <w:lang w:val="hi_IN" w:bidi="hi_IN"/>
-        </w:rPr>
-      </w:r>
-      <w:hyperlink r:id="rId63">
-        <w:r>
-          <w:rPr>
-            <w:lang w:val="hi_IN" w:bidi="hi_IN"/>
-          </w:rPr>
-          <w:rPr>
-            <w:color w:val="0000EE"/>
-            <w:u w:val="single"/>
-          </w:rPr>
-          <w:t>मत्ती 3:13–15</w:t>
-        </w:r>
-      </w:hyperlink>
+      <w:r>
+        <w:rPr>
+          <w:lang w:val="hi_IN" w:bidi="hi_IN"/>
+        </w:rPr>
+        <w:t>प्रे.का. 9:32</w:t>
+      </w:r>
+    </w:p>
+    <w:p>
+      <w:pPr>
+        <w:pStyle w:val="ListBullet"/>
+        <w:spacing w:line="240" w:lineRule="auto"/>
+        <w:ind w:left="720"/>
+      </w:pPr>
+      <w:r>
+        <w:rPr>
+          <w:lang w:val="hi_IN" w:bidi="hi_IN"/>
+        </w:rPr>
+      </w:r>
+      <w:r>
+        <w:rPr>
+          <w:lang w:val="hi_IN" w:bidi="hi_IN"/>
+        </w:rPr>
+        <w:t>प्रे.का. 13:31</w:t>
+      </w:r>
+    </w:p>
+    <w:p>
+      <w:pPr>
+        <w:pStyle w:val="ListBullet"/>
+        <w:spacing w:line="240" w:lineRule="auto"/>
+        <w:ind w:left="720"/>
+      </w:pPr>
+      <w:r>
+        <w:rPr>
+          <w:lang w:val="hi_IN" w:bidi="hi_IN"/>
+        </w:rPr>
+      </w:r>
+      <w:r>
+        <w:rPr>
+          <w:lang w:val="hi_IN" w:bidi="hi_IN"/>
+        </w:rPr>
+        <w:t>यूहन्ना 2:1–2</w:t>
+      </w:r>
+    </w:p>
+    <w:p>
+      <w:pPr>
+        <w:pStyle w:val="ListBullet"/>
+        <w:spacing w:line="240" w:lineRule="auto"/>
+        <w:ind w:left="720"/>
+      </w:pPr>
+      <w:r>
+        <w:rPr>
+          <w:lang w:val="hi_IN" w:bidi="hi_IN"/>
+        </w:rPr>
+      </w:r>
+      <w:r>
+        <w:rPr>
+          <w:lang w:val="hi_IN" w:bidi="hi_IN"/>
+        </w:rPr>
+        <w:t>यूहन्ना 4:3</w:t>
+      </w:r>
+    </w:p>
+    <w:p>
+      <w:pPr>
+        <w:pStyle w:val="ListBullet"/>
+        <w:spacing w:line="240" w:lineRule="auto"/>
+        <w:ind w:left="720"/>
+      </w:pPr>
+      <w:r>
+        <w:rPr>
+          <w:lang w:val="hi_IN" w:bidi="hi_IN"/>
+        </w:rPr>
+      </w:r>
+      <w:r>
+        <w:rPr>
+          <w:lang w:val="hi_IN" w:bidi="hi_IN"/>
+        </w:rPr>
+        <w:t>लूका 13:3</w:t>
+      </w:r>
+    </w:p>
+    <w:p>
+      <w:pPr>
+        <w:pStyle w:val="ListBullet"/>
+        <w:spacing w:line="240" w:lineRule="auto"/>
+        <w:ind w:left="720"/>
+      </w:pPr>
+      <w:r>
+        <w:rPr>
+          <w:lang w:val="hi_IN" w:bidi="hi_IN"/>
+        </w:rPr>
+      </w:r>
+      <w:r>
+        <w:rPr>
+          <w:lang w:val="hi_IN" w:bidi="hi_IN"/>
+        </w:rPr>
+        <w:t>मरकुस 3:7</w:t>
+      </w:r>
+    </w:p>
+    <w:p>
+      <w:pPr>
+        <w:pStyle w:val="ListBullet"/>
+        <w:spacing w:line="240" w:lineRule="auto"/>
+        <w:ind w:left="720"/>
+      </w:pPr>
+      <w:r>
+        <w:rPr>
+          <w:lang w:val="hi_IN" w:bidi="hi_IN"/>
+        </w:rPr>
+      </w:r>
+      <w:r>
+        <w:rPr>
+          <w:lang w:val="hi_IN" w:bidi="hi_IN"/>
+        </w:rPr>
+        <w:t>मत्ती 2:22–23</w:t>
+      </w:r>
+    </w:p>
+    <w:p>
+      <w:pPr>
+        <w:pStyle w:val="ListBullet"/>
+        <w:spacing w:line="240" w:lineRule="auto"/>
+        <w:ind w:left="720"/>
+      </w:pPr>
+      <w:r>
+        <w:rPr>
+          <w:lang w:val="hi_IN" w:bidi="hi_IN"/>
+        </w:rPr>
+      </w:r>
+      <w:r>
+        <w:rPr>
+          <w:lang w:val="hi_IN" w:bidi="hi_IN"/>
+        </w:rPr>
+        <w:t>मत्ती 3:13–15</w:t>
+      </w:r>
     </w:p>
     <w:p>
       <w:pPr>
@@ -4779,186 +4449,138 @@
           <w:lang w:val="hi_IN" w:bidi="hi_IN"/>
         </w:rPr>
       </w:r>
-      <w:hyperlink r:id="rId64">
-        <w:r>
-          <w:rPr>
-            <w:lang w:val="hi_IN" w:bidi="hi_IN"/>
-          </w:rPr>
-          <w:rPr>
-            <w:color w:val="0000EE"/>
-            <w:u w:val="single"/>
-          </w:rPr>
-          <w:t>यूहन्ना 6:1–3</w:t>
-        </w:r>
-      </w:hyperlink>
-    </w:p>
-    <w:p>
-      <w:pPr>
-        <w:pStyle w:val="ListBullet"/>
-        <w:spacing w:line="240" w:lineRule="auto"/>
-        <w:ind w:left="720"/>
-      </w:pPr>
-      <w:r>
-        <w:rPr>
-          <w:lang w:val="hi_IN" w:bidi="hi_IN"/>
-        </w:rPr>
-      </w:r>
-      <w:hyperlink r:id="rId65">
-        <w:r>
-          <w:rPr>
-            <w:lang w:val="hi_IN" w:bidi="hi_IN"/>
-          </w:rPr>
-          <w:rPr>
-            <w:color w:val="0000EE"/>
-            <w:u w:val="single"/>
-          </w:rPr>
-          <w:t>लूका 5:1</w:t>
-        </w:r>
-      </w:hyperlink>
-    </w:p>
-    <w:p>
-      <w:pPr>
-        <w:pStyle w:val="ListBullet"/>
-        <w:spacing w:line="240" w:lineRule="auto"/>
-        <w:ind w:left="720"/>
-      </w:pPr>
-      <w:r>
-        <w:rPr>
-          <w:lang w:val="hi_IN" w:bidi="hi_IN"/>
-        </w:rPr>
-      </w:r>
-      <w:hyperlink r:id="rId66">
-        <w:r>
-          <w:rPr>
-            <w:lang w:val="hi_IN" w:bidi="hi_IN"/>
-          </w:rPr>
-          <w:rPr>
-            <w:color w:val="0000EE"/>
-            <w:u w:val="single"/>
-          </w:rPr>
-          <w:t>मरकुस 1:16–18</w:t>
-        </w:r>
-      </w:hyperlink>
-    </w:p>
-    <w:p>
-      <w:pPr>
-        <w:pStyle w:val="ListBullet"/>
-        <w:spacing w:line="240" w:lineRule="auto"/>
-        <w:ind w:left="720"/>
-      </w:pPr>
-      <w:r>
-        <w:rPr>
-          <w:lang w:val="hi_IN" w:bidi="hi_IN"/>
-        </w:rPr>
-      </w:r>
-      <w:hyperlink r:id="rId67">
-        <w:r>
-          <w:rPr>
-            <w:lang w:val="hi_IN" w:bidi="hi_IN"/>
-          </w:rPr>
-          <w:rPr>
-            <w:color w:val="0000EE"/>
-            <w:u w:val="single"/>
-          </w:rPr>
-          <w:t>मत्ती 4:12–13</w:t>
-        </w:r>
-      </w:hyperlink>
-    </w:p>
-    <w:p>
-      <w:pPr>
-        <w:pStyle w:val="ListBullet"/>
-        <w:spacing w:line="240" w:lineRule="auto"/>
-        <w:ind w:left="720"/>
-      </w:pPr>
-      <w:r>
-        <w:rPr>
-          <w:lang w:val="hi_IN" w:bidi="hi_IN"/>
-        </w:rPr>
-      </w:r>
-      <w:hyperlink r:id="rId68">
-        <w:r>
-          <w:rPr>
-            <w:lang w:val="hi_IN" w:bidi="hi_IN"/>
-          </w:rPr>
-          <w:rPr>
-            <w:color w:val="0000EE"/>
-            <w:u w:val="single"/>
-          </w:rPr>
-          <w:t>मत्ती 4:18–20</w:t>
-        </w:r>
-      </w:hyperlink>
-    </w:p>
-    <w:p>
-      <w:pPr>
-        <w:pStyle w:val="ListBullet"/>
-        <w:spacing w:line="240" w:lineRule="auto"/>
-        <w:ind w:left="720"/>
-      </w:pPr>
-      <w:r>
-        <w:rPr>
-          <w:lang w:val="hi_IN" w:bidi="hi_IN"/>
-        </w:rPr>
-      </w:r>
-      <w:hyperlink r:id="rId69">
-        <w:r>
-          <w:rPr>
-            <w:lang w:val="hi_IN" w:bidi="hi_IN"/>
-          </w:rPr>
-          <w:rPr>
-            <w:color w:val="0000EE"/>
-            <w:u w:val="single"/>
-          </w:rPr>
-          <w:t>मत्ती 8:18–20</w:t>
-        </w:r>
-      </w:hyperlink>
-    </w:p>
-    <w:p>
-      <w:pPr>
-        <w:pStyle w:val="ListBullet"/>
-        <w:spacing w:line="240" w:lineRule="auto"/>
-        <w:ind w:left="720"/>
-      </w:pPr>
-      <w:r>
-        <w:rPr>
-          <w:lang w:val="hi_IN" w:bidi="hi_IN"/>
-        </w:rPr>
-      </w:r>
-      <w:hyperlink r:id="rId70">
-        <w:r>
-          <w:rPr>
-            <w:lang w:val="hi_IN" w:bidi="hi_IN"/>
-          </w:rPr>
-          <w:rPr>
-            <w:color w:val="0000EE"/>
-            <w:u w:val="single"/>
-          </w:rPr>
-          <w:t>मत्ती 13:1–2</w:t>
-        </w:r>
-      </w:hyperlink>
-    </w:p>
-    <w:p>
-      <w:pPr>
-        <w:pStyle w:val="ListBullet"/>
-        <w:spacing w:line="240" w:lineRule="auto"/>
-        <w:ind w:left="720"/>
-      </w:pPr>
-      <w:r>
-        <w:rPr>
-          <w:lang w:val="hi_IN" w:bidi="hi_IN"/>
-        </w:rPr>
-      </w:r>
-      <w:hyperlink r:id="rId71">
-        <w:r>
-          <w:rPr>
-            <w:lang w:val="hi_IN" w:bidi="hi_IN"/>
-          </w:rPr>
-          <w:rPr>
-            <w:color w:val="0000EE"/>
-            <w:u w:val="single"/>
-          </w:rPr>
-          <w:t>मत्ती 15:29–31</w:t>
-        </w:r>
-      </w:hyperlink>
+      <w:r>
+        <w:rPr>
+          <w:lang w:val="hi_IN" w:bidi="hi_IN"/>
+        </w:rPr>
+        <w:t>यूहन्ना 6:1–3</w:t>
+      </w:r>
+    </w:p>
+    <w:p>
+      <w:pPr>
+        <w:pStyle w:val="ListBullet"/>
+        <w:spacing w:line="240" w:lineRule="auto"/>
+        <w:ind w:left="720"/>
+      </w:pPr>
+      <w:r>
+        <w:rPr>
+          <w:lang w:val="hi_IN" w:bidi="hi_IN"/>
+        </w:rPr>
+      </w:r>
+      <w:r>
+        <w:rPr>
+          <w:lang w:val="hi_IN" w:bidi="hi_IN"/>
+        </w:rPr>
+        <w:t>लूका 5:1</w:t>
+      </w:r>
+    </w:p>
+    <w:p>
+      <w:pPr>
+        <w:pStyle w:val="ListBullet"/>
+        <w:spacing w:line="240" w:lineRule="auto"/>
+        <w:ind w:left="720"/>
+      </w:pPr>
+      <w:r>
+        <w:rPr>
+          <w:lang w:val="hi_IN" w:bidi="hi_IN"/>
+        </w:rPr>
+      </w:r>
+      <w:r>
+        <w:rPr>
+          <w:lang w:val="hi_IN" w:bidi="hi_IN"/>
+        </w:rPr>
+        <w:t>मरकुस 1:16–18</w:t>
+      </w:r>
+    </w:p>
+    <w:p>
+      <w:pPr>
+        <w:pStyle w:val="ListBullet"/>
+        <w:spacing w:line="240" w:lineRule="auto"/>
+        <w:ind w:left="720"/>
+      </w:pPr>
+      <w:r>
+        <w:rPr>
+          <w:lang w:val="hi_IN" w:bidi="hi_IN"/>
+        </w:rPr>
+      </w:r>
+      <w:r>
+        <w:rPr>
+          <w:lang w:val="hi_IN" w:bidi="hi_IN"/>
+        </w:rPr>
+        <w:t>मत्ती 4:12–13</w:t>
+      </w:r>
+    </w:p>
+    <w:p>
+      <w:pPr>
+        <w:pStyle w:val="ListBullet"/>
+        <w:spacing w:line="240" w:lineRule="auto"/>
+        <w:ind w:left="720"/>
+      </w:pPr>
+      <w:r>
+        <w:rPr>
+          <w:lang w:val="hi_IN" w:bidi="hi_IN"/>
+        </w:rPr>
+      </w:r>
+      <w:r>
+        <w:rPr>
+          <w:lang w:val="hi_IN" w:bidi="hi_IN"/>
+        </w:rPr>
+        <w:t>मत्ती 4:18–20</w:t>
+      </w:r>
+    </w:p>
+    <w:p>
+      <w:pPr>
+        <w:pStyle w:val="ListBullet"/>
+        <w:spacing w:line="240" w:lineRule="auto"/>
+        <w:ind w:left="720"/>
+      </w:pPr>
+      <w:r>
+        <w:rPr>
+          <w:lang w:val="hi_IN" w:bidi="hi_IN"/>
+        </w:rPr>
+      </w:r>
+      <w:r>
+        <w:rPr>
+          <w:lang w:val="hi_IN" w:bidi="hi_IN"/>
+        </w:rPr>
+        <w:t>मत्ती 8:18–20</w:t>
+      </w:r>
+    </w:p>
+    <w:p>
+      <w:pPr>
+        <w:pStyle w:val="ListBullet"/>
+        <w:spacing w:line="240" w:lineRule="auto"/>
+        <w:ind w:left="720"/>
+      </w:pPr>
+      <w:r>
+        <w:rPr>
+          <w:lang w:val="hi_IN" w:bidi="hi_IN"/>
+        </w:rPr>
+      </w:r>
+      <w:r>
+        <w:rPr>
+          <w:lang w:val="hi_IN" w:bidi="hi_IN"/>
+        </w:rPr>
+        <w:t>मत्ती 13:1–2</w:t>
+      </w:r>
+    </w:p>
+    <w:p>
+      <w:pPr>
+        <w:pStyle w:val="ListBullet"/>
+        <w:spacing w:line="240" w:lineRule="auto"/>
+        <w:ind w:left="720"/>
+      </w:pPr>
+      <w:r>
+        <w:rPr>
+          <w:lang w:val="hi_IN" w:bidi="hi_IN"/>
+        </w:rPr>
+      </w:r>
+      <w:r>
+        <w:rPr>
+          <w:lang w:val="hi_IN" w:bidi="hi_IN"/>
+        </w:rPr>
+        <w:t>मत्ती 15:29–31</w:t>
+      </w:r>
     </w:p>
     <w:p>
       <w:pPr>
@@ -5407,402 +5029,300 @@
           <w:lang w:val="hi_IN" w:bidi="hi_IN"/>
         </w:rPr>
       </w:r>
-      <w:hyperlink r:id="rId72">
-        <w:r>
-          <w:rPr>
-            <w:lang w:val="hi_IN" w:bidi="hi_IN"/>
-          </w:rPr>
-          <w:rPr>
-            <w:color w:val="0000EE"/>
-            <w:u w:val="single"/>
-          </w:rPr>
-          <w:t>व्यवस्थाविवरण 31:28</w:t>
-        </w:r>
-      </w:hyperlink>
-    </w:p>
-    <w:p>
-      <w:pPr>
-        <w:pStyle w:val="ListBullet"/>
-        <w:spacing w:line="240" w:lineRule="auto"/>
-        <w:ind w:left="720"/>
-      </w:pPr>
-      <w:r>
-        <w:rPr>
-          <w:lang w:val="hi_IN" w:bidi="hi_IN"/>
-        </w:rPr>
-      </w:r>
-      <w:hyperlink r:id="rId73">
-        <w:r>
-          <w:rPr>
-            <w:lang w:val="hi_IN" w:bidi="hi_IN"/>
-          </w:rPr>
-          <w:rPr>
-            <w:color w:val="0000EE"/>
-            <w:u w:val="single"/>
-          </w:rPr>
-          <w:t>मिका 6:3</w:t>
-        </w:r>
-      </w:hyperlink>
-    </w:p>
-    <w:p>
-      <w:pPr>
-        <w:pStyle w:val="ListBullet"/>
-        <w:spacing w:line="240" w:lineRule="auto"/>
-        <w:ind w:left="720"/>
-      </w:pPr>
-      <w:r>
-        <w:rPr>
-          <w:lang w:val="hi_IN" w:bidi="hi_IN"/>
-        </w:rPr>
-      </w:r>
-      <w:hyperlink r:id="rId74">
-        <w:r>
-          <w:rPr>
-            <w:lang w:val="hi_IN" w:bidi="hi_IN"/>
-          </w:rPr>
-          <w:rPr>
-            <w:color w:val="0000EE"/>
-            <w:u w:val="single"/>
-          </w:rPr>
-          <w:t>मत्ती 26:60</w:t>
-        </w:r>
-      </w:hyperlink>
-    </w:p>
-    <w:p>
-      <w:pPr>
-        <w:pStyle w:val="ListBullet"/>
-        <w:spacing w:line="240" w:lineRule="auto"/>
-        <w:ind w:left="720"/>
-      </w:pPr>
-      <w:r>
-        <w:rPr>
-          <w:lang w:val="hi_IN" w:bidi="hi_IN"/>
-        </w:rPr>
-      </w:r>
-      <w:hyperlink r:id="rId75">
-        <w:r>
-          <w:rPr>
-            <w:lang w:val="hi_IN" w:bidi="hi_IN"/>
-          </w:rPr>
-          <w:rPr>
-            <w:color w:val="0000EE"/>
-            <w:u w:val="single"/>
-          </w:rPr>
-          <w:t>मरकुस 1:44</w:t>
-        </w:r>
-      </w:hyperlink>
-    </w:p>
-    <w:p>
-      <w:pPr>
-        <w:pStyle w:val="ListBullet"/>
-        <w:spacing w:line="240" w:lineRule="auto"/>
-        <w:ind w:left="720"/>
-      </w:pPr>
-      <w:r>
-        <w:rPr>
-          <w:lang w:val="hi_IN" w:bidi="hi_IN"/>
-        </w:rPr>
-      </w:r>
-      <w:hyperlink r:id="rId76">
-        <w:r>
-          <w:rPr>
-            <w:lang w:val="hi_IN" w:bidi="hi_IN"/>
-          </w:rPr>
-          <w:rPr>
-            <w:color w:val="0000EE"/>
-            <w:u w:val="single"/>
-          </w:rPr>
-          <w:t>यूहन्ना 1:7</w:t>
-        </w:r>
-      </w:hyperlink>
-    </w:p>
-    <w:p>
-      <w:pPr>
-        <w:pStyle w:val="ListBullet"/>
-        <w:spacing w:line="240" w:lineRule="auto"/>
-        <w:ind w:left="720"/>
-      </w:pPr>
-      <w:r>
-        <w:rPr>
-          <w:lang w:val="hi_IN" w:bidi="hi_IN"/>
-        </w:rPr>
-      </w:r>
-      <w:hyperlink r:id="rId77">
-        <w:r>
-          <w:rPr>
-            <w:lang w:val="hi_IN" w:bidi="hi_IN"/>
-          </w:rPr>
-          <w:rPr>
-            <w:color w:val="0000EE"/>
-            <w:u w:val="single"/>
-          </w:rPr>
-          <w:t>यूहन्ना 3:33</w:t>
-        </w:r>
-      </w:hyperlink>
-    </w:p>
-    <w:p>
-      <w:pPr>
-        <w:pStyle w:val="ListBullet"/>
-        <w:spacing w:line="240" w:lineRule="auto"/>
-        <w:ind w:left="720"/>
-      </w:pPr>
-      <w:r>
-        <w:rPr>
-          <w:lang w:val="hi_IN" w:bidi="hi_IN"/>
-        </w:rPr>
-      </w:r>
-      <w:hyperlink r:id="rId78">
-        <w:r>
-          <w:rPr>
-            <w:lang w:val="hi_IN" w:bidi="hi_IN"/>
-          </w:rPr>
-          <w:rPr>
-            <w:color w:val="0000EE"/>
-            <w:u w:val="single"/>
-          </w:rPr>
-          <w:t>प्रे.का. 4:32–33</w:t>
-        </w:r>
-      </w:hyperlink>
-    </w:p>
-    <w:p>
-      <w:pPr>
-        <w:pStyle w:val="ListBullet"/>
-        <w:spacing w:line="240" w:lineRule="auto"/>
-        <w:ind w:left="720"/>
-      </w:pPr>
-      <w:r>
-        <w:rPr>
-          <w:lang w:val="hi_IN" w:bidi="hi_IN"/>
-        </w:rPr>
-      </w:r>
-      <w:hyperlink r:id="rId79">
-        <w:r>
-          <w:rPr>
-            <w:lang w:val="hi_IN" w:bidi="hi_IN"/>
-          </w:rPr>
-          <w:rPr>
-            <w:color w:val="0000EE"/>
-            <w:u w:val="single"/>
-          </w:rPr>
-          <w:t>प्रे.का. 7:44</w:t>
-        </w:r>
-      </w:hyperlink>
-    </w:p>
-    <w:p>
-      <w:pPr>
-        <w:pStyle w:val="ListBullet"/>
-        <w:spacing w:line="240" w:lineRule="auto"/>
-        <w:ind w:left="720"/>
-      </w:pPr>
-      <w:r>
-        <w:rPr>
-          <w:lang w:val="hi_IN" w:bidi="hi_IN"/>
-        </w:rPr>
-      </w:r>
-      <w:hyperlink r:id="rId57">
-        <w:r>
-          <w:rPr>
-            <w:lang w:val="hi_IN" w:bidi="hi_IN"/>
-          </w:rPr>
-          <w:rPr>
-            <w:color w:val="0000EE"/>
-            <w:u w:val="single"/>
-          </w:rPr>
-          <w:t>प्रे.का. 13:31</w:t>
-        </w:r>
-      </w:hyperlink>
-    </w:p>
-    <w:p>
-      <w:pPr>
-        <w:pStyle w:val="ListBullet"/>
-        <w:spacing w:line="240" w:lineRule="auto"/>
-        <w:ind w:left="720"/>
-      </w:pPr>
-      <w:r>
-        <w:rPr>
-          <w:lang w:val="hi_IN" w:bidi="hi_IN"/>
-        </w:rPr>
-      </w:r>
-      <w:hyperlink r:id="rId80">
-        <w:r>
-          <w:rPr>
-            <w:lang w:val="hi_IN" w:bidi="hi_IN"/>
-          </w:rPr>
-          <w:rPr>
-            <w:color w:val="0000EE"/>
-            <w:u w:val="single"/>
-          </w:rPr>
-          <w:t>रोमियों 1:9</w:t>
-        </w:r>
-      </w:hyperlink>
-    </w:p>
-    <w:p>
-      <w:pPr>
-        <w:pStyle w:val="ListBullet"/>
-        <w:spacing w:line="240" w:lineRule="auto"/>
-        <w:ind w:left="720"/>
-      </w:pPr>
-      <w:r>
-        <w:rPr>
-          <w:lang w:val="hi_IN" w:bidi="hi_IN"/>
-        </w:rPr>
-      </w:r>
-      <w:hyperlink r:id="rId81">
-        <w:r>
-          <w:rPr>
-            <w:lang w:val="hi_IN" w:bidi="hi_IN"/>
-          </w:rPr>
-          <w:rPr>
-            <w:color w:val="0000EE"/>
-            <w:u w:val="single"/>
-          </w:rPr>
-          <w:t>1 थिस्लुनिकियों 2:10–12</w:t>
-        </w:r>
-      </w:hyperlink>
-    </w:p>
-    <w:p>
-      <w:pPr>
-        <w:pStyle w:val="ListBullet"/>
-        <w:spacing w:line="240" w:lineRule="auto"/>
-        <w:ind w:left="720"/>
-      </w:pPr>
-      <w:r>
-        <w:rPr>
-          <w:lang w:val="hi_IN" w:bidi="hi_IN"/>
-        </w:rPr>
-      </w:r>
-      <w:hyperlink r:id="rId82">
-        <w:r>
-          <w:rPr>
-            <w:lang w:val="hi_IN" w:bidi="hi_IN"/>
-          </w:rPr>
-          <w:rPr>
-            <w:color w:val="0000EE"/>
-            <w:u w:val="single"/>
-          </w:rPr>
-          <w:t>1 तीमुथियुस 5:19–20</w:t>
-        </w:r>
-      </w:hyperlink>
-    </w:p>
-    <w:p>
-      <w:pPr>
-        <w:pStyle w:val="ListBullet"/>
-        <w:spacing w:line="240" w:lineRule="auto"/>
-        <w:ind w:left="720"/>
-      </w:pPr>
-      <w:r>
-        <w:rPr>
-          <w:lang w:val="hi_IN" w:bidi="hi_IN"/>
-        </w:rPr>
-      </w:r>
-      <w:hyperlink r:id="rId83">
-        <w:r>
-          <w:rPr>
-            <w:lang w:val="hi_IN" w:bidi="hi_IN"/>
-          </w:rPr>
-          <w:rPr>
-            <w:color w:val="0000EE"/>
-            <w:u w:val="single"/>
-          </w:rPr>
-          <w:t>2तीमुथियुस 1:8</w:t>
-        </w:r>
-      </w:hyperlink>
-    </w:p>
-    <w:p>
-      <w:pPr>
-        <w:pStyle w:val="ListBullet"/>
-        <w:spacing w:line="240" w:lineRule="auto"/>
-        <w:ind w:left="720"/>
-      </w:pPr>
-      <w:r>
-        <w:rPr>
-          <w:lang w:val="hi_IN" w:bidi="hi_IN"/>
-        </w:rPr>
-      </w:r>
-      <w:hyperlink r:id="rId84">
-        <w:r>
-          <w:rPr>
-            <w:lang w:val="hi_IN" w:bidi="hi_IN"/>
-          </w:rPr>
-          <w:rPr>
-            <w:color w:val="0000EE"/>
-            <w:u w:val="single"/>
-          </w:rPr>
-          <w:t>2 पतरस 1:16–18</w:t>
-        </w:r>
-      </w:hyperlink>
-    </w:p>
-    <w:p>
-      <w:pPr>
-        <w:pStyle w:val="ListBullet"/>
-        <w:spacing w:line="240" w:lineRule="auto"/>
-        <w:ind w:left="720"/>
-      </w:pPr>
-      <w:r>
-        <w:rPr>
-          <w:lang w:val="hi_IN" w:bidi="hi_IN"/>
-        </w:rPr>
-      </w:r>
-      <w:hyperlink r:id="rId85">
-        <w:r>
-          <w:rPr>
-            <w:lang w:val="hi_IN" w:bidi="hi_IN"/>
-          </w:rPr>
-          <w:rPr>
-            <w:color w:val="0000EE"/>
-            <w:u w:val="single"/>
-          </w:rPr>
-          <w:t>1 यूहन्ना 5:6–8</w:t>
-        </w:r>
-      </w:hyperlink>
-    </w:p>
-    <w:p>
-      <w:pPr>
-        <w:pStyle w:val="ListBullet"/>
-        <w:spacing w:line="240" w:lineRule="auto"/>
-        <w:ind w:left="720"/>
-      </w:pPr>
-      <w:r>
-        <w:rPr>
-          <w:lang w:val="hi_IN" w:bidi="hi_IN"/>
-        </w:rPr>
-      </w:r>
-      <w:hyperlink r:id="rId86">
-        <w:r>
-          <w:rPr>
-            <w:lang w:val="hi_IN" w:bidi="hi_IN"/>
-          </w:rPr>
-          <w:rPr>
-            <w:color w:val="0000EE"/>
-            <w:u w:val="single"/>
-          </w:rPr>
-          <w:t>3 यूहन्ना 1:12</w:t>
-        </w:r>
-      </w:hyperlink>
-    </w:p>
-    <w:p>
-      <w:pPr>
-        <w:pStyle w:val="ListBullet"/>
-        <w:spacing w:line="240" w:lineRule="auto"/>
-        <w:ind w:left="720"/>
-      </w:pPr>
-      <w:r>
-        <w:rPr>
-          <w:lang w:val="hi_IN" w:bidi="hi_IN"/>
-        </w:rPr>
-      </w:r>
-      <w:hyperlink r:id="rId87">
-        <w:r>
-          <w:rPr>
-            <w:lang w:val="hi_IN" w:bidi="hi_IN"/>
-          </w:rPr>
-          <w:rPr>
-            <w:color w:val="0000EE"/>
-            <w:u w:val="single"/>
-          </w:rPr>
-          <w:t>प्रका. 12:11</w:t>
-        </w:r>
-      </w:hyperlink>
+      <w:r>
+        <w:rPr>
+          <w:lang w:val="hi_IN" w:bidi="hi_IN"/>
+        </w:rPr>
+        <w:t>व्यवस्थाविवरण 31:28</w:t>
+      </w:r>
+    </w:p>
+    <w:p>
+      <w:pPr>
+        <w:pStyle w:val="ListBullet"/>
+        <w:spacing w:line="240" w:lineRule="auto"/>
+        <w:ind w:left="720"/>
+      </w:pPr>
+      <w:r>
+        <w:rPr>
+          <w:lang w:val="hi_IN" w:bidi="hi_IN"/>
+        </w:rPr>
+      </w:r>
+      <w:r>
+        <w:rPr>
+          <w:lang w:val="hi_IN" w:bidi="hi_IN"/>
+        </w:rPr>
+        <w:t>मिका 6:3</w:t>
+      </w:r>
+    </w:p>
+    <w:p>
+      <w:pPr>
+        <w:pStyle w:val="ListBullet"/>
+        <w:spacing w:line="240" w:lineRule="auto"/>
+        <w:ind w:left="720"/>
+      </w:pPr>
+      <w:r>
+        <w:rPr>
+          <w:lang w:val="hi_IN" w:bidi="hi_IN"/>
+        </w:rPr>
+      </w:r>
+      <w:r>
+        <w:rPr>
+          <w:lang w:val="hi_IN" w:bidi="hi_IN"/>
+        </w:rPr>
+        <w:t>मत्ती 26:60</w:t>
+      </w:r>
+    </w:p>
+    <w:p>
+      <w:pPr>
+        <w:pStyle w:val="ListBullet"/>
+        <w:spacing w:line="240" w:lineRule="auto"/>
+        <w:ind w:left="720"/>
+      </w:pPr>
+      <w:r>
+        <w:rPr>
+          <w:lang w:val="hi_IN" w:bidi="hi_IN"/>
+        </w:rPr>
+      </w:r>
+      <w:r>
+        <w:rPr>
+          <w:lang w:val="hi_IN" w:bidi="hi_IN"/>
+        </w:rPr>
+        <w:t>मरकुस 1:44</w:t>
+      </w:r>
+    </w:p>
+    <w:p>
+      <w:pPr>
+        <w:pStyle w:val="ListBullet"/>
+        <w:spacing w:line="240" w:lineRule="auto"/>
+        <w:ind w:left="720"/>
+      </w:pPr>
+      <w:r>
+        <w:rPr>
+          <w:lang w:val="hi_IN" w:bidi="hi_IN"/>
+        </w:rPr>
+      </w:r>
+      <w:r>
+        <w:rPr>
+          <w:lang w:val="hi_IN" w:bidi="hi_IN"/>
+        </w:rPr>
+        <w:t>यूहन्ना 1:7</w:t>
+      </w:r>
+    </w:p>
+    <w:p>
+      <w:pPr>
+        <w:pStyle w:val="ListBullet"/>
+        <w:spacing w:line="240" w:lineRule="auto"/>
+        <w:ind w:left="720"/>
+      </w:pPr>
+      <w:r>
+        <w:rPr>
+          <w:lang w:val="hi_IN" w:bidi="hi_IN"/>
+        </w:rPr>
+      </w:r>
+      <w:r>
+        <w:rPr>
+          <w:lang w:val="hi_IN" w:bidi="hi_IN"/>
+        </w:rPr>
+        <w:t>यूहन्ना 3:33</w:t>
+      </w:r>
+    </w:p>
+    <w:p>
+      <w:pPr>
+        <w:pStyle w:val="ListBullet"/>
+        <w:spacing w:line="240" w:lineRule="auto"/>
+        <w:ind w:left="720"/>
+      </w:pPr>
+      <w:r>
+        <w:rPr>
+          <w:lang w:val="hi_IN" w:bidi="hi_IN"/>
+        </w:rPr>
+      </w:r>
+      <w:r>
+        <w:rPr>
+          <w:lang w:val="hi_IN" w:bidi="hi_IN"/>
+        </w:rPr>
+        <w:t>प्रे.का. 4:32–33</w:t>
+      </w:r>
+    </w:p>
+    <w:p>
+      <w:pPr>
+        <w:pStyle w:val="ListBullet"/>
+        <w:spacing w:line="240" w:lineRule="auto"/>
+        <w:ind w:left="720"/>
+      </w:pPr>
+      <w:r>
+        <w:rPr>
+          <w:lang w:val="hi_IN" w:bidi="hi_IN"/>
+        </w:rPr>
+      </w:r>
+      <w:r>
+        <w:rPr>
+          <w:lang w:val="hi_IN" w:bidi="hi_IN"/>
+        </w:rPr>
+        <w:t>प्रे.का. 7:44</w:t>
+      </w:r>
+    </w:p>
+    <w:p>
+      <w:pPr>
+        <w:pStyle w:val="ListBullet"/>
+        <w:spacing w:line="240" w:lineRule="auto"/>
+        <w:ind w:left="720"/>
+      </w:pPr>
+      <w:r>
+        <w:rPr>
+          <w:lang w:val="hi_IN" w:bidi="hi_IN"/>
+        </w:rPr>
+      </w:r>
+      <w:r>
+        <w:rPr>
+          <w:lang w:val="hi_IN" w:bidi="hi_IN"/>
+        </w:rPr>
+        <w:t>प्रे.का. 13:31</w:t>
+      </w:r>
+    </w:p>
+    <w:p>
+      <w:pPr>
+        <w:pStyle w:val="ListBullet"/>
+        <w:spacing w:line="240" w:lineRule="auto"/>
+        <w:ind w:left="720"/>
+      </w:pPr>
+      <w:r>
+        <w:rPr>
+          <w:lang w:val="hi_IN" w:bidi="hi_IN"/>
+        </w:rPr>
+      </w:r>
+      <w:r>
+        <w:rPr>
+          <w:lang w:val="hi_IN" w:bidi="hi_IN"/>
+        </w:rPr>
+        <w:t>रोमियों 1:9</w:t>
+      </w:r>
+    </w:p>
+    <w:p>
+      <w:pPr>
+        <w:pStyle w:val="ListBullet"/>
+        <w:spacing w:line="240" w:lineRule="auto"/>
+        <w:ind w:left="720"/>
+      </w:pPr>
+      <w:r>
+        <w:rPr>
+          <w:lang w:val="hi_IN" w:bidi="hi_IN"/>
+        </w:rPr>
+      </w:r>
+      <w:r>
+        <w:rPr>
+          <w:lang w:val="hi_IN" w:bidi="hi_IN"/>
+        </w:rPr>
+        <w:t>1 थिस्लुनिकियों 2:10–12</w:t>
+      </w:r>
+    </w:p>
+    <w:p>
+      <w:pPr>
+        <w:pStyle w:val="ListBullet"/>
+        <w:spacing w:line="240" w:lineRule="auto"/>
+        <w:ind w:left="720"/>
+      </w:pPr>
+      <w:r>
+        <w:rPr>
+          <w:lang w:val="hi_IN" w:bidi="hi_IN"/>
+        </w:rPr>
+      </w:r>
+      <w:r>
+        <w:rPr>
+          <w:lang w:val="hi_IN" w:bidi="hi_IN"/>
+        </w:rPr>
+        <w:t>1 तीमुथियुस 5:19–20</w:t>
+      </w:r>
+    </w:p>
+    <w:p>
+      <w:pPr>
+        <w:pStyle w:val="ListBullet"/>
+        <w:spacing w:line="240" w:lineRule="auto"/>
+        <w:ind w:left="720"/>
+      </w:pPr>
+      <w:r>
+        <w:rPr>
+          <w:lang w:val="hi_IN" w:bidi="hi_IN"/>
+        </w:rPr>
+      </w:r>
+      <w:r>
+        <w:rPr>
+          <w:lang w:val="hi_IN" w:bidi="hi_IN"/>
+        </w:rPr>
+        <w:t>2तीमुथियुस 1:8</w:t>
+      </w:r>
+    </w:p>
+    <w:p>
+      <w:pPr>
+        <w:pStyle w:val="ListBullet"/>
+        <w:spacing w:line="240" w:lineRule="auto"/>
+        <w:ind w:left="720"/>
+      </w:pPr>
+      <w:r>
+        <w:rPr>
+          <w:lang w:val="hi_IN" w:bidi="hi_IN"/>
+        </w:rPr>
+      </w:r>
+      <w:r>
+        <w:rPr>
+          <w:lang w:val="hi_IN" w:bidi="hi_IN"/>
+        </w:rPr>
+        <w:t>2 पतरस 1:16–18</w:t>
+      </w:r>
+    </w:p>
+    <w:p>
+      <w:pPr>
+        <w:pStyle w:val="ListBullet"/>
+        <w:spacing w:line="240" w:lineRule="auto"/>
+        <w:ind w:left="720"/>
+      </w:pPr>
+      <w:r>
+        <w:rPr>
+          <w:lang w:val="hi_IN" w:bidi="hi_IN"/>
+        </w:rPr>
+      </w:r>
+      <w:r>
+        <w:rPr>
+          <w:lang w:val="hi_IN" w:bidi="hi_IN"/>
+        </w:rPr>
+        <w:t>1 यूहन्ना 5:6–8</w:t>
+      </w:r>
+    </w:p>
+    <w:p>
+      <w:pPr>
+        <w:pStyle w:val="ListBullet"/>
+        <w:spacing w:line="240" w:lineRule="auto"/>
+        <w:ind w:left="720"/>
+      </w:pPr>
+      <w:r>
+        <w:rPr>
+          <w:lang w:val="hi_IN" w:bidi="hi_IN"/>
+        </w:rPr>
+      </w:r>
+      <w:r>
+        <w:rPr>
+          <w:lang w:val="hi_IN" w:bidi="hi_IN"/>
+        </w:rPr>
+        <w:t>3 यूहन्ना 1:12</w:t>
+      </w:r>
+    </w:p>
+    <w:p>
+      <w:pPr>
+        <w:pStyle w:val="ListBullet"/>
+        <w:spacing w:line="240" w:lineRule="auto"/>
+        <w:ind w:left="720"/>
+      </w:pPr>
+      <w:r>
+        <w:rPr>
+          <w:lang w:val="hi_IN" w:bidi="hi_IN"/>
+        </w:rPr>
+      </w:r>
+      <w:r>
+        <w:rPr>
+          <w:lang w:val="hi_IN" w:bidi="hi_IN"/>
+        </w:rPr>
+        <w:t>प्रका. 12:11</w:t>
+      </w:r>
     </w:p>
     <w:p>
       <w:pPr>
@@ -6366,90 +5886,66 @@
           <w:lang w:val="hi_IN" w:bidi="hi_IN"/>
         </w:rPr>
       </w:r>
-      <w:hyperlink r:id="rId88">
-        <w:r>
-          <w:rPr>
-            <w:lang w:val="hi_IN" w:bidi="hi_IN"/>
-          </w:rPr>
-          <w:rPr>
-            <w:color w:val="0000EE"/>
-            <w:u w:val="single"/>
-          </w:rPr>
-          <w:t>1 इतिहास 02:23–24</w:t>
-        </w:r>
-      </w:hyperlink>
-    </w:p>
-    <w:p>
-      <w:pPr>
-        <w:pStyle w:val="ListBullet"/>
-        <w:spacing w:line="240" w:lineRule="auto"/>
-        <w:ind w:left="720"/>
-      </w:pPr>
-      <w:r>
-        <w:rPr>
-          <w:lang w:val="hi_IN" w:bidi="hi_IN"/>
-        </w:rPr>
-      </w:r>
-      <w:hyperlink r:id="rId89">
-        <w:r>
-          <w:rPr>
-            <w:lang w:val="hi_IN" w:bidi="hi_IN"/>
-          </w:rPr>
-          <w:rPr>
-            <w:color w:val="0000EE"/>
-            <w:u w:val="single"/>
-          </w:rPr>
-          <w:t>2 शमूएल 03:2–3</w:t>
-        </w:r>
-      </w:hyperlink>
-    </w:p>
-    <w:p>
-      <w:pPr>
-        <w:pStyle w:val="ListBullet"/>
-        <w:spacing w:line="240" w:lineRule="auto"/>
-        <w:ind w:left="720"/>
-      </w:pPr>
-      <w:r>
-        <w:rPr>
-          <w:lang w:val="hi_IN" w:bidi="hi_IN"/>
-        </w:rPr>
-      </w:r>
-      <w:hyperlink r:id="rId90">
-        <w:r>
-          <w:rPr>
-            <w:lang w:val="hi_IN" w:bidi="hi_IN"/>
-          </w:rPr>
-          <w:rPr>
-            <w:color w:val="0000EE"/>
-            <w:u w:val="single"/>
-          </w:rPr>
-          <w:t>व्यवस्थाविवरण 03:14</w:t>
-        </w:r>
-      </w:hyperlink>
-    </w:p>
-    <w:p>
-      <w:pPr>
-        <w:pStyle w:val="ListBullet"/>
-        <w:spacing w:line="240" w:lineRule="auto"/>
-        <w:ind w:left="720"/>
-      </w:pPr>
-      <w:r>
-        <w:rPr>
-          <w:lang w:val="hi_IN" w:bidi="hi_IN"/>
-        </w:rPr>
-      </w:r>
-      <w:hyperlink r:id="rId91">
-        <w:r>
-          <w:rPr>
-            <w:lang w:val="hi_IN" w:bidi="hi_IN"/>
-          </w:rPr>
-          <w:rPr>
-            <w:color w:val="0000EE"/>
-            <w:u w:val="single"/>
-          </w:rPr>
-          <w:t>यहोशू 12:3–5</w:t>
-        </w:r>
-      </w:hyperlink>
+      <w:r>
+        <w:rPr>
+          <w:lang w:val="hi_IN" w:bidi="hi_IN"/>
+        </w:rPr>
+        <w:t>1 इतिहास 02:23–24</w:t>
+      </w:r>
+    </w:p>
+    <w:p>
+      <w:pPr>
+        <w:pStyle w:val="ListBullet"/>
+        <w:spacing w:line="240" w:lineRule="auto"/>
+        <w:ind w:left="720"/>
+      </w:pPr>
+      <w:r>
+        <w:rPr>
+          <w:lang w:val="hi_IN" w:bidi="hi_IN"/>
+        </w:rPr>
+      </w:r>
+      <w:r>
+        <w:rPr>
+          <w:lang w:val="hi_IN" w:bidi="hi_IN"/>
+        </w:rPr>
+        <w:t>2 शमूएल 03:2–3</w:t>
+      </w:r>
+    </w:p>
+    <w:p>
+      <w:pPr>
+        <w:pStyle w:val="ListBullet"/>
+        <w:spacing w:line="240" w:lineRule="auto"/>
+        <w:ind w:left="720"/>
+      </w:pPr>
+      <w:r>
+        <w:rPr>
+          <w:lang w:val="hi_IN" w:bidi="hi_IN"/>
+        </w:rPr>
+      </w:r>
+      <w:r>
+        <w:rPr>
+          <w:lang w:val="hi_IN" w:bidi="hi_IN"/>
+        </w:rPr>
+        <w:t>व्यवस्थाविवरण 03:14</w:t>
+      </w:r>
+    </w:p>
+    <w:p>
+      <w:pPr>
+        <w:pStyle w:val="ListBullet"/>
+        <w:spacing w:line="240" w:lineRule="auto"/>
+        <w:ind w:left="720"/>
+      </w:pPr>
+      <w:r>
+        <w:rPr>
+          <w:lang w:val="hi_IN" w:bidi="hi_IN"/>
+        </w:rPr>
+      </w:r>
+      <w:r>
+        <w:rPr>
+          <w:lang w:val="hi_IN" w:bidi="hi_IN"/>
+        </w:rPr>
+        <w:t>यहोशू 12:3–5</w:t>
+      </w:r>
     </w:p>
     <w:p>
       <w:pPr>
@@ -6721,114 +6217,84 @@
           <w:lang w:val="hi_IN" w:bidi="hi_IN"/>
         </w:rPr>
       </w:r>
-      <w:hyperlink r:id="rId17">
-        <w:r>
-          <w:rPr>
-            <w:lang w:val="hi_IN" w:bidi="hi_IN"/>
-          </w:rPr>
-          <w:rPr>
-            <w:color w:val="0000EE"/>
-            <w:u w:val="single"/>
-          </w:rPr>
-          <w:t>1 राजा 04:24–25</w:t>
-        </w:r>
-      </w:hyperlink>
-    </w:p>
-    <w:p>
-      <w:pPr>
-        <w:pStyle w:val="ListBullet"/>
-        <w:spacing w:line="240" w:lineRule="auto"/>
-        <w:ind w:left="720"/>
-      </w:pPr>
-      <w:r>
-        <w:rPr>
-          <w:lang w:val="hi_IN" w:bidi="hi_IN"/>
-        </w:rPr>
-      </w:r>
-      <w:hyperlink r:id="rId92">
-        <w:r>
-          <w:rPr>
-            <w:lang w:val="hi_IN" w:bidi="hi_IN"/>
-          </w:rPr>
-          <w:rPr>
-            <w:color w:val="0000EE"/>
-            <w:u w:val="single"/>
-          </w:rPr>
-          <w:t>प्रे.का. 08:26–28</w:t>
-        </w:r>
-      </w:hyperlink>
-    </w:p>
-    <w:p>
-      <w:pPr>
-        <w:pStyle w:val="ListBullet"/>
-        <w:spacing w:line="240" w:lineRule="auto"/>
-        <w:ind w:left="720"/>
-      </w:pPr>
-      <w:r>
-        <w:rPr>
-          <w:lang w:val="hi_IN" w:bidi="hi_IN"/>
-        </w:rPr>
-      </w:r>
-      <w:hyperlink r:id="rId93">
-        <w:r>
-          <w:rPr>
-            <w:lang w:val="hi_IN" w:bidi="hi_IN"/>
-          </w:rPr>
-          <w:rPr>
-            <w:color w:val="0000EE"/>
-            <w:u w:val="single"/>
-          </w:rPr>
-          <w:t>उत्पत्ति 10:19–20</w:t>
-        </w:r>
-      </w:hyperlink>
-    </w:p>
-    <w:p>
-      <w:pPr>
-        <w:pStyle w:val="ListBullet"/>
-        <w:spacing w:line="240" w:lineRule="auto"/>
-        <w:ind w:left="720"/>
-      </w:pPr>
-      <w:r>
-        <w:rPr>
-          <w:lang w:val="hi_IN" w:bidi="hi_IN"/>
-        </w:rPr>
-      </w:r>
-      <w:hyperlink r:id="rId94">
-        <w:r>
-          <w:rPr>
-            <w:lang w:val="hi_IN" w:bidi="hi_IN"/>
-          </w:rPr>
-          <w:rPr>
-            <w:color w:val="0000EE"/>
-            <w:u w:val="single"/>
-          </w:rPr>
-          <w:t>यहोशू 10:40–41</w:t>
-        </w:r>
-      </w:hyperlink>
-    </w:p>
-    <w:p>
-      <w:pPr>
-        <w:pStyle w:val="ListBullet"/>
-        <w:spacing w:line="240" w:lineRule="auto"/>
-        <w:ind w:left="720"/>
-      </w:pPr>
-      <w:r>
-        <w:rPr>
-          <w:lang w:val="hi_IN" w:bidi="hi_IN"/>
-        </w:rPr>
-      </w:r>
-      <w:hyperlink r:id="rId95">
-        <w:r>
-          <w:rPr>
-            <w:lang w:val="hi_IN" w:bidi="hi_IN"/>
-          </w:rPr>
-          <w:rPr>
-            <w:color w:val="0000EE"/>
-            <w:u w:val="single"/>
-          </w:rPr>
-          <w:t>न्यायियों 06:3–4</w:t>
-        </w:r>
-      </w:hyperlink>
+      <w:r>
+        <w:rPr>
+          <w:lang w:val="hi_IN" w:bidi="hi_IN"/>
+        </w:rPr>
+        <w:t>1 राजा 04:24–25</w:t>
+      </w:r>
+    </w:p>
+    <w:p>
+      <w:pPr>
+        <w:pStyle w:val="ListBullet"/>
+        <w:spacing w:line="240" w:lineRule="auto"/>
+        <w:ind w:left="720"/>
+      </w:pPr>
+      <w:r>
+        <w:rPr>
+          <w:lang w:val="hi_IN" w:bidi="hi_IN"/>
+        </w:rPr>
+      </w:r>
+      <w:r>
+        <w:rPr>
+          <w:lang w:val="hi_IN" w:bidi="hi_IN"/>
+        </w:rPr>
+        <w:t>प्रे.का. 08:26–28</w:t>
+      </w:r>
+    </w:p>
+    <w:p>
+      <w:pPr>
+        <w:pStyle w:val="ListBullet"/>
+        <w:spacing w:line="240" w:lineRule="auto"/>
+        <w:ind w:left="720"/>
+      </w:pPr>
+      <w:r>
+        <w:rPr>
+          <w:lang w:val="hi_IN" w:bidi="hi_IN"/>
+        </w:rPr>
+      </w:r>
+      <w:r>
+        <w:rPr>
+          <w:lang w:val="hi_IN" w:bidi="hi_IN"/>
+        </w:rPr>
+        <w:t>उत्पत्ति 10:19–20</w:t>
+      </w:r>
+    </w:p>
+    <w:p>
+      <w:pPr>
+        <w:pStyle w:val="ListBullet"/>
+        <w:spacing w:line="240" w:lineRule="auto"/>
+        <w:ind w:left="720"/>
+      </w:pPr>
+      <w:r>
+        <w:rPr>
+          <w:lang w:val="hi_IN" w:bidi="hi_IN"/>
+        </w:rPr>
+      </w:r>
+      <w:r>
+        <w:rPr>
+          <w:lang w:val="hi_IN" w:bidi="hi_IN"/>
+        </w:rPr>
+        <w:t>यहोशू 10:40–41</w:t>
+      </w:r>
+    </w:p>
+    <w:p>
+      <w:pPr>
+        <w:pStyle w:val="ListBullet"/>
+        <w:spacing w:line="240" w:lineRule="auto"/>
+        <w:ind w:left="720"/>
+      </w:pPr>
+      <w:r>
+        <w:rPr>
+          <w:lang w:val="hi_IN" w:bidi="hi_IN"/>
+        </w:rPr>
+      </w:r>
+      <w:r>
+        <w:rPr>
+          <w:lang w:val="hi_IN" w:bidi="hi_IN"/>
+        </w:rPr>
+        <w:t>न्यायियों 06:3–4</w:t>
+      </w:r>
     </w:p>
     <w:p>
       <w:pPr>
@@ -7058,114 +6524,84 @@
           <w:lang w:val="hi_IN" w:bidi="hi_IN"/>
         </w:rPr>
       </w:r>
-      <w:hyperlink r:id="rId88">
-        <w:r>
-          <w:rPr>
-            <w:lang w:val="hi_IN" w:bidi="hi_IN"/>
-          </w:rPr>
-          <w:rPr>
-            <w:color w:val="0000EE"/>
-            <w:u w:val="single"/>
-          </w:rPr>
-          <w:t>1 इतिहास 05:18–19</w:t>
-        </w:r>
-      </w:hyperlink>
-    </w:p>
-    <w:p>
-      <w:pPr>
-        <w:pStyle w:val="ListBullet"/>
-        <w:spacing w:line="240" w:lineRule="auto"/>
-        <w:ind w:left="720"/>
-      </w:pPr>
-      <w:r>
-        <w:rPr>
-          <w:lang w:val="hi_IN" w:bidi="hi_IN"/>
-        </w:rPr>
-      </w:r>
-      <w:hyperlink r:id="rId96">
-        <w:r>
-          <w:rPr>
-            <w:lang w:val="hi_IN" w:bidi="hi_IN"/>
-          </w:rPr>
-          <w:rPr>
-            <w:color w:val="0000EE"/>
-            <w:u w:val="single"/>
-          </w:rPr>
-          <w:t>निर्गमन 01:1–5</w:t>
-        </w:r>
-      </w:hyperlink>
-    </w:p>
-    <w:p>
-      <w:pPr>
-        <w:pStyle w:val="ListBullet"/>
-        <w:spacing w:line="240" w:lineRule="auto"/>
-        <w:ind w:left="720"/>
-      </w:pPr>
-      <w:r>
-        <w:rPr>
-          <w:lang w:val="hi_IN" w:bidi="hi_IN"/>
-        </w:rPr>
-      </w:r>
-      <w:hyperlink r:id="rId97">
-        <w:r>
-          <w:rPr>
-            <w:lang w:val="hi_IN" w:bidi="hi_IN"/>
-          </w:rPr>
-          <w:rPr>
-            <w:color w:val="0000EE"/>
-            <w:u w:val="single"/>
-          </w:rPr>
-          <w:t>उत्पत्ति 30:9–11</w:t>
-        </w:r>
-      </w:hyperlink>
-    </w:p>
-    <w:p>
-      <w:pPr>
-        <w:pStyle w:val="ListBullet"/>
-        <w:spacing w:line="240" w:lineRule="auto"/>
-        <w:ind w:left="720"/>
-      </w:pPr>
-      <w:r>
-        <w:rPr>
-          <w:lang w:val="hi_IN" w:bidi="hi_IN"/>
-        </w:rPr>
-      </w:r>
-      <w:hyperlink r:id="rId98">
-        <w:r>
-          <w:rPr>
-            <w:lang w:val="hi_IN" w:bidi="hi_IN"/>
-          </w:rPr>
-          <w:rPr>
-            <w:color w:val="0000EE"/>
-            <w:u w:val="single"/>
-          </w:rPr>
-          <w:t>यहोशू 01:12–13</w:t>
-        </w:r>
-      </w:hyperlink>
-    </w:p>
-    <w:p>
-      <w:pPr>
-        <w:pStyle w:val="ListBullet"/>
-        <w:spacing w:line="240" w:lineRule="auto"/>
-        <w:ind w:left="720"/>
-      </w:pPr>
-      <w:r>
-        <w:rPr>
-          <w:lang w:val="hi_IN" w:bidi="hi_IN"/>
-        </w:rPr>
-      </w:r>
-      <w:hyperlink r:id="rId99">
-        <w:r>
-          <w:rPr>
-            <w:lang w:val="hi_IN" w:bidi="hi_IN"/>
-          </w:rPr>
-          <w:rPr>
-            <w:color w:val="0000EE"/>
-            <w:u w:val="single"/>
-          </w:rPr>
-          <w:t>यहोशू 21:36–38</w:t>
-        </w:r>
-      </w:hyperlink>
+      <w:r>
+        <w:rPr>
+          <w:lang w:val="hi_IN" w:bidi="hi_IN"/>
+        </w:rPr>
+        <w:t>1 इतिहास 05:18–19</w:t>
+      </w:r>
+    </w:p>
+    <w:p>
+      <w:pPr>
+        <w:pStyle w:val="ListBullet"/>
+        <w:spacing w:line="240" w:lineRule="auto"/>
+        <w:ind w:left="720"/>
+      </w:pPr>
+      <w:r>
+        <w:rPr>
+          <w:lang w:val="hi_IN" w:bidi="hi_IN"/>
+        </w:rPr>
+      </w:r>
+      <w:r>
+        <w:rPr>
+          <w:lang w:val="hi_IN" w:bidi="hi_IN"/>
+        </w:rPr>
+        <w:t>निर्गमन 01:1–5</w:t>
+      </w:r>
+    </w:p>
+    <w:p>
+      <w:pPr>
+        <w:pStyle w:val="ListBullet"/>
+        <w:spacing w:line="240" w:lineRule="auto"/>
+        <w:ind w:left="720"/>
+      </w:pPr>
+      <w:r>
+        <w:rPr>
+          <w:lang w:val="hi_IN" w:bidi="hi_IN"/>
+        </w:rPr>
+      </w:r>
+      <w:r>
+        <w:rPr>
+          <w:lang w:val="hi_IN" w:bidi="hi_IN"/>
+        </w:rPr>
+        <w:t>उत्पत्ति 30:9–11</w:t>
+      </w:r>
+    </w:p>
+    <w:p>
+      <w:pPr>
+        <w:pStyle w:val="ListBullet"/>
+        <w:spacing w:line="240" w:lineRule="auto"/>
+        <w:ind w:left="720"/>
+      </w:pPr>
+      <w:r>
+        <w:rPr>
+          <w:lang w:val="hi_IN" w:bidi="hi_IN"/>
+        </w:rPr>
+      </w:r>
+      <w:r>
+        <w:rPr>
+          <w:lang w:val="hi_IN" w:bidi="hi_IN"/>
+        </w:rPr>
+        <w:t>यहोशू 01:12–13</w:t>
+      </w:r>
+    </w:p>
+    <w:p>
+      <w:pPr>
+        <w:pStyle w:val="ListBullet"/>
+        <w:spacing w:line="240" w:lineRule="auto"/>
+        <w:ind w:left="720"/>
+      </w:pPr>
+      <w:r>
+        <w:rPr>
+          <w:lang w:val="hi_IN" w:bidi="hi_IN"/>
+        </w:rPr>
+      </w:r>
+      <w:r>
+        <w:rPr>
+          <w:lang w:val="hi_IN" w:bidi="hi_IN"/>
+        </w:rPr>
+        <w:t>यहोशू 21:36–38</w:t>
+      </w:r>
     </w:p>
     <w:p>
       <w:pPr>
@@ -7443,330 +6879,246 @@
           <w:lang w:val="hi_IN" w:bidi="hi_IN"/>
         </w:rPr>
       </w:r>
-      <w:hyperlink r:id="rId100">
-        <w:r>
-          <w:rPr>
-            <w:lang w:val="hi_IN" w:bidi="hi_IN"/>
-          </w:rPr>
-          <w:rPr>
-            <w:color w:val="0000EE"/>
-            <w:u w:val="single"/>
-          </w:rPr>
-          <w:t>उत्पत्ति 15:9–11</w:t>
-        </w:r>
-      </w:hyperlink>
-    </w:p>
-    <w:p>
-      <w:pPr>
-        <w:pStyle w:val="ListBullet"/>
-        <w:spacing w:line="240" w:lineRule="auto"/>
-        <w:ind w:left="720"/>
-      </w:pPr>
-      <w:r>
-        <w:rPr>
-          <w:lang w:val="hi_IN" w:bidi="hi_IN"/>
-        </w:rPr>
-      </w:r>
-      <w:hyperlink r:id="rId101">
-        <w:r>
-          <w:rPr>
-            <w:lang w:val="hi_IN" w:bidi="hi_IN"/>
-          </w:rPr>
-          <w:rPr>
-            <w:color w:val="0000EE"/>
-            <w:u w:val="single"/>
-          </w:rPr>
-          <w:t>निर्गमन 24:5–6</w:t>
-        </w:r>
-      </w:hyperlink>
-    </w:p>
-    <w:p>
-      <w:pPr>
-        <w:pStyle w:val="ListBullet"/>
-        <w:spacing w:line="240" w:lineRule="auto"/>
-        <w:ind w:left="720"/>
-      </w:pPr>
-      <w:r>
-        <w:rPr>
-          <w:lang w:val="hi_IN" w:bidi="hi_IN"/>
-        </w:rPr>
-      </w:r>
-      <w:hyperlink r:id="rId102">
-        <w:r>
-          <w:rPr>
-            <w:lang w:val="hi_IN" w:bidi="hi_IN"/>
-          </w:rPr>
-          <w:rPr>
-            <w:color w:val="0000EE"/>
-            <w:u w:val="single"/>
-          </w:rPr>
-          <w:t>गिनती 19:1–2</w:t>
-        </w:r>
-      </w:hyperlink>
-    </w:p>
-    <w:p>
-      <w:pPr>
-        <w:pStyle w:val="ListBullet"/>
-        <w:spacing w:line="240" w:lineRule="auto"/>
-        <w:ind w:left="720"/>
-      </w:pPr>
-      <w:r>
-        <w:rPr>
-          <w:lang w:val="hi_IN" w:bidi="hi_IN"/>
-        </w:rPr>
-      </w:r>
-      <w:hyperlink r:id="rId103">
-        <w:r>
-          <w:rPr>
-            <w:lang w:val="hi_IN" w:bidi="hi_IN"/>
-          </w:rPr>
-          <w:rPr>
-            <w:color w:val="0000EE"/>
-            <w:u w:val="single"/>
-          </w:rPr>
-          <w:t>व्यवस्थाविवरण 21:3–4</w:t>
-        </w:r>
-      </w:hyperlink>
-    </w:p>
-    <w:p>
-      <w:pPr>
-        <w:pStyle w:val="ListBullet"/>
-        <w:spacing w:line="240" w:lineRule="auto"/>
-        <w:ind w:left="720"/>
-      </w:pPr>
-      <w:r>
-        <w:rPr>
-          <w:lang w:val="hi_IN" w:bidi="hi_IN"/>
-        </w:rPr>
-      </w:r>
-      <w:hyperlink r:id="rId18">
-        <w:r>
-          <w:rPr>
-            <w:lang w:val="hi_IN" w:bidi="hi_IN"/>
-          </w:rPr>
-          <w:rPr>
-            <w:color w:val="0000EE"/>
-            <w:u w:val="single"/>
-          </w:rPr>
-          <w:t>1 शमूएल 1:24–25</w:t>
-        </w:r>
-      </w:hyperlink>
-    </w:p>
-    <w:p>
-      <w:pPr>
-        <w:pStyle w:val="ListBullet"/>
-        <w:spacing w:line="240" w:lineRule="auto"/>
-        <w:ind w:left="720"/>
-      </w:pPr>
-      <w:r>
-        <w:rPr>
-          <w:lang w:val="hi_IN" w:bidi="hi_IN"/>
-        </w:rPr>
-      </w:r>
-      <w:hyperlink r:id="rId18">
-        <w:r>
-          <w:rPr>
-            <w:lang w:val="hi_IN" w:bidi="hi_IN"/>
-          </w:rPr>
-          <w:rPr>
-            <w:color w:val="0000EE"/>
-            <w:u w:val="single"/>
-          </w:rPr>
-          <w:t>1 शमूएल 15:3</w:t>
-        </w:r>
-      </w:hyperlink>
-    </w:p>
-    <w:p>
-      <w:pPr>
-        <w:pStyle w:val="ListBullet"/>
-        <w:spacing w:line="240" w:lineRule="auto"/>
-        <w:ind w:left="720"/>
-      </w:pPr>
-      <w:r>
-        <w:rPr>
-          <w:lang w:val="hi_IN" w:bidi="hi_IN"/>
-        </w:rPr>
-      </w:r>
-      <w:hyperlink r:id="rId18">
-        <w:r>
-          <w:rPr>
-            <w:lang w:val="hi_IN" w:bidi="hi_IN"/>
-          </w:rPr>
-          <w:rPr>
-            <w:color w:val="0000EE"/>
-            <w:u w:val="single"/>
-          </w:rPr>
-          <w:t>1 शमूएल 16:2–3</w:t>
-        </w:r>
-      </w:hyperlink>
-    </w:p>
-    <w:p>
-      <w:pPr>
-        <w:pStyle w:val="ListBullet"/>
-        <w:spacing w:line="240" w:lineRule="auto"/>
-        <w:ind w:left="720"/>
-      </w:pPr>
-      <w:r>
-        <w:rPr>
-          <w:lang w:val="hi_IN" w:bidi="hi_IN"/>
-        </w:rPr>
-      </w:r>
-      <w:hyperlink r:id="rId17">
-        <w:r>
-          <w:rPr>
-            <w:lang w:val="hi_IN" w:bidi="hi_IN"/>
-          </w:rPr>
-          <w:rPr>
-            <w:color w:val="0000EE"/>
-            <w:u w:val="single"/>
-          </w:rPr>
-          <w:t>1 राजा 1:9</w:t>
-        </w:r>
-      </w:hyperlink>
-    </w:p>
-    <w:p>
-      <w:pPr>
-        <w:pStyle w:val="ListBullet"/>
-        <w:spacing w:line="240" w:lineRule="auto"/>
-        <w:ind w:left="720"/>
-      </w:pPr>
-      <w:r>
-        <w:rPr>
-          <w:lang w:val="hi_IN" w:bidi="hi_IN"/>
-        </w:rPr>
-      </w:r>
-      <w:hyperlink r:id="rId19">
-        <w:r>
-          <w:rPr>
-            <w:lang w:val="hi_IN" w:bidi="hi_IN"/>
-          </w:rPr>
-          <w:rPr>
-            <w:color w:val="0000EE"/>
-            <w:u w:val="single"/>
-          </w:rPr>
-          <w:t>2 इतिहास 11:15</w:t>
-        </w:r>
-      </w:hyperlink>
-    </w:p>
-    <w:p>
-      <w:pPr>
-        <w:pStyle w:val="ListBullet"/>
-        <w:spacing w:line="240" w:lineRule="auto"/>
-        <w:ind w:left="720"/>
-      </w:pPr>
-      <w:r>
-        <w:rPr>
-          <w:lang w:val="hi_IN" w:bidi="hi_IN"/>
-        </w:rPr>
-      </w:r>
-      <w:hyperlink r:id="rId19">
-        <w:r>
-          <w:rPr>
-            <w:lang w:val="hi_IN" w:bidi="hi_IN"/>
-          </w:rPr>
-          <w:rPr>
-            <w:color w:val="0000EE"/>
-            <w:u w:val="single"/>
-          </w:rPr>
-          <w:t>2 इतिहास 15:10–11</w:t>
-        </w:r>
-      </w:hyperlink>
-    </w:p>
-    <w:p>
-      <w:pPr>
-        <w:pStyle w:val="ListBullet"/>
-        <w:spacing w:line="240" w:lineRule="auto"/>
-        <w:ind w:left="720"/>
-      </w:pPr>
-      <w:r>
-        <w:rPr>
-          <w:lang w:val="hi_IN" w:bidi="hi_IN"/>
-        </w:rPr>
-      </w:r>
-      <w:hyperlink r:id="rId104">
-        <w:r>
-          <w:rPr>
-            <w:lang w:val="hi_IN" w:bidi="hi_IN"/>
-          </w:rPr>
-          <w:rPr>
-            <w:color w:val="0000EE"/>
-            <w:u w:val="single"/>
-          </w:rPr>
-          <w:t>मत्ती 22:4</w:t>
-        </w:r>
-      </w:hyperlink>
-    </w:p>
-    <w:p>
-      <w:pPr>
-        <w:pStyle w:val="ListBullet"/>
-        <w:spacing w:line="240" w:lineRule="auto"/>
-        <w:ind w:left="720"/>
-      </w:pPr>
-      <w:r>
-        <w:rPr>
-          <w:lang w:val="hi_IN" w:bidi="hi_IN"/>
-        </w:rPr>
-      </w:r>
-      <w:hyperlink r:id="rId25">
-        <w:r>
-          <w:rPr>
-            <w:lang w:val="hi_IN" w:bidi="hi_IN"/>
-          </w:rPr>
-          <w:rPr>
-            <w:color w:val="0000EE"/>
-            <w:u w:val="single"/>
-          </w:rPr>
-          <w:t>लूका 13:15</w:t>
-        </w:r>
-      </w:hyperlink>
-    </w:p>
-    <w:p>
-      <w:pPr>
-        <w:pStyle w:val="ListBullet"/>
-        <w:spacing w:line="240" w:lineRule="auto"/>
-        <w:ind w:left="720"/>
-      </w:pPr>
-      <w:r>
-        <w:rPr>
-          <w:lang w:val="hi_IN" w:bidi="hi_IN"/>
-        </w:rPr>
-      </w:r>
-      <w:hyperlink r:id="rId105">
-        <w:r>
-          <w:rPr>
-            <w:lang w:val="hi_IN" w:bidi="hi_IN"/>
-          </w:rPr>
-          <w:rPr>
-            <w:color w:val="0000EE"/>
-            <w:u w:val="single"/>
-          </w:rPr>
-          <w:t>लूका 14:5</w:t>
-        </w:r>
-      </w:hyperlink>
-    </w:p>
-    <w:p>
-      <w:pPr>
-        <w:pStyle w:val="ListBullet"/>
-        <w:spacing w:line="240" w:lineRule="auto"/>
-        <w:ind w:left="720"/>
-      </w:pPr>
-      <w:r>
-        <w:rPr>
-          <w:lang w:val="hi_IN" w:bidi="hi_IN"/>
-        </w:rPr>
-      </w:r>
-      <w:hyperlink r:id="rId106">
-        <w:r>
-          <w:rPr>
-            <w:lang w:val="hi_IN" w:bidi="hi_IN"/>
-          </w:rPr>
-          <w:rPr>
-            <w:color w:val="0000EE"/>
-            <w:u w:val="single"/>
-          </w:rPr>
-          <w:t>इब्रानियों 9:13</w:t>
-        </w:r>
-      </w:hyperlink>
+      <w:r>
+        <w:rPr>
+          <w:lang w:val="hi_IN" w:bidi="hi_IN"/>
+        </w:rPr>
+        <w:t>उत्पत्ति 15:9–11</w:t>
+      </w:r>
+    </w:p>
+    <w:p>
+      <w:pPr>
+        <w:pStyle w:val="ListBullet"/>
+        <w:spacing w:line="240" w:lineRule="auto"/>
+        <w:ind w:left="720"/>
+      </w:pPr>
+      <w:r>
+        <w:rPr>
+          <w:lang w:val="hi_IN" w:bidi="hi_IN"/>
+        </w:rPr>
+      </w:r>
+      <w:r>
+        <w:rPr>
+          <w:lang w:val="hi_IN" w:bidi="hi_IN"/>
+        </w:rPr>
+        <w:t>निर्गमन 24:5–6</w:t>
+      </w:r>
+    </w:p>
+    <w:p>
+      <w:pPr>
+        <w:pStyle w:val="ListBullet"/>
+        <w:spacing w:line="240" w:lineRule="auto"/>
+        <w:ind w:left="720"/>
+      </w:pPr>
+      <w:r>
+        <w:rPr>
+          <w:lang w:val="hi_IN" w:bidi="hi_IN"/>
+        </w:rPr>
+      </w:r>
+      <w:r>
+        <w:rPr>
+          <w:lang w:val="hi_IN" w:bidi="hi_IN"/>
+        </w:rPr>
+        <w:t>गिनती 19:1–2</w:t>
+      </w:r>
+    </w:p>
+    <w:p>
+      <w:pPr>
+        <w:pStyle w:val="ListBullet"/>
+        <w:spacing w:line="240" w:lineRule="auto"/>
+        <w:ind w:left="720"/>
+      </w:pPr>
+      <w:r>
+        <w:rPr>
+          <w:lang w:val="hi_IN" w:bidi="hi_IN"/>
+        </w:rPr>
+      </w:r>
+      <w:r>
+        <w:rPr>
+          <w:lang w:val="hi_IN" w:bidi="hi_IN"/>
+        </w:rPr>
+        <w:t>व्यवस्थाविवरण 21:3–4</w:t>
+      </w:r>
+    </w:p>
+    <w:p>
+      <w:pPr>
+        <w:pStyle w:val="ListBullet"/>
+        <w:spacing w:line="240" w:lineRule="auto"/>
+        <w:ind w:left="720"/>
+      </w:pPr>
+      <w:r>
+        <w:rPr>
+          <w:lang w:val="hi_IN" w:bidi="hi_IN"/>
+        </w:rPr>
+      </w:r>
+      <w:r>
+        <w:rPr>
+          <w:lang w:val="hi_IN" w:bidi="hi_IN"/>
+        </w:rPr>
+        <w:t>1 शमूएल 1:24–25</w:t>
+      </w:r>
+    </w:p>
+    <w:p>
+      <w:pPr>
+        <w:pStyle w:val="ListBullet"/>
+        <w:spacing w:line="240" w:lineRule="auto"/>
+        <w:ind w:left="720"/>
+      </w:pPr>
+      <w:r>
+        <w:rPr>
+          <w:lang w:val="hi_IN" w:bidi="hi_IN"/>
+        </w:rPr>
+      </w:r>
+      <w:r>
+        <w:rPr>
+          <w:lang w:val="hi_IN" w:bidi="hi_IN"/>
+        </w:rPr>
+        <w:t>1 शमूएल 15:3</w:t>
+      </w:r>
+    </w:p>
+    <w:p>
+      <w:pPr>
+        <w:pStyle w:val="ListBullet"/>
+        <w:spacing w:line="240" w:lineRule="auto"/>
+        <w:ind w:left="720"/>
+      </w:pPr>
+      <w:r>
+        <w:rPr>
+          <w:lang w:val="hi_IN" w:bidi="hi_IN"/>
+        </w:rPr>
+      </w:r>
+      <w:r>
+        <w:rPr>
+          <w:lang w:val="hi_IN" w:bidi="hi_IN"/>
+        </w:rPr>
+        <w:t>1 शमूएल 16:2–3</w:t>
+      </w:r>
+    </w:p>
+    <w:p>
+      <w:pPr>
+        <w:pStyle w:val="ListBullet"/>
+        <w:spacing w:line="240" w:lineRule="auto"/>
+        <w:ind w:left="720"/>
+      </w:pPr>
+      <w:r>
+        <w:rPr>
+          <w:lang w:val="hi_IN" w:bidi="hi_IN"/>
+        </w:rPr>
+      </w:r>
+      <w:r>
+        <w:rPr>
+          <w:lang w:val="hi_IN" w:bidi="hi_IN"/>
+        </w:rPr>
+        <w:t>1 राजा 1:9</w:t>
+      </w:r>
+    </w:p>
+    <w:p>
+      <w:pPr>
+        <w:pStyle w:val="ListBullet"/>
+        <w:spacing w:line="240" w:lineRule="auto"/>
+        <w:ind w:left="720"/>
+      </w:pPr>
+      <w:r>
+        <w:rPr>
+          <w:lang w:val="hi_IN" w:bidi="hi_IN"/>
+        </w:rPr>
+      </w:r>
+      <w:r>
+        <w:rPr>
+          <w:lang w:val="hi_IN" w:bidi="hi_IN"/>
+        </w:rPr>
+        <w:t>2 इतिहास 11:15</w:t>
+      </w:r>
+    </w:p>
+    <w:p>
+      <w:pPr>
+        <w:pStyle w:val="ListBullet"/>
+        <w:spacing w:line="240" w:lineRule="auto"/>
+        <w:ind w:left="720"/>
+      </w:pPr>
+      <w:r>
+        <w:rPr>
+          <w:lang w:val="hi_IN" w:bidi="hi_IN"/>
+        </w:rPr>
+      </w:r>
+      <w:r>
+        <w:rPr>
+          <w:lang w:val="hi_IN" w:bidi="hi_IN"/>
+        </w:rPr>
+        <w:t>2 इतिहास 15:10–11</w:t>
+      </w:r>
+    </w:p>
+    <w:p>
+      <w:pPr>
+        <w:pStyle w:val="ListBullet"/>
+        <w:spacing w:line="240" w:lineRule="auto"/>
+        <w:ind w:left="720"/>
+      </w:pPr>
+      <w:r>
+        <w:rPr>
+          <w:lang w:val="hi_IN" w:bidi="hi_IN"/>
+        </w:rPr>
+      </w:r>
+      <w:r>
+        <w:rPr>
+          <w:lang w:val="hi_IN" w:bidi="hi_IN"/>
+        </w:rPr>
+        <w:t>मत्ती 22:4</w:t>
+      </w:r>
+    </w:p>
+    <w:p>
+      <w:pPr>
+        <w:pStyle w:val="ListBullet"/>
+        <w:spacing w:line="240" w:lineRule="auto"/>
+        <w:ind w:left="720"/>
+      </w:pPr>
+      <w:r>
+        <w:rPr>
+          <w:lang w:val="hi_IN" w:bidi="hi_IN"/>
+        </w:rPr>
+      </w:r>
+      <w:r>
+        <w:rPr>
+          <w:lang w:val="hi_IN" w:bidi="hi_IN"/>
+        </w:rPr>
+        <w:t>लूका 13:15</w:t>
+      </w:r>
+    </w:p>
+    <w:p>
+      <w:pPr>
+        <w:pStyle w:val="ListBullet"/>
+        <w:spacing w:line="240" w:lineRule="auto"/>
+        <w:ind w:left="720"/>
+      </w:pPr>
+      <w:r>
+        <w:rPr>
+          <w:lang w:val="hi_IN" w:bidi="hi_IN"/>
+        </w:rPr>
+      </w:r>
+      <w:r>
+        <w:rPr>
+          <w:lang w:val="hi_IN" w:bidi="hi_IN"/>
+        </w:rPr>
+        <w:t>लूका 14:5</w:t>
+      </w:r>
+    </w:p>
+    <w:p>
+      <w:pPr>
+        <w:pStyle w:val="ListBullet"/>
+        <w:spacing w:line="240" w:lineRule="auto"/>
+        <w:ind w:left="720"/>
+      </w:pPr>
+      <w:r>
+        <w:rPr>
+          <w:lang w:val="hi_IN" w:bidi="hi_IN"/>
+        </w:rPr>
+      </w:r>
+      <w:r>
+        <w:rPr>
+          <w:lang w:val="hi_IN" w:bidi="hi_IN"/>
+        </w:rPr>
+        <w:t>इब्रानियों 9:13</w:t>
+      </w:r>
     </w:p>
     <w:p>
       <w:pPr>
@@ -7968,90 +7320,66 @@
           <w:lang w:val="hi_IN" w:bidi="hi_IN"/>
         </w:rPr>
       </w:r>
-      <w:hyperlink r:id="rId107">
-        <w:r>
-          <w:rPr>
-            <w:lang w:val="hi_IN" w:bidi="hi_IN"/>
-          </w:rPr>
-          <w:rPr>
-            <w:color w:val="0000EE"/>
-            <w:u w:val="single"/>
-          </w:rPr>
-          <w:t>2 कुरिन्थियों 08:3–5</w:t>
-        </w:r>
-      </w:hyperlink>
-    </w:p>
-    <w:p>
-      <w:pPr>
-        <w:pStyle w:val="ListBullet"/>
-        <w:spacing w:line="240" w:lineRule="auto"/>
-        <w:ind w:left="720"/>
-      </w:pPr>
-      <w:r>
-        <w:rPr>
-          <w:lang w:val="hi_IN" w:bidi="hi_IN"/>
-        </w:rPr>
-      </w:r>
-      <w:hyperlink r:id="rId108">
-        <w:r>
-          <w:rPr>
-            <w:lang w:val="hi_IN" w:bidi="hi_IN"/>
-          </w:rPr>
-          <w:rPr>
-            <w:color w:val="0000EE"/>
-            <w:u w:val="single"/>
-          </w:rPr>
-          <w:t>न्यायियों 06:31</w:t>
-        </w:r>
-      </w:hyperlink>
-    </w:p>
-    <w:p>
-      <w:pPr>
-        <w:pStyle w:val="ListBullet"/>
-        <w:spacing w:line="240" w:lineRule="auto"/>
-        <w:ind w:left="720"/>
-      </w:pPr>
-      <w:r>
-        <w:rPr>
-          <w:lang w:val="hi_IN" w:bidi="hi_IN"/>
-        </w:rPr>
-      </w:r>
-      <w:hyperlink r:id="rId109">
-        <w:r>
-          <w:rPr>
-            <w:lang w:val="hi_IN" w:bidi="hi_IN"/>
-          </w:rPr>
-          <w:rPr>
-            <w:color w:val="0000EE"/>
-            <w:u w:val="single"/>
-          </w:rPr>
-          <w:t>लूका 04:39</w:t>
-        </w:r>
-      </w:hyperlink>
-    </w:p>
-    <w:p>
-      <w:pPr>
-        <w:pStyle w:val="ListBullet"/>
-        <w:spacing w:line="240" w:lineRule="auto"/>
-        <w:ind w:left="720"/>
-      </w:pPr>
-      <w:r>
-        <w:rPr>
-          <w:lang w:val="hi_IN" w:bidi="hi_IN"/>
-        </w:rPr>
-      </w:r>
-      <w:hyperlink r:id="rId110">
-        <w:r>
-          <w:rPr>
-            <w:lang w:val="hi_IN" w:bidi="hi_IN"/>
-          </w:rPr>
-          <w:rPr>
-            <w:color w:val="0000EE"/>
-            <w:u w:val="single"/>
-          </w:rPr>
-          <w:t>नीतिवचन 18:17</w:t>
-        </w:r>
-      </w:hyperlink>
+      <w:r>
+        <w:rPr>
+          <w:lang w:val="hi_IN" w:bidi="hi_IN"/>
+        </w:rPr>
+        <w:t>2 कुरिन्थियों 08:3–5</w:t>
+      </w:r>
+    </w:p>
+    <w:p>
+      <w:pPr>
+        <w:pStyle w:val="ListBullet"/>
+        <w:spacing w:line="240" w:lineRule="auto"/>
+        <w:ind w:left="720"/>
+      </w:pPr>
+      <w:r>
+        <w:rPr>
+          <w:lang w:val="hi_IN" w:bidi="hi_IN"/>
+        </w:rPr>
+      </w:r>
+      <w:r>
+        <w:rPr>
+          <w:lang w:val="hi_IN" w:bidi="hi_IN"/>
+        </w:rPr>
+        <w:t>न्यायियों 06:31</w:t>
+      </w:r>
+    </w:p>
+    <w:p>
+      <w:pPr>
+        <w:pStyle w:val="ListBullet"/>
+        <w:spacing w:line="240" w:lineRule="auto"/>
+        <w:ind w:left="720"/>
+      </w:pPr>
+      <w:r>
+        <w:rPr>
+          <w:lang w:val="hi_IN" w:bidi="hi_IN"/>
+        </w:rPr>
+      </w:r>
+      <w:r>
+        <w:rPr>
+          <w:lang w:val="hi_IN" w:bidi="hi_IN"/>
+        </w:rPr>
+        <w:t>लूका 04:39</w:t>
+      </w:r>
+    </w:p>
+    <w:p>
+      <w:pPr>
+        <w:pStyle w:val="ListBullet"/>
+        <w:spacing w:line="240" w:lineRule="auto"/>
+        <w:ind w:left="720"/>
+      </w:pPr>
+      <w:r>
+        <w:rPr>
+          <w:lang w:val="hi_IN" w:bidi="hi_IN"/>
+        </w:rPr>
+      </w:r>
+      <w:r>
+        <w:rPr>
+          <w:lang w:val="hi_IN" w:bidi="hi_IN"/>
+        </w:rPr>
+        <w:t>नीतिवचन 18:17</w:t>
+      </w:r>
     </w:p>
     <w:p>
       <w:pPr>
@@ -8323,90 +7651,66 @@
           <w:lang w:val="hi_IN" w:bidi="hi_IN"/>
         </w:rPr>
       </w:r>
-      <w:hyperlink r:id="rId111">
-        <w:r>
-          <w:rPr>
-            <w:lang w:val="hi_IN" w:bidi="hi_IN"/>
-          </w:rPr>
-          <w:rPr>
-            <w:color w:val="0000EE"/>
-            <w:u w:val="single"/>
-          </w:rPr>
-          <w:t>इब्रानियों 11:32–34</w:t>
-        </w:r>
-      </w:hyperlink>
-    </w:p>
-    <w:p>
-      <w:pPr>
-        <w:pStyle w:val="ListBullet"/>
-        <w:spacing w:line="240" w:lineRule="auto"/>
-        <w:ind w:left="720"/>
-      </w:pPr>
-      <w:r>
-        <w:rPr>
-          <w:lang w:val="hi_IN" w:bidi="hi_IN"/>
-        </w:rPr>
-      </w:r>
-      <w:hyperlink r:id="rId112">
-        <w:r>
-          <w:rPr>
-            <w:lang w:val="hi_IN" w:bidi="hi_IN"/>
-          </w:rPr>
-          <w:rPr>
-            <w:color w:val="0000EE"/>
-            <w:u w:val="single"/>
-          </w:rPr>
-          <w:t>न्यायियों 06:11</w:t>
-        </w:r>
-      </w:hyperlink>
-    </w:p>
-    <w:p>
-      <w:pPr>
-        <w:pStyle w:val="ListBullet"/>
-        <w:spacing w:line="240" w:lineRule="auto"/>
-        <w:ind w:left="720"/>
-      </w:pPr>
-      <w:r>
-        <w:rPr>
-          <w:lang w:val="hi_IN" w:bidi="hi_IN"/>
-        </w:rPr>
-      </w:r>
-      <w:hyperlink r:id="rId113">
-        <w:r>
-          <w:rPr>
-            <w:lang w:val="hi_IN" w:bidi="hi_IN"/>
-          </w:rPr>
-          <w:rPr>
-            <w:color w:val="0000EE"/>
-            <w:u w:val="single"/>
-          </w:rPr>
-          <w:t>न्यायियों 06:23</w:t>
-        </w:r>
-      </w:hyperlink>
-    </w:p>
-    <w:p>
-      <w:pPr>
-        <w:pStyle w:val="ListBullet"/>
-        <w:spacing w:line="240" w:lineRule="auto"/>
-        <w:ind w:left="720"/>
-      </w:pPr>
-      <w:r>
-        <w:rPr>
-          <w:lang w:val="hi_IN" w:bidi="hi_IN"/>
-        </w:rPr>
-      </w:r>
-      <w:hyperlink r:id="rId114">
-        <w:r>
-          <w:rPr>
-            <w:lang w:val="hi_IN" w:bidi="hi_IN"/>
-          </w:rPr>
-          <w:rPr>
-            <w:color w:val="0000EE"/>
-            <w:u w:val="single"/>
-          </w:rPr>
-          <w:t>न्यायियों 08:17</w:t>
-        </w:r>
-      </w:hyperlink>
+      <w:r>
+        <w:rPr>
+          <w:lang w:val="hi_IN" w:bidi="hi_IN"/>
+        </w:rPr>
+        <w:t>इब्रानियों 11:32–34</w:t>
+      </w:r>
+    </w:p>
+    <w:p>
+      <w:pPr>
+        <w:pStyle w:val="ListBullet"/>
+        <w:spacing w:line="240" w:lineRule="auto"/>
+        <w:ind w:left="720"/>
+      </w:pPr>
+      <w:r>
+        <w:rPr>
+          <w:lang w:val="hi_IN" w:bidi="hi_IN"/>
+        </w:rPr>
+      </w:r>
+      <w:r>
+        <w:rPr>
+          <w:lang w:val="hi_IN" w:bidi="hi_IN"/>
+        </w:rPr>
+        <w:t>न्यायियों 06:11</w:t>
+      </w:r>
+    </w:p>
+    <w:p>
+      <w:pPr>
+        <w:pStyle w:val="ListBullet"/>
+        <w:spacing w:line="240" w:lineRule="auto"/>
+        <w:ind w:left="720"/>
+      </w:pPr>
+      <w:r>
+        <w:rPr>
+          <w:lang w:val="hi_IN" w:bidi="hi_IN"/>
+        </w:rPr>
+      </w:r>
+      <w:r>
+        <w:rPr>
+          <w:lang w:val="hi_IN" w:bidi="hi_IN"/>
+        </w:rPr>
+        <w:t>न्यायियों 06:23</w:t>
+      </w:r>
+    </w:p>
+    <w:p>
+      <w:pPr>
+        <w:pStyle w:val="ListBullet"/>
+        <w:spacing w:line="240" w:lineRule="auto"/>
+        <w:ind w:left="720"/>
+      </w:pPr>
+      <w:r>
+        <w:rPr>
+          <w:lang w:val="hi_IN" w:bidi="hi_IN"/>
+        </w:rPr>
+      </w:r>
+      <w:r>
+        <w:rPr>
+          <w:lang w:val="hi_IN" w:bidi="hi_IN"/>
+        </w:rPr>
+        <w:t>न्यायियों 08:17</w:t>
+      </w:r>
     </w:p>
     <w:p>
       <w:pPr>
@@ -8946,90 +8250,66 @@
           <w:lang w:val="hi_IN" w:bidi="hi_IN"/>
         </w:rPr>
       </w:r>
-      <w:hyperlink r:id="rId18">
-        <w:r>
-          <w:rPr>
-            <w:lang w:val="hi_IN" w:bidi="hi_IN"/>
-          </w:rPr>
-          <w:rPr>
-            <w:color w:val="0000EE"/>
-            <w:u w:val="single"/>
-          </w:rPr>
-          <w:t>1 शमूएल 10:26–27</w:t>
-        </w:r>
-      </w:hyperlink>
-    </w:p>
-    <w:p>
-      <w:pPr>
-        <w:pStyle w:val="ListBullet"/>
-        <w:spacing w:line="240" w:lineRule="auto"/>
-        <w:ind w:left="720"/>
-      </w:pPr>
-      <w:r>
-        <w:rPr>
-          <w:lang w:val="hi_IN" w:bidi="hi_IN"/>
-        </w:rPr>
-      </w:r>
-      <w:hyperlink r:id="rId89">
-        <w:r>
-          <w:rPr>
-            <w:lang w:val="hi_IN" w:bidi="hi_IN"/>
-          </w:rPr>
-          <w:rPr>
-            <w:color w:val="0000EE"/>
-            <w:u w:val="single"/>
-          </w:rPr>
-          <w:t>2 शमूएल 21:5–6</w:t>
-        </w:r>
-      </w:hyperlink>
-    </w:p>
-    <w:p>
-      <w:pPr>
-        <w:pStyle w:val="ListBullet"/>
-        <w:spacing w:line="240" w:lineRule="auto"/>
-        <w:ind w:left="720"/>
-      </w:pPr>
-      <w:r>
-        <w:rPr>
-          <w:lang w:val="hi_IN" w:bidi="hi_IN"/>
-        </w:rPr>
-      </w:r>
-      <w:hyperlink r:id="rId115">
-        <w:r>
-          <w:rPr>
-            <w:lang w:val="hi_IN" w:bidi="hi_IN"/>
-          </w:rPr>
-          <w:rPr>
-            <w:color w:val="0000EE"/>
-            <w:u w:val="single"/>
-          </w:rPr>
-          <w:t>होशे 09:8–9</w:t>
-        </w:r>
-      </w:hyperlink>
-    </w:p>
-    <w:p>
-      <w:pPr>
-        <w:pStyle w:val="ListBullet"/>
-        <w:spacing w:line="240" w:lineRule="auto"/>
-        <w:ind w:left="720"/>
-      </w:pPr>
-      <w:r>
-        <w:rPr>
-          <w:lang w:val="hi_IN" w:bidi="hi_IN"/>
-        </w:rPr>
-      </w:r>
-      <w:hyperlink r:id="rId116">
-        <w:r>
-          <w:rPr>
-            <w:lang w:val="hi_IN" w:bidi="hi_IN"/>
-          </w:rPr>
-          <w:rPr>
-            <w:color w:val="0000EE"/>
-            <w:u w:val="single"/>
-          </w:rPr>
-          <w:t>न्यायियों 19:12–13</w:t>
-        </w:r>
-      </w:hyperlink>
+      <w:r>
+        <w:rPr>
+          <w:lang w:val="hi_IN" w:bidi="hi_IN"/>
+        </w:rPr>
+        <w:t>1 शमूएल 10:26–27</w:t>
+      </w:r>
+    </w:p>
+    <w:p>
+      <w:pPr>
+        <w:pStyle w:val="ListBullet"/>
+        <w:spacing w:line="240" w:lineRule="auto"/>
+        <w:ind w:left="720"/>
+      </w:pPr>
+      <w:r>
+        <w:rPr>
+          <w:lang w:val="hi_IN" w:bidi="hi_IN"/>
+        </w:rPr>
+      </w:r>
+      <w:r>
+        <w:rPr>
+          <w:lang w:val="hi_IN" w:bidi="hi_IN"/>
+        </w:rPr>
+        <w:t>2 शमूएल 21:5–6</w:t>
+      </w:r>
+    </w:p>
+    <w:p>
+      <w:pPr>
+        <w:pStyle w:val="ListBullet"/>
+        <w:spacing w:line="240" w:lineRule="auto"/>
+        <w:ind w:left="720"/>
+      </w:pPr>
+      <w:r>
+        <w:rPr>
+          <w:lang w:val="hi_IN" w:bidi="hi_IN"/>
+        </w:rPr>
+      </w:r>
+      <w:r>
+        <w:rPr>
+          <w:lang w:val="hi_IN" w:bidi="hi_IN"/>
+        </w:rPr>
+        <w:t>होशे 09:8–9</w:t>
+      </w:r>
+    </w:p>
+    <w:p>
+      <w:pPr>
+        <w:pStyle w:val="ListBullet"/>
+        <w:spacing w:line="240" w:lineRule="auto"/>
+        <w:ind w:left="720"/>
+      </w:pPr>
+      <w:r>
+        <w:rPr>
+          <w:lang w:val="hi_IN" w:bidi="hi_IN"/>
+        </w:rPr>
+      </w:r>
+      <w:r>
+        <w:rPr>
+          <w:lang w:val="hi_IN" w:bidi="hi_IN"/>
+        </w:rPr>
+        <w:t>न्यायियों 19:12–13</w:t>
+      </w:r>
     </w:p>
     <w:p>
       <w:pPr>
@@ -9245,90 +8525,66 @@
           <w:lang w:val="hi_IN" w:bidi="hi_IN"/>
         </w:rPr>
       </w:r>
-      <w:hyperlink r:id="rId88">
-        <w:r>
-          <w:rPr>
-            <w:lang w:val="hi_IN" w:bidi="hi_IN"/>
-          </w:rPr>
-          <w:rPr>
-            <w:color w:val="0000EE"/>
-            <w:u w:val="single"/>
-          </w:rPr>
-          <w:t>1 इतिहास 8:29</w:t>
-        </w:r>
-      </w:hyperlink>
-    </w:p>
-    <w:p>
-      <w:pPr>
-        <w:pStyle w:val="ListBullet"/>
-        <w:spacing w:line="240" w:lineRule="auto"/>
-        <w:ind w:left="720"/>
-      </w:pPr>
-      <w:r>
-        <w:rPr>
-          <w:lang w:val="hi_IN" w:bidi="hi_IN"/>
-        </w:rPr>
-      </w:r>
-      <w:hyperlink r:id="rId17">
-        <w:r>
-          <w:rPr>
-            <w:lang w:val="hi_IN" w:bidi="hi_IN"/>
-          </w:rPr>
-          <w:rPr>
-            <w:color w:val="0000EE"/>
-            <w:u w:val="single"/>
-          </w:rPr>
-          <w:t>1 राजा 3:4–5</w:t>
-        </w:r>
-      </w:hyperlink>
-    </w:p>
-    <w:p>
-      <w:pPr>
-        <w:pStyle w:val="ListBullet"/>
-        <w:spacing w:line="240" w:lineRule="auto"/>
-        <w:ind w:left="720"/>
-      </w:pPr>
-      <w:r>
-        <w:rPr>
-          <w:lang w:val="hi_IN" w:bidi="hi_IN"/>
-        </w:rPr>
-      </w:r>
-      <w:hyperlink r:id="rId89">
-        <w:r>
-          <w:rPr>
-            <w:lang w:val="hi_IN" w:bidi="hi_IN"/>
-          </w:rPr>
-          <w:rPr>
-            <w:color w:val="0000EE"/>
-            <w:u w:val="single"/>
-          </w:rPr>
-          <w:t>2 शमूएल 2:12–13</w:t>
-        </w:r>
-      </w:hyperlink>
-    </w:p>
-    <w:p>
-      <w:pPr>
-        <w:pStyle w:val="ListBullet"/>
-        <w:spacing w:line="240" w:lineRule="auto"/>
-        <w:ind w:left="720"/>
-      </w:pPr>
-      <w:r>
-        <w:rPr>
-          <w:lang w:val="hi_IN" w:bidi="hi_IN"/>
-        </w:rPr>
-      </w:r>
-      <w:hyperlink r:id="rId117">
-        <w:r>
-          <w:rPr>
-            <w:lang w:val="hi_IN" w:bidi="hi_IN"/>
-          </w:rPr>
-          <w:rPr>
-            <w:color w:val="0000EE"/>
-            <w:u w:val="single"/>
-          </w:rPr>
-          <w:t>यहोशू 9:3–5</w:t>
-        </w:r>
-      </w:hyperlink>
+      <w:r>
+        <w:rPr>
+          <w:lang w:val="hi_IN" w:bidi="hi_IN"/>
+        </w:rPr>
+        <w:t>1 इतिहास 8:29</w:t>
+      </w:r>
+    </w:p>
+    <w:p>
+      <w:pPr>
+        <w:pStyle w:val="ListBullet"/>
+        <w:spacing w:line="240" w:lineRule="auto"/>
+        <w:ind w:left="720"/>
+      </w:pPr>
+      <w:r>
+        <w:rPr>
+          <w:lang w:val="hi_IN" w:bidi="hi_IN"/>
+        </w:rPr>
+      </w:r>
+      <w:r>
+        <w:rPr>
+          <w:lang w:val="hi_IN" w:bidi="hi_IN"/>
+        </w:rPr>
+        <w:t>1 राजा 3:4–5</w:t>
+      </w:r>
+    </w:p>
+    <w:p>
+      <w:pPr>
+        <w:pStyle w:val="ListBullet"/>
+        <w:spacing w:line="240" w:lineRule="auto"/>
+        <w:ind w:left="720"/>
+      </w:pPr>
+      <w:r>
+        <w:rPr>
+          <w:lang w:val="hi_IN" w:bidi="hi_IN"/>
+        </w:rPr>
+      </w:r>
+      <w:r>
+        <w:rPr>
+          <w:lang w:val="hi_IN" w:bidi="hi_IN"/>
+        </w:rPr>
+        <w:t>2 शमूएल 2:12–13</w:t>
+      </w:r>
+    </w:p>
+    <w:p>
+      <w:pPr>
+        <w:pStyle w:val="ListBullet"/>
+        <w:spacing w:line="240" w:lineRule="auto"/>
+        <w:ind w:left="720"/>
+      </w:pPr>
+      <w:r>
+        <w:rPr>
+          <w:lang w:val="hi_IN" w:bidi="hi_IN"/>
+        </w:rPr>
+      </w:r>
+      <w:r>
+        <w:rPr>
+          <w:lang w:val="hi_IN" w:bidi="hi_IN"/>
+        </w:rPr>
+        <w:t>यहोशू 9:3–5</w:t>
+      </w:r>
     </w:p>
     <w:p>
       <w:pPr>
@@ -9696,114 +8952,84 @@
           <w:lang w:val="hi_IN" w:bidi="hi_IN"/>
         </w:rPr>
       </w:r>
-      <w:hyperlink r:id="rId88">
-        <w:r>
-          <w:rPr>
-            <w:lang w:val="hi_IN" w:bidi="hi_IN"/>
-          </w:rPr>
-          <w:rPr>
-            <w:color w:val="0000EE"/>
-            <w:u w:val="single"/>
-          </w:rPr>
-          <w:t>1 इतिहास 1:14</w:t>
-        </w:r>
-      </w:hyperlink>
-    </w:p>
-    <w:p>
-      <w:pPr>
-        <w:pStyle w:val="ListBullet"/>
-        <w:spacing w:line="240" w:lineRule="auto"/>
-        <w:ind w:left="720"/>
-      </w:pPr>
-      <w:r>
-        <w:rPr>
-          <w:lang w:val="hi_IN" w:bidi="hi_IN"/>
-        </w:rPr>
-      </w:r>
-      <w:hyperlink r:id="rId118">
-        <w:r>
-          <w:rPr>
-            <w:lang w:val="hi_IN" w:bidi="hi_IN"/>
-          </w:rPr>
-          <w:rPr>
-            <w:color w:val="0000EE"/>
-            <w:u w:val="single"/>
-          </w:rPr>
-          <w:t>व्यवस्थाविवरण 7:1</w:t>
-        </w:r>
-      </w:hyperlink>
-    </w:p>
-    <w:p>
-      <w:pPr>
-        <w:pStyle w:val="ListBullet"/>
-        <w:spacing w:line="240" w:lineRule="auto"/>
-        <w:ind w:left="720"/>
-      </w:pPr>
-      <w:r>
-        <w:rPr>
-          <w:lang w:val="hi_IN" w:bidi="hi_IN"/>
-        </w:rPr>
-      </w:r>
-      <w:hyperlink r:id="rId119">
-        <w:r>
-          <w:rPr>
-            <w:lang w:val="hi_IN" w:bidi="hi_IN"/>
-          </w:rPr>
-          <w:rPr>
-            <w:color w:val="0000EE"/>
-            <w:u w:val="single"/>
-          </w:rPr>
-          <w:t>उत्पत्ति 10:16</w:t>
-        </w:r>
-      </w:hyperlink>
-    </w:p>
-    <w:p>
-      <w:pPr>
-        <w:pStyle w:val="ListBullet"/>
-        <w:spacing w:line="240" w:lineRule="auto"/>
-        <w:ind w:left="720"/>
-      </w:pPr>
-      <w:r>
-        <w:rPr>
-          <w:lang w:val="hi_IN" w:bidi="hi_IN"/>
-        </w:rPr>
-      </w:r>
-      <w:hyperlink r:id="rId120">
-        <w:r>
-          <w:rPr>
-            <w:lang w:val="hi_IN" w:bidi="hi_IN"/>
-          </w:rPr>
-          <w:rPr>
-            <w:color w:val="0000EE"/>
-            <w:u w:val="single"/>
-          </w:rPr>
-          <w:t>यहोशू 3:9–11</w:t>
-        </w:r>
-      </w:hyperlink>
-    </w:p>
-    <w:p>
-      <w:pPr>
-        <w:pStyle w:val="ListBullet"/>
-        <w:spacing w:line="240" w:lineRule="auto"/>
-        <w:ind w:left="720"/>
-      </w:pPr>
-      <w:r>
-        <w:rPr>
-          <w:lang w:val="hi_IN" w:bidi="hi_IN"/>
-        </w:rPr>
-      </w:r>
-      <w:hyperlink r:id="rId121">
-        <w:r>
-          <w:rPr>
-            <w:lang w:val="hi_IN" w:bidi="hi_IN"/>
-          </w:rPr>
-          <w:rPr>
-            <w:color w:val="0000EE"/>
-            <w:u w:val="single"/>
-          </w:rPr>
-          <w:t>यहोशू 24:11–12</w:t>
-        </w:r>
-      </w:hyperlink>
+      <w:r>
+        <w:rPr>
+          <w:lang w:val="hi_IN" w:bidi="hi_IN"/>
+        </w:rPr>
+        <w:t>1 इतिहास 1:14</w:t>
+      </w:r>
+    </w:p>
+    <w:p>
+      <w:pPr>
+        <w:pStyle w:val="ListBullet"/>
+        <w:spacing w:line="240" w:lineRule="auto"/>
+        <w:ind w:left="720"/>
+      </w:pPr>
+      <w:r>
+        <w:rPr>
+          <w:lang w:val="hi_IN" w:bidi="hi_IN"/>
+        </w:rPr>
+      </w:r>
+      <w:r>
+        <w:rPr>
+          <w:lang w:val="hi_IN" w:bidi="hi_IN"/>
+        </w:rPr>
+        <w:t>व्यवस्थाविवरण 7:1</w:t>
+      </w:r>
+    </w:p>
+    <w:p>
+      <w:pPr>
+        <w:pStyle w:val="ListBullet"/>
+        <w:spacing w:line="240" w:lineRule="auto"/>
+        <w:ind w:left="720"/>
+      </w:pPr>
+      <w:r>
+        <w:rPr>
+          <w:lang w:val="hi_IN" w:bidi="hi_IN"/>
+        </w:rPr>
+      </w:r>
+      <w:r>
+        <w:rPr>
+          <w:lang w:val="hi_IN" w:bidi="hi_IN"/>
+        </w:rPr>
+        <w:t>उत्पत्ति 10:16</w:t>
+      </w:r>
+    </w:p>
+    <w:p>
+      <w:pPr>
+        <w:pStyle w:val="ListBullet"/>
+        <w:spacing w:line="240" w:lineRule="auto"/>
+        <w:ind w:left="720"/>
+      </w:pPr>
+      <w:r>
+        <w:rPr>
+          <w:lang w:val="hi_IN" w:bidi="hi_IN"/>
+        </w:rPr>
+      </w:r>
+      <w:r>
+        <w:rPr>
+          <w:lang w:val="hi_IN" w:bidi="hi_IN"/>
+        </w:rPr>
+        <w:t>यहोशू 3:9–11</w:t>
+      </w:r>
+    </w:p>
+    <w:p>
+      <w:pPr>
+        <w:pStyle w:val="ListBullet"/>
+        <w:spacing w:line="240" w:lineRule="auto"/>
+        <w:ind w:left="720"/>
+      </w:pPr>
+      <w:r>
+        <w:rPr>
+          <w:lang w:val="hi_IN" w:bidi="hi_IN"/>
+        </w:rPr>
+      </w:r>
+      <w:r>
+        <w:rPr>
+          <w:lang w:val="hi_IN" w:bidi="hi_IN"/>
+        </w:rPr>
+        <w:t>यहोशू 24:11–12</w:t>
+      </w:r>
     </w:p>
     <w:p>
       <w:pPr>
@@ -10081,90 +9307,66 @@
           <w:lang w:val="hi_IN" w:bidi="hi_IN"/>
         </w:rPr>
       </w:r>
-      <w:hyperlink r:id="rId18">
-        <w:r>
-          <w:rPr>
-            <w:lang w:val="hi_IN" w:bidi="hi_IN"/>
-          </w:rPr>
-          <w:rPr>
-            <w:color w:val="0000EE"/>
-            <w:u w:val="single"/>
-          </w:rPr>
-          <w:t>1 शमूएल 07:15–17</w:t>
-        </w:r>
-      </w:hyperlink>
-    </w:p>
-    <w:p>
-      <w:pPr>
-        <w:pStyle w:val="ListBullet"/>
-        <w:spacing w:line="240" w:lineRule="auto"/>
-        <w:ind w:left="720"/>
-      </w:pPr>
-      <w:r>
-        <w:rPr>
-          <w:lang w:val="hi_IN" w:bidi="hi_IN"/>
-        </w:rPr>
-      </w:r>
-      <w:hyperlink r:id="rId23">
-        <w:r>
-          <w:rPr>
-            <w:lang w:val="hi_IN" w:bidi="hi_IN"/>
-          </w:rPr>
-          <w:rPr>
-            <w:color w:val="0000EE"/>
-            <w:u w:val="single"/>
-          </w:rPr>
-          <w:t>2 राजा 02:1–2</w:t>
-        </w:r>
-      </w:hyperlink>
-    </w:p>
-    <w:p>
-      <w:pPr>
-        <w:pStyle w:val="ListBullet"/>
-        <w:spacing w:line="240" w:lineRule="auto"/>
-        <w:ind w:left="720"/>
-      </w:pPr>
-      <w:r>
-        <w:rPr>
-          <w:lang w:val="hi_IN" w:bidi="hi_IN"/>
-        </w:rPr>
-      </w:r>
-      <w:hyperlink r:id="rId122">
-        <w:r>
-          <w:rPr>
-            <w:lang w:val="hi_IN" w:bidi="hi_IN"/>
-          </w:rPr>
-          <w:rPr>
-            <w:color w:val="0000EE"/>
-            <w:u w:val="single"/>
-          </w:rPr>
-          <w:t>होशे 04:15–16</w:t>
-        </w:r>
-      </w:hyperlink>
-    </w:p>
-    <w:p>
-      <w:pPr>
-        <w:pStyle w:val="ListBullet"/>
-        <w:spacing w:line="240" w:lineRule="auto"/>
-        <w:ind w:left="720"/>
-      </w:pPr>
-      <w:r>
-        <w:rPr>
-          <w:lang w:val="hi_IN" w:bidi="hi_IN"/>
-        </w:rPr>
-      </w:r>
-      <w:hyperlink r:id="rId123">
-        <w:r>
-          <w:rPr>
-            <w:lang w:val="hi_IN" w:bidi="hi_IN"/>
-          </w:rPr>
-          <w:rPr>
-            <w:color w:val="0000EE"/>
-            <w:u w:val="single"/>
-          </w:rPr>
-          <w:t>न्यायियों 02:1–2</w:t>
-        </w:r>
-      </w:hyperlink>
+      <w:r>
+        <w:rPr>
+          <w:lang w:val="hi_IN" w:bidi="hi_IN"/>
+        </w:rPr>
+        <w:t>1 शमूएल 07:15–17</w:t>
+      </w:r>
+    </w:p>
+    <w:p>
+      <w:pPr>
+        <w:pStyle w:val="ListBullet"/>
+        <w:spacing w:line="240" w:lineRule="auto"/>
+        <w:ind w:left="720"/>
+      </w:pPr>
+      <w:r>
+        <w:rPr>
+          <w:lang w:val="hi_IN" w:bidi="hi_IN"/>
+        </w:rPr>
+      </w:r>
+      <w:r>
+        <w:rPr>
+          <w:lang w:val="hi_IN" w:bidi="hi_IN"/>
+        </w:rPr>
+        <w:t>2 राजा 02:1–2</w:t>
+      </w:r>
+    </w:p>
+    <w:p>
+      <w:pPr>
+        <w:pStyle w:val="ListBullet"/>
+        <w:spacing w:line="240" w:lineRule="auto"/>
+        <w:ind w:left="720"/>
+      </w:pPr>
+      <w:r>
+        <w:rPr>
+          <w:lang w:val="hi_IN" w:bidi="hi_IN"/>
+        </w:rPr>
+      </w:r>
+      <w:r>
+        <w:rPr>
+          <w:lang w:val="hi_IN" w:bidi="hi_IN"/>
+        </w:rPr>
+        <w:t>होशे 04:15–16</w:t>
+      </w:r>
+    </w:p>
+    <w:p>
+      <w:pPr>
+        <w:pStyle w:val="ListBullet"/>
+        <w:spacing w:line="240" w:lineRule="auto"/>
+        <w:ind w:left="720"/>
+      </w:pPr>
+      <w:r>
+        <w:rPr>
+          <w:lang w:val="hi_IN" w:bidi="hi_IN"/>
+        </w:rPr>
+      </w:r>
+      <w:r>
+        <w:rPr>
+          <w:lang w:val="hi_IN" w:bidi="hi_IN"/>
+        </w:rPr>
+        <w:t>न्यायियों 02:1–2</w:t>
+      </w:r>
     </w:p>
     <w:p>
       <w:pPr>
@@ -10404,138 +9606,102 @@
           <w:lang w:val="hi_IN" w:bidi="hi_IN"/>
         </w:rPr>
       </w:r>
-      <w:hyperlink r:id="rId88">
-        <w:r>
-          <w:rPr>
-            <w:lang w:val="hi_IN" w:bidi="hi_IN"/>
-          </w:rPr>
-          <w:rPr>
-            <w:color w:val="0000EE"/>
-            <w:u w:val="single"/>
-          </w:rPr>
-          <w:t>1 इतिहास 2:22</w:t>
-        </w:r>
-      </w:hyperlink>
-    </w:p>
-    <w:p>
-      <w:pPr>
-        <w:pStyle w:val="ListBullet"/>
-        <w:spacing w:line="240" w:lineRule="auto"/>
-        <w:ind w:left="720"/>
-      </w:pPr>
-      <w:r>
-        <w:rPr>
-          <w:lang w:val="hi_IN" w:bidi="hi_IN"/>
-        </w:rPr>
-      </w:r>
-      <w:hyperlink r:id="rId18">
-        <w:r>
-          <w:rPr>
-            <w:lang w:val="hi_IN" w:bidi="hi_IN"/>
-          </w:rPr>
-          <w:rPr>
-            <w:color w:val="0000EE"/>
-            <w:u w:val="single"/>
-          </w:rPr>
-          <w:t>1 शमूएल 11:1</w:t>
-        </w:r>
-      </w:hyperlink>
-    </w:p>
-    <w:p>
-      <w:pPr>
-        <w:pStyle w:val="ListBullet"/>
-        <w:spacing w:line="240" w:lineRule="auto"/>
-        <w:ind w:left="720"/>
-      </w:pPr>
-      <w:r>
-        <w:rPr>
-          <w:lang w:val="hi_IN" w:bidi="hi_IN"/>
-        </w:rPr>
-      </w:r>
-      <w:hyperlink r:id="rId124">
-        <w:r>
-          <w:rPr>
-            <w:lang w:val="hi_IN" w:bidi="hi_IN"/>
-          </w:rPr>
-          <w:rPr>
-            <w:color w:val="0000EE"/>
-            <w:u w:val="single"/>
-          </w:rPr>
-          <w:t>आमोस 1:3</w:t>
-        </w:r>
-      </w:hyperlink>
-    </w:p>
-    <w:p>
-      <w:pPr>
-        <w:pStyle w:val="ListBullet"/>
-        <w:spacing w:line="240" w:lineRule="auto"/>
-        <w:ind w:left="720"/>
-      </w:pPr>
-      <w:r>
-        <w:rPr>
-          <w:lang w:val="hi_IN" w:bidi="hi_IN"/>
-        </w:rPr>
-      </w:r>
-      <w:hyperlink r:id="rId125">
-        <w:r>
-          <w:rPr>
-            <w:lang w:val="hi_IN" w:bidi="hi_IN"/>
-          </w:rPr>
-          <w:rPr>
-            <w:color w:val="0000EE"/>
-            <w:u w:val="single"/>
-          </w:rPr>
-          <w:t>व्यवस्थाविवरण 2:36–37</w:t>
-        </w:r>
-      </w:hyperlink>
-    </w:p>
-    <w:p>
-      <w:pPr>
-        <w:pStyle w:val="ListBullet"/>
-        <w:spacing w:line="240" w:lineRule="auto"/>
-        <w:ind w:left="720"/>
-      </w:pPr>
-      <w:r>
-        <w:rPr>
-          <w:lang w:val="hi_IN" w:bidi="hi_IN"/>
-        </w:rPr>
-      </w:r>
-      <w:hyperlink r:id="rId126">
-        <w:r>
-          <w:rPr>
-            <w:lang w:val="hi_IN" w:bidi="hi_IN"/>
-          </w:rPr>
-          <w:rPr>
-            <w:color w:val="0000EE"/>
-            <w:u w:val="single"/>
-          </w:rPr>
-          <w:t>उत्पत्ति 31:21</w:t>
-        </w:r>
-      </w:hyperlink>
-    </w:p>
-    <w:p>
-      <w:pPr>
-        <w:pStyle w:val="ListBullet"/>
-        <w:spacing w:line="240" w:lineRule="auto"/>
-        <w:ind w:left="720"/>
-      </w:pPr>
-      <w:r>
-        <w:rPr>
-          <w:lang w:val="hi_IN" w:bidi="hi_IN"/>
-        </w:rPr>
-      </w:r>
-      <w:hyperlink r:id="rId32">
-        <w:r>
-          <w:rPr>
-            <w:lang w:val="hi_IN" w:bidi="hi_IN"/>
-          </w:rPr>
-          <w:rPr>
-            <w:color w:val="0000EE"/>
-            <w:u w:val="single"/>
-          </w:rPr>
-          <w:t>उत्पत्ति 37:25–26</w:t>
-        </w:r>
-      </w:hyperlink>
+      <w:r>
+        <w:rPr>
+          <w:lang w:val="hi_IN" w:bidi="hi_IN"/>
+        </w:rPr>
+        <w:t>1 इतिहास 2:22</w:t>
+      </w:r>
+    </w:p>
+    <w:p>
+      <w:pPr>
+        <w:pStyle w:val="ListBullet"/>
+        <w:spacing w:line="240" w:lineRule="auto"/>
+        <w:ind w:left="720"/>
+      </w:pPr>
+      <w:r>
+        <w:rPr>
+          <w:lang w:val="hi_IN" w:bidi="hi_IN"/>
+        </w:rPr>
+      </w:r>
+      <w:r>
+        <w:rPr>
+          <w:lang w:val="hi_IN" w:bidi="hi_IN"/>
+        </w:rPr>
+        <w:t>1 शमूएल 11:1</w:t>
+      </w:r>
+    </w:p>
+    <w:p>
+      <w:pPr>
+        <w:pStyle w:val="ListBullet"/>
+        <w:spacing w:line="240" w:lineRule="auto"/>
+        <w:ind w:left="720"/>
+      </w:pPr>
+      <w:r>
+        <w:rPr>
+          <w:lang w:val="hi_IN" w:bidi="hi_IN"/>
+        </w:rPr>
+      </w:r>
+      <w:r>
+        <w:rPr>
+          <w:lang w:val="hi_IN" w:bidi="hi_IN"/>
+        </w:rPr>
+        <w:t>आमोस 1:3</w:t>
+      </w:r>
+    </w:p>
+    <w:p>
+      <w:pPr>
+        <w:pStyle w:val="ListBullet"/>
+        <w:spacing w:line="240" w:lineRule="auto"/>
+        <w:ind w:left="720"/>
+      </w:pPr>
+      <w:r>
+        <w:rPr>
+          <w:lang w:val="hi_IN" w:bidi="hi_IN"/>
+        </w:rPr>
+      </w:r>
+      <w:r>
+        <w:rPr>
+          <w:lang w:val="hi_IN" w:bidi="hi_IN"/>
+        </w:rPr>
+        <w:t>व्यवस्थाविवरण 2:36–37</w:t>
+      </w:r>
+    </w:p>
+    <w:p>
+      <w:pPr>
+        <w:pStyle w:val="ListBullet"/>
+        <w:spacing w:line="240" w:lineRule="auto"/>
+        <w:ind w:left="720"/>
+      </w:pPr>
+      <w:r>
+        <w:rPr>
+          <w:lang w:val="hi_IN" w:bidi="hi_IN"/>
+        </w:rPr>
+      </w:r>
+      <w:r>
+        <w:rPr>
+          <w:lang w:val="hi_IN" w:bidi="hi_IN"/>
+        </w:rPr>
+        <w:t>उत्पत्ति 31:21</w:t>
+      </w:r>
+    </w:p>
+    <w:p>
+      <w:pPr>
+        <w:pStyle w:val="ListBullet"/>
+        <w:spacing w:line="240" w:lineRule="auto"/>
+        <w:ind w:left="720"/>
+      </w:pPr>
+      <w:r>
+        <w:rPr>
+          <w:lang w:val="hi_IN" w:bidi="hi_IN"/>
+        </w:rPr>
+      </w:r>
+      <w:r>
+        <w:rPr>
+          <w:lang w:val="hi_IN" w:bidi="hi_IN"/>
+        </w:rPr>
+        <w:t>उत्पत्ति 37:25–26</w:t>
+      </w:r>
     </w:p>
     <w:p>
       <w:pPr>
@@ -10757,90 +9923,66 @@
           <w:lang w:val="hi_IN" w:bidi="hi_IN"/>
         </w:rPr>
       </w:r>
-      <w:hyperlink r:id="rId88">
-        <w:r>
-          <w:rPr>
-            <w:lang w:val="hi_IN" w:bidi="hi_IN"/>
-          </w:rPr>
-          <w:rPr>
-            <w:color w:val="0000EE"/>
-            <w:u w:val="single"/>
-          </w:rPr>
-          <w:t>1 इतिहास 27:25–27</w:t>
-        </w:r>
-      </w:hyperlink>
-    </w:p>
-    <w:p>
-      <w:pPr>
-        <w:pStyle w:val="ListBullet"/>
-        <w:spacing w:line="240" w:lineRule="auto"/>
-        <w:ind w:left="720"/>
-      </w:pPr>
-      <w:r>
-        <w:rPr>
-          <w:lang w:val="hi_IN" w:bidi="hi_IN"/>
-        </w:rPr>
-      </w:r>
-      <w:hyperlink r:id="rId127">
-        <w:r>
-          <w:rPr>
-            <w:lang w:val="hi_IN" w:bidi="hi_IN"/>
-          </w:rPr>
-          <w:rPr>
-            <w:color w:val="0000EE"/>
-            <w:u w:val="single"/>
-          </w:rPr>
-          <w:t>यहेजकेल 26:3–4</w:t>
-        </w:r>
-      </w:hyperlink>
-    </w:p>
-    <w:p>
-      <w:pPr>
-        <w:pStyle w:val="ListBullet"/>
-        <w:spacing w:line="240" w:lineRule="auto"/>
-        <w:ind w:left="720"/>
-      </w:pPr>
-      <w:r>
-        <w:rPr>
-          <w:lang w:val="hi_IN" w:bidi="hi_IN"/>
-        </w:rPr>
-      </w:r>
-      <w:hyperlink r:id="rId128">
-        <w:r>
-          <w:rPr>
-            <w:lang w:val="hi_IN" w:bidi="hi_IN"/>
-          </w:rPr>
-          <w:rPr>
-            <w:color w:val="0000EE"/>
-            <w:u w:val="single"/>
-          </w:rPr>
-          <w:t>मरकुस 12:1–3</w:t>
-        </w:r>
-      </w:hyperlink>
-    </w:p>
-    <w:p>
-      <w:pPr>
-        <w:pStyle w:val="ListBullet"/>
-        <w:spacing w:line="240" w:lineRule="auto"/>
-        <w:ind w:left="720"/>
-      </w:pPr>
-      <w:r>
-        <w:rPr>
-          <w:lang w:val="hi_IN" w:bidi="hi_IN"/>
-        </w:rPr>
-      </w:r>
-      <w:hyperlink r:id="rId129">
-        <w:r>
-          <w:rPr>
-            <w:lang w:val="hi_IN" w:bidi="hi_IN"/>
-          </w:rPr>
-          <w:rPr>
-            <w:color w:val="0000EE"/>
-            <w:u w:val="single"/>
-          </w:rPr>
-          <w:t>मत्ती 21:33–34</w:t>
-        </w:r>
-      </w:hyperlink>
+      <w:r>
+        <w:rPr>
+          <w:lang w:val="hi_IN" w:bidi="hi_IN"/>
+        </w:rPr>
+        <w:t>1 इतिहास 27:25–27</w:t>
+      </w:r>
+    </w:p>
+    <w:p>
+      <w:pPr>
+        <w:pStyle w:val="ListBullet"/>
+        <w:spacing w:line="240" w:lineRule="auto"/>
+        <w:ind w:left="720"/>
+      </w:pPr>
+      <w:r>
+        <w:rPr>
+          <w:lang w:val="hi_IN" w:bidi="hi_IN"/>
+        </w:rPr>
+      </w:r>
+      <w:r>
+        <w:rPr>
+          <w:lang w:val="hi_IN" w:bidi="hi_IN"/>
+        </w:rPr>
+        <w:t>यहेजकेल 26:3–4</w:t>
+      </w:r>
+    </w:p>
+    <w:p>
+      <w:pPr>
+        <w:pStyle w:val="ListBullet"/>
+        <w:spacing w:line="240" w:lineRule="auto"/>
+        <w:ind w:left="720"/>
+      </w:pPr>
+      <w:r>
+        <w:rPr>
+          <w:lang w:val="hi_IN" w:bidi="hi_IN"/>
+        </w:rPr>
+      </w:r>
+      <w:r>
+        <w:rPr>
+          <w:lang w:val="hi_IN" w:bidi="hi_IN"/>
+        </w:rPr>
+        <w:t>मरकुस 12:1–3</w:t>
+      </w:r>
+    </w:p>
+    <w:p>
+      <w:pPr>
+        <w:pStyle w:val="ListBullet"/>
+        <w:spacing w:line="240" w:lineRule="auto"/>
+        <w:ind w:left="720"/>
+      </w:pPr>
+      <w:r>
+        <w:rPr>
+          <w:lang w:val="hi_IN" w:bidi="hi_IN"/>
+        </w:rPr>
+      </w:r>
+      <w:r>
+        <w:rPr>
+          <w:lang w:val="hi_IN" w:bidi="hi_IN"/>
+        </w:rPr>
+        <w:t>मत्ती 21:33–34</w:t>
+      </w:r>
     </w:p>
     <w:p>
       <w:pPr>
@@ -11109,186 +10251,138 @@
           <w:lang w:val="hi_IN" w:bidi="hi_IN"/>
         </w:rPr>
       </w:r>
-      <w:hyperlink r:id="rId130">
-        <w:r>
-          <w:rPr>
-            <w:lang w:val="hi_IN" w:bidi="hi_IN"/>
-          </w:rPr>
-          <w:rPr>
-            <w:color w:val="0000EE"/>
-            <w:u w:val="single"/>
-          </w:rPr>
-          <w:t>सभोपदेशक 1:12–15</w:t>
-        </w:r>
-      </w:hyperlink>
-    </w:p>
-    <w:p>
-      <w:pPr>
-        <w:pStyle w:val="ListBullet"/>
-        <w:spacing w:line="240" w:lineRule="auto"/>
-        <w:ind w:left="720"/>
-      </w:pPr>
-      <w:r>
-        <w:rPr>
-          <w:lang w:val="hi_IN" w:bidi="hi_IN"/>
-        </w:rPr>
-      </w:r>
-      <w:hyperlink r:id="rId131">
-        <w:r>
-          <w:rPr>
-            <w:lang w:val="hi_IN" w:bidi="hi_IN"/>
-          </w:rPr>
-          <w:rPr>
-            <w:color w:val="0000EE"/>
-            <w:u w:val="single"/>
-          </w:rPr>
-          <w:t>इफिसियों 4:11–13</w:t>
-        </w:r>
-      </w:hyperlink>
-    </w:p>
-    <w:p>
-      <w:pPr>
-        <w:pStyle w:val="ListBullet"/>
-        <w:spacing w:line="240" w:lineRule="auto"/>
-        <w:ind w:left="720"/>
-      </w:pPr>
-      <w:r>
-        <w:rPr>
-          <w:lang w:val="hi_IN" w:bidi="hi_IN"/>
-        </w:rPr>
-      </w:r>
-      <w:hyperlink r:id="rId132">
-        <w:r>
-          <w:rPr>
-            <w:lang w:val="hi_IN" w:bidi="hi_IN"/>
-          </w:rPr>
-          <w:rPr>
-            <w:color w:val="0000EE"/>
-            <w:u w:val="single"/>
-          </w:rPr>
-          <w:t>गलातियों 6:6–8</w:t>
-        </w:r>
-      </w:hyperlink>
-    </w:p>
-    <w:p>
-      <w:pPr>
-        <w:pStyle w:val="ListBullet"/>
-        <w:spacing w:line="240" w:lineRule="auto"/>
-        <w:ind w:left="720"/>
-      </w:pPr>
-      <w:r>
-        <w:rPr>
-          <w:lang w:val="hi_IN" w:bidi="hi_IN"/>
-        </w:rPr>
-      </w:r>
-      <w:hyperlink r:id="rId133">
-        <w:r>
-          <w:rPr>
-            <w:lang w:val="hi_IN" w:bidi="hi_IN"/>
-          </w:rPr>
-          <w:rPr>
-            <w:color w:val="0000EE"/>
-            <w:u w:val="single"/>
-          </w:rPr>
-          <w:t>हबक्कूक 2:18</w:t>
-        </w:r>
-      </w:hyperlink>
-    </w:p>
-    <w:p>
-      <w:pPr>
-        <w:pStyle w:val="ListBullet"/>
-        <w:spacing w:line="240" w:lineRule="auto"/>
-        <w:ind w:left="720"/>
-      </w:pPr>
-      <w:r>
-        <w:rPr>
-          <w:lang w:val="hi_IN" w:bidi="hi_IN"/>
-        </w:rPr>
-      </w:r>
-      <w:hyperlink r:id="rId134">
-        <w:r>
-          <w:rPr>
-            <w:lang w:val="hi_IN" w:bidi="hi_IN"/>
-          </w:rPr>
-          <w:rPr>
-            <w:color w:val="0000EE"/>
-            <w:u w:val="single"/>
-          </w:rPr>
-          <w:t>याकूब 3:2</w:t>
-        </w:r>
-      </w:hyperlink>
-    </w:p>
-    <w:p>
-      <w:pPr>
-        <w:pStyle w:val="ListBullet"/>
-        <w:spacing w:line="240" w:lineRule="auto"/>
-        <w:ind w:left="720"/>
-      </w:pPr>
-      <w:r>
-        <w:rPr>
-          <w:lang w:val="hi_IN" w:bidi="hi_IN"/>
-        </w:rPr>
-      </w:r>
-      <w:hyperlink r:id="rId135">
-        <w:r>
-          <w:rPr>
-            <w:lang w:val="hi_IN" w:bidi="hi_IN"/>
-          </w:rPr>
-          <w:rPr>
-            <w:color w:val="0000EE"/>
-            <w:u w:val="single"/>
-          </w:rPr>
-          <w:t>यूहन्ना 1:37–39</w:t>
-        </w:r>
-      </w:hyperlink>
-    </w:p>
-    <w:p>
-      <w:pPr>
-        <w:pStyle w:val="ListBullet"/>
-        <w:spacing w:line="240" w:lineRule="auto"/>
-        <w:ind w:left="720"/>
-      </w:pPr>
-      <w:r>
-        <w:rPr>
-          <w:lang w:val="hi_IN" w:bidi="hi_IN"/>
-        </w:rPr>
-      </w:r>
-      <w:hyperlink r:id="rId136">
-        <w:r>
-          <w:rPr>
-            <w:lang w:val="hi_IN" w:bidi="hi_IN"/>
-          </w:rPr>
-          <w:rPr>
-            <w:color w:val="0000EE"/>
-            <w:u w:val="single"/>
-          </w:rPr>
-          <w:t>लूका 6:40</w:t>
-        </w:r>
-      </w:hyperlink>
-    </w:p>
-    <w:p>
-      <w:pPr>
-        <w:pStyle w:val="ListBullet"/>
-        <w:spacing w:line="240" w:lineRule="auto"/>
-        <w:ind w:left="720"/>
-      </w:pPr>
-      <w:r>
-        <w:rPr>
-          <w:lang w:val="hi_IN" w:bidi="hi_IN"/>
-        </w:rPr>
-      </w:r>
-      <w:hyperlink r:id="rId137">
-        <w:r>
-          <w:rPr>
-            <w:lang w:val="hi_IN" w:bidi="hi_IN"/>
-          </w:rPr>
-          <w:rPr>
-            <w:color w:val="0000EE"/>
-            <w:u w:val="single"/>
-          </w:rPr>
-          <w:t>मत्ती 12:38–40</w:t>
-        </w:r>
-      </w:hyperlink>
+      <w:r>
+        <w:rPr>
+          <w:lang w:val="hi_IN" w:bidi="hi_IN"/>
+        </w:rPr>
+        <w:t>सभोपदेशक 1:12–15</w:t>
+      </w:r>
+    </w:p>
+    <w:p>
+      <w:pPr>
+        <w:pStyle w:val="ListBullet"/>
+        <w:spacing w:line="240" w:lineRule="auto"/>
+        <w:ind w:left="720"/>
+      </w:pPr>
+      <w:r>
+        <w:rPr>
+          <w:lang w:val="hi_IN" w:bidi="hi_IN"/>
+        </w:rPr>
+      </w:r>
+      <w:r>
+        <w:rPr>
+          <w:lang w:val="hi_IN" w:bidi="hi_IN"/>
+        </w:rPr>
+        <w:t>इफिसियों 4:11–13</w:t>
+      </w:r>
+    </w:p>
+    <w:p>
+      <w:pPr>
+        <w:pStyle w:val="ListBullet"/>
+        <w:spacing w:line="240" w:lineRule="auto"/>
+        <w:ind w:left="720"/>
+      </w:pPr>
+      <w:r>
+        <w:rPr>
+          <w:lang w:val="hi_IN" w:bidi="hi_IN"/>
+        </w:rPr>
+      </w:r>
+      <w:r>
+        <w:rPr>
+          <w:lang w:val="hi_IN" w:bidi="hi_IN"/>
+        </w:rPr>
+        <w:t>गलातियों 6:6–8</w:t>
+      </w:r>
+    </w:p>
+    <w:p>
+      <w:pPr>
+        <w:pStyle w:val="ListBullet"/>
+        <w:spacing w:line="240" w:lineRule="auto"/>
+        <w:ind w:left="720"/>
+      </w:pPr>
+      <w:r>
+        <w:rPr>
+          <w:lang w:val="hi_IN" w:bidi="hi_IN"/>
+        </w:rPr>
+      </w:r>
+      <w:r>
+        <w:rPr>
+          <w:lang w:val="hi_IN" w:bidi="hi_IN"/>
+        </w:rPr>
+        <w:t>हबक्कूक 2:18</w:t>
+      </w:r>
+    </w:p>
+    <w:p>
+      <w:pPr>
+        <w:pStyle w:val="ListBullet"/>
+        <w:spacing w:line="240" w:lineRule="auto"/>
+        <w:ind w:left="720"/>
+      </w:pPr>
+      <w:r>
+        <w:rPr>
+          <w:lang w:val="hi_IN" w:bidi="hi_IN"/>
+        </w:rPr>
+      </w:r>
+      <w:r>
+        <w:rPr>
+          <w:lang w:val="hi_IN" w:bidi="hi_IN"/>
+        </w:rPr>
+        <w:t>याकूब 3:2</w:t>
+      </w:r>
+    </w:p>
+    <w:p>
+      <w:pPr>
+        <w:pStyle w:val="ListBullet"/>
+        <w:spacing w:line="240" w:lineRule="auto"/>
+        <w:ind w:left="720"/>
+      </w:pPr>
+      <w:r>
+        <w:rPr>
+          <w:lang w:val="hi_IN" w:bidi="hi_IN"/>
+        </w:rPr>
+      </w:r>
+      <w:r>
+        <w:rPr>
+          <w:lang w:val="hi_IN" w:bidi="hi_IN"/>
+        </w:rPr>
+        <w:t>यूहन्ना 1:37–39</w:t>
+      </w:r>
+    </w:p>
+    <w:p>
+      <w:pPr>
+        <w:pStyle w:val="ListBullet"/>
+        <w:spacing w:line="240" w:lineRule="auto"/>
+        <w:ind w:left="720"/>
+      </w:pPr>
+      <w:r>
+        <w:rPr>
+          <w:lang w:val="hi_IN" w:bidi="hi_IN"/>
+        </w:rPr>
+      </w:r>
+      <w:r>
+        <w:rPr>
+          <w:lang w:val="hi_IN" w:bidi="hi_IN"/>
+        </w:rPr>
+        <w:t>लूका 6:40</w:t>
+      </w:r>
+    </w:p>
+    <w:p>
+      <w:pPr>
+        <w:pStyle w:val="ListBullet"/>
+        <w:spacing w:line="240" w:lineRule="auto"/>
+        <w:ind w:left="720"/>
+      </w:pPr>
+      <w:r>
+        <w:rPr>
+          <w:lang w:val="hi_IN" w:bidi="hi_IN"/>
+        </w:rPr>
+      </w:r>
+      <w:r>
+        <w:rPr>
+          <w:lang w:val="hi_IN" w:bidi="hi_IN"/>
+        </w:rPr>
+        <w:t>मत्ती 12:38–40</w:t>
+      </w:r>
     </w:p>
     <w:p>
       <w:pPr>
@@ -11707,66 +10801,48 @@
           <w:lang w:val="hi_IN" w:bidi="hi_IN"/>
         </w:rPr>
       </w:r>
-      <w:hyperlink r:id="rId138">
-        <w:r>
-          <w:rPr>
-            <w:lang w:val="hi_IN" w:bidi="hi_IN"/>
-          </w:rPr>
-          <w:rPr>
-            <w:color w:val="0000EE"/>
-            <w:u w:val="single"/>
-          </w:rPr>
-          <w:t>यूहन्ना 19:17</w:t>
-        </w:r>
-      </w:hyperlink>
-    </w:p>
-    <w:p>
-      <w:pPr>
-        <w:pStyle w:val="ListBullet"/>
-        <w:spacing w:line="240" w:lineRule="auto"/>
-        <w:ind w:left="720"/>
-      </w:pPr>
-      <w:r>
-        <w:rPr>
-          <w:lang w:val="hi_IN" w:bidi="hi_IN"/>
-        </w:rPr>
-      </w:r>
-      <w:hyperlink r:id="rId139">
-        <w:r>
-          <w:rPr>
-            <w:lang w:val="hi_IN" w:bidi="hi_IN"/>
-          </w:rPr>
-          <w:rPr>
-            <w:color w:val="0000EE"/>
-            <w:u w:val="single"/>
-          </w:rPr>
-          <w:t>मरकुस 15:22</w:t>
-        </w:r>
-      </w:hyperlink>
-    </w:p>
-    <w:p>
-      <w:pPr>
-        <w:pStyle w:val="ListBullet"/>
-        <w:spacing w:line="240" w:lineRule="auto"/>
-        <w:ind w:left="720"/>
-      </w:pPr>
-      <w:r>
-        <w:rPr>
-          <w:lang w:val="hi_IN" w:bidi="hi_IN"/>
-        </w:rPr>
-      </w:r>
-      <w:hyperlink r:id="rId140">
-        <w:r>
-          <w:rPr>
-            <w:lang w:val="hi_IN" w:bidi="hi_IN"/>
-          </w:rPr>
-          <w:rPr>
-            <w:color w:val="0000EE"/>
-            <w:u w:val="single"/>
-          </w:rPr>
-          <w:t>मत्ती 27:33</w:t>
-        </w:r>
-      </w:hyperlink>
+      <w:r>
+        <w:rPr>
+          <w:lang w:val="hi_IN" w:bidi="hi_IN"/>
+        </w:rPr>
+        <w:t>यूहन्ना 19:17</w:t>
+      </w:r>
+    </w:p>
+    <w:p>
+      <w:pPr>
+        <w:pStyle w:val="ListBullet"/>
+        <w:spacing w:line="240" w:lineRule="auto"/>
+        <w:ind w:left="720"/>
+      </w:pPr>
+      <w:r>
+        <w:rPr>
+          <w:lang w:val="hi_IN" w:bidi="hi_IN"/>
+        </w:rPr>
+      </w:r>
+      <w:r>
+        <w:rPr>
+          <w:lang w:val="hi_IN" w:bidi="hi_IN"/>
+        </w:rPr>
+        <w:t>मरकुस 15:22</w:t>
+      </w:r>
+    </w:p>
+    <w:p>
+      <w:pPr>
+        <w:pStyle w:val="ListBullet"/>
+        <w:spacing w:line="240" w:lineRule="auto"/>
+        <w:ind w:left="720"/>
+      </w:pPr>
+      <w:r>
+        <w:rPr>
+          <w:lang w:val="hi_IN" w:bidi="hi_IN"/>
+        </w:rPr>
+      </w:r>
+      <w:r>
+        <w:rPr>
+          <w:lang w:val="hi_IN" w:bidi="hi_IN"/>
+        </w:rPr>
+        <w:t>मत्ती 27:33</w:t>
+      </w:r>
     </w:p>
     <w:p>
       <w:pPr>
@@ -12036,138 +11112,102 @@
           <w:lang w:val="hi_IN" w:bidi="hi_IN"/>
         </w:rPr>
       </w:r>
-      <w:hyperlink r:id="rId141">
-        <w:r>
-          <w:rPr>
-            <w:lang w:val="hi_IN" w:bidi="hi_IN"/>
-          </w:rPr>
-          <w:rPr>
-            <w:color w:val="0000EE"/>
-            <w:u w:val="single"/>
-          </w:rPr>
-          <w:t>प्रे.का. 27:36–38</w:t>
-        </w:r>
-      </w:hyperlink>
-    </w:p>
-    <w:p>
-      <w:pPr>
-        <w:pStyle w:val="ListBullet"/>
-        <w:spacing w:line="240" w:lineRule="auto"/>
-        <w:ind w:left="720"/>
-      </w:pPr>
-      <w:r>
-        <w:rPr>
-          <w:lang w:val="hi_IN" w:bidi="hi_IN"/>
-        </w:rPr>
-      </w:r>
-      <w:hyperlink r:id="rId142">
-        <w:r>
-          <w:rPr>
-            <w:lang w:val="hi_IN" w:bidi="hi_IN"/>
-          </w:rPr>
-          <w:rPr>
-            <w:color w:val="0000EE"/>
-            <w:u w:val="single"/>
-          </w:rPr>
-          <w:t>निर्गमन 34:21–22</w:t>
-        </w:r>
-      </w:hyperlink>
-    </w:p>
-    <w:p>
-      <w:pPr>
-        <w:pStyle w:val="ListBullet"/>
-        <w:spacing w:line="240" w:lineRule="auto"/>
-        <w:ind w:left="720"/>
-      </w:pPr>
-      <w:r>
-        <w:rPr>
-          <w:lang w:val="hi_IN" w:bidi="hi_IN"/>
-        </w:rPr>
-      </w:r>
-      <w:hyperlink r:id="rId143">
-        <w:r>
-          <w:rPr>
-            <w:lang w:val="hi_IN" w:bidi="hi_IN"/>
-          </w:rPr>
-          <w:rPr>
-            <w:color w:val="0000EE"/>
-            <w:u w:val="single"/>
-          </w:rPr>
-          <w:t>यूहन्ना 12:24</w:t>
-        </w:r>
-      </w:hyperlink>
-    </w:p>
-    <w:p>
-      <w:pPr>
-        <w:pStyle w:val="ListBullet"/>
-        <w:spacing w:line="240" w:lineRule="auto"/>
-        <w:ind w:left="720"/>
-      </w:pPr>
-      <w:r>
-        <w:rPr>
-          <w:lang w:val="hi_IN" w:bidi="hi_IN"/>
-        </w:rPr>
-      </w:r>
-      <w:hyperlink r:id="rId144">
-        <w:r>
-          <w:rPr>
-            <w:lang w:val="hi_IN" w:bidi="hi_IN"/>
-          </w:rPr>
-          <w:rPr>
-            <w:color w:val="0000EE"/>
-            <w:u w:val="single"/>
-          </w:rPr>
-          <w:t>लूका 3:17</w:t>
-        </w:r>
-      </w:hyperlink>
-    </w:p>
-    <w:p>
-      <w:pPr>
-        <w:pStyle w:val="ListBullet"/>
-        <w:spacing w:line="240" w:lineRule="auto"/>
-        <w:ind w:left="720"/>
-      </w:pPr>
-      <w:r>
-        <w:rPr>
-          <w:lang w:val="hi_IN" w:bidi="hi_IN"/>
-        </w:rPr>
-      </w:r>
-      <w:hyperlink r:id="rId145">
-        <w:r>
-          <w:rPr>
-            <w:lang w:val="hi_IN" w:bidi="hi_IN"/>
-          </w:rPr>
-          <w:rPr>
-            <w:color w:val="0000EE"/>
-            <w:u w:val="single"/>
-          </w:rPr>
-          <w:t>मत्ती 3:12</w:t>
-        </w:r>
-      </w:hyperlink>
-    </w:p>
-    <w:p>
-      <w:pPr>
-        <w:pStyle w:val="ListBullet"/>
-        <w:spacing w:line="240" w:lineRule="auto"/>
-        <w:ind w:left="720"/>
-      </w:pPr>
-      <w:r>
-        <w:rPr>
-          <w:lang w:val="hi_IN" w:bidi="hi_IN"/>
-        </w:rPr>
-      </w:r>
-      <w:hyperlink r:id="rId146">
-        <w:r>
-          <w:rPr>
-            <w:lang w:val="hi_IN" w:bidi="hi_IN"/>
-          </w:rPr>
-          <w:rPr>
-            <w:color w:val="0000EE"/>
-            <w:u w:val="single"/>
-          </w:rPr>
-          <w:t>मत्ती 13:26</w:t>
-        </w:r>
-      </w:hyperlink>
+      <w:r>
+        <w:rPr>
+          <w:lang w:val="hi_IN" w:bidi="hi_IN"/>
+        </w:rPr>
+        <w:t>प्रे.का. 27:36–38</w:t>
+      </w:r>
+    </w:p>
+    <w:p>
+      <w:pPr>
+        <w:pStyle w:val="ListBullet"/>
+        <w:spacing w:line="240" w:lineRule="auto"/>
+        <w:ind w:left="720"/>
+      </w:pPr>
+      <w:r>
+        <w:rPr>
+          <w:lang w:val="hi_IN" w:bidi="hi_IN"/>
+        </w:rPr>
+      </w:r>
+      <w:r>
+        <w:rPr>
+          <w:lang w:val="hi_IN" w:bidi="hi_IN"/>
+        </w:rPr>
+        <w:t>निर्गमन 34:21–22</w:t>
+      </w:r>
+    </w:p>
+    <w:p>
+      <w:pPr>
+        <w:pStyle w:val="ListBullet"/>
+        <w:spacing w:line="240" w:lineRule="auto"/>
+        <w:ind w:left="720"/>
+      </w:pPr>
+      <w:r>
+        <w:rPr>
+          <w:lang w:val="hi_IN" w:bidi="hi_IN"/>
+        </w:rPr>
+      </w:r>
+      <w:r>
+        <w:rPr>
+          <w:lang w:val="hi_IN" w:bidi="hi_IN"/>
+        </w:rPr>
+        <w:t>यूहन्ना 12:24</w:t>
+      </w:r>
+    </w:p>
+    <w:p>
+      <w:pPr>
+        <w:pStyle w:val="ListBullet"/>
+        <w:spacing w:line="240" w:lineRule="auto"/>
+        <w:ind w:left="720"/>
+      </w:pPr>
+      <w:r>
+        <w:rPr>
+          <w:lang w:val="hi_IN" w:bidi="hi_IN"/>
+        </w:rPr>
+      </w:r>
+      <w:r>
+        <w:rPr>
+          <w:lang w:val="hi_IN" w:bidi="hi_IN"/>
+        </w:rPr>
+        <w:t>लूका 3:17</w:t>
+      </w:r>
+    </w:p>
+    <w:p>
+      <w:pPr>
+        <w:pStyle w:val="ListBullet"/>
+        <w:spacing w:line="240" w:lineRule="auto"/>
+        <w:ind w:left="720"/>
+      </w:pPr>
+      <w:r>
+        <w:rPr>
+          <w:lang w:val="hi_IN" w:bidi="hi_IN"/>
+        </w:rPr>
+      </w:r>
+      <w:r>
+        <w:rPr>
+          <w:lang w:val="hi_IN" w:bidi="hi_IN"/>
+        </w:rPr>
+        <w:t>मत्ती 3:12</w:t>
+      </w:r>
+    </w:p>
+    <w:p>
+      <w:pPr>
+        <w:pStyle w:val="ListBullet"/>
+        <w:spacing w:line="240" w:lineRule="auto"/>
+        <w:ind w:left="720"/>
+      </w:pPr>
+      <w:r>
+        <w:rPr>
+          <w:lang w:val="hi_IN" w:bidi="hi_IN"/>
+        </w:rPr>
+      </w:r>
+      <w:r>
+        <w:rPr>
+          <w:lang w:val="hi_IN" w:bidi="hi_IN"/>
+        </w:rPr>
+        <w:t>मत्ती 13:26</w:t>
+      </w:r>
     </w:p>
     <w:p>
       <w:pPr>
@@ -12395,114 +11435,84 @@
           <w:lang w:val="hi_IN" w:bidi="hi_IN"/>
         </w:rPr>
       </w:r>
-      <w:hyperlink r:id="rId18">
-        <w:r>
-          <w:rPr>
-            <w:lang w:val="hi_IN" w:bidi="hi_IN"/>
-          </w:rPr>
-          <w:rPr>
-            <w:color w:val="0000EE"/>
-            <w:u w:val="single"/>
-          </w:rPr>
-          <w:t>1 शमूएल 10:19</w:t>
-        </w:r>
-      </w:hyperlink>
-    </w:p>
-    <w:p>
-      <w:pPr>
-        <w:pStyle w:val="ListBullet"/>
-        <w:spacing w:line="240" w:lineRule="auto"/>
-        <w:ind w:left="720"/>
-      </w:pPr>
-      <w:r>
-        <w:rPr>
-          <w:lang w:val="hi_IN" w:bidi="hi_IN"/>
-        </w:rPr>
-      </w:r>
-      <w:hyperlink r:id="rId23">
-        <w:r>
-          <w:rPr>
-            <w:lang w:val="hi_IN" w:bidi="hi_IN"/>
-          </w:rPr>
-          <w:rPr>
-            <w:color w:val="0000EE"/>
-            <w:u w:val="single"/>
-          </w:rPr>
-          <w:t>2 राजा 17:16–18</w:t>
-        </w:r>
-      </w:hyperlink>
-    </w:p>
-    <w:p>
-      <w:pPr>
-        <w:pStyle w:val="ListBullet"/>
-        <w:spacing w:line="240" w:lineRule="auto"/>
-        <w:ind w:left="720"/>
-      </w:pPr>
-      <w:r>
-        <w:rPr>
-          <w:lang w:val="hi_IN" w:bidi="hi_IN"/>
-        </w:rPr>
-      </w:r>
-      <w:hyperlink r:id="rId147">
-        <w:r>
-          <w:rPr>
-            <w:lang w:val="hi_IN" w:bidi="hi_IN"/>
-          </w:rPr>
-          <w:rPr>
-            <w:color w:val="0000EE"/>
-            <w:u w:val="single"/>
-          </w:rPr>
-          <w:t>उत्पत्ति 25:16</w:t>
-        </w:r>
-      </w:hyperlink>
-    </w:p>
-    <w:p>
-      <w:pPr>
-        <w:pStyle w:val="ListBullet"/>
-        <w:spacing w:line="240" w:lineRule="auto"/>
-        <w:ind w:left="720"/>
-      </w:pPr>
-      <w:r>
-        <w:rPr>
-          <w:lang w:val="hi_IN" w:bidi="hi_IN"/>
-        </w:rPr>
-      </w:r>
-      <w:hyperlink r:id="rId148">
-        <w:r>
-          <w:rPr>
-            <w:lang w:val="hi_IN" w:bidi="hi_IN"/>
-          </w:rPr>
-          <w:rPr>
-            <w:color w:val="0000EE"/>
-            <w:u w:val="single"/>
-          </w:rPr>
-          <w:t>उत्पत्ति 49:17</w:t>
-        </w:r>
-      </w:hyperlink>
-    </w:p>
-    <w:p>
-      <w:pPr>
-        <w:pStyle w:val="ListBullet"/>
-        <w:spacing w:line="240" w:lineRule="auto"/>
-        <w:ind w:left="720"/>
-      </w:pPr>
-      <w:r>
-        <w:rPr>
-          <w:lang w:val="hi_IN" w:bidi="hi_IN"/>
-        </w:rPr>
-      </w:r>
-      <w:hyperlink r:id="rId149">
-        <w:r>
-          <w:rPr>
-            <w:lang w:val="hi_IN" w:bidi="hi_IN"/>
-          </w:rPr>
-          <w:rPr>
-            <w:color w:val="0000EE"/>
-            <w:u w:val="single"/>
-          </w:rPr>
-          <w:t>लूका 2:36–38</w:t>
-        </w:r>
-      </w:hyperlink>
+      <w:r>
+        <w:rPr>
+          <w:lang w:val="hi_IN" w:bidi="hi_IN"/>
+        </w:rPr>
+        <w:t>1 शमूएल 10:19</w:t>
+      </w:r>
+    </w:p>
+    <w:p>
+      <w:pPr>
+        <w:pStyle w:val="ListBullet"/>
+        <w:spacing w:line="240" w:lineRule="auto"/>
+        <w:ind w:left="720"/>
+      </w:pPr>
+      <w:r>
+        <w:rPr>
+          <w:lang w:val="hi_IN" w:bidi="hi_IN"/>
+        </w:rPr>
+      </w:r>
+      <w:r>
+        <w:rPr>
+          <w:lang w:val="hi_IN" w:bidi="hi_IN"/>
+        </w:rPr>
+        <w:t>2 राजा 17:16–18</w:t>
+      </w:r>
+    </w:p>
+    <w:p>
+      <w:pPr>
+        <w:pStyle w:val="ListBullet"/>
+        <w:spacing w:line="240" w:lineRule="auto"/>
+        <w:ind w:left="720"/>
+      </w:pPr>
+      <w:r>
+        <w:rPr>
+          <w:lang w:val="hi_IN" w:bidi="hi_IN"/>
+        </w:rPr>
+      </w:r>
+      <w:r>
+        <w:rPr>
+          <w:lang w:val="hi_IN" w:bidi="hi_IN"/>
+        </w:rPr>
+        <w:t>उत्पत्ति 25:16</w:t>
+      </w:r>
+    </w:p>
+    <w:p>
+      <w:pPr>
+        <w:pStyle w:val="ListBullet"/>
+        <w:spacing w:line="240" w:lineRule="auto"/>
+        <w:ind w:left="720"/>
+      </w:pPr>
+      <w:r>
+        <w:rPr>
+          <w:lang w:val="hi_IN" w:bidi="hi_IN"/>
+        </w:rPr>
+      </w:r>
+      <w:r>
+        <w:rPr>
+          <w:lang w:val="hi_IN" w:bidi="hi_IN"/>
+        </w:rPr>
+        <w:t>उत्पत्ति 49:17</w:t>
+      </w:r>
+    </w:p>
+    <w:p>
+      <w:pPr>
+        <w:pStyle w:val="ListBullet"/>
+        <w:spacing w:line="240" w:lineRule="auto"/>
+        <w:ind w:left="720"/>
+      </w:pPr>
+      <w:r>
+        <w:rPr>
+          <w:lang w:val="hi_IN" w:bidi="hi_IN"/>
+        </w:rPr>
+      </w:r>
+      <w:r>
+        <w:rPr>
+          <w:lang w:val="hi_IN" w:bidi="hi_IN"/>
+        </w:rPr>
+        <w:t>लूका 2:36–38</w:t>
+      </w:r>
     </w:p>
     <w:p>
       <w:pPr>
@@ -12712,90 +11722,66 @@
           <w:lang w:val="hi_IN" w:bidi="hi_IN"/>
         </w:rPr>
       </w:r>
-      <w:hyperlink r:id="rId17">
-        <w:r>
-          <w:rPr>
-            <w:lang w:val="hi_IN" w:bidi="hi_IN"/>
-          </w:rPr>
-          <w:rPr>
-            <w:color w:val="0000EE"/>
-            <w:u w:val="single"/>
-          </w:rPr>
-          <w:t>1 राजा 14:9–10</w:t>
-        </w:r>
-      </w:hyperlink>
-    </w:p>
-    <w:p>
-      <w:pPr>
-        <w:pStyle w:val="ListBullet"/>
-        <w:spacing w:line="240" w:lineRule="auto"/>
-        <w:ind w:left="720"/>
-      </w:pPr>
-      <w:r>
-        <w:rPr>
-          <w:lang w:val="hi_IN" w:bidi="hi_IN"/>
-        </w:rPr>
-      </w:r>
-      <w:hyperlink r:id="rId23">
-        <w:r>
-          <w:rPr>
-            <w:lang w:val="hi_IN" w:bidi="hi_IN"/>
-          </w:rPr>
-          <w:rPr>
-            <w:color w:val="0000EE"/>
-            <w:u w:val="single"/>
-          </w:rPr>
-          <w:t>2 राजा 06:24–26</w:t>
-        </w:r>
-      </w:hyperlink>
-    </w:p>
-    <w:p>
-      <w:pPr>
-        <w:pStyle w:val="ListBullet"/>
-        <w:spacing w:line="240" w:lineRule="auto"/>
-        <w:ind w:left="720"/>
-      </w:pPr>
-      <w:r>
-        <w:rPr>
-          <w:lang w:val="hi_IN" w:bidi="hi_IN"/>
-        </w:rPr>
-      </w:r>
-      <w:hyperlink r:id="rId150">
-        <w:r>
-          <w:rPr>
-            <w:lang w:val="hi_IN" w:bidi="hi_IN"/>
-          </w:rPr>
-          <w:rPr>
-            <w:color w:val="0000EE"/>
-            <w:u w:val="single"/>
-          </w:rPr>
-          <w:t>यशायाह 25:9–10</w:t>
-        </w:r>
-      </w:hyperlink>
-    </w:p>
-    <w:p>
-      <w:pPr>
-        <w:pStyle w:val="ListBullet"/>
-        <w:spacing w:line="240" w:lineRule="auto"/>
-        <w:ind w:left="720"/>
-      </w:pPr>
-      <w:r>
-        <w:rPr>
-          <w:lang w:val="hi_IN" w:bidi="hi_IN"/>
-        </w:rPr>
-      </w:r>
-      <w:hyperlink r:id="rId151">
-        <w:r>
-          <w:rPr>
-            <w:lang w:val="hi_IN" w:bidi="hi_IN"/>
-          </w:rPr>
-          <w:rPr>
-            <w:color w:val="0000EE"/>
-            <w:u w:val="single"/>
-          </w:rPr>
-          <w:t>यिर्मयाह 08:1–3</w:t>
-        </w:r>
-      </w:hyperlink>
+      <w:r>
+        <w:rPr>
+          <w:lang w:val="hi_IN" w:bidi="hi_IN"/>
+        </w:rPr>
+        <w:t>1 राजा 14:9–10</w:t>
+      </w:r>
+    </w:p>
+    <w:p>
+      <w:pPr>
+        <w:pStyle w:val="ListBullet"/>
+        <w:spacing w:line="240" w:lineRule="auto"/>
+        <w:ind w:left="720"/>
+      </w:pPr>
+      <w:r>
+        <w:rPr>
+          <w:lang w:val="hi_IN" w:bidi="hi_IN"/>
+        </w:rPr>
+      </w:r>
+      <w:r>
+        <w:rPr>
+          <w:lang w:val="hi_IN" w:bidi="hi_IN"/>
+        </w:rPr>
+        <w:t>2 राजा 06:24–26</w:t>
+      </w:r>
+    </w:p>
+    <w:p>
+      <w:pPr>
+        <w:pStyle w:val="ListBullet"/>
+        <w:spacing w:line="240" w:lineRule="auto"/>
+        <w:ind w:left="720"/>
+      </w:pPr>
+      <w:r>
+        <w:rPr>
+          <w:lang w:val="hi_IN" w:bidi="hi_IN"/>
+        </w:rPr>
+      </w:r>
+      <w:r>
+        <w:rPr>
+          <w:lang w:val="hi_IN" w:bidi="hi_IN"/>
+        </w:rPr>
+        <w:t>यशायाह 25:9–10</w:t>
+      </w:r>
+    </w:p>
+    <w:p>
+      <w:pPr>
+        <w:pStyle w:val="ListBullet"/>
+        <w:spacing w:line="240" w:lineRule="auto"/>
+        <w:ind w:left="720"/>
+      </w:pPr>
+      <w:r>
+        <w:rPr>
+          <w:lang w:val="hi_IN" w:bidi="hi_IN"/>
+        </w:rPr>
+      </w:r>
+      <w:r>
+        <w:rPr>
+          <w:lang w:val="hi_IN" w:bidi="hi_IN"/>
+        </w:rPr>
+        <w:t>यिर्मयाह 08:1–3</w:t>
+      </w:r>
     </w:p>
     <w:p>
       <w:pPr>
@@ -13013,90 +11999,66 @@
           <w:lang w:val="hi_IN" w:bidi="hi_IN"/>
         </w:rPr>
       </w:r>
-      <w:hyperlink r:id="rId88">
-        <w:r>
-          <w:rPr>
-            <w:lang w:val="hi_IN" w:bidi="hi_IN"/>
-          </w:rPr>
-          <w:rPr>
-            <w:color w:val="0000EE"/>
-            <w:u w:val="single"/>
-          </w:rPr>
-          <w:t>1 इतिहास 20:4–5</w:t>
-        </w:r>
-      </w:hyperlink>
-    </w:p>
-    <w:p>
-      <w:pPr>
-        <w:pStyle w:val="ListBullet"/>
-        <w:spacing w:line="240" w:lineRule="auto"/>
-        <w:ind w:left="720"/>
-      </w:pPr>
-      <w:r>
-        <w:rPr>
-          <w:lang w:val="hi_IN" w:bidi="hi_IN"/>
-        </w:rPr>
-      </w:r>
-      <w:hyperlink r:id="rId18">
-        <w:r>
-          <w:rPr>
-            <w:lang w:val="hi_IN" w:bidi="hi_IN"/>
-          </w:rPr>
-          <w:rPr>
-            <w:color w:val="0000EE"/>
-            <w:u w:val="single"/>
-          </w:rPr>
-          <w:t>1 शमूएल 17:4–5</w:t>
-        </w:r>
-      </w:hyperlink>
-    </w:p>
-    <w:p>
-      <w:pPr>
-        <w:pStyle w:val="ListBullet"/>
-        <w:spacing w:line="240" w:lineRule="auto"/>
-        <w:ind w:left="720"/>
-      </w:pPr>
-      <w:r>
-        <w:rPr>
-          <w:lang w:val="hi_IN" w:bidi="hi_IN"/>
-        </w:rPr>
-      </w:r>
-      <w:hyperlink r:id="rId18">
-        <w:r>
-          <w:rPr>
-            <w:lang w:val="hi_IN" w:bidi="hi_IN"/>
-          </w:rPr>
-          <w:rPr>
-            <w:color w:val="0000EE"/>
-            <w:u w:val="single"/>
-          </w:rPr>
-          <w:t>1 शमूएल 21:8–9</w:t>
-        </w:r>
-      </w:hyperlink>
-    </w:p>
-    <w:p>
-      <w:pPr>
-        <w:pStyle w:val="ListBullet"/>
-        <w:spacing w:line="240" w:lineRule="auto"/>
-        <w:ind w:left="720"/>
-      </w:pPr>
-      <w:r>
-        <w:rPr>
-          <w:lang w:val="hi_IN" w:bidi="hi_IN"/>
-        </w:rPr>
-      </w:r>
-      <w:hyperlink r:id="rId18">
-        <w:r>
-          <w:rPr>
-            <w:lang w:val="hi_IN" w:bidi="hi_IN"/>
-          </w:rPr>
-          <w:rPr>
-            <w:color w:val="0000EE"/>
-            <w:u w:val="single"/>
-          </w:rPr>
-          <w:t>1 शमूएल 22:9–10</w:t>
-        </w:r>
-      </w:hyperlink>
+      <w:r>
+        <w:rPr>
+          <w:lang w:val="hi_IN" w:bidi="hi_IN"/>
+        </w:rPr>
+        <w:t>1 इतिहास 20:4–5</w:t>
+      </w:r>
+    </w:p>
+    <w:p>
+      <w:pPr>
+        <w:pStyle w:val="ListBullet"/>
+        <w:spacing w:line="240" w:lineRule="auto"/>
+        <w:ind w:left="720"/>
+      </w:pPr>
+      <w:r>
+        <w:rPr>
+          <w:lang w:val="hi_IN" w:bidi="hi_IN"/>
+        </w:rPr>
+      </w:r>
+      <w:r>
+        <w:rPr>
+          <w:lang w:val="hi_IN" w:bidi="hi_IN"/>
+        </w:rPr>
+        <w:t>1 शमूएल 17:4–5</w:t>
+      </w:r>
+    </w:p>
+    <w:p>
+      <w:pPr>
+        <w:pStyle w:val="ListBullet"/>
+        <w:spacing w:line="240" w:lineRule="auto"/>
+        <w:ind w:left="720"/>
+      </w:pPr>
+      <w:r>
+        <w:rPr>
+          <w:lang w:val="hi_IN" w:bidi="hi_IN"/>
+        </w:rPr>
+      </w:r>
+      <w:r>
+        <w:rPr>
+          <w:lang w:val="hi_IN" w:bidi="hi_IN"/>
+        </w:rPr>
+        <w:t>1 शमूएल 21:8–9</w:t>
+      </w:r>
+    </w:p>
+    <w:p>
+      <w:pPr>
+        <w:pStyle w:val="ListBullet"/>
+        <w:spacing w:line="240" w:lineRule="auto"/>
+        <w:ind w:left="720"/>
+      </w:pPr>
+      <w:r>
+        <w:rPr>
+          <w:lang w:val="hi_IN" w:bidi="hi_IN"/>
+        </w:rPr>
+      </w:r>
+      <w:r>
+        <w:rPr>
+          <w:lang w:val="hi_IN" w:bidi="hi_IN"/>
+        </w:rPr>
+        <w:t>1 शमूएल 22:9–10</w:t>
+      </w:r>
     </w:p>
     <w:p>
       <w:pPr>
@@ -13334,114 +12296,84 @@
           <w:lang w:val="hi_IN" w:bidi="hi_IN"/>
         </w:rPr>
       </w:r>
-      <w:hyperlink r:id="rId152">
-        <w:r>
-          <w:rPr>
-            <w:lang w:val="hi_IN" w:bidi="hi_IN"/>
-          </w:rPr>
-          <w:rPr>
-            <w:color w:val="0000EE"/>
-            <w:u w:val="single"/>
-          </w:rPr>
-          <w:t>निर्गमन 08:22–24</w:t>
-        </w:r>
-      </w:hyperlink>
-    </w:p>
-    <w:p>
-      <w:pPr>
-        <w:pStyle w:val="ListBullet"/>
-        <w:spacing w:line="240" w:lineRule="auto"/>
-        <w:ind w:left="720"/>
-      </w:pPr>
-      <w:r>
-        <w:rPr>
-          <w:lang w:val="hi_IN" w:bidi="hi_IN"/>
-        </w:rPr>
-      </w:r>
-      <w:hyperlink r:id="rId153">
-        <w:r>
-          <w:rPr>
-            <w:lang w:val="hi_IN" w:bidi="hi_IN"/>
-          </w:rPr>
-          <w:rPr>
-            <w:color w:val="0000EE"/>
-            <w:u w:val="single"/>
-          </w:rPr>
-          <w:t>उत्पत्ति 45: 9–11</w:t>
-        </w:r>
-      </w:hyperlink>
-    </w:p>
-    <w:p>
-      <w:pPr>
-        <w:pStyle w:val="ListBullet"/>
-        <w:spacing w:line="240" w:lineRule="auto"/>
-        <w:ind w:left="720"/>
-      </w:pPr>
-      <w:r>
-        <w:rPr>
-          <w:lang w:val="hi_IN" w:bidi="hi_IN"/>
-        </w:rPr>
-      </w:r>
-      <w:hyperlink r:id="rId154">
-        <w:r>
-          <w:rPr>
-            <w:lang w:val="hi_IN" w:bidi="hi_IN"/>
-          </w:rPr>
-          <w:rPr>
-            <w:color w:val="0000EE"/>
-            <w:u w:val="single"/>
-          </w:rPr>
-          <w:t>उत्पत्ति 47:1–2</w:t>
-        </w:r>
-      </w:hyperlink>
-    </w:p>
-    <w:p>
-      <w:pPr>
-        <w:pStyle w:val="ListBullet"/>
-        <w:spacing w:line="240" w:lineRule="auto"/>
-        <w:ind w:left="720"/>
-      </w:pPr>
-      <w:r>
-        <w:rPr>
-          <w:lang w:val="hi_IN" w:bidi="hi_IN"/>
-        </w:rPr>
-      </w:r>
-      <w:hyperlink r:id="rId155">
-        <w:r>
-          <w:rPr>
-            <w:lang w:val="hi_IN" w:bidi="hi_IN"/>
-          </w:rPr>
-          <w:rPr>
-            <w:color w:val="0000EE"/>
-            <w:u w:val="single"/>
-          </w:rPr>
-          <w:t>उत्पत्ति 50:7–9</w:t>
-        </w:r>
-      </w:hyperlink>
-    </w:p>
-    <w:p>
-      <w:pPr>
-        <w:pStyle w:val="ListBullet"/>
-        <w:spacing w:line="240" w:lineRule="auto"/>
-        <w:ind w:left="720"/>
-      </w:pPr>
-      <w:r>
-        <w:rPr>
-          <w:lang w:val="hi_IN" w:bidi="hi_IN"/>
-        </w:rPr>
-      </w:r>
-      <w:hyperlink r:id="rId94">
-        <w:r>
-          <w:rPr>
-            <w:lang w:val="hi_IN" w:bidi="hi_IN"/>
-          </w:rPr>
-          <w:rPr>
-            <w:color w:val="0000EE"/>
-            <w:u w:val="single"/>
-          </w:rPr>
-          <w:t>यहोशू 10:40–41</w:t>
-        </w:r>
-      </w:hyperlink>
+      <w:r>
+        <w:rPr>
+          <w:lang w:val="hi_IN" w:bidi="hi_IN"/>
+        </w:rPr>
+        <w:t>निर्गमन 08:22–24</w:t>
+      </w:r>
+    </w:p>
+    <w:p>
+      <w:pPr>
+        <w:pStyle w:val="ListBullet"/>
+        <w:spacing w:line="240" w:lineRule="auto"/>
+        <w:ind w:left="720"/>
+      </w:pPr>
+      <w:r>
+        <w:rPr>
+          <w:lang w:val="hi_IN" w:bidi="hi_IN"/>
+        </w:rPr>
+      </w:r>
+      <w:r>
+        <w:rPr>
+          <w:lang w:val="hi_IN" w:bidi="hi_IN"/>
+        </w:rPr>
+        <w:t>उत्पत्ति 45: 9–11</w:t>
+      </w:r>
+    </w:p>
+    <w:p>
+      <w:pPr>
+        <w:pStyle w:val="ListBullet"/>
+        <w:spacing w:line="240" w:lineRule="auto"/>
+        <w:ind w:left="720"/>
+      </w:pPr>
+      <w:r>
+        <w:rPr>
+          <w:lang w:val="hi_IN" w:bidi="hi_IN"/>
+        </w:rPr>
+      </w:r>
+      <w:r>
+        <w:rPr>
+          <w:lang w:val="hi_IN" w:bidi="hi_IN"/>
+        </w:rPr>
+        <w:t>उत्पत्ति 47:1–2</w:t>
+      </w:r>
+    </w:p>
+    <w:p>
+      <w:pPr>
+        <w:pStyle w:val="ListBullet"/>
+        <w:spacing w:line="240" w:lineRule="auto"/>
+        <w:ind w:left="720"/>
+      </w:pPr>
+      <w:r>
+        <w:rPr>
+          <w:lang w:val="hi_IN" w:bidi="hi_IN"/>
+        </w:rPr>
+      </w:r>
+      <w:r>
+        <w:rPr>
+          <w:lang w:val="hi_IN" w:bidi="hi_IN"/>
+        </w:rPr>
+        <w:t>उत्पत्ति 50:7–9</w:t>
+      </w:r>
+    </w:p>
+    <w:p>
+      <w:pPr>
+        <w:pStyle w:val="ListBullet"/>
+        <w:spacing w:line="240" w:lineRule="auto"/>
+        <w:ind w:left="720"/>
+      </w:pPr>
+      <w:r>
+        <w:rPr>
+          <w:lang w:val="hi_IN" w:bidi="hi_IN"/>
+        </w:rPr>
+      </w:r>
+      <w:r>
+        <w:rPr>
+          <w:lang w:val="hi_IN" w:bidi="hi_IN"/>
+        </w:rPr>
+        <w:t>यहोशू 10:40–41</w:t>
+      </w:r>
     </w:p>
     <w:p>
       <w:pPr>

--- a/hin/docx/015.content.docx
+++ b/hin/docx/015.content.docx
@@ -348,13 +348,326 @@
         <w:rPr>
           <w:lang w:val="hi_IN" w:bidi="hi_IN"/>
         </w:rPr>
+        <w:t>, बन्दीगृह)</w:t>
+      </w:r>
+    </w:p>
+    <w:p>
+      <w:pPr>
+        <w:pStyle w:val="Heading3"/>
+      </w:pPr>
+      <w:r>
+        <w:rPr>
+          <w:lang w:val="hi_IN" w:bidi="hi_IN"/>
+        </w:rPr>
+        <w:t>बाइबल सन्दर्भ:</w:t>
+      </w:r>
+    </w:p>
+    <w:p>
+      <w:pPr>
+        <w:pStyle w:val="ListBullet"/>
+        <w:spacing w:line="240" w:lineRule="auto"/>
+        <w:ind w:left="720"/>
+      </w:pPr>
+      <w:r>
+        <w:rPr>
+          <w:lang w:val="hi_IN" w:bidi="hi_IN"/>
+        </w:rPr>
+      </w:r>
+      <w:r>
+        <w:rPr>
+          <w:lang w:val="hi_IN" w:bidi="hi_IN"/>
+        </w:rPr>
+        <w:t>उत्पत्ति 37:21–22</w:t>
+      </w:r>
+    </w:p>
+    <w:p>
+      <w:pPr>
+        <w:pStyle w:val="ListBullet"/>
+        <w:spacing w:line="240" w:lineRule="auto"/>
+        <w:ind w:left="720"/>
+      </w:pPr>
+      <w:r>
+        <w:rPr>
+          <w:lang w:val="hi_IN" w:bidi="hi_IN"/>
+        </w:rPr>
+      </w:r>
+      <w:r>
+        <w:rPr>
+          <w:lang w:val="hi_IN" w:bidi="hi_IN"/>
+        </w:rPr>
+        <w:t>अय्यूब 33:18</w:t>
+      </w:r>
+    </w:p>
+    <w:p>
+      <w:pPr>
+        <w:pStyle w:val="ListBullet"/>
+        <w:spacing w:line="240" w:lineRule="auto"/>
+        <w:ind w:left="720"/>
+      </w:pPr>
+      <w:r>
+        <w:rPr>
+          <w:lang w:val="hi_IN" w:bidi="hi_IN"/>
+        </w:rPr>
+      </w:r>
+      <w:r>
+        <w:rPr>
+          <w:lang w:val="hi_IN" w:bidi="hi_IN"/>
+        </w:rPr>
+        <w:t>लूका 6:39</w:t>
+      </w:r>
+    </w:p>
+    <w:p>
+      <w:pPr>
+        <w:pStyle w:val="ListBullet"/>
+        <w:spacing w:line="240" w:lineRule="auto"/>
+        <w:ind w:left="720"/>
+      </w:pPr>
+      <w:r>
+        <w:rPr>
+          <w:lang w:val="hi_IN" w:bidi="hi_IN"/>
+        </w:rPr>
+      </w:r>
+      <w:r>
+        <w:rPr>
+          <w:lang w:val="hi_IN" w:bidi="hi_IN"/>
+        </w:rPr>
+        <w:t>नीतिवचन 1:12</w:t>
+      </w:r>
+    </w:p>
+    <w:p>
+      <w:pPr>
+        <w:pStyle w:val="Heading3"/>
+      </w:pPr>
+      <w:r>
+        <w:rPr>
+          <w:lang w:val="hi_IN" w:bidi="hi_IN"/>
+        </w:rPr>
+        <w:t>शब्द तथ्य:</w:t>
+      </w:r>
+    </w:p>
+    <w:p>
+      <w:pPr>
+        <w:pStyle w:val="ListBullet"/>
+        <w:spacing w:line="240" w:lineRule="auto"/>
+        <w:ind w:left="720"/>
+      </w:pPr>
+      <w:r>
+        <w:rPr>
+          <w:lang w:val="hi_IN" w:bidi="hi_IN"/>
+        </w:rPr>
+      </w:r>
+      <w:r>
+        <w:rPr>
+          <w:lang w:val="hi_IN" w:bidi="hi_IN"/>
+        </w:rPr>
+        <w:t>स्ट्रोंग्स: H0875, H0953, H1356, H1475, H2352, H4087, H4113, H4379, H6354, H7585, H7745, H7816, H7825, H7845, H7882, G00120, G09990, G54210</w:t>
+      </w:r>
+      <w:r>
+        <w:rPr>
+          <w:lang w:val="hi_IN" w:bidi="hi_IN"/>
+        </w:rPr>
+      </w:r>
+      <w:r>
+        <w:rPr>
+          <w:lang w:val="hi_IN" w:bidi="hi_IN"/>
+        </w:rPr>
+      </w:r>
+    </w:p>
+    <w:p>
+      <w:pPr/>
+      <w:r>
+        <w:rPr>
+          <w:lang w:val="hi_IN" w:bidi="hi_IN"/>
+        </w:rPr>
+      </w:r>
+    </w:p>
+    <w:p>
+      <w:pPr>
+        <w:pStyle w:val="Heading2"/>
+      </w:pPr>
+      <w:r>
+        <w:rPr>
+          <w:lang w:val="hi_IN" w:bidi="hi_IN"/>
+        </w:rPr>
+        <w:t>गत</w:t>
+      </w:r>
+      <w:r>
+        <w:rPr>
+          <w:lang w:val="hi_IN" w:bidi="hi_IN"/>
+        </w:rPr>
+      </w:r>
+    </w:p>
+    <w:p>
+      <w:pPr>
+        <w:pStyle w:val="Heading3"/>
+      </w:pPr>
+      <w:r>
+        <w:rPr>
+          <w:lang w:val="hi_IN" w:bidi="hi_IN"/>
+        </w:rPr>
+        <w:t>तथ्य:</w:t>
+      </w:r>
+    </w:p>
+    <w:p>
+      <w:pPr/>
+      <w:r>
+        <w:rPr>
+          <w:lang w:val="hi_IN" w:bidi="hi_IN"/>
+        </w:rPr>
+      </w:r>
+      <w:r>
+        <w:rPr>
+          <w:lang w:val="hi_IN" w:bidi="hi_IN"/>
+        </w:rPr>
+        <w:t>गत पलिश्तियों के पांच प्रमुख नगरों में से एक था। उसकी भौगोलिक स्थिति एक्रोन के उत्तर में और अश्दोद एवं अश्कलोन के पूर्व में थी।</w:t>
+      </w:r>
+    </w:p>
+    <w:p>
+      <w:pPr>
+        <w:pStyle w:val="ListBullet"/>
+        <w:spacing w:line="240" w:lineRule="auto"/>
+        <w:ind w:left="720"/>
+      </w:pPr>
+      <w:r>
+        <w:rPr>
+          <w:lang w:val="hi_IN" w:bidi="hi_IN"/>
+        </w:rPr>
+      </w:r>
+      <w:r>
+        <w:rPr>
+          <w:lang w:val="hi_IN" w:bidi="hi_IN"/>
+        </w:rPr>
+        <w:t>पलिश्ती योद्धा गोलियत गत नगर का निवासी था।</w:t>
+      </w:r>
+    </w:p>
+    <w:p>
+      <w:pPr>
+        <w:pStyle w:val="ListBullet"/>
+        <w:spacing w:line="240" w:lineRule="auto"/>
+        <w:ind w:left="720"/>
+      </w:pPr>
+      <w:r>
+        <w:rPr>
+          <w:lang w:val="hi_IN" w:bidi="hi_IN"/>
+        </w:rPr>
+      </w:r>
+      <w:r>
+        <w:rPr>
+          <w:lang w:val="hi_IN" w:bidi="hi_IN"/>
+        </w:rPr>
+        <w:t>शमूएल के युग में पलिश्तियों ने इस्राएल से वाचा का सन्दूक ले लिया था और उसे अश्दोद में अपने मन्दिर में रख दिया था। उसके बाद वे उसे गत नगर ले गए और बाद में एक्रोन। परन्तु परमेश्वर ने वहां के निवासियों को रोगग्रस्त किया तो उन्होंने वाचा का सन्दूक पुनः इस्राएल भेज दिया था।</w:t>
+      </w:r>
+    </w:p>
+    <w:p>
+      <w:pPr>
+        <w:pStyle w:val="ListBullet"/>
+        <w:spacing w:line="240" w:lineRule="auto"/>
+        <w:ind w:left="720"/>
+      </w:pPr>
+      <w:r>
+        <w:rPr>
+          <w:lang w:val="hi_IN" w:bidi="hi_IN"/>
+        </w:rPr>
+      </w:r>
+      <w:r>
+        <w:rPr>
+          <w:lang w:val="hi_IN" w:bidi="hi_IN"/>
+        </w:rPr>
+        <w:t>राजा शाऊल से बचकर भागते समय दाऊद गत चला गया था और कुछ समय वहां रहा, उसके साथ उसकी दो पत्नियां और उसके स्वामीभक्त छः सौ पुरुष थे।</w:t>
+      </w:r>
+    </w:p>
+    <w:p>
+      <w:pPr/>
+      <w:r>
+        <w:rPr>
+          <w:lang w:val="hi_IN" w:bidi="hi_IN"/>
+        </w:rPr>
+      </w:r>
+      <w:r>
+        <w:rPr>
+          <w:lang w:val="hi_IN" w:bidi="hi_IN"/>
+        </w:rPr>
+        <w:t>(अनुवाद के सुझाव नामों का अनुवाद)</w:t>
+      </w:r>
+    </w:p>
+    <w:p>
+      <w:pPr/>
+      <w:r>
+        <w:rPr>
+          <w:lang w:val="hi_IN" w:bidi="hi_IN"/>
+        </w:rPr>
+      </w:r>
+      <w:r>
+        <w:rPr>
+          <w:lang w:val="hi_IN" w:bidi="hi_IN"/>
+        </w:rPr>
+        <w:t xml:space="preserve">(यह भी देखें: </w:t>
+      </w:r>
+      <w:r>
+        <w:rPr>
+          <w:lang w:val="hi_IN" w:bidi="hi_IN"/>
+        </w:rPr>
+        <w:t>अश्दोद</w:t>
+      </w:r>
+      <w:r>
+        <w:rPr>
+          <w:lang w:val="hi_IN" w:bidi="hi_IN"/>
+        </w:rPr>
         <w:t xml:space="preserve">, </w:t>
       </w:r>
       <w:r>
         <w:rPr>
           <w:lang w:val="hi_IN" w:bidi="hi_IN"/>
         </w:rPr>
-        <w:t>बन्दीगृह</w:t>
+        <w:t>अश्कलोन</w:t>
+      </w:r>
+      <w:r>
+        <w:rPr>
+          <w:lang w:val="hi_IN" w:bidi="hi_IN"/>
+        </w:rPr>
+        <w:t xml:space="preserve">, </w:t>
+      </w:r>
+      <w:r>
+        <w:rPr>
+          <w:lang w:val="hi_IN" w:bidi="hi_IN"/>
+        </w:rPr>
+        <w:t>एक्रोन</w:t>
+      </w:r>
+      <w:r>
+        <w:rPr>
+          <w:lang w:val="hi_IN" w:bidi="hi_IN"/>
+        </w:rPr>
+        <w:t xml:space="preserve">, </w:t>
+      </w:r>
+      <w:r>
+        <w:rPr>
+          <w:lang w:val="hi_IN" w:bidi="hi_IN"/>
+        </w:rPr>
+        <w:t>गाज़ा</w:t>
+      </w:r>
+      <w:r>
+        <w:rPr>
+          <w:lang w:val="hi_IN" w:bidi="hi_IN"/>
+        </w:rPr>
+        <w:t xml:space="preserve">, </w:t>
+      </w:r>
+      <w:r>
+        <w:rPr>
+          <w:lang w:val="hi_IN" w:bidi="hi_IN"/>
+        </w:rPr>
+        <w:t>गोलियत</w:t>
+      </w:r>
+      <w:r>
+        <w:rPr>
+          <w:lang w:val="hi_IN" w:bidi="hi_IN"/>
+        </w:rPr>
+        <w:t xml:space="preserve">, </w:t>
+      </w:r>
+      <w:r>
+        <w:rPr>
+          <w:lang w:val="hi_IN" w:bidi="hi_IN"/>
+        </w:rPr>
+        <w:t>पलिश्ती</w:t>
       </w:r>
       <w:r>
         <w:rPr>
@@ -389,61 +702,61 @@
         <w:rPr>
           <w:lang w:val="hi_IN" w:bidi="hi_IN"/>
         </w:rPr>
-        <w:t>उत्पत्ति 37:21–22</w:t>
-      </w:r>
-    </w:p>
-    <w:p>
-      <w:pPr>
-        <w:pStyle w:val="ListBullet"/>
-        <w:spacing w:line="240" w:lineRule="auto"/>
-        <w:ind w:left="720"/>
-      </w:pPr>
-      <w:r>
-        <w:rPr>
-          <w:lang w:val="hi_IN" w:bidi="hi_IN"/>
-        </w:rPr>
-      </w:r>
-      <w:r>
-        <w:rPr>
-          <w:lang w:val="hi_IN" w:bidi="hi_IN"/>
-        </w:rPr>
-        <w:t>अय्यूब 33:18</w:t>
-      </w:r>
-    </w:p>
-    <w:p>
-      <w:pPr>
-        <w:pStyle w:val="ListBullet"/>
-        <w:spacing w:line="240" w:lineRule="auto"/>
-        <w:ind w:left="720"/>
-      </w:pPr>
-      <w:r>
-        <w:rPr>
-          <w:lang w:val="hi_IN" w:bidi="hi_IN"/>
-        </w:rPr>
-      </w:r>
-      <w:r>
-        <w:rPr>
-          <w:lang w:val="hi_IN" w:bidi="hi_IN"/>
-        </w:rPr>
-        <w:t>लूका 6:39</w:t>
-      </w:r>
-    </w:p>
-    <w:p>
-      <w:pPr>
-        <w:pStyle w:val="ListBullet"/>
-        <w:spacing w:line="240" w:lineRule="auto"/>
-        <w:ind w:left="720"/>
-      </w:pPr>
-      <w:r>
-        <w:rPr>
-          <w:lang w:val="hi_IN" w:bidi="hi_IN"/>
-        </w:rPr>
-      </w:r>
-      <w:r>
-        <w:rPr>
-          <w:lang w:val="hi_IN" w:bidi="hi_IN"/>
-        </w:rPr>
-        <w:t>नीतिवचन 1:12</w:t>
+        <w:t>1 राजा 02:39–40</w:t>
+      </w:r>
+    </w:p>
+    <w:p>
+      <w:pPr>
+        <w:pStyle w:val="ListBullet"/>
+        <w:spacing w:line="240" w:lineRule="auto"/>
+        <w:ind w:left="720"/>
+      </w:pPr>
+      <w:r>
+        <w:rPr>
+          <w:lang w:val="hi_IN" w:bidi="hi_IN"/>
+        </w:rPr>
+      </w:r>
+      <w:r>
+        <w:rPr>
+          <w:lang w:val="hi_IN" w:bidi="hi_IN"/>
+        </w:rPr>
+        <w:t>1 शमूएल 05:8–9</w:t>
+      </w:r>
+    </w:p>
+    <w:p>
+      <w:pPr>
+        <w:pStyle w:val="ListBullet"/>
+        <w:spacing w:line="240" w:lineRule="auto"/>
+        <w:ind w:left="720"/>
+      </w:pPr>
+      <w:r>
+        <w:rPr>
+          <w:lang w:val="hi_IN" w:bidi="hi_IN"/>
+        </w:rPr>
+      </w:r>
+      <w:r>
+        <w:rPr>
+          <w:lang w:val="hi_IN" w:bidi="hi_IN"/>
+        </w:rPr>
+        <w:t>2 इतिहास 26:6–8</w:t>
+      </w:r>
+    </w:p>
+    <w:p>
+      <w:pPr>
+        <w:pStyle w:val="ListBullet"/>
+        <w:spacing w:line="240" w:lineRule="auto"/>
+        <w:ind w:left="720"/>
+      </w:pPr>
+      <w:r>
+        <w:rPr>
+          <w:lang w:val="hi_IN" w:bidi="hi_IN"/>
+        </w:rPr>
+      </w:r>
+      <w:r>
+        <w:rPr>
+          <w:lang w:val="hi_IN" w:bidi="hi_IN"/>
+        </w:rPr>
+        <w:t>यहोशू 11:21–22</w:t>
       </w:r>
     </w:p>
     <w:p>
@@ -472,7 +785,7 @@
         <w:rPr>
           <w:lang w:val="hi_IN" w:bidi="hi_IN"/>
         </w:rPr>
-        <w:t>स्ट्रोंग्स: H0875, H0953, H1356, H1475, H2352, H4087, H4113, H4379, H6354, H7585, H7745, H7816, H7825, H7845, H7882, G00120, G09990, G54210</w:t>
+        <w:t>Strong's: H1661, H1663</w:t>
       </w:r>
       <w:r>
         <w:rPr>
@@ -501,7 +814,7 @@
         <w:rPr>
           <w:lang w:val="hi_IN" w:bidi="hi_IN"/>
         </w:rPr>
-        <w:t>गत</w:t>
+        <w:t>गतसमनी</w:t>
       </w:r>
       <w:r>
         <w:rPr>
@@ -531,61 +844,43 @@
         <w:rPr>
           <w:lang w:val="hi_IN" w:bidi="hi_IN"/>
         </w:rPr>
-        <w:t>गत पलिश्तियों के पांच प्रमुख नगरों में से एक था। उसकी भौगोलिक स्थिति एक्रोन के उत्तर में और अश्दोद एवं अश्कलोन के पूर्व में थी।</w:t>
-      </w:r>
-    </w:p>
-    <w:p>
-      <w:pPr>
-        <w:pStyle w:val="ListBullet"/>
-        <w:spacing w:line="240" w:lineRule="auto"/>
-        <w:ind w:left="720"/>
-      </w:pPr>
-      <w:r>
-        <w:rPr>
-          <w:lang w:val="hi_IN" w:bidi="hi_IN"/>
-        </w:rPr>
-      </w:r>
-      <w:r>
-        <w:rPr>
-          <w:lang w:val="hi_IN" w:bidi="hi_IN"/>
-        </w:rPr>
-        <w:t>पलिश्ती योद्धा गोलियत गत नगर का निवासी था।</w:t>
-      </w:r>
-    </w:p>
-    <w:p>
-      <w:pPr>
-        <w:pStyle w:val="ListBullet"/>
-        <w:spacing w:line="240" w:lineRule="auto"/>
-        <w:ind w:left="720"/>
-      </w:pPr>
-      <w:r>
-        <w:rPr>
-          <w:lang w:val="hi_IN" w:bidi="hi_IN"/>
-        </w:rPr>
-      </w:r>
-      <w:r>
-        <w:rPr>
-          <w:lang w:val="hi_IN" w:bidi="hi_IN"/>
-        </w:rPr>
-        <w:t>शमूएल के युग में पलिश्तियों ने इस्राएल से वाचा का सन्दूक ले लिया था और उसे अश्दोद में अपने मन्दिर में रख दिया था। उसके बाद वे उसे गत नगर ले गए और बाद में एक्रोन। परन्तु परमेश्वर ने वहां के निवासियों को रोगग्रस्त किया तो उन्होंने वाचा का सन्दूक पुनः इस्राएल भेज दिया था।</w:t>
-      </w:r>
-    </w:p>
-    <w:p>
-      <w:pPr>
-        <w:pStyle w:val="ListBullet"/>
-        <w:spacing w:line="240" w:lineRule="auto"/>
-        <w:ind w:left="720"/>
-      </w:pPr>
-      <w:r>
-        <w:rPr>
-          <w:lang w:val="hi_IN" w:bidi="hi_IN"/>
-        </w:rPr>
-      </w:r>
-      <w:r>
-        <w:rPr>
-          <w:lang w:val="hi_IN" w:bidi="hi_IN"/>
-        </w:rPr>
-        <w:t>राजा शाऊल से बचकर भागते समय दाऊद गत चला गया था और कुछ समय वहां रहा, उसके साथ उसकी दो पत्नियां और उसके स्वामीभक्त छः सौ पुरुष थे।</w:t>
+        <w:t>गतसमनी किद्रोन घाटी के पार, यरूशलेम के पूर्व में जैतून पर्वत के निकट जैतून के वृक्षों की एक वाटिका थी।</w:t>
+      </w:r>
+    </w:p>
+    <w:p>
+      <w:pPr>
+        <w:pStyle w:val="ListBullet"/>
+        <w:spacing w:line="240" w:lineRule="auto"/>
+        <w:ind w:left="720"/>
+      </w:pPr>
+      <w:r>
+        <w:rPr>
+          <w:lang w:val="hi_IN" w:bidi="hi_IN"/>
+        </w:rPr>
+      </w:r>
+      <w:r>
+        <w:rPr>
+          <w:lang w:val="hi_IN" w:bidi="hi_IN"/>
+        </w:rPr>
+        <w:t>गतसमनी का बाग एक ऐसा स्थान था जहाँ यीशु और उसके चेले भीड़ से दूर अकेले रहने और विश्राम करने जाते थे।</w:t>
+      </w:r>
+    </w:p>
+    <w:p>
+      <w:pPr>
+        <w:pStyle w:val="ListBullet"/>
+        <w:spacing w:line="240" w:lineRule="auto"/>
+        <w:ind w:left="720"/>
+      </w:pPr>
+      <w:r>
+        <w:rPr>
+          <w:lang w:val="hi_IN" w:bidi="hi_IN"/>
+        </w:rPr>
+      </w:r>
+      <w:r>
+        <w:rPr>
+          <w:lang w:val="hi_IN" w:bidi="hi_IN"/>
+        </w:rPr>
+        <w:t>गतसमनी में ही यहूदी अगुवों द्वारा गिरफ्तार किए जाने से पहले यीशु ने गहरे दुख में प्रार्थना की थी।</w:t>
       </w:r>
     </w:p>
     <w:p>
@@ -599,7 +894,7 @@
         <w:rPr>
           <w:lang w:val="hi_IN" w:bidi="hi_IN"/>
         </w:rPr>
-        <w:t>(अनुवाद के सुझाव नामों का अनुवाद)</w:t>
+        <w:t>(अनुवाद के सुझाव नामों का अनुवाद कैसे करें)</w:t>
       </w:r>
     </w:p>
     <w:p>
@@ -619,7 +914,7 @@
         <w:rPr>
           <w:lang w:val="hi_IN" w:bidi="hi_IN"/>
         </w:rPr>
-        <w:t>अश्दोद</w:t>
+        <w:t>यहूदा इस्करियोति</w:t>
       </w:r>
       <w:r>
         <w:rPr>
@@ -631,7 +926,7 @@
         <w:rPr>
           <w:lang w:val="hi_IN" w:bidi="hi_IN"/>
         </w:rPr>
-        <w:t>अश्कलोन</w:t>
+        <w:t>किद्रोन घाटी</w:t>
       </w:r>
       <w:r>
         <w:rPr>
@@ -643,7 +938,580 @@
         <w:rPr>
           <w:lang w:val="hi_IN" w:bidi="hi_IN"/>
         </w:rPr>
-        <w:t>एक्रोन</w:t>
+        <w:t>जैतून पर्वत</w:t>
+      </w:r>
+      <w:r>
+        <w:rPr>
+          <w:lang w:val="hi_IN" w:bidi="hi_IN"/>
+        </w:rPr>
+        <w:t>)</w:t>
+      </w:r>
+    </w:p>
+    <w:p>
+      <w:pPr>
+        <w:pStyle w:val="Heading3"/>
+      </w:pPr>
+      <w:r>
+        <w:rPr>
+          <w:lang w:val="hi_IN" w:bidi="hi_IN"/>
+        </w:rPr>
+        <w:t>बाइबल सन्दर्भ:</w:t>
+      </w:r>
+    </w:p>
+    <w:p>
+      <w:pPr>
+        <w:pStyle w:val="ListBullet"/>
+        <w:spacing w:line="240" w:lineRule="auto"/>
+        <w:ind w:left="720"/>
+      </w:pPr>
+      <w:r>
+        <w:rPr>
+          <w:lang w:val="hi_IN" w:bidi="hi_IN"/>
+        </w:rPr>
+      </w:r>
+      <w:r>
+        <w:rPr>
+          <w:lang w:val="hi_IN" w:bidi="hi_IN"/>
+        </w:rPr>
+        <w:t>मरकुस 14:32</w:t>
+      </w:r>
+    </w:p>
+    <w:p>
+      <w:pPr>
+        <w:pStyle w:val="ListBullet"/>
+        <w:spacing w:line="240" w:lineRule="auto"/>
+        <w:ind w:left="720"/>
+      </w:pPr>
+      <w:r>
+        <w:rPr>
+          <w:lang w:val="hi_IN" w:bidi="hi_IN"/>
+        </w:rPr>
+      </w:r>
+      <w:r>
+        <w:rPr>
+          <w:lang w:val="hi_IN" w:bidi="hi_IN"/>
+        </w:rPr>
+        <w:t>मत्ती 26:36</w:t>
+      </w:r>
+    </w:p>
+    <w:p>
+      <w:pPr>
+        <w:pStyle w:val="Heading3"/>
+      </w:pPr>
+      <w:r>
+        <w:rPr>
+          <w:lang w:val="hi_IN" w:bidi="hi_IN"/>
+        </w:rPr>
+        <w:t>शब्द तथ्य:</w:t>
+      </w:r>
+    </w:p>
+    <w:p>
+      <w:pPr>
+        <w:pStyle w:val="ListBullet"/>
+        <w:spacing w:line="240" w:lineRule="auto"/>
+        <w:ind w:left="720"/>
+      </w:pPr>
+      <w:r>
+        <w:rPr>
+          <w:lang w:val="hi_IN" w:bidi="hi_IN"/>
+        </w:rPr>
+      </w:r>
+      <w:r>
+        <w:rPr>
+          <w:lang w:val="hi_IN" w:bidi="hi_IN"/>
+        </w:rPr>
+        <w:t>Strong's: G10680</w:t>
+      </w:r>
+      <w:r>
+        <w:rPr>
+          <w:lang w:val="hi_IN" w:bidi="hi_IN"/>
+        </w:rPr>
+      </w:r>
+      <w:r>
+        <w:rPr>
+          <w:lang w:val="hi_IN" w:bidi="hi_IN"/>
+        </w:rPr>
+      </w:r>
+    </w:p>
+    <w:p>
+      <w:pPr/>
+      <w:r>
+        <w:rPr>
+          <w:lang w:val="hi_IN" w:bidi="hi_IN"/>
+        </w:rPr>
+      </w:r>
+    </w:p>
+    <w:p>
+      <w:pPr>
+        <w:pStyle w:val="Heading2"/>
+      </w:pPr>
+      <w:r>
+        <w:rPr>
+          <w:lang w:val="hi_IN" w:bidi="hi_IN"/>
+        </w:rPr>
+        <w:t>गदहा</w:t>
+      </w:r>
+      <w:r>
+        <w:rPr>
+          <w:lang w:val="hi_IN" w:bidi="hi_IN"/>
+        </w:rPr>
+      </w:r>
+    </w:p>
+    <w:p>
+      <w:pPr>
+        <w:pStyle w:val="Heading3"/>
+      </w:pPr>
+      <w:r>
+        <w:rPr>
+          <w:lang w:val="hi_IN" w:bidi="hi_IN"/>
+        </w:rPr>
+        <w:t>परिभाषा:</w:t>
+      </w:r>
+    </w:p>
+    <w:p>
+      <w:pPr/>
+      <w:r>
+        <w:rPr>
+          <w:lang w:val="hi_IN" w:bidi="hi_IN"/>
+        </w:rPr>
+      </w:r>
+      <w:r>
+        <w:rPr>
+          <w:lang w:val="hi_IN" w:bidi="hi_IN"/>
+        </w:rPr>
+        <w:t>गदहा एक घोड़े जैसा चौपाया है जिसका कद घोड़े से कम होता है और कान अधिक लंबे होते हैं।</w:t>
+      </w:r>
+    </w:p>
+    <w:p>
+      <w:pPr>
+        <w:pStyle w:val="ListBullet"/>
+        <w:spacing w:line="240" w:lineRule="auto"/>
+        <w:ind w:left="720"/>
+      </w:pPr>
+      <w:r>
+        <w:rPr>
+          <w:lang w:val="hi_IN" w:bidi="hi_IN"/>
+        </w:rPr>
+      </w:r>
+      <w:r>
+        <w:rPr>
+          <w:lang w:val="hi_IN" w:bidi="hi_IN"/>
+        </w:rPr>
+        <w:t>खच्चर घोड़ी और गदहे का बच्चा होता है वह नपुंसक होता है।</w:t>
+      </w:r>
+    </w:p>
+    <w:p>
+      <w:pPr>
+        <w:pStyle w:val="ListBullet"/>
+        <w:spacing w:line="240" w:lineRule="auto"/>
+        <w:ind w:left="720"/>
+      </w:pPr>
+      <w:r>
+        <w:rPr>
+          <w:lang w:val="hi_IN" w:bidi="hi_IN"/>
+        </w:rPr>
+      </w:r>
+      <w:r>
+        <w:rPr>
+          <w:lang w:val="hi_IN" w:bidi="hi_IN"/>
+        </w:rPr>
+        <w:t>खच्चर शक्तिशाली पशु है इसलिए उसे अधिक काम का माना जाता है।</w:t>
+      </w:r>
+    </w:p>
+    <w:p>
+      <w:pPr>
+        <w:pStyle w:val="ListBullet"/>
+        <w:spacing w:line="240" w:lineRule="auto"/>
+        <w:ind w:left="720"/>
+      </w:pPr>
+      <w:r>
+        <w:rPr>
+          <w:lang w:val="hi_IN" w:bidi="hi_IN"/>
+        </w:rPr>
+      </w:r>
+      <w:r>
+        <w:rPr>
+          <w:lang w:val="hi_IN" w:bidi="hi_IN"/>
+        </w:rPr>
+        <w:t>खच्चर और गदहा, दोनों बोझ उठाने तथा मनुष्य की सवारी में काम में आते है।</w:t>
+      </w:r>
+    </w:p>
+    <w:p>
+      <w:pPr>
+        <w:pStyle w:val="ListBullet"/>
+        <w:spacing w:line="240" w:lineRule="auto"/>
+        <w:ind w:left="720"/>
+      </w:pPr>
+      <w:r>
+        <w:rPr>
+          <w:lang w:val="hi_IN" w:bidi="hi_IN"/>
+        </w:rPr>
+      </w:r>
+      <w:r>
+        <w:rPr>
+          <w:lang w:val="hi_IN" w:bidi="hi_IN"/>
+        </w:rPr>
+        <w:t>बाइबल के युग में राजा शान्ति के समय गदहे की सवारी करते थे, न कि घोड़े की क्योंकि घोड़ा युद्ध में काम आता था।</w:t>
+      </w:r>
+    </w:p>
+    <w:p>
+      <w:pPr>
+        <w:pStyle w:val="ListBullet"/>
+        <w:spacing w:line="240" w:lineRule="auto"/>
+        <w:ind w:left="720"/>
+      </w:pPr>
+      <w:r>
+        <w:rPr>
+          <w:lang w:val="hi_IN" w:bidi="hi_IN"/>
+        </w:rPr>
+      </w:r>
+      <w:r>
+        <w:rPr>
+          <w:lang w:val="hi_IN" w:bidi="hi_IN"/>
+        </w:rPr>
+        <w:t>यीशु अपने क्रूसीकरण से एक सप्ताह पूर्व युवा गदहे पर बैठकर यरूशलेम में आया था।</w:t>
+      </w:r>
+    </w:p>
+    <w:p>
+      <w:pPr/>
+      <w:r>
+        <w:rPr>
+          <w:lang w:val="hi_IN" w:bidi="hi_IN"/>
+        </w:rPr>
+      </w:r>
+      <w:r>
+        <w:rPr>
+          <w:lang w:val="hi_IN" w:bidi="hi_IN"/>
+        </w:rPr>
+        <w:t>(यह भी देखें: अपरिचित शब्दों का अनुवाद कैसे करे)</w:t>
+      </w:r>
+    </w:p>
+    <w:p>
+      <w:pPr>
+        <w:pStyle w:val="Heading3"/>
+      </w:pPr>
+      <w:r>
+        <w:rPr>
+          <w:lang w:val="hi_IN" w:bidi="hi_IN"/>
+        </w:rPr>
+        <w:t>बाइबल सन्दर्भ:</w:t>
+      </w:r>
+    </w:p>
+    <w:p>
+      <w:pPr>
+        <w:pStyle w:val="ListBullet"/>
+        <w:spacing w:line="240" w:lineRule="auto"/>
+        <w:ind w:left="720"/>
+      </w:pPr>
+      <w:r>
+        <w:rPr>
+          <w:lang w:val="hi_IN" w:bidi="hi_IN"/>
+        </w:rPr>
+      </w:r>
+      <w:r>
+        <w:rPr>
+          <w:lang w:val="hi_IN" w:bidi="hi_IN"/>
+        </w:rPr>
+        <w:t>1 राजा 1:32–34</w:t>
+      </w:r>
+    </w:p>
+    <w:p>
+      <w:pPr>
+        <w:pStyle w:val="ListBullet"/>
+        <w:spacing w:line="240" w:lineRule="auto"/>
+        <w:ind w:left="720"/>
+      </w:pPr>
+      <w:r>
+        <w:rPr>
+          <w:lang w:val="hi_IN" w:bidi="hi_IN"/>
+        </w:rPr>
+      </w:r>
+      <w:r>
+        <w:rPr>
+          <w:lang w:val="hi_IN" w:bidi="hi_IN"/>
+        </w:rPr>
+        <w:t>1 शमूएल 9:4</w:t>
+      </w:r>
+    </w:p>
+    <w:p>
+      <w:pPr>
+        <w:pStyle w:val="ListBullet"/>
+        <w:spacing w:line="240" w:lineRule="auto"/>
+        <w:ind w:left="720"/>
+      </w:pPr>
+      <w:r>
+        <w:rPr>
+          <w:lang w:val="hi_IN" w:bidi="hi_IN"/>
+        </w:rPr>
+      </w:r>
+      <w:r>
+        <w:rPr>
+          <w:lang w:val="hi_IN" w:bidi="hi_IN"/>
+        </w:rPr>
+        <w:t>2 राजा 4:21–22</w:t>
+      </w:r>
+    </w:p>
+    <w:p>
+      <w:pPr>
+        <w:pStyle w:val="ListBullet"/>
+        <w:spacing w:line="240" w:lineRule="auto"/>
+        <w:ind w:left="720"/>
+      </w:pPr>
+      <w:r>
+        <w:rPr>
+          <w:lang w:val="hi_IN" w:bidi="hi_IN"/>
+        </w:rPr>
+      </w:r>
+      <w:r>
+        <w:rPr>
+          <w:lang w:val="hi_IN" w:bidi="hi_IN"/>
+        </w:rPr>
+        <w:t>व्यवस्थाविवरण 5:12–14</w:t>
+      </w:r>
+    </w:p>
+    <w:p>
+      <w:pPr>
+        <w:pStyle w:val="ListBullet"/>
+        <w:spacing w:line="240" w:lineRule="auto"/>
+        <w:ind w:left="720"/>
+      </w:pPr>
+      <w:r>
+        <w:rPr>
+          <w:lang w:val="hi_IN" w:bidi="hi_IN"/>
+        </w:rPr>
+      </w:r>
+      <w:r>
+        <w:rPr>
+          <w:lang w:val="hi_IN" w:bidi="hi_IN"/>
+        </w:rPr>
+        <w:t>लूका 13:15</w:t>
+      </w:r>
+    </w:p>
+    <w:p>
+      <w:pPr>
+        <w:pStyle w:val="ListBullet"/>
+        <w:spacing w:line="240" w:lineRule="auto"/>
+        <w:ind w:left="720"/>
+      </w:pPr>
+      <w:r>
+        <w:rPr>
+          <w:lang w:val="hi_IN" w:bidi="hi_IN"/>
+        </w:rPr>
+      </w:r>
+      <w:r>
+        <w:rPr>
+          <w:lang w:val="hi_IN" w:bidi="hi_IN"/>
+        </w:rPr>
+        <w:t>मत्ती. 21:2</w:t>
+      </w:r>
+    </w:p>
+    <w:p>
+      <w:pPr>
+        <w:pStyle w:val="Heading3"/>
+      </w:pPr>
+      <w:r>
+        <w:rPr>
+          <w:lang w:val="hi_IN" w:bidi="hi_IN"/>
+        </w:rPr>
+        <w:t>शब्द तथ्य:</w:t>
+      </w:r>
+    </w:p>
+    <w:p>
+      <w:pPr>
+        <w:pStyle w:val="ListBullet"/>
+        <w:spacing w:line="240" w:lineRule="auto"/>
+        <w:ind w:left="720"/>
+      </w:pPr>
+      <w:r>
+        <w:rPr>
+          <w:lang w:val="hi_IN" w:bidi="hi_IN"/>
+        </w:rPr>
+      </w:r>
+      <w:r>
+        <w:rPr>
+          <w:lang w:val="hi_IN" w:bidi="hi_IN"/>
+        </w:rPr>
+        <w:t>Strong's: H860, H2543, H3222, H5895, H6167, H6501, H6505, H6506, G3678, G3688, G5268</w:t>
+      </w:r>
+      <w:r>
+        <w:rPr>
+          <w:lang w:val="hi_IN" w:bidi="hi_IN"/>
+        </w:rPr>
+      </w:r>
+      <w:r>
+        <w:rPr>
+          <w:lang w:val="hi_IN" w:bidi="hi_IN"/>
+        </w:rPr>
+      </w:r>
+    </w:p>
+    <w:p>
+      <w:pPr/>
+      <w:r>
+        <w:rPr>
+          <w:lang w:val="hi_IN" w:bidi="hi_IN"/>
+        </w:rPr>
+      </w:r>
+    </w:p>
+    <w:p>
+      <w:pPr>
+        <w:pStyle w:val="Heading2"/>
+      </w:pPr>
+      <w:r>
+        <w:rPr>
+          <w:lang w:val="hi_IN" w:bidi="hi_IN"/>
+        </w:rPr>
+        <w:t>गन्धक</w:t>
+      </w:r>
+      <w:r>
+        <w:rPr>
+          <w:lang w:val="hi_IN" w:bidi="hi_IN"/>
+        </w:rPr>
+      </w:r>
+    </w:p>
+    <w:p>
+      <w:pPr>
+        <w:pStyle w:val="Heading3"/>
+      </w:pPr>
+      <w:r>
+        <w:rPr>
+          <w:lang w:val="hi_IN" w:bidi="hi_IN"/>
+        </w:rPr>
+        <w:t>परिभाषा:</w:t>
+      </w:r>
+    </w:p>
+    <w:p>
+      <w:pPr/>
+      <w:r>
+        <w:rPr>
+          <w:lang w:val="hi_IN" w:bidi="hi_IN"/>
+        </w:rPr>
+      </w:r>
+      <w:r>
+        <w:rPr>
+          <w:lang w:val="hi_IN" w:bidi="hi_IN"/>
+        </w:rPr>
+        <w:t>“गन्धक” एक पीले रंग का पदार्थ होता है जो आग में डालने के बाद जलने वाला तरल पदार्थ हो जाता है।</w:t>
+      </w:r>
+    </w:p>
+    <w:p>
+      <w:pPr>
+        <w:pStyle w:val="ListBullet"/>
+        <w:spacing w:line="240" w:lineRule="auto"/>
+        <w:ind w:left="720"/>
+      </w:pPr>
+      <w:r>
+        <w:rPr>
+          <w:lang w:val="hi_IN" w:bidi="hi_IN"/>
+        </w:rPr>
+      </w:r>
+      <w:r>
+        <w:rPr>
+          <w:lang w:val="hi_IN" w:bidi="hi_IN"/>
+        </w:rPr>
+        <w:t>गन्धक की गंध तीव्र होती है जो सड़े हुए अंडे की गंध की तरह है।</w:t>
+      </w:r>
+    </w:p>
+    <w:p>
+      <w:pPr>
+        <w:pStyle w:val="ListBullet"/>
+        <w:spacing w:line="240" w:lineRule="auto"/>
+        <w:ind w:left="720"/>
+      </w:pPr>
+      <w:r>
+        <w:rPr>
+          <w:lang w:val="hi_IN" w:bidi="hi_IN"/>
+        </w:rPr>
+      </w:r>
+      <w:r>
+        <w:rPr>
+          <w:lang w:val="hi_IN" w:bidi="hi_IN"/>
+        </w:rPr>
+        <w:t>बाइबल में जलता हुआ गंधक अभक्त एवं विद्रोही मनुष्यों के लिए दण्ड का प्रतीक है।</w:t>
+      </w:r>
+    </w:p>
+    <w:p>
+      <w:pPr>
+        <w:pStyle w:val="ListBullet"/>
+        <w:spacing w:line="240" w:lineRule="auto"/>
+        <w:ind w:left="720"/>
+      </w:pPr>
+      <w:r>
+        <w:rPr>
+          <w:lang w:val="hi_IN" w:bidi="hi_IN"/>
+        </w:rPr>
+      </w:r>
+      <w:r>
+        <w:rPr>
+          <w:lang w:val="hi_IN" w:bidi="hi_IN"/>
+        </w:rPr>
+        <w:t>लूत के समय मैं परमेश्वर ने सदोम और अमोरा के दुष्ट नगरों पर आग और गन्धक बरसाया था।</w:t>
+      </w:r>
+    </w:p>
+    <w:p>
+      <w:pPr>
+        <w:pStyle w:val="ListBullet"/>
+        <w:spacing w:line="240" w:lineRule="auto"/>
+        <w:ind w:left="720"/>
+      </w:pPr>
+      <w:r>
+        <w:rPr>
+          <w:lang w:val="hi_IN" w:bidi="hi_IN"/>
+        </w:rPr>
+      </w:r>
+      <w:r>
+        <w:rPr>
+          <w:lang w:val="hi_IN" w:bidi="hi_IN"/>
+        </w:rPr>
+        <w:t>कुछ अंग्रेजी बाइबल अनुवादों में गन्धक को “ज्वलनशील पत्थर” कहा गया है जिसका शाब्दिक अर्थ है "जलता हुआ पत्थर।"</w:t>
+      </w:r>
+    </w:p>
+    <w:p>
+      <w:pPr>
+        <w:pStyle w:val="Heading3"/>
+      </w:pPr>
+      <w:r>
+        <w:rPr>
+          <w:lang w:val="hi_IN" w:bidi="hi_IN"/>
+        </w:rPr>
+        <w:t>अनुवाद के सुझाव:</w:t>
+      </w:r>
+    </w:p>
+    <w:p>
+      <w:pPr>
+        <w:pStyle w:val="ListBullet"/>
+        <w:spacing w:line="240" w:lineRule="auto"/>
+        <w:ind w:left="720"/>
+      </w:pPr>
+      <w:r>
+        <w:rPr>
+          <w:lang w:val="hi_IN" w:bidi="hi_IN"/>
+        </w:rPr>
+      </w:r>
+      <w:r>
+        <w:rPr>
+          <w:lang w:val="hi_IN" w:bidi="hi_IN"/>
+        </w:rPr>
+        <w:t>इस शब्द का संभावित अनुवाद हो सकता है, “पीला पत्थर जो आग पकड़ता है” या “जलनेवाला पीला पत्थर”।</w:t>
+      </w:r>
+    </w:p>
+    <w:p>
+      <w:pPr/>
+      <w:r>
+        <w:rPr>
+          <w:lang w:val="hi_IN" w:bidi="hi_IN"/>
+        </w:rPr>
+      </w:r>
+      <w:r>
+        <w:rPr>
+          <w:lang w:val="hi_IN" w:bidi="hi_IN"/>
+        </w:rPr>
+        <w:t xml:space="preserve">(यह भी देखें: </w:t>
+      </w:r>
+      <w:r>
+        <w:rPr>
+          <w:lang w:val="hi_IN" w:bidi="hi_IN"/>
+        </w:rPr>
+        <w:t>आमोरा</w:t>
       </w:r>
       <w:r>
         <w:rPr>
@@ -655,7 +1523,7 @@
         <w:rPr>
           <w:lang w:val="hi_IN" w:bidi="hi_IN"/>
         </w:rPr>
-        <w:t>गाज़ा</w:t>
+        <w:t>न्याय करना</w:t>
       </w:r>
       <w:r>
         <w:rPr>
@@ -667,7 +1535,7 @@
         <w:rPr>
           <w:lang w:val="hi_IN" w:bidi="hi_IN"/>
         </w:rPr>
-        <w:t>गोलियत</w:t>
+        <w:t>लूत</w:t>
       </w:r>
       <w:r>
         <w:rPr>
@@ -679,6 +1547,578 @@
         <w:rPr>
           <w:lang w:val="hi_IN" w:bidi="hi_IN"/>
         </w:rPr>
+        <w:t>बलवा करना</w:t>
+      </w:r>
+      <w:r>
+        <w:rPr>
+          <w:lang w:val="hi_IN" w:bidi="hi_IN"/>
+        </w:rPr>
+        <w:t xml:space="preserve">, </w:t>
+      </w:r>
+      <w:r>
+        <w:rPr>
+          <w:lang w:val="hi_IN" w:bidi="hi_IN"/>
+        </w:rPr>
+        <w:t>सदोम</w:t>
+      </w:r>
+      <w:r>
+        <w:rPr>
+          <w:lang w:val="hi_IN" w:bidi="hi_IN"/>
+        </w:rPr>
+        <w:t>, अभक्त)</w:t>
+      </w:r>
+    </w:p>
+    <w:p>
+      <w:pPr>
+        <w:pStyle w:val="Heading3"/>
+      </w:pPr>
+      <w:r>
+        <w:rPr>
+          <w:lang w:val="hi_IN" w:bidi="hi_IN"/>
+        </w:rPr>
+        <w:t>बाइबल सन्दर्भ:</w:t>
+      </w:r>
+    </w:p>
+    <w:p>
+      <w:pPr>
+        <w:pStyle w:val="ListBullet"/>
+        <w:spacing w:line="240" w:lineRule="auto"/>
+        <w:ind w:left="720"/>
+      </w:pPr>
+      <w:r>
+        <w:rPr>
+          <w:lang w:val="hi_IN" w:bidi="hi_IN"/>
+        </w:rPr>
+      </w:r>
+      <w:r>
+        <w:rPr>
+          <w:lang w:val="hi_IN" w:bidi="hi_IN"/>
+        </w:rPr>
+        <w:t>उत्पत्ति 19:24</w:t>
+      </w:r>
+    </w:p>
+    <w:p>
+      <w:pPr>
+        <w:pStyle w:val="ListBullet"/>
+        <w:spacing w:line="240" w:lineRule="auto"/>
+        <w:ind w:left="720"/>
+      </w:pPr>
+      <w:r>
+        <w:rPr>
+          <w:lang w:val="hi_IN" w:bidi="hi_IN"/>
+        </w:rPr>
+      </w:r>
+      <w:r>
+        <w:rPr>
+          <w:lang w:val="hi_IN" w:bidi="hi_IN"/>
+        </w:rPr>
+        <w:t>यशायाह 34:9</w:t>
+      </w:r>
+    </w:p>
+    <w:p>
+      <w:pPr>
+        <w:pStyle w:val="ListBullet"/>
+        <w:spacing w:line="240" w:lineRule="auto"/>
+        <w:ind w:left="720"/>
+      </w:pPr>
+      <w:r>
+        <w:rPr>
+          <w:lang w:val="hi_IN" w:bidi="hi_IN"/>
+        </w:rPr>
+      </w:r>
+      <w:r>
+        <w:rPr>
+          <w:lang w:val="hi_IN" w:bidi="hi_IN"/>
+        </w:rPr>
+        <w:t>लूका 17:29</w:t>
+      </w:r>
+    </w:p>
+    <w:p>
+      <w:pPr>
+        <w:pStyle w:val="ListBullet"/>
+        <w:spacing w:line="240" w:lineRule="auto"/>
+        <w:ind w:left="720"/>
+      </w:pPr>
+      <w:r>
+        <w:rPr>
+          <w:lang w:val="hi_IN" w:bidi="hi_IN"/>
+        </w:rPr>
+      </w:r>
+      <w:r>
+        <w:rPr>
+          <w:lang w:val="hi_IN" w:bidi="hi_IN"/>
+        </w:rPr>
+        <w:t>प्रकाशितवाक्य 20:10</w:t>
+      </w:r>
+    </w:p>
+    <w:p>
+      <w:pPr>
+        <w:pStyle w:val="Heading3"/>
+      </w:pPr>
+      <w:r>
+        <w:rPr>
+          <w:lang w:val="hi_IN" w:bidi="hi_IN"/>
+        </w:rPr>
+        <w:t>शब्द तथ्य:</w:t>
+      </w:r>
+    </w:p>
+    <w:p>
+      <w:pPr>
+        <w:pStyle w:val="ListBullet"/>
+        <w:spacing w:line="240" w:lineRule="auto"/>
+        <w:ind w:left="720"/>
+      </w:pPr>
+      <w:r>
+        <w:rPr>
+          <w:lang w:val="hi_IN" w:bidi="hi_IN"/>
+        </w:rPr>
+      </w:r>
+      <w:r>
+        <w:rPr>
+          <w:lang w:val="hi_IN" w:bidi="hi_IN"/>
+        </w:rPr>
+        <w:t>स्ट्रोंग्स: H1614, G23030</w:t>
+      </w:r>
+      <w:r>
+        <w:rPr>
+          <w:lang w:val="hi_IN" w:bidi="hi_IN"/>
+        </w:rPr>
+      </w:r>
+      <w:r>
+        <w:rPr>
+          <w:lang w:val="hi_IN" w:bidi="hi_IN"/>
+        </w:rPr>
+      </w:r>
+    </w:p>
+    <w:p>
+      <w:pPr/>
+      <w:r>
+        <w:rPr>
+          <w:lang w:val="hi_IN" w:bidi="hi_IN"/>
+        </w:rPr>
+      </w:r>
+    </w:p>
+    <w:p>
+      <w:pPr>
+        <w:pStyle w:val="Heading2"/>
+      </w:pPr>
+      <w:r>
+        <w:rPr>
+          <w:lang w:val="hi_IN" w:bidi="hi_IN"/>
+        </w:rPr>
+        <w:t>गन्धरस</w:t>
+      </w:r>
+      <w:r>
+        <w:rPr>
+          <w:lang w:val="hi_IN" w:bidi="hi_IN"/>
+        </w:rPr>
+      </w:r>
+    </w:p>
+    <w:p>
+      <w:pPr>
+        <w:pStyle w:val="Heading3"/>
+      </w:pPr>
+      <w:r>
+        <w:rPr>
+          <w:lang w:val="hi_IN" w:bidi="hi_IN"/>
+        </w:rPr>
+        <w:t>परिभाषा:</w:t>
+      </w:r>
+    </w:p>
+    <w:p>
+      <w:pPr/>
+      <w:r>
+        <w:rPr>
+          <w:lang w:val="hi_IN" w:bidi="hi_IN"/>
+        </w:rPr>
+      </w:r>
+      <w:r>
+        <w:rPr>
+          <w:lang w:val="hi_IN" w:bidi="hi_IN"/>
+        </w:rPr>
+        <w:t>“गन्धरस” एक तेल या मसाला होता था जो मूर के पेड़ से निकाले हुआ गोंद से तैयार किया जाता था, यह वृक्ष अफ्रीका और एशिया में उगता है और लोबान की प्रजाति का है।</w:t>
+      </w:r>
+    </w:p>
+    <w:p>
+      <w:pPr/>
+      <w:r>
+        <w:rPr>
+          <w:lang w:val="hi_IN" w:bidi="hi_IN"/>
+        </w:rPr>
+      </w:r>
+      <w:r>
+        <w:rPr>
+          <w:lang w:val="hi_IN" w:bidi="hi_IN"/>
+        </w:rPr>
+        <w:t>गन्धरस धूप, इत्र, और औषधी बनाने तथा कब्र में रखने के लिए शवों का अभ्यंजन करने के भी काम में लिया जाता था।</w:t>
+      </w:r>
+    </w:p>
+    <w:p>
+      <w:pPr>
+        <w:pStyle w:val="ListBullet"/>
+        <w:spacing w:line="240" w:lineRule="auto"/>
+        <w:ind w:left="720"/>
+      </w:pPr>
+      <w:r>
+        <w:rPr>
+          <w:lang w:val="hi_IN" w:bidi="hi_IN"/>
+        </w:rPr>
+      </w:r>
+      <w:r>
+        <w:rPr>
+          <w:lang w:val="hi_IN" w:bidi="hi_IN"/>
+        </w:rPr>
+        <w:t>गन्धरस यीशु के जन्म पर ज्योतिषियों द्वारा चढ़ाई गई भेंटों में से एक था।</w:t>
+      </w:r>
+    </w:p>
+    <w:p>
+      <w:pPr>
+        <w:pStyle w:val="ListBullet"/>
+        <w:spacing w:line="240" w:lineRule="auto"/>
+        <w:ind w:left="720"/>
+      </w:pPr>
+      <w:r>
+        <w:rPr>
+          <w:lang w:val="hi_IN" w:bidi="hi_IN"/>
+        </w:rPr>
+      </w:r>
+      <w:r>
+        <w:rPr>
+          <w:lang w:val="hi_IN" w:bidi="hi_IN"/>
+        </w:rPr>
+        <w:t>यीशु जब क्रूस पर लटका हुआ था तब गन्धरस मिश्रित मदिरा उसे दी गई थी कि उसकी पीड़ा कम जो जाए।</w:t>
+      </w:r>
+    </w:p>
+    <w:p>
+      <w:pPr/>
+      <w:r>
+        <w:rPr>
+          <w:lang w:val="hi_IN" w:bidi="hi_IN"/>
+        </w:rPr>
+      </w:r>
+      <w:r>
+        <w:rPr>
+          <w:lang w:val="hi_IN" w:bidi="hi_IN"/>
+        </w:rPr>
+        <w:t xml:space="preserve">(यह भी देखें: </w:t>
+      </w:r>
+      <w:r>
+        <w:rPr>
+          <w:lang w:val="hi_IN" w:bidi="hi_IN"/>
+        </w:rPr>
+        <w:t>लोबान</w:t>
+      </w:r>
+      <w:r>
+        <w:rPr>
+          <w:lang w:val="hi_IN" w:bidi="hi_IN"/>
+        </w:rPr>
+        <w:t xml:space="preserve">, </w:t>
+      </w:r>
+      <w:r>
+        <w:rPr>
+          <w:lang w:val="hi_IN" w:bidi="hi_IN"/>
+        </w:rPr>
+        <w:t>ज्योतिषियों</w:t>
+      </w:r>
+      <w:r>
+        <w:rPr>
+          <w:lang w:val="hi_IN" w:bidi="hi_IN"/>
+        </w:rPr>
+        <w:t>)</w:t>
+      </w:r>
+    </w:p>
+    <w:p>
+      <w:pPr>
+        <w:pStyle w:val="Heading3"/>
+      </w:pPr>
+      <w:r>
+        <w:rPr>
+          <w:lang w:val="hi_IN" w:bidi="hi_IN"/>
+        </w:rPr>
+        <w:t>बाइबल सन्दर्भ:</w:t>
+      </w:r>
+    </w:p>
+    <w:p>
+      <w:pPr>
+        <w:pStyle w:val="ListBullet"/>
+        <w:spacing w:line="240" w:lineRule="auto"/>
+        <w:ind w:left="720"/>
+      </w:pPr>
+      <w:r>
+        <w:rPr>
+          <w:lang w:val="hi_IN" w:bidi="hi_IN"/>
+        </w:rPr>
+      </w:r>
+      <w:r>
+        <w:rPr>
+          <w:lang w:val="hi_IN" w:bidi="hi_IN"/>
+        </w:rPr>
+        <w:t>निर्गमन 30:22–25</w:t>
+      </w:r>
+    </w:p>
+    <w:p>
+      <w:pPr>
+        <w:pStyle w:val="ListBullet"/>
+        <w:spacing w:line="240" w:lineRule="auto"/>
+        <w:ind w:left="720"/>
+      </w:pPr>
+      <w:r>
+        <w:rPr>
+          <w:lang w:val="hi_IN" w:bidi="hi_IN"/>
+        </w:rPr>
+      </w:r>
+      <w:r>
+        <w:rPr>
+          <w:lang w:val="hi_IN" w:bidi="hi_IN"/>
+        </w:rPr>
+        <w:t>उत्पत्ति 37:25–26</w:t>
+      </w:r>
+    </w:p>
+    <w:p>
+      <w:pPr>
+        <w:pStyle w:val="ListBullet"/>
+        <w:spacing w:line="240" w:lineRule="auto"/>
+        <w:ind w:left="720"/>
+      </w:pPr>
+      <w:r>
+        <w:rPr>
+          <w:lang w:val="hi_IN" w:bidi="hi_IN"/>
+        </w:rPr>
+      </w:r>
+      <w:r>
+        <w:rPr>
+          <w:lang w:val="hi_IN" w:bidi="hi_IN"/>
+        </w:rPr>
+        <w:t>यूहन्ना 11:1–2</w:t>
+      </w:r>
+    </w:p>
+    <w:p>
+      <w:pPr>
+        <w:pStyle w:val="ListBullet"/>
+        <w:spacing w:line="240" w:lineRule="auto"/>
+        <w:ind w:left="720"/>
+      </w:pPr>
+      <w:r>
+        <w:rPr>
+          <w:lang w:val="hi_IN" w:bidi="hi_IN"/>
+        </w:rPr>
+      </w:r>
+      <w:r>
+        <w:rPr>
+          <w:lang w:val="hi_IN" w:bidi="hi_IN"/>
+        </w:rPr>
+        <w:t>मरकुस 15:23</w:t>
+      </w:r>
+    </w:p>
+    <w:p>
+      <w:pPr>
+        <w:pStyle w:val="ListBullet"/>
+        <w:spacing w:line="240" w:lineRule="auto"/>
+        <w:ind w:left="720"/>
+      </w:pPr>
+      <w:r>
+        <w:rPr>
+          <w:lang w:val="hi_IN" w:bidi="hi_IN"/>
+        </w:rPr>
+      </w:r>
+      <w:r>
+        <w:rPr>
+          <w:lang w:val="hi_IN" w:bidi="hi_IN"/>
+        </w:rPr>
+        <w:t>मत्ती 2:11–12</w:t>
+      </w:r>
+    </w:p>
+    <w:p>
+      <w:pPr>
+        <w:pStyle w:val="Heading3"/>
+      </w:pPr>
+      <w:r>
+        <w:rPr>
+          <w:lang w:val="hi_IN" w:bidi="hi_IN"/>
+        </w:rPr>
+        <w:t>शब्द तथ्य:</w:t>
+      </w:r>
+    </w:p>
+    <w:p>
+      <w:pPr>
+        <w:pStyle w:val="ListBullet"/>
+        <w:spacing w:line="240" w:lineRule="auto"/>
+        <w:ind w:left="720"/>
+      </w:pPr>
+      <w:r>
+        <w:rPr>
+          <w:lang w:val="hi_IN" w:bidi="hi_IN"/>
+        </w:rPr>
+      </w:r>
+      <w:r>
+        <w:rPr>
+          <w:lang w:val="hi_IN" w:bidi="hi_IN"/>
+        </w:rPr>
+        <w:t>स्ट्रोंग्स: H3910, H4753, G34640, G46660, G46690</w:t>
+      </w:r>
+      <w:r>
+        <w:rPr>
+          <w:lang w:val="hi_IN" w:bidi="hi_IN"/>
+        </w:rPr>
+      </w:r>
+      <w:r>
+        <w:rPr>
+          <w:lang w:val="hi_IN" w:bidi="hi_IN"/>
+        </w:rPr>
+      </w:r>
+    </w:p>
+    <w:p>
+      <w:pPr/>
+      <w:r>
+        <w:rPr>
+          <w:lang w:val="hi_IN" w:bidi="hi_IN"/>
+        </w:rPr>
+      </w:r>
+    </w:p>
+    <w:p>
+      <w:pPr>
+        <w:pStyle w:val="Heading2"/>
+      </w:pPr>
+      <w:r>
+        <w:rPr>
+          <w:lang w:val="hi_IN" w:bidi="hi_IN"/>
+        </w:rPr>
+        <w:t>गरार</w:t>
+      </w:r>
+      <w:r>
+        <w:rPr>
+          <w:lang w:val="hi_IN" w:bidi="hi_IN"/>
+        </w:rPr>
+      </w:r>
+    </w:p>
+    <w:p>
+      <w:pPr>
+        <w:pStyle w:val="Heading3"/>
+      </w:pPr>
+      <w:r>
+        <w:rPr>
+          <w:lang w:val="hi_IN" w:bidi="hi_IN"/>
+        </w:rPr>
+        <w:t>तथ्य:</w:t>
+      </w:r>
+    </w:p>
+    <w:p>
+      <w:pPr/>
+      <w:r>
+        <w:rPr>
+          <w:lang w:val="hi_IN" w:bidi="hi_IN"/>
+        </w:rPr>
+      </w:r>
+      <w:r>
+        <w:rPr>
+          <w:lang w:val="hi_IN" w:bidi="hi_IN"/>
+        </w:rPr>
+        <w:t>​गरार कनान में एक नगर और प्रदेश था, हेब्रोन के दक्षिण पूर्व में और बेर्शेबा के उत्तर पश्चिम में।</w:t>
+      </w:r>
+    </w:p>
+    <w:p>
+      <w:pPr>
+        <w:pStyle w:val="ListBullet"/>
+        <w:spacing w:line="240" w:lineRule="auto"/>
+        <w:ind w:left="720"/>
+      </w:pPr>
+      <w:r>
+        <w:rPr>
+          <w:lang w:val="hi_IN" w:bidi="hi_IN"/>
+        </w:rPr>
+      </w:r>
+      <w:r>
+        <w:rPr>
+          <w:lang w:val="hi_IN" w:bidi="hi_IN"/>
+        </w:rPr>
+        <w:t>राजा अबीमेलेक गरार में अब्राहम और सारा के आप्रवास के समय गरार का राजा था।</w:t>
+      </w:r>
+    </w:p>
+    <w:p>
+      <w:pPr>
+        <w:pStyle w:val="ListBullet"/>
+        <w:spacing w:line="240" w:lineRule="auto"/>
+        <w:ind w:left="720"/>
+      </w:pPr>
+      <w:r>
+        <w:rPr>
+          <w:lang w:val="hi_IN" w:bidi="hi_IN"/>
+        </w:rPr>
+      </w:r>
+      <w:r>
+        <w:rPr>
+          <w:lang w:val="hi_IN" w:bidi="hi_IN"/>
+        </w:rPr>
+        <w:t>जब इस्राएली कनान में रह रहे थे तब गरार पर पलिश्तियों का अधिकार था।</w:t>
+      </w:r>
+    </w:p>
+    <w:p>
+      <w:pPr/>
+      <w:r>
+        <w:rPr>
+          <w:lang w:val="hi_IN" w:bidi="hi_IN"/>
+        </w:rPr>
+      </w:r>
+      <w:r>
+        <w:rPr>
+          <w:lang w:val="hi_IN" w:bidi="hi_IN"/>
+        </w:rPr>
+        <w:t>(अनुवाद के सुझाव नामों का अनुवाद कैसे करें)</w:t>
+      </w:r>
+    </w:p>
+    <w:p>
+      <w:pPr/>
+      <w:r>
+        <w:rPr>
+          <w:lang w:val="hi_IN" w:bidi="hi_IN"/>
+        </w:rPr>
+      </w:r>
+      <w:r>
+        <w:rPr>
+          <w:lang w:val="hi_IN" w:bidi="hi_IN"/>
+        </w:rPr>
+        <w:t xml:space="preserve">(यह भी देखें: </w:t>
+      </w:r>
+      <w:r>
+        <w:rPr>
+          <w:lang w:val="hi_IN" w:bidi="hi_IN"/>
+        </w:rPr>
+        <w:t>एअबी मेलेक</w:t>
+      </w:r>
+      <w:r>
+        <w:rPr>
+          <w:lang w:val="hi_IN" w:bidi="hi_IN"/>
+        </w:rPr>
+        <w:t xml:space="preserve">, </w:t>
+      </w:r>
+      <w:r>
+        <w:rPr>
+          <w:lang w:val="hi_IN" w:bidi="hi_IN"/>
+        </w:rPr>
+        <w:t>बेर्शेबा</w:t>
+      </w:r>
+      <w:r>
+        <w:rPr>
+          <w:lang w:val="hi_IN" w:bidi="hi_IN"/>
+        </w:rPr>
+        <w:t xml:space="preserve">, </w:t>
+      </w:r>
+      <w:r>
+        <w:rPr>
+          <w:lang w:val="hi_IN" w:bidi="hi_IN"/>
+        </w:rPr>
+        <w:t>हेब्रोन</w:t>
+      </w:r>
+      <w:r>
+        <w:rPr>
+          <w:lang w:val="hi_IN" w:bidi="hi_IN"/>
+        </w:rPr>
+        <w:t xml:space="preserve">, </w:t>
+      </w:r>
+      <w:r>
+        <w:rPr>
+          <w:lang w:val="hi_IN" w:bidi="hi_IN"/>
+        </w:rPr>
         <w:t>पलिश्ती</w:t>
       </w:r>
       <w:r>
@@ -714,61 +2154,61 @@
         <w:rPr>
           <w:lang w:val="hi_IN" w:bidi="hi_IN"/>
         </w:rPr>
-        <w:t>1 राजा 02:39–40</w:t>
-      </w:r>
-    </w:p>
-    <w:p>
-      <w:pPr>
-        <w:pStyle w:val="ListBullet"/>
-        <w:spacing w:line="240" w:lineRule="auto"/>
-        <w:ind w:left="720"/>
-      </w:pPr>
-      <w:r>
-        <w:rPr>
-          <w:lang w:val="hi_IN" w:bidi="hi_IN"/>
-        </w:rPr>
-      </w:r>
-      <w:r>
-        <w:rPr>
-          <w:lang w:val="hi_IN" w:bidi="hi_IN"/>
-        </w:rPr>
-        <w:t>1 शमूएल 05:8–9</w:t>
-      </w:r>
-    </w:p>
-    <w:p>
-      <w:pPr>
-        <w:pStyle w:val="ListBullet"/>
-        <w:spacing w:line="240" w:lineRule="auto"/>
-        <w:ind w:left="720"/>
-      </w:pPr>
-      <w:r>
-        <w:rPr>
-          <w:lang w:val="hi_IN" w:bidi="hi_IN"/>
-        </w:rPr>
-      </w:r>
-      <w:r>
-        <w:rPr>
-          <w:lang w:val="hi_IN" w:bidi="hi_IN"/>
-        </w:rPr>
-        <w:t>2 इतिहास 26:6–8</w:t>
-      </w:r>
-    </w:p>
-    <w:p>
-      <w:pPr>
-        <w:pStyle w:val="ListBullet"/>
-        <w:spacing w:line="240" w:lineRule="auto"/>
-        <w:ind w:left="720"/>
-      </w:pPr>
-      <w:r>
-        <w:rPr>
-          <w:lang w:val="hi_IN" w:bidi="hi_IN"/>
-        </w:rPr>
-      </w:r>
-      <w:r>
-        <w:rPr>
-          <w:lang w:val="hi_IN" w:bidi="hi_IN"/>
-        </w:rPr>
-        <w:t>यहोशू 11:21–22</w:t>
+        <w:t>2 इतिहास 14:12–13</w:t>
+      </w:r>
+    </w:p>
+    <w:p>
+      <w:pPr>
+        <w:pStyle w:val="ListBullet"/>
+        <w:spacing w:line="240" w:lineRule="auto"/>
+        <w:ind w:left="720"/>
+      </w:pPr>
+      <w:r>
+        <w:rPr>
+          <w:lang w:val="hi_IN" w:bidi="hi_IN"/>
+        </w:rPr>
+      </w:r>
+      <w:r>
+        <w:rPr>
+          <w:lang w:val="hi_IN" w:bidi="hi_IN"/>
+        </w:rPr>
+        <w:t>उत्पत्ति 20:1–3</w:t>
+      </w:r>
+    </w:p>
+    <w:p>
+      <w:pPr>
+        <w:pStyle w:val="ListBullet"/>
+        <w:spacing w:line="240" w:lineRule="auto"/>
+        <w:ind w:left="720"/>
+      </w:pPr>
+      <w:r>
+        <w:rPr>
+          <w:lang w:val="hi_IN" w:bidi="hi_IN"/>
+        </w:rPr>
+      </w:r>
+      <w:r>
+        <w:rPr>
+          <w:lang w:val="hi_IN" w:bidi="hi_IN"/>
+        </w:rPr>
+        <w:t>उत्पत्ति 26:1</w:t>
+      </w:r>
+    </w:p>
+    <w:p>
+      <w:pPr>
+        <w:pStyle w:val="ListBullet"/>
+        <w:spacing w:line="240" w:lineRule="auto"/>
+        <w:ind w:left="720"/>
+      </w:pPr>
+      <w:r>
+        <w:rPr>
+          <w:lang w:val="hi_IN" w:bidi="hi_IN"/>
+        </w:rPr>
+      </w:r>
+      <w:r>
+        <w:rPr>
+          <w:lang w:val="hi_IN" w:bidi="hi_IN"/>
+        </w:rPr>
+        <w:t>उत्पत्ति 26:6–8</w:t>
       </w:r>
     </w:p>
     <w:p>
@@ -797,7 +2237,7 @@
         <w:rPr>
           <w:lang w:val="hi_IN" w:bidi="hi_IN"/>
         </w:rPr>
-        <w:t>Strong's: H1661, H1663</w:t>
+        <w:t>Strong's: H1642</w:t>
       </w:r>
       <w:r>
         <w:rPr>
@@ -826,7 +2266,7 @@
         <w:rPr>
           <w:lang w:val="hi_IN" w:bidi="hi_IN"/>
         </w:rPr>
-        <w:t>गतसमनी</w:t>
+        <w:t>गर्भ</w:t>
       </w:r>
       <w:r>
         <w:rPr>
@@ -842,6 +2282,1059 @@
         <w:rPr>
           <w:lang w:val="hi_IN" w:bidi="hi_IN"/>
         </w:rPr>
+        <w:t>परिभाषा:</w:t>
+      </w:r>
+    </w:p>
+    <w:p>
+      <w:pPr/>
+      <w:r>
+        <w:rPr>
+          <w:lang w:val="hi_IN" w:bidi="hi_IN"/>
+        </w:rPr>
+      </w:r>
+      <w:r>
+        <w:rPr>
+          <w:lang w:val="hi_IN" w:bidi="hi_IN"/>
+        </w:rPr>
+        <w:t>“गर्भ” अर्थात स्त्री के शरीर में भ्रूण विकास का अंग।</w:t>
+      </w:r>
+    </w:p>
+    <w:p>
+      <w:pPr>
+        <w:pStyle w:val="ListBullet"/>
+        <w:spacing w:line="240" w:lineRule="auto"/>
+        <w:ind w:left="720"/>
+      </w:pPr>
+      <w:r>
+        <w:rPr>
+          <w:lang w:val="hi_IN" w:bidi="hi_IN"/>
+        </w:rPr>
+      </w:r>
+      <w:r>
+        <w:rPr>
+          <w:lang w:val="hi_IN" w:bidi="hi_IN"/>
+        </w:rPr>
+        <w:t>यह एक पुराना शब्द है जिसका उपयोग शिष्टता एवं सीधी भाषा के लिए किया गया है। (देखें: व्यंजना).</w:t>
+      </w:r>
+    </w:p>
+    <w:p>
+      <w:pPr>
+        <w:pStyle w:val="ListBullet"/>
+        <w:spacing w:line="240" w:lineRule="auto"/>
+        <w:ind w:left="720"/>
+      </w:pPr>
+      <w:r>
+        <w:rPr>
+          <w:lang w:val="hi_IN" w:bidi="hi_IN"/>
+        </w:rPr>
+      </w:r>
+      <w:r>
+        <w:rPr>
+          <w:lang w:val="hi_IN" w:bidi="hi_IN"/>
+        </w:rPr>
+        <w:t>“गर्भ” का आधुनिक शब्द है “गर्भाशय”।</w:t>
+      </w:r>
+    </w:p>
+    <w:p>
+      <w:pPr>
+        <w:pStyle w:val="ListBullet"/>
+        <w:spacing w:line="240" w:lineRule="auto"/>
+        <w:ind w:left="720"/>
+      </w:pPr>
+      <w:r>
+        <w:rPr>
+          <w:lang w:val="hi_IN" w:bidi="hi_IN"/>
+        </w:rPr>
+      </w:r>
+      <w:r>
+        <w:rPr>
+          <w:lang w:val="hi_IN" w:bidi="hi_IN"/>
+        </w:rPr>
+        <w:t>कुछ भाषाओं में गर्भ या गर्भाशय के स्थान में “पेट” शब्द काम में लिया जाता है।</w:t>
+      </w:r>
+    </w:p>
+    <w:p>
+      <w:pPr>
+        <w:pStyle w:val="ListBullet"/>
+        <w:spacing w:line="240" w:lineRule="auto"/>
+        <w:ind w:left="720"/>
+      </w:pPr>
+      <w:r>
+        <w:rPr>
+          <w:lang w:val="hi_IN" w:bidi="hi_IN"/>
+        </w:rPr>
+      </w:r>
+      <w:r>
+        <w:rPr>
+          <w:lang w:val="hi_IN" w:bidi="hi_IN"/>
+        </w:rPr>
+        <w:t>लक्षित भाषा में प्रचलित एवं स्वाभाविक तथा स्वीकार्य शब्द का उपयोग करे।</w:t>
+      </w:r>
+    </w:p>
+    <w:p>
+      <w:pPr>
+        <w:pStyle w:val="Heading3"/>
+      </w:pPr>
+      <w:r>
+        <w:rPr>
+          <w:lang w:val="hi_IN" w:bidi="hi_IN"/>
+        </w:rPr>
+        <w:t>बाइबल सन्दर्भ:</w:t>
+      </w:r>
+    </w:p>
+    <w:p>
+      <w:pPr>
+        <w:pStyle w:val="ListBullet"/>
+        <w:spacing w:line="240" w:lineRule="auto"/>
+        <w:ind w:left="720"/>
+      </w:pPr>
+      <w:r>
+        <w:rPr>
+          <w:lang w:val="hi_IN" w:bidi="hi_IN"/>
+        </w:rPr>
+      </w:r>
+      <w:r>
+        <w:rPr>
+          <w:lang w:val="hi_IN" w:bidi="hi_IN"/>
+        </w:rPr>
+        <w:t>उत्पत्ति 25:23</w:t>
+      </w:r>
+    </w:p>
+    <w:p>
+      <w:pPr>
+        <w:pStyle w:val="ListBullet"/>
+        <w:spacing w:line="240" w:lineRule="auto"/>
+        <w:ind w:left="720"/>
+      </w:pPr>
+      <w:r>
+        <w:rPr>
+          <w:lang w:val="hi_IN" w:bidi="hi_IN"/>
+        </w:rPr>
+      </w:r>
+      <w:r>
+        <w:rPr>
+          <w:lang w:val="hi_IN" w:bidi="hi_IN"/>
+        </w:rPr>
+        <w:t>उत्पत्ति 25:24–26</w:t>
+      </w:r>
+    </w:p>
+    <w:p>
+      <w:pPr>
+        <w:pStyle w:val="ListBullet"/>
+        <w:spacing w:line="240" w:lineRule="auto"/>
+        <w:ind w:left="720"/>
+      </w:pPr>
+      <w:r>
+        <w:rPr>
+          <w:lang w:val="hi_IN" w:bidi="hi_IN"/>
+        </w:rPr>
+      </w:r>
+      <w:r>
+        <w:rPr>
+          <w:lang w:val="hi_IN" w:bidi="hi_IN"/>
+        </w:rPr>
+        <w:t>उत्पत्ति 38:27–28</w:t>
+      </w:r>
+    </w:p>
+    <w:p>
+      <w:pPr>
+        <w:pStyle w:val="ListBullet"/>
+        <w:spacing w:line="240" w:lineRule="auto"/>
+        <w:ind w:left="720"/>
+      </w:pPr>
+      <w:r>
+        <w:rPr>
+          <w:lang w:val="hi_IN" w:bidi="hi_IN"/>
+        </w:rPr>
+      </w:r>
+      <w:r>
+        <w:rPr>
+          <w:lang w:val="hi_IN" w:bidi="hi_IN"/>
+        </w:rPr>
+        <w:t>उत्पत्ति 49:25</w:t>
+      </w:r>
+    </w:p>
+    <w:p>
+      <w:pPr>
+        <w:pStyle w:val="ListBullet"/>
+        <w:spacing w:line="240" w:lineRule="auto"/>
+        <w:ind w:left="720"/>
+      </w:pPr>
+      <w:r>
+        <w:rPr>
+          <w:lang w:val="hi_IN" w:bidi="hi_IN"/>
+        </w:rPr>
+      </w:r>
+      <w:r>
+        <w:rPr>
+          <w:lang w:val="hi_IN" w:bidi="hi_IN"/>
+        </w:rPr>
+        <w:t>लूका 2:21</w:t>
+      </w:r>
+    </w:p>
+    <w:p>
+      <w:pPr>
+        <w:pStyle w:val="ListBullet"/>
+        <w:spacing w:line="240" w:lineRule="auto"/>
+        <w:ind w:left="720"/>
+      </w:pPr>
+      <w:r>
+        <w:rPr>
+          <w:lang w:val="hi_IN" w:bidi="hi_IN"/>
+        </w:rPr>
+      </w:r>
+      <w:r>
+        <w:rPr>
+          <w:lang w:val="hi_IN" w:bidi="hi_IN"/>
+        </w:rPr>
+        <w:t>लूका 11:27</w:t>
+      </w:r>
+    </w:p>
+    <w:p>
+      <w:pPr>
+        <w:pStyle w:val="ListBullet"/>
+        <w:spacing w:line="240" w:lineRule="auto"/>
+        <w:ind w:left="720"/>
+      </w:pPr>
+      <w:r>
+        <w:rPr>
+          <w:lang w:val="hi_IN" w:bidi="hi_IN"/>
+        </w:rPr>
+      </w:r>
+      <w:r>
+        <w:rPr>
+          <w:lang w:val="hi_IN" w:bidi="hi_IN"/>
+        </w:rPr>
+        <w:t>लूका 23:29</w:t>
+      </w:r>
+    </w:p>
+    <w:p>
+      <w:pPr>
+        <w:pStyle w:val="ListBullet"/>
+        <w:spacing w:line="240" w:lineRule="auto"/>
+        <w:ind w:left="720"/>
+      </w:pPr>
+      <w:r>
+        <w:rPr>
+          <w:lang w:val="hi_IN" w:bidi="hi_IN"/>
+        </w:rPr>
+      </w:r>
+      <w:r>
+        <w:rPr>
+          <w:lang w:val="hi_IN" w:bidi="hi_IN"/>
+        </w:rPr>
+        <w:t>मत्ती 19:12</w:t>
+      </w:r>
+    </w:p>
+    <w:p>
+      <w:pPr>
+        <w:pStyle w:val="Heading3"/>
+      </w:pPr>
+      <w:r>
+        <w:rPr>
+          <w:lang w:val="hi_IN" w:bidi="hi_IN"/>
+        </w:rPr>
+        <w:t>शब्द तथ्य:</w:t>
+      </w:r>
+    </w:p>
+    <w:p>
+      <w:pPr>
+        <w:pStyle w:val="ListBullet"/>
+        <w:spacing w:line="240" w:lineRule="auto"/>
+        <w:ind w:left="720"/>
+      </w:pPr>
+      <w:r>
+        <w:rPr>
+          <w:lang w:val="hi_IN" w:bidi="hi_IN"/>
+        </w:rPr>
+      </w:r>
+      <w:r>
+        <w:rPr>
+          <w:lang w:val="hi_IN" w:bidi="hi_IN"/>
+        </w:rPr>
+        <w:t>स्ट्रोंग्: H0990, H4578, H7356, H7358, G10640, G28360, G33880</w:t>
+      </w:r>
+      <w:r>
+        <w:rPr>
+          <w:lang w:val="hi_IN" w:bidi="hi_IN"/>
+        </w:rPr>
+      </w:r>
+      <w:r>
+        <w:rPr>
+          <w:lang w:val="hi_IN" w:bidi="hi_IN"/>
+        </w:rPr>
+      </w:r>
+    </w:p>
+    <w:p>
+      <w:pPr/>
+      <w:r>
+        <w:rPr>
+          <w:lang w:val="hi_IN" w:bidi="hi_IN"/>
+        </w:rPr>
+      </w:r>
+    </w:p>
+    <w:p>
+      <w:pPr>
+        <w:pStyle w:val="Heading2"/>
+      </w:pPr>
+      <w:r>
+        <w:rPr>
+          <w:lang w:val="hi_IN" w:bidi="hi_IN"/>
+        </w:rPr>
+        <w:t>गर्भवती होना</w:t>
+      </w:r>
+      <w:r>
+        <w:rPr>
+          <w:lang w:val="hi_IN" w:bidi="hi_IN"/>
+        </w:rPr>
+      </w:r>
+    </w:p>
+    <w:p>
+      <w:pPr>
+        <w:pStyle w:val="Heading3"/>
+      </w:pPr>
+      <w:r>
+        <w:rPr>
+          <w:lang w:val="hi_IN" w:bidi="hi_IN"/>
+        </w:rPr>
+        <w:t>परिभाषा:</w:t>
+      </w:r>
+    </w:p>
+    <w:p>
+      <w:pPr/>
+      <w:r>
+        <w:rPr>
+          <w:lang w:val="hi_IN" w:bidi="hi_IN"/>
+        </w:rPr>
+      </w:r>
+      <w:r>
+        <w:rPr>
+          <w:lang w:val="hi_IN" w:bidi="hi_IN"/>
+        </w:rPr>
+        <w:t>“गर्भधारण” या “गर्भवती होना” का अर्थ है “सन्तान को गर्भ में धारण करना” यह शब्द पशुओं के लिए भी काम में लिया जा सकता है।</w:t>
+      </w:r>
+    </w:p>
+    <w:p>
+      <w:pPr>
+        <w:pStyle w:val="ListBullet"/>
+        <w:spacing w:line="240" w:lineRule="auto"/>
+        <w:ind w:left="720"/>
+      </w:pPr>
+      <w:r>
+        <w:rPr>
+          <w:lang w:val="hi_IN" w:bidi="hi_IN"/>
+        </w:rPr>
+      </w:r>
+      <w:r>
+        <w:rPr>
+          <w:lang w:val="hi_IN" w:bidi="hi_IN"/>
+        </w:rPr>
+        <w:t>“गर्भवती होना” का अनुवाद “गर्भ धारण करना” या इसके तुल्य कोई अन्य स्वीकार्य शब्द हो तो उसका उपयोग करें।</w:t>
+      </w:r>
+    </w:p>
+    <w:p>
+      <w:pPr>
+        <w:pStyle w:val="ListBullet"/>
+        <w:spacing w:line="240" w:lineRule="auto"/>
+        <w:ind w:left="720"/>
+      </w:pPr>
+      <w:r>
+        <w:rPr>
+          <w:lang w:val="hi_IN" w:bidi="hi_IN"/>
+        </w:rPr>
+      </w:r>
+      <w:r>
+        <w:rPr>
+          <w:lang w:val="hi_IN" w:bidi="hi_IN"/>
+        </w:rPr>
+        <w:t>इससे संबन्धित शब्द “गर्भवती होना” का अनुवाद “गर्भधारण का आरंभ” या “गर्भधारण का पल”।</w:t>
+      </w:r>
+    </w:p>
+    <w:p>
+      <w:pPr>
+        <w:pStyle w:val="ListBullet"/>
+        <w:spacing w:line="240" w:lineRule="auto"/>
+        <w:ind w:left="720"/>
+      </w:pPr>
+      <w:r>
+        <w:rPr>
+          <w:lang w:val="hi_IN" w:bidi="hi_IN"/>
+        </w:rPr>
+      </w:r>
+      <w:r>
+        <w:rPr>
+          <w:lang w:val="hi_IN" w:bidi="hi_IN"/>
+        </w:rPr>
+        <w:t>इसका संदर्भ किसी बात की रचना या विचार करना जैसे धारणा, योजना या कार्य से भी हो सकता है। इसके अनुवाद रूप हो सकते हैं, “विचारना” या “योजना बनाना” या “रचना करना” जो प्रकरण के अनुरूप हो।</w:t>
+      </w:r>
+    </w:p>
+    <w:p>
+      <w:pPr>
+        <w:pStyle w:val="ListBullet"/>
+        <w:spacing w:line="240" w:lineRule="auto"/>
+        <w:ind w:left="720"/>
+      </w:pPr>
+      <w:r>
+        <w:rPr>
+          <w:lang w:val="hi_IN" w:bidi="hi_IN"/>
+        </w:rPr>
+      </w:r>
+      <w:r>
+        <w:rPr>
+          <w:lang w:val="hi_IN" w:bidi="hi_IN"/>
+        </w:rPr>
+        <w:t>कभी-कभी यह शब्द प्रतीकात्मक रूप में काम में लिया जाता है जैसे "अभिलाषा गर्भवती होकर पाप को जनती है" अर्थात “जब पाप का पहला विचार आता है” या “पाप का आरंभिक पल” या “जब पाप का आरंभ होता है”।</w:t>
+      </w:r>
+    </w:p>
+    <w:p>
+      <w:pPr/>
+      <w:r>
+        <w:rPr>
+          <w:lang w:val="hi_IN" w:bidi="hi_IN"/>
+        </w:rPr>
+      </w:r>
+      <w:r>
+        <w:rPr>
+          <w:lang w:val="hi_IN" w:bidi="hi_IN"/>
+        </w:rPr>
+        <w:t xml:space="preserve">(यह भी देखें: </w:t>
+      </w:r>
+      <w:r>
+        <w:rPr>
+          <w:lang w:val="hi_IN" w:bidi="hi_IN"/>
+        </w:rPr>
+        <w:t>उत्‍पन्‍न करना</w:t>
+      </w:r>
+      <w:r>
+        <w:rPr>
+          <w:lang w:val="hi_IN" w:bidi="hi_IN"/>
+        </w:rPr>
+        <w:t xml:space="preserve">, </w:t>
+      </w:r>
+      <w:r>
+        <w:rPr>
+          <w:lang w:val="hi_IN" w:bidi="hi_IN"/>
+        </w:rPr>
+        <w:t>गर्भ</w:t>
+      </w:r>
+      <w:r>
+        <w:rPr>
+          <w:lang w:val="hi_IN" w:bidi="hi_IN"/>
+        </w:rPr>
+        <w:t>)</w:t>
+      </w:r>
+    </w:p>
+    <w:p>
+      <w:pPr>
+        <w:pStyle w:val="Heading3"/>
+      </w:pPr>
+      <w:r>
+        <w:rPr>
+          <w:lang w:val="hi_IN" w:bidi="hi_IN"/>
+        </w:rPr>
+        <w:t>बाइबल सन्दर्भ:</w:t>
+      </w:r>
+    </w:p>
+    <w:p>
+      <w:pPr>
+        <w:pStyle w:val="ListBullet"/>
+        <w:spacing w:line="240" w:lineRule="auto"/>
+        <w:ind w:left="720"/>
+      </w:pPr>
+      <w:r>
+        <w:rPr>
+          <w:lang w:val="hi_IN" w:bidi="hi_IN"/>
+        </w:rPr>
+      </w:r>
+      <w:r>
+        <w:rPr>
+          <w:lang w:val="hi_IN" w:bidi="hi_IN"/>
+        </w:rPr>
+        <w:t>उत्पत्ति 21:1–4</w:t>
+      </w:r>
+    </w:p>
+    <w:p>
+      <w:pPr>
+        <w:pStyle w:val="ListBullet"/>
+        <w:spacing w:line="240" w:lineRule="auto"/>
+        <w:ind w:left="720"/>
+      </w:pPr>
+      <w:r>
+        <w:rPr>
+          <w:lang w:val="hi_IN" w:bidi="hi_IN"/>
+        </w:rPr>
+      </w:r>
+      <w:r>
+        <w:rPr>
+          <w:lang w:val="hi_IN" w:bidi="hi_IN"/>
+        </w:rPr>
+        <w:t>होशे 02:4–5</w:t>
+      </w:r>
+    </w:p>
+    <w:p>
+      <w:pPr>
+        <w:pStyle w:val="ListBullet"/>
+        <w:spacing w:line="240" w:lineRule="auto"/>
+        <w:ind w:left="720"/>
+      </w:pPr>
+      <w:r>
+        <w:rPr>
+          <w:lang w:val="hi_IN" w:bidi="hi_IN"/>
+        </w:rPr>
+      </w:r>
+      <w:r>
+        <w:rPr>
+          <w:lang w:val="hi_IN" w:bidi="hi_IN"/>
+        </w:rPr>
+        <w:t>अय्यूब 15:34–35</w:t>
+      </w:r>
+    </w:p>
+    <w:p>
+      <w:pPr>
+        <w:pStyle w:val="ListBullet"/>
+        <w:spacing w:line="240" w:lineRule="auto"/>
+        <w:ind w:left="720"/>
+      </w:pPr>
+      <w:r>
+        <w:rPr>
+          <w:lang w:val="hi_IN" w:bidi="hi_IN"/>
+        </w:rPr>
+      </w:r>
+      <w:r>
+        <w:rPr>
+          <w:lang w:val="hi_IN" w:bidi="hi_IN"/>
+        </w:rPr>
+        <w:t>लूका 01:24–25</w:t>
+      </w:r>
+    </w:p>
+    <w:p>
+      <w:pPr>
+        <w:pStyle w:val="ListBullet"/>
+        <w:spacing w:line="240" w:lineRule="auto"/>
+        <w:ind w:left="720"/>
+      </w:pPr>
+      <w:r>
+        <w:rPr>
+          <w:lang w:val="hi_IN" w:bidi="hi_IN"/>
+        </w:rPr>
+      </w:r>
+      <w:r>
+        <w:rPr>
+          <w:lang w:val="hi_IN" w:bidi="hi_IN"/>
+        </w:rPr>
+        <w:t>लूका 02:21</w:t>
+      </w:r>
+    </w:p>
+    <w:p>
+      <w:pPr>
+        <w:pStyle w:val="Heading3"/>
+      </w:pPr>
+      <w:r>
+        <w:rPr>
+          <w:lang w:val="hi_IN" w:bidi="hi_IN"/>
+        </w:rPr>
+        <w:t>शब्द तथ्य:</w:t>
+      </w:r>
+    </w:p>
+    <w:p>
+      <w:pPr>
+        <w:pStyle w:val="ListBullet"/>
+        <w:spacing w:line="240" w:lineRule="auto"/>
+        <w:ind w:left="720"/>
+      </w:pPr>
+      <w:r>
+        <w:rPr>
+          <w:lang w:val="hi_IN" w:bidi="hi_IN"/>
+        </w:rPr>
+      </w:r>
+      <w:r>
+        <w:rPr>
+          <w:lang w:val="hi_IN" w:bidi="hi_IN"/>
+        </w:rPr>
+        <w:t>स्ट्रोंग्स: H2029, H2030, H2032, H2232, H2254, H2803, H3179, G10800, G17220, G28450, G48150</w:t>
+      </w:r>
+      <w:r>
+        <w:rPr>
+          <w:lang w:val="hi_IN" w:bidi="hi_IN"/>
+        </w:rPr>
+      </w:r>
+      <w:r>
+        <w:rPr>
+          <w:lang w:val="hi_IN" w:bidi="hi_IN"/>
+        </w:rPr>
+      </w:r>
+    </w:p>
+    <w:p>
+      <w:pPr/>
+      <w:r>
+        <w:rPr>
+          <w:lang w:val="hi_IN" w:bidi="hi_IN"/>
+        </w:rPr>
+      </w:r>
+    </w:p>
+    <w:p>
+      <w:pPr>
+        <w:pStyle w:val="Heading2"/>
+      </w:pPr>
+      <w:r>
+        <w:rPr>
+          <w:lang w:val="hi_IN" w:bidi="hi_IN"/>
+        </w:rPr>
+        <w:t>गर्व-सकारात्मक भावना</w:t>
+      </w:r>
+      <w:r>
+        <w:rPr>
+          <w:lang w:val="hi_IN" w:bidi="hi_IN"/>
+        </w:rPr>
+      </w:r>
+    </w:p>
+    <w:p>
+      <w:pPr>
+        <w:pStyle w:val="Heading3"/>
+      </w:pPr>
+      <w:r>
+        <w:rPr>
+          <w:lang w:val="hi_IN" w:bidi="hi_IN"/>
+        </w:rPr>
+        <w:t>परिभाषा:</w:t>
+      </w:r>
+    </w:p>
+    <w:p>
+      <w:pPr/>
+      <w:r>
+        <w:rPr>
+          <w:lang w:val="hi_IN" w:bidi="hi_IN"/>
+        </w:rPr>
+      </w:r>
+      <w:r>
+        <w:rPr>
+          <w:lang w:val="hi_IN" w:bidi="hi_IN"/>
+        </w:rPr>
+        <w:t>इस अर्थ में “गर्व” शब्द का अर्थ किसी व्यक्ति या चीज़ के प्रति अत्यधिक संतुष्टि या प्रसन्नता की भावना से है। शब्द “घमंड” का जब इस अर्थ में प्रयोग किया जाता है, तो इसका अर्थ होता है किसी चीज़ या व्यक्ति की बहुत प्रशंसा करना और उसके बारे में ऐसी बातें कहना जो प्रशंसनीय हों।</w:t>
+      </w:r>
+    </w:p>
+    <w:p>
+      <w:pPr>
+        <w:pStyle w:val="ListBullet"/>
+        <w:spacing w:line="240" w:lineRule="auto"/>
+        <w:ind w:left="720"/>
+      </w:pPr>
+      <w:r>
+        <w:rPr>
+          <w:lang w:val="hi_IN" w:bidi="hi_IN"/>
+        </w:rPr>
+      </w:r>
+      <w:r>
+        <w:rPr>
+          <w:lang w:val="hi_IN" w:bidi="hi_IN"/>
+        </w:rPr>
+        <w:t>शब्द “गर्व” का प्रयोग जब सकारात्मक अर्थ में किया जाता है, तो इसका अर्थ होता है किसी चीज़ से बहुत प्रसन्न होना या किसी की उपलब्धि या उसके सराहनीय गुणों या योग्यताओं से बहुत प्रसन्नता या संतुष्टि की भावना होना।</w:t>
+      </w:r>
+    </w:p>
+    <w:p>
+      <w:pPr>
+        <w:pStyle w:val="ListBullet"/>
+        <w:spacing w:line="240" w:lineRule="auto"/>
+        <w:ind w:left="720"/>
+      </w:pPr>
+      <w:r>
+        <w:rPr>
+          <w:lang w:val="hi_IN" w:bidi="hi_IN"/>
+        </w:rPr>
+      </w:r>
+      <w:r>
+        <w:rPr>
+          <w:lang w:val="hi_IN" w:bidi="hi_IN"/>
+        </w:rPr>
+        <w:t>अभिव्यक्ति "अपने काम पर गर्व करें" का मतलब है अपने काम को अच्छी तरह से करने में आनंद पाना।</w:t>
+      </w:r>
+    </w:p>
+    <w:p>
+      <w:pPr>
+        <w:pStyle w:val="ListBullet"/>
+        <w:spacing w:line="240" w:lineRule="auto"/>
+        <w:ind w:left="720"/>
+      </w:pPr>
+      <w:r>
+        <w:rPr>
+          <w:lang w:val="hi_IN" w:bidi="hi_IN"/>
+        </w:rPr>
+      </w:r>
+      <w:r>
+        <w:rPr>
+          <w:lang w:val="hi_IN" w:bidi="hi_IN"/>
+        </w:rPr>
+        <w:t>कोई व्यक्ति जो उसने किया है उस पर गर्व कर सकता है बिना इसके बारे में घमंड किए। कुछ भाषाओं में "गर्व" के सकारात्मक अर्थ और "गर्व" के नकारात्मक अर्थ के लिए अलग-अलग शब्द होते हैं।</w:t>
+      </w:r>
+    </w:p>
+    <w:p>
+      <w:pPr>
+        <w:pStyle w:val="ListBullet"/>
+        <w:spacing w:line="240" w:lineRule="auto"/>
+        <w:ind w:left="720"/>
+      </w:pPr>
+      <w:r>
+        <w:rPr>
+          <w:lang w:val="hi_IN" w:bidi="hi_IN"/>
+        </w:rPr>
+      </w:r>
+      <w:r>
+        <w:rPr>
+          <w:lang w:val="hi_IN" w:bidi="hi_IN"/>
+        </w:rPr>
+        <w:t>एक विनम्र व्यक्ति अपने बारे में डींग नहीं मारता या अपने आप पर गर्व नहीं करता, बल्कि परमेश्वर के बारे में और जो परमेश्वर ने किया है और कर रहा है उसके बारे में डींग मारता है।</w:t>
+      </w:r>
+    </w:p>
+    <w:p>
+      <w:pPr>
+        <w:pStyle w:val="ListBullet"/>
+        <w:spacing w:line="240" w:lineRule="auto"/>
+        <w:ind w:left="720"/>
+      </w:pPr>
+      <w:r>
+        <w:rPr>
+          <w:lang w:val="hi_IN" w:bidi="hi_IN"/>
+        </w:rPr>
+      </w:r>
+      <w:r>
+        <w:rPr>
+          <w:lang w:val="hi_IN" w:bidi="hi_IN"/>
+        </w:rPr>
+        <w:t>परमेश्‍वर ने इस्राएलियों से आग्रह किया कि वे अपनी दौलत, अपनी ताकत, अपने उपजाऊ खेतों या अपने नियमों के बारे में घमंड न करें, बल्कि इस बात पर “घमंड” या गर्व करें कि वे उसे जानते हैं।</w:t>
+      </w:r>
+    </w:p>
+    <w:p>
+      <w:pPr>
+        <w:pStyle w:val="Heading3"/>
+      </w:pPr>
+      <w:r>
+        <w:rPr>
+          <w:lang w:val="hi_IN" w:bidi="hi_IN"/>
+        </w:rPr>
+        <w:t>अनुवाद सुझाव:</w:t>
+      </w:r>
+    </w:p>
+    <w:p>
+      <w:pPr>
+        <w:pStyle w:val="ListBullet"/>
+        <w:spacing w:line="240" w:lineRule="auto"/>
+        <w:ind w:left="720"/>
+      </w:pPr>
+      <w:r>
+        <w:rPr>
+          <w:lang w:val="hi_IN" w:bidi="hi_IN"/>
+        </w:rPr>
+      </w:r>
+      <w:r>
+        <w:rPr>
+          <w:lang w:val="hi_IN" w:bidi="hi_IN"/>
+        </w:rPr>
+        <w:t>“गर्व” का सकारात्मक अर्थ “खुशी” या “संतुष्टि” या “आनंद” के रूप में अनुवादित किया जा सकता है।</w:t>
+      </w:r>
+    </w:p>
+    <w:p>
+      <w:pPr>
+        <w:pStyle w:val="ListBullet"/>
+        <w:spacing w:line="240" w:lineRule="auto"/>
+        <w:ind w:left="720"/>
+      </w:pPr>
+      <w:r>
+        <w:rPr>
+          <w:lang w:val="hi_IN" w:bidi="hi_IN"/>
+        </w:rPr>
+      </w:r>
+      <w:r>
+        <w:rPr>
+          <w:lang w:val="hi_IN" w:bidi="hi_IN"/>
+        </w:rPr>
+        <w:t>“गर्व करना” का अनुवाद “खुश होना” या “संतुष्ट होना” या “(उपलब्धियों के बारे में) हर्षित होना” के रूप में भी किया जा सकता है।</w:t>
+      </w:r>
+    </w:p>
+    <w:p>
+      <w:pPr>
+        <w:pStyle w:val="ListBullet"/>
+        <w:spacing w:line="240" w:lineRule="auto"/>
+        <w:ind w:left="720"/>
+      </w:pPr>
+      <w:r>
+        <w:rPr>
+          <w:lang w:val="hi_IN" w:bidi="hi_IN"/>
+        </w:rPr>
+      </w:r>
+      <w:r>
+        <w:rPr>
+          <w:lang w:val="hi_IN" w:bidi="hi_IN"/>
+        </w:rPr>
+        <w:t>वाक्यांश “अपने काम पर गर्व करें” का अनुवाद “अपना काम अच्छी तरह से करने में संतुष्टि पाएं” के रूप में किया जा सकता है।</w:t>
+      </w:r>
+    </w:p>
+    <w:p>
+      <w:pPr>
+        <w:pStyle w:val="ListBullet"/>
+        <w:spacing w:line="240" w:lineRule="auto"/>
+        <w:ind w:left="720"/>
+      </w:pPr>
+      <w:r>
+        <w:rPr>
+          <w:lang w:val="hi_IN" w:bidi="hi_IN"/>
+        </w:rPr>
+      </w:r>
+      <w:r>
+        <w:rPr>
+          <w:lang w:val="hi_IN" w:bidi="hi_IN"/>
+        </w:rPr>
+        <w:t>अभिव्यक्ति “यहोवा पर गर्व करो” का अनुवाद “यहोवा ने जो अद्भुत काम किए हैं, उनके कारण प्रसन्न हो जाओ” या “यहोवा कितना अद्भुत है, इस बात पर खुश हो जाओ” के तौर पर भी किया जा सकता है।</w:t>
+      </w:r>
+    </w:p>
+    <w:p>
+      <w:pPr>
+        <w:pStyle w:val="ListBullet"/>
+        <w:spacing w:line="240" w:lineRule="auto"/>
+        <w:ind w:left="720"/>
+      </w:pPr>
+      <w:r>
+        <w:rPr>
+          <w:lang w:val="hi_IN" w:bidi="hi_IN"/>
+        </w:rPr>
+      </w:r>
+      <w:r>
+        <w:rPr>
+          <w:lang w:val="hi_IN" w:bidi="hi_IN"/>
+        </w:rPr>
+        <w:t>“घमंड करना” का सकारात्मक अर्थ “महिमा करना” या “आनन्दित होना” के रूप में अनुवादित किया जा सकता है।</w:t>
+      </w:r>
+    </w:p>
+    <w:p>
+      <w:pPr/>
+      <w:r>
+        <w:rPr>
+          <w:lang w:val="hi_IN" w:bidi="hi_IN"/>
+        </w:rPr>
+      </w:r>
+      <w:r>
+        <w:rPr>
+          <w:lang w:val="hi_IN" w:bidi="hi_IN"/>
+        </w:rPr>
+        <w:t>(यह भी देखें:</w:t>
+      </w:r>
+      <w:r>
+        <w:rPr>
+          <w:lang w:val="hi_IN" w:bidi="hi_IN"/>
+        </w:rPr>
+        <w:t>विनम्र</w:t>
+      </w:r>
+      <w:r>
+        <w:rPr>
+          <w:lang w:val="hi_IN" w:bidi="hi_IN"/>
+        </w:rPr>
+        <w:t xml:space="preserve">, </w:t>
+      </w:r>
+      <w:r>
+        <w:rPr>
+          <w:lang w:val="hi_IN" w:bidi="hi_IN"/>
+        </w:rPr>
+        <w:t>आनंद</w:t>
+      </w:r>
+      <w:r>
+        <w:rPr>
+          <w:lang w:val="hi_IN" w:bidi="hi_IN"/>
+        </w:rPr>
+        <w:t xml:space="preserve">, </w:t>
+      </w:r>
+      <w:r>
+        <w:rPr>
+          <w:lang w:val="hi_IN" w:bidi="hi_IN"/>
+        </w:rPr>
+        <w:t>गर्व नकारात्मक अर्थ</w:t>
+      </w:r>
+      <w:r>
+        <w:rPr>
+          <w:lang w:val="hi_IN" w:bidi="hi_IN"/>
+        </w:rPr>
+        <w:t>)</w:t>
+      </w:r>
+    </w:p>
+    <w:p>
+      <w:pPr>
+        <w:pStyle w:val="Heading3"/>
+      </w:pPr>
+      <w:r>
+        <w:rPr>
+          <w:lang w:val="hi_IN" w:bidi="hi_IN"/>
+        </w:rPr>
+        <w:t>बाइबल संदर्भ:</w:t>
+      </w:r>
+    </w:p>
+    <w:p>
+      <w:pPr>
+        <w:pStyle w:val="ListBullet"/>
+        <w:spacing w:line="240" w:lineRule="auto"/>
+        <w:ind w:left="720"/>
+      </w:pPr>
+      <w:r>
+        <w:rPr>
+          <w:lang w:val="hi_IN" w:bidi="hi_IN"/>
+        </w:rPr>
+      </w:r>
+    </w:p>
+    <w:p>
+      <w:pPr>
+        <w:pStyle w:val="Heading3"/>
+      </w:pPr>
+      <w:r>
+        <w:rPr>
+          <w:lang w:val="hi_IN" w:bidi="hi_IN"/>
+        </w:rPr>
+        <w:t>बाइबल कहानियों से उदाहरण:</w:t>
+      </w:r>
+    </w:p>
+    <w:p>
+      <w:pPr>
+        <w:pStyle w:val="ListBullet"/>
+        <w:spacing w:line="240" w:lineRule="auto"/>
+        <w:ind w:left="720"/>
+      </w:pPr>
+      <w:r>
+        <w:rPr>
+          <w:lang w:val="hi_IN" w:bidi="hi_IN"/>
+        </w:rPr>
+      </w:r>
+      <w:r>
+        <w:rPr>
+          <w:b/>
+          <w:lang w:val="hi_IN" w:bidi="hi_IN"/>
+        </w:rPr>
+        <w:t>4:2</w:t>
+      </w:r>
+      <w:r>
+        <w:rPr>
+          <w:lang w:val="hi_IN" w:bidi="hi_IN"/>
+        </w:rPr>
+        <w:t xml:space="preserve"> वे बहुत </w:t>
+      </w:r>
+      <w:r>
+        <w:rPr>
+          <w:b/>
+          <w:lang w:val="hi_IN" w:bidi="hi_IN"/>
+        </w:rPr>
+        <w:t>गर्वित</w:t>
+      </w:r>
+      <w:r>
+        <w:rPr>
+          <w:lang w:val="hi_IN" w:bidi="hi_IN"/>
+        </w:rPr>
+        <w:t xml:space="preserve"> थे, और उन्होंने परमेश्वर की बातों की परवाह नहीं की।</w:t>
+      </w:r>
+    </w:p>
+    <w:p>
+      <w:pPr>
+        <w:pStyle w:val="ListBullet"/>
+        <w:spacing w:line="240" w:lineRule="auto"/>
+        <w:ind w:left="720"/>
+      </w:pPr>
+      <w:r>
+        <w:rPr>
+          <w:lang w:val="hi_IN" w:bidi="hi_IN"/>
+        </w:rPr>
+      </w:r>
+      <w:r>
+        <w:rPr>
+          <w:b/>
+          <w:lang w:val="hi_IN" w:bidi="hi_IN"/>
+        </w:rPr>
+        <w:t>34:10</w:t>
+      </w:r>
+      <w:r>
+        <w:rPr>
+          <w:lang w:val="hi_IN" w:bidi="hi_IN"/>
+        </w:rPr>
+        <w:t xml:space="preserve"> तब यीशु ने कहा, “मैं तुमसे सच कहता हूँ, परमेश्वर ने चुंगी लेनेवाले की प्रार्थना सुनी और उसे धर्मी ठहराया। परन्तु उसने धर्मगुरु की प्रार्थना को पसन्द नहीं किया। परमेश्वर हर उस व्यक्ति को नम्र करेगा जो </w:t>
+      </w:r>
+      <w:r>
+        <w:rPr>
+          <w:b/>
+          <w:lang w:val="hi_IN" w:bidi="hi_IN"/>
+        </w:rPr>
+        <w:t>घमंडी</w:t>
+      </w:r>
+      <w:r>
+        <w:rPr>
+          <w:lang w:val="hi_IN" w:bidi="hi_IN"/>
+        </w:rPr>
+        <w:t xml:space="preserve"> है, और जो स्वयं को नम्र करता है, उसे ऊँचा करेगा।”</w:t>
+      </w:r>
+    </w:p>
+    <w:p>
+      <w:pPr>
+        <w:pStyle w:val="Heading3"/>
+      </w:pPr>
+      <w:r>
+        <w:rPr>
+          <w:lang w:val="hi_IN" w:bidi="hi_IN"/>
+        </w:rPr>
+        <w:t>शब्द विवरण:</w:t>
+      </w:r>
+    </w:p>
+    <w:p>
+      <w:pPr>
+        <w:pStyle w:val="ListBullet"/>
+        <w:spacing w:line="240" w:lineRule="auto"/>
+        <w:ind w:left="720"/>
+      </w:pPr>
+      <w:r>
+        <w:rPr>
+          <w:lang w:val="hi_IN" w:bidi="hi_IN"/>
+        </w:rPr>
+      </w:r>
+      <w:r>
+        <w:rPr>
+          <w:lang w:val="hi_IN" w:bidi="hi_IN"/>
+        </w:rPr>
+        <w:t>स्ट्रॉन्ग:</w:t>
+      </w:r>
+      <w:r>
+        <w:rPr>
+          <w:lang w:val="hi_IN" w:bidi="hi_IN"/>
+        </w:rPr>
+      </w:r>
+      <w:r>
+        <w:rPr>
+          <w:lang w:val="hi_IN" w:bidi="hi_IN"/>
+        </w:rPr>
+      </w:r>
+    </w:p>
+    <w:p>
+      <w:pPr/>
+      <w:r>
+        <w:rPr>
+          <w:lang w:val="hi_IN" w:bidi="hi_IN"/>
+        </w:rPr>
+      </w:r>
+    </w:p>
+    <w:p>
+      <w:pPr>
+        <w:pStyle w:val="Heading2"/>
+      </w:pPr>
+      <w:r>
+        <w:rPr>
+          <w:lang w:val="hi_IN" w:bidi="hi_IN"/>
+        </w:rPr>
+        <w:t>गलातिया</w:t>
+      </w:r>
+      <w:r>
+        <w:rPr>
+          <w:lang w:val="hi_IN" w:bidi="hi_IN"/>
+        </w:rPr>
+      </w:r>
+    </w:p>
+    <w:p>
+      <w:pPr>
+        <w:pStyle w:val="Heading3"/>
+      </w:pPr>
+      <w:r>
+        <w:rPr>
+          <w:lang w:val="hi_IN" w:bidi="hi_IN"/>
+        </w:rPr>
         <w:t>तथ्य:</w:t>
       </w:r>
     </w:p>
@@ -856,43 +3349,79 @@
         <w:rPr>
           <w:lang w:val="hi_IN" w:bidi="hi_IN"/>
         </w:rPr>
-        <w:t>गतसमनी किद्रोन घाटी के पार, यरूशलेम के पूर्व में जैतून पर्वत के निकट जैतून के वृक्षों की एक वाटिका थी।</w:t>
-      </w:r>
-    </w:p>
-    <w:p>
-      <w:pPr>
-        <w:pStyle w:val="ListBullet"/>
-        <w:spacing w:line="240" w:lineRule="auto"/>
-        <w:ind w:left="720"/>
-      </w:pPr>
-      <w:r>
-        <w:rPr>
-          <w:lang w:val="hi_IN" w:bidi="hi_IN"/>
-        </w:rPr>
-      </w:r>
-      <w:r>
-        <w:rPr>
-          <w:lang w:val="hi_IN" w:bidi="hi_IN"/>
-        </w:rPr>
-        <w:t>गतसमनी का बाग एक ऐसा स्थान था जहाँ यीशु और उसके चेले भीड़ से दूर अकेले रहने और विश्राम करने जाते थे।</w:t>
-      </w:r>
-    </w:p>
-    <w:p>
-      <w:pPr>
-        <w:pStyle w:val="ListBullet"/>
-        <w:spacing w:line="240" w:lineRule="auto"/>
-        <w:ind w:left="720"/>
-      </w:pPr>
-      <w:r>
-        <w:rPr>
-          <w:lang w:val="hi_IN" w:bidi="hi_IN"/>
-        </w:rPr>
-      </w:r>
-      <w:r>
-        <w:rPr>
-          <w:lang w:val="hi_IN" w:bidi="hi_IN"/>
-        </w:rPr>
-        <w:t>गतसमनी में ही यहूदी अगुवों द्वारा गिरफ्तार किए जाने से पहले यीशु ने गहरे दुख में प्रार्थना की थी।</w:t>
+        <w:t>नए नियम के समय में, गलातिया एक बड़ा रोमी प्रांत था जो आज के तुर्किस्तान के मध्य भाग में स्थित है।</w:t>
+      </w:r>
+    </w:p>
+    <w:p>
+      <w:pPr>
+        <w:pStyle w:val="ListBullet"/>
+        <w:spacing w:line="240" w:lineRule="auto"/>
+        <w:ind w:left="720"/>
+      </w:pPr>
+      <w:r>
+        <w:rPr>
+          <w:lang w:val="hi_IN" w:bidi="hi_IN"/>
+        </w:rPr>
+      </w:r>
+      <w:r>
+        <w:rPr>
+          <w:lang w:val="hi_IN" w:bidi="hi_IN"/>
+        </w:rPr>
+        <w:t>गलातिया के एक भाग सीमा,उत्तर में काला सागर के तट पर थी। उसकी सीमाओं पर एशिया, बिथुनिया, कप्पदोकिया, किलकिया और पंफूलिया थे।</w:t>
+      </w:r>
+    </w:p>
+    <w:p>
+      <w:pPr>
+        <w:pStyle w:val="ListBullet"/>
+        <w:spacing w:line="240" w:lineRule="auto"/>
+        <w:ind w:left="720"/>
+      </w:pPr>
+      <w:r>
+        <w:rPr>
+          <w:lang w:val="hi_IN" w:bidi="hi_IN"/>
+        </w:rPr>
+      </w:r>
+      <w:r>
+        <w:rPr>
+          <w:lang w:val="hi_IN" w:bidi="hi_IN"/>
+        </w:rPr>
+        <w:t>प्रेरित पौलुस ने गलातिया प्रदेश के विश्वासियों को पत्र लिखा था। यह पत्र नये नियम में “गलातियों के नाम पौलुस की पत्री” के नाम से है।</w:t>
+      </w:r>
+    </w:p>
+    <w:p>
+      <w:pPr>
+        <w:pStyle w:val="ListBullet"/>
+        <w:spacing w:line="240" w:lineRule="auto"/>
+        <w:ind w:left="720"/>
+      </w:pPr>
+      <w:r>
+        <w:rPr>
+          <w:lang w:val="hi_IN" w:bidi="hi_IN"/>
+        </w:rPr>
+      </w:r>
+      <w:r>
+        <w:rPr>
+          <w:lang w:val="hi_IN" w:bidi="hi_IN"/>
+        </w:rPr>
+        <w:t>गलातिया के विश्वासियों को यह पत्र लिखने में पौलुस का एक उद्देश्य था कि वे कर्मों द्वारा नहीं अनुग्रह द्वारा उद्धार पर बल दें।</w:t>
+      </w:r>
+    </w:p>
+    <w:p>
+      <w:pPr>
+        <w:pStyle w:val="ListBullet"/>
+        <w:spacing w:line="240" w:lineRule="auto"/>
+        <w:ind w:left="720"/>
+      </w:pPr>
+      <w:r>
+        <w:rPr>
+          <w:lang w:val="hi_IN" w:bidi="hi_IN"/>
+        </w:rPr>
+      </w:r>
+      <w:r>
+        <w:rPr>
+          <w:lang w:val="hi_IN" w:bidi="hi_IN"/>
+        </w:rPr>
+        <w:t>गलातिया प्रदेश में जो अन्य जाति से आनेवाले विश्वासी थे उन्हें यहूदी मत से आनेवाले विश्वासी शिक्षा दे रहे थे कि विश्वासियों को यहूदी नियमों में से कुछ का पालन करना अनिवार्य था।</w:t>
       </w:r>
     </w:p>
     <w:p>
@@ -926,7 +3455,19 @@
         <w:rPr>
           <w:lang w:val="hi_IN" w:bidi="hi_IN"/>
         </w:rPr>
-        <w:t>यहूदा इस्करियोति</w:t>
+        <w:t>आसिया</w:t>
+      </w:r>
+      <w:r>
+        <w:rPr>
+          <w:lang w:val="hi_IN" w:bidi="hi_IN"/>
+        </w:rPr>
+        <w:t xml:space="preserve">, विश्वास, </w:t>
+      </w:r>
+      <w:r>
+        <w:rPr>
+          <w:lang w:val="hi_IN" w:bidi="hi_IN"/>
+        </w:rPr>
+        <w:t>किलिकिया</w:t>
       </w:r>
       <w:r>
         <w:rPr>
@@ -938,7 +3479,7 @@
         <w:rPr>
           <w:lang w:val="hi_IN" w:bidi="hi_IN"/>
         </w:rPr>
-        <w:t>किद्रोन घाटी</w:t>
+        <w:t>सुसमाचार</w:t>
       </w:r>
       <w:r>
         <w:rPr>
@@ -950,7 +3491,314 @@
         <w:rPr>
           <w:lang w:val="hi_IN" w:bidi="hi_IN"/>
         </w:rPr>
-        <w:t>जैतून पर्वत</w:t>
+        <w:t>पौलुस</w:t>
+      </w:r>
+      <w:r>
+        <w:rPr>
+          <w:lang w:val="hi_IN" w:bidi="hi_IN"/>
+        </w:rPr>
+        <w:t>, कर्म)</w:t>
+      </w:r>
+    </w:p>
+    <w:p>
+      <w:pPr>
+        <w:pStyle w:val="Heading3"/>
+      </w:pPr>
+      <w:r>
+        <w:rPr>
+          <w:lang w:val="hi_IN" w:bidi="hi_IN"/>
+        </w:rPr>
+        <w:t>बाइबल सन्दर्भ:</w:t>
+      </w:r>
+    </w:p>
+    <w:p>
+      <w:pPr>
+        <w:pStyle w:val="ListBullet"/>
+        <w:spacing w:line="240" w:lineRule="auto"/>
+        <w:ind w:left="720"/>
+      </w:pPr>
+      <w:r>
+        <w:rPr>
+          <w:lang w:val="hi_IN" w:bidi="hi_IN"/>
+        </w:rPr>
+      </w:r>
+      <w:r>
+        <w:rPr>
+          <w:lang w:val="hi_IN" w:bidi="hi_IN"/>
+        </w:rPr>
+        <w:t>1 कुरिन्थियों 16:1–2</w:t>
+      </w:r>
+    </w:p>
+    <w:p>
+      <w:pPr>
+        <w:pStyle w:val="ListBullet"/>
+        <w:spacing w:line="240" w:lineRule="auto"/>
+        <w:ind w:left="720"/>
+      </w:pPr>
+      <w:r>
+        <w:rPr>
+          <w:lang w:val="hi_IN" w:bidi="hi_IN"/>
+        </w:rPr>
+      </w:r>
+      <w:r>
+        <w:rPr>
+          <w:lang w:val="hi_IN" w:bidi="hi_IN"/>
+        </w:rPr>
+        <w:t>1 पतरस 1:1–2</w:t>
+      </w:r>
+    </w:p>
+    <w:p>
+      <w:pPr>
+        <w:pStyle w:val="ListBullet"/>
+        <w:spacing w:line="240" w:lineRule="auto"/>
+        <w:ind w:left="720"/>
+      </w:pPr>
+      <w:r>
+        <w:rPr>
+          <w:lang w:val="hi_IN" w:bidi="hi_IN"/>
+        </w:rPr>
+      </w:r>
+      <w:r>
+        <w:rPr>
+          <w:lang w:val="hi_IN" w:bidi="hi_IN"/>
+        </w:rPr>
+        <w:t>2 तीमुथियुस 4:9–10</w:t>
+      </w:r>
+    </w:p>
+    <w:p>
+      <w:pPr>
+        <w:pStyle w:val="ListBullet"/>
+        <w:spacing w:line="240" w:lineRule="auto"/>
+        <w:ind w:left="720"/>
+      </w:pPr>
+      <w:r>
+        <w:rPr>
+          <w:lang w:val="hi_IN" w:bidi="hi_IN"/>
+        </w:rPr>
+      </w:r>
+      <w:r>
+        <w:rPr>
+          <w:lang w:val="hi_IN" w:bidi="hi_IN"/>
+        </w:rPr>
+        <w:t>प्रे.का. 16:6–8</w:t>
+      </w:r>
+    </w:p>
+    <w:p>
+      <w:pPr>
+        <w:pStyle w:val="ListBullet"/>
+        <w:spacing w:line="240" w:lineRule="auto"/>
+        <w:ind w:left="720"/>
+      </w:pPr>
+      <w:r>
+        <w:rPr>
+          <w:lang w:val="hi_IN" w:bidi="hi_IN"/>
+        </w:rPr>
+      </w:r>
+      <w:r>
+        <w:rPr>
+          <w:lang w:val="hi_IN" w:bidi="hi_IN"/>
+        </w:rPr>
+        <w:t>गलातियों 1:1</w:t>
+      </w:r>
+    </w:p>
+    <w:p>
+      <w:pPr>
+        <w:pStyle w:val="Heading3"/>
+      </w:pPr>
+      <w:r>
+        <w:rPr>
+          <w:lang w:val="hi_IN" w:bidi="hi_IN"/>
+        </w:rPr>
+        <w:t>शब्द तथ्य:</w:t>
+      </w:r>
+    </w:p>
+    <w:p>
+      <w:pPr>
+        <w:pStyle w:val="ListBullet"/>
+        <w:spacing w:line="240" w:lineRule="auto"/>
+        <w:ind w:left="720"/>
+      </w:pPr>
+      <w:r>
+        <w:rPr>
+          <w:lang w:val="hi_IN" w:bidi="hi_IN"/>
+        </w:rPr>
+      </w:r>
+      <w:r>
+        <w:rPr>
+          <w:lang w:val="hi_IN" w:bidi="hi_IN"/>
+        </w:rPr>
+        <w:t>Strong's: G1053, G1054</w:t>
+      </w:r>
+      <w:r>
+        <w:rPr>
+          <w:lang w:val="hi_IN" w:bidi="hi_IN"/>
+        </w:rPr>
+      </w:r>
+      <w:r>
+        <w:rPr>
+          <w:lang w:val="hi_IN" w:bidi="hi_IN"/>
+        </w:rPr>
+      </w:r>
+    </w:p>
+    <w:p>
+      <w:pPr/>
+      <w:r>
+        <w:rPr>
+          <w:lang w:val="hi_IN" w:bidi="hi_IN"/>
+        </w:rPr>
+      </w:r>
+    </w:p>
+    <w:p>
+      <w:pPr>
+        <w:pStyle w:val="Heading2"/>
+      </w:pPr>
+      <w:r>
+        <w:rPr>
+          <w:lang w:val="hi_IN" w:bidi="hi_IN"/>
+        </w:rPr>
+        <w:t>गलील</w:t>
+      </w:r>
+      <w:r>
+        <w:rPr>
+          <w:lang w:val="hi_IN" w:bidi="hi_IN"/>
+        </w:rPr>
+      </w:r>
+    </w:p>
+    <w:p>
+      <w:pPr>
+        <w:pStyle w:val="Heading3"/>
+      </w:pPr>
+      <w:r>
+        <w:rPr>
+          <w:lang w:val="hi_IN" w:bidi="hi_IN"/>
+        </w:rPr>
+        <w:t>तथ्य:</w:t>
+      </w:r>
+    </w:p>
+    <w:p>
+      <w:pPr/>
+      <w:r>
+        <w:rPr>
+          <w:lang w:val="hi_IN" w:bidi="hi_IN"/>
+        </w:rPr>
+      </w:r>
+      <w:r>
+        <w:rPr>
+          <w:lang w:val="hi_IN" w:bidi="hi_IN"/>
+        </w:rPr>
+        <w:t>गलील इस्राएल की उत्तरी चरम सीमा पर था, सामरिया के ठीक उत्तर में। गलील का रहनेवाला मनुष्य गलीली कहलाता था।</w:t>
+      </w:r>
+    </w:p>
+    <w:p>
+      <w:pPr>
+        <w:pStyle w:val="ListBullet"/>
+        <w:spacing w:line="240" w:lineRule="auto"/>
+        <w:ind w:left="720"/>
+      </w:pPr>
+      <w:r>
+        <w:rPr>
+          <w:lang w:val="hi_IN" w:bidi="hi_IN"/>
+        </w:rPr>
+      </w:r>
+      <w:r>
+        <w:rPr>
+          <w:lang w:val="hi_IN" w:bidi="hi_IN"/>
+        </w:rPr>
+        <w:t>नये नियम के युग में गलील, सामरिया और यहूदा इस्राएल के तीन प्रमुख क्षेत्र थे।</w:t>
+      </w:r>
+    </w:p>
+    <w:p>
+      <w:pPr>
+        <w:pStyle w:val="ListBullet"/>
+        <w:spacing w:line="240" w:lineRule="auto"/>
+        <w:ind w:left="720"/>
+      </w:pPr>
+      <w:r>
+        <w:rPr>
+          <w:lang w:val="hi_IN" w:bidi="hi_IN"/>
+        </w:rPr>
+      </w:r>
+      <w:r>
+        <w:rPr>
+          <w:lang w:val="hi_IN" w:bidi="hi_IN"/>
+        </w:rPr>
+        <w:t>गलील के पूर्व में एक विशाल झील, गलील सागर थी।</w:t>
+      </w:r>
+    </w:p>
+    <w:p>
+      <w:pPr>
+        <w:pStyle w:val="ListBullet"/>
+        <w:spacing w:line="240" w:lineRule="auto"/>
+        <w:ind w:left="720"/>
+      </w:pPr>
+      <w:r>
+        <w:rPr>
+          <w:lang w:val="hi_IN" w:bidi="hi_IN"/>
+        </w:rPr>
+      </w:r>
+      <w:r>
+        <w:rPr>
+          <w:lang w:val="hi_IN" w:bidi="hi_IN"/>
+        </w:rPr>
+        <w:t>यीशु गलील के नासरत नगर में पला बड़ा हुआ था और वहीं रहता था</w:t>
+      </w:r>
+    </w:p>
+    <w:p>
+      <w:pPr/>
+      <w:r>
+        <w:rPr>
+          <w:lang w:val="hi_IN" w:bidi="hi_IN"/>
+        </w:rPr>
+      </w:r>
+      <w:r>
+        <w:rPr>
+          <w:lang w:val="hi_IN" w:bidi="hi_IN"/>
+        </w:rPr>
+        <w:t>यीशु के अधिकांश आश्चर्यकर्म और शिक्षाएं गलील क्षेत्र में ही हुई थी।</w:t>
+      </w:r>
+    </w:p>
+    <w:p>
+      <w:pPr/>
+      <w:r>
+        <w:rPr>
+          <w:lang w:val="hi_IN" w:bidi="hi_IN"/>
+        </w:rPr>
+      </w:r>
+      <w:r>
+        <w:rPr>
+          <w:lang w:val="hi_IN" w:bidi="hi_IN"/>
+        </w:rPr>
+        <w:t xml:space="preserve">(यह भी देखें: </w:t>
+      </w:r>
+      <w:r>
+        <w:rPr>
+          <w:lang w:val="hi_IN" w:bidi="hi_IN"/>
+        </w:rPr>
+        <w:t>नासरत</w:t>
+      </w:r>
+      <w:r>
+        <w:rPr>
+          <w:lang w:val="hi_IN" w:bidi="hi_IN"/>
+        </w:rPr>
+        <w:t xml:space="preserve">, </w:t>
+      </w:r>
+      <w:r>
+        <w:rPr>
+          <w:lang w:val="hi_IN" w:bidi="hi_IN"/>
+        </w:rPr>
+        <w:t>सामरिया</w:t>
+      </w:r>
+      <w:r>
+        <w:rPr>
+          <w:lang w:val="hi_IN" w:bidi="hi_IN"/>
+        </w:rPr>
+        <w:t xml:space="preserve">, </w:t>
+      </w:r>
+      <w:r>
+        <w:rPr>
+          <w:lang w:val="hi_IN" w:bidi="hi_IN"/>
+        </w:rPr>
+        <w:t>गलील सागर</w:t>
       </w:r>
       <w:r>
         <w:rPr>
@@ -985,25 +3833,133 @@
         <w:rPr>
           <w:lang w:val="hi_IN" w:bidi="hi_IN"/>
         </w:rPr>
-        <w:t>मरकुस 14:32</w:t>
-      </w:r>
-    </w:p>
-    <w:p>
-      <w:pPr>
-        <w:pStyle w:val="ListBullet"/>
-        <w:spacing w:line="240" w:lineRule="auto"/>
-        <w:ind w:left="720"/>
-      </w:pPr>
-      <w:r>
-        <w:rPr>
-          <w:lang w:val="hi_IN" w:bidi="hi_IN"/>
-        </w:rPr>
-      </w:r>
-      <w:r>
-        <w:rPr>
-          <w:lang w:val="hi_IN" w:bidi="hi_IN"/>
-        </w:rPr>
-        <w:t>मत्ती 26:36</w:t>
+        <w:t>प्रे.का. 9:32</w:t>
+      </w:r>
+    </w:p>
+    <w:p>
+      <w:pPr>
+        <w:pStyle w:val="ListBullet"/>
+        <w:spacing w:line="240" w:lineRule="auto"/>
+        <w:ind w:left="720"/>
+      </w:pPr>
+      <w:r>
+        <w:rPr>
+          <w:lang w:val="hi_IN" w:bidi="hi_IN"/>
+        </w:rPr>
+      </w:r>
+      <w:r>
+        <w:rPr>
+          <w:lang w:val="hi_IN" w:bidi="hi_IN"/>
+        </w:rPr>
+        <w:t>प्रे.का. 13:31</w:t>
+      </w:r>
+    </w:p>
+    <w:p>
+      <w:pPr>
+        <w:pStyle w:val="ListBullet"/>
+        <w:spacing w:line="240" w:lineRule="auto"/>
+        <w:ind w:left="720"/>
+      </w:pPr>
+      <w:r>
+        <w:rPr>
+          <w:lang w:val="hi_IN" w:bidi="hi_IN"/>
+        </w:rPr>
+      </w:r>
+      <w:r>
+        <w:rPr>
+          <w:lang w:val="hi_IN" w:bidi="hi_IN"/>
+        </w:rPr>
+        <w:t>यूहन्ना 2:1–2</w:t>
+      </w:r>
+    </w:p>
+    <w:p>
+      <w:pPr>
+        <w:pStyle w:val="ListBullet"/>
+        <w:spacing w:line="240" w:lineRule="auto"/>
+        <w:ind w:left="720"/>
+      </w:pPr>
+      <w:r>
+        <w:rPr>
+          <w:lang w:val="hi_IN" w:bidi="hi_IN"/>
+        </w:rPr>
+      </w:r>
+      <w:r>
+        <w:rPr>
+          <w:lang w:val="hi_IN" w:bidi="hi_IN"/>
+        </w:rPr>
+        <w:t>यूहन्ना 4:3</w:t>
+      </w:r>
+    </w:p>
+    <w:p>
+      <w:pPr>
+        <w:pStyle w:val="ListBullet"/>
+        <w:spacing w:line="240" w:lineRule="auto"/>
+        <w:ind w:left="720"/>
+      </w:pPr>
+      <w:r>
+        <w:rPr>
+          <w:lang w:val="hi_IN" w:bidi="hi_IN"/>
+        </w:rPr>
+      </w:r>
+      <w:r>
+        <w:rPr>
+          <w:lang w:val="hi_IN" w:bidi="hi_IN"/>
+        </w:rPr>
+        <w:t>लूका 13:3</w:t>
+      </w:r>
+    </w:p>
+    <w:p>
+      <w:pPr>
+        <w:pStyle w:val="ListBullet"/>
+        <w:spacing w:line="240" w:lineRule="auto"/>
+        <w:ind w:left="720"/>
+      </w:pPr>
+      <w:r>
+        <w:rPr>
+          <w:lang w:val="hi_IN" w:bidi="hi_IN"/>
+        </w:rPr>
+      </w:r>
+      <w:r>
+        <w:rPr>
+          <w:lang w:val="hi_IN" w:bidi="hi_IN"/>
+        </w:rPr>
+        <w:t>मरकुस 3:7</w:t>
+      </w:r>
+    </w:p>
+    <w:p>
+      <w:pPr>
+        <w:pStyle w:val="ListBullet"/>
+        <w:spacing w:line="240" w:lineRule="auto"/>
+        <w:ind w:left="720"/>
+      </w:pPr>
+      <w:r>
+        <w:rPr>
+          <w:lang w:val="hi_IN" w:bidi="hi_IN"/>
+        </w:rPr>
+      </w:r>
+      <w:r>
+        <w:rPr>
+          <w:lang w:val="hi_IN" w:bidi="hi_IN"/>
+        </w:rPr>
+        <w:t>मत्ती 2:22–23</w:t>
+      </w:r>
+    </w:p>
+    <w:p>
+      <w:pPr>
+        <w:pStyle w:val="ListBullet"/>
+        <w:spacing w:line="240" w:lineRule="auto"/>
+        <w:ind w:left="720"/>
+      </w:pPr>
+      <w:r>
+        <w:rPr>
+          <w:lang w:val="hi_IN" w:bidi="hi_IN"/>
+        </w:rPr>
+      </w:r>
+      <w:r>
+        <w:rPr>
+          <w:lang w:val="hi_IN" w:bidi="hi_IN"/>
+        </w:rPr>
+        <w:t>मत्ती 3:13–15</w:t>
       </w:r>
     </w:p>
     <w:p>
@@ -1014,6 +3970,169 @@
         <w:rPr>
           <w:lang w:val="hi_IN" w:bidi="hi_IN"/>
         </w:rPr>
+        <w:t>बाइबल की कहानियों के उदाहरण:</w:t>
+      </w:r>
+    </w:p>
+    <w:p>
+      <w:pPr>
+        <w:pStyle w:val="ListBullet"/>
+        <w:spacing w:line="240" w:lineRule="auto"/>
+        <w:ind w:left="720"/>
+      </w:pPr>
+      <w:r>
+        <w:rPr>
+          <w:lang w:val="hi_IN" w:bidi="hi_IN"/>
+        </w:rPr>
+      </w:r>
+      <w:r>
+        <w:rPr>
+          <w:b/>
+          <w:lang w:val="hi_IN" w:bidi="hi_IN"/>
+        </w:rPr>
+        <w:t>21:10</w:t>
+      </w:r>
+      <w:r>
+        <w:rPr>
+          <w:lang w:val="hi_IN" w:bidi="hi_IN"/>
+        </w:rPr>
+        <w:t xml:space="preserve"> यशायाह भविष्यद्वक्ता ने कहा कि मसीह </w:t>
+      </w:r>
+      <w:r>
+        <w:rPr>
+          <w:b/>
+          <w:lang w:val="hi_IN" w:bidi="hi_IN"/>
+        </w:rPr>
+        <w:t>गलील</w:t>
+      </w:r>
+      <w:r>
+        <w:rPr>
+          <w:lang w:val="hi_IN" w:bidi="hi_IN"/>
+        </w:rPr>
+        <w:t xml:space="preserve"> में रहेगा, वह खेदित मन के लोगों को शान्ति देगा और बंदियों के लिए स्वतंत्रता का और कैदियों को छुटकारा देगा।</w:t>
+      </w:r>
+    </w:p>
+    <w:p>
+      <w:pPr>
+        <w:pStyle w:val="ListBullet"/>
+        <w:spacing w:line="240" w:lineRule="auto"/>
+        <w:ind w:left="720"/>
+      </w:pPr>
+      <w:r>
+        <w:rPr>
+          <w:lang w:val="hi_IN" w:bidi="hi_IN"/>
+        </w:rPr>
+      </w:r>
+      <w:r>
+        <w:rPr>
+          <w:b/>
+          <w:lang w:val="hi_IN" w:bidi="hi_IN"/>
+        </w:rPr>
+        <w:t>26:1</w:t>
+      </w:r>
+      <w:r>
+        <w:rPr>
+          <w:lang w:val="hi_IN" w:bidi="hi_IN"/>
+        </w:rPr>
+        <w:t xml:space="preserve"> शैतान की परीक्षा पर जय पाने के बाद, यीशु पवित्र आत्मा से भरा हुआ अपने अधिवास, </w:t>
+      </w:r>
+      <w:r>
+        <w:rPr>
+          <w:b/>
+          <w:lang w:val="hi_IN" w:bidi="hi_IN"/>
+        </w:rPr>
+        <w:t>गलील</w:t>
+      </w:r>
+      <w:r>
+        <w:rPr>
+          <w:lang w:val="hi_IN" w:bidi="hi_IN"/>
+        </w:rPr>
+        <w:t xml:space="preserve"> क्षेत्र लौट आया|</w:t>
+      </w:r>
+    </w:p>
+    <w:p>
+      <w:pPr>
+        <w:pStyle w:val="ListBullet"/>
+        <w:spacing w:line="240" w:lineRule="auto"/>
+        <w:ind w:left="720"/>
+      </w:pPr>
+      <w:r>
+        <w:rPr>
+          <w:lang w:val="hi_IN" w:bidi="hi_IN"/>
+        </w:rPr>
+      </w:r>
+      <w:r>
+        <w:rPr>
+          <w:b/>
+          <w:lang w:val="hi_IN" w:bidi="hi_IN"/>
+        </w:rPr>
+        <w:t>39:6</w:t>
+      </w:r>
+      <w:r>
+        <w:rPr>
+          <w:lang w:val="hi_IN" w:bidi="hi_IN"/>
+        </w:rPr>
+        <w:t xml:space="preserve"> अंत में लोगों ने जो वहाँ खड़े थे, पतरस के पास आकर उससे कहा, “हम जानते है कि तू भी यीशु के साथ था क्योंकि तुम दोनों </w:t>
+      </w:r>
+      <w:r>
+        <w:rPr>
+          <w:b/>
+          <w:lang w:val="hi_IN" w:bidi="hi_IN"/>
+        </w:rPr>
+        <w:t>गलील</w:t>
+      </w:r>
+      <w:r>
+        <w:rPr>
+          <w:lang w:val="hi_IN" w:bidi="hi_IN"/>
+        </w:rPr>
+        <w:t xml:space="preserve"> से हो।”</w:t>
+      </w:r>
+    </w:p>
+    <w:p>
+      <w:pPr>
+        <w:pStyle w:val="ListBullet"/>
+        <w:spacing w:line="240" w:lineRule="auto"/>
+        <w:ind w:left="720"/>
+      </w:pPr>
+      <w:r>
+        <w:rPr>
+          <w:lang w:val="hi_IN" w:bidi="hi_IN"/>
+        </w:rPr>
+      </w:r>
+      <w:r>
+        <w:rPr>
+          <w:b/>
+          <w:lang w:val="hi_IN" w:bidi="hi_IN"/>
+        </w:rPr>
+        <w:t>41:6</w:t>
+      </w:r>
+      <w:r>
+        <w:rPr>
+          <w:lang w:val="hi_IN" w:bidi="hi_IN"/>
+        </w:rPr>
+        <w:t xml:space="preserve"> तब स्वर्गदूत ने उन स्त्रियों से कहा , “जाओ और शीघ्र जाकर उसके चेलों से कहो कि यीशु मृतकों में से जी उठा है और वह तुमसे पहले </w:t>
+      </w:r>
+      <w:r>
+        <w:rPr>
+          <w:b/>
+          <w:lang w:val="hi_IN" w:bidi="hi_IN"/>
+        </w:rPr>
+        <w:t>गलील</w:t>
+      </w:r>
+      <w:r>
+        <w:rPr>
+          <w:lang w:val="hi_IN" w:bidi="hi_IN"/>
+        </w:rPr>
+        <w:t xml:space="preserve"> को जाता है।”</w:t>
+      </w:r>
+    </w:p>
+    <w:p>
+      <w:pPr>
+        <w:pStyle w:val="Heading3"/>
+      </w:pPr>
+      <w:r>
+        <w:rPr>
+          <w:lang w:val="hi_IN" w:bidi="hi_IN"/>
+        </w:rPr>
         <w:t>शब्द तथ्य:</w:t>
       </w:r>
     </w:p>
@@ -1032,7 +4151,7 @@
         <w:rPr>
           <w:lang w:val="hi_IN" w:bidi="hi_IN"/>
         </w:rPr>
-        <w:t>Strong's: G10680</w:t>
+        <w:t>स्ट्रोंग्स: H1551, G10560, G10570</w:t>
       </w:r>
       <w:r>
         <w:rPr>
@@ -1061,7 +4180,7 @@
         <w:rPr>
           <w:lang w:val="hi_IN" w:bidi="hi_IN"/>
         </w:rPr>
-        <w:t>गदहा</w:t>
+        <w:t>गलील सागर</w:t>
       </w:r>
       <w:r>
         <w:rPr>
@@ -1077,6 +4196,415 @@
         <w:rPr>
           <w:lang w:val="hi_IN" w:bidi="hi_IN"/>
         </w:rPr>
+        <w:t>तथ्य:</w:t>
+      </w:r>
+    </w:p>
+    <w:p>
+      <w:pPr/>
+      <w:r>
+        <w:rPr>
+          <w:lang w:val="hi_IN" w:bidi="hi_IN"/>
+        </w:rPr>
+      </w:r>
+      <w:r>
+        <w:rPr>
+          <w:lang w:val="hi_IN" w:bidi="hi_IN"/>
+        </w:rPr>
+        <w:t>"गलील सागर" पूर्वी इस्राएल में एक झील का नाम है। पुराने नियम में इस झील को “किन्नेरेत की झील” कहते थे</w:t>
+      </w:r>
+    </w:p>
+    <w:p>
+      <w:pPr>
+        <w:pStyle w:val="ListBullet"/>
+        <w:spacing w:line="240" w:lineRule="auto"/>
+        <w:ind w:left="720"/>
+      </w:pPr>
+      <w:r>
+        <w:rPr>
+          <w:lang w:val="hi_IN" w:bidi="hi_IN"/>
+        </w:rPr>
+      </w:r>
+      <w:r>
+        <w:rPr>
+          <w:lang w:val="hi_IN" w:bidi="hi_IN"/>
+        </w:rPr>
+        <w:t>इस झील का जल प्रवाह दक्षिण की ओर यरदन नदी में होकर मृतसागर में जाता था।</w:t>
+      </w:r>
+    </w:p>
+    <w:p>
+      <w:pPr>
+        <w:pStyle w:val="ListBullet"/>
+        <w:spacing w:line="240" w:lineRule="auto"/>
+        <w:ind w:left="720"/>
+      </w:pPr>
+      <w:r>
+        <w:rPr>
+          <w:lang w:val="hi_IN" w:bidi="hi_IN"/>
+        </w:rPr>
+      </w:r>
+      <w:r>
+        <w:rPr>
+          <w:lang w:val="hi_IN" w:bidi="hi_IN"/>
+        </w:rPr>
+        <w:t>कफरनहूम, बेतसैदा, गन्नेसरत और तिबरियास कुछ नगर हैं जो नये नियम के युग में गलील सागर के परिवेश में स्थित थे।</w:t>
+      </w:r>
+    </w:p>
+    <w:p>
+      <w:pPr>
+        <w:pStyle w:val="ListBullet"/>
+        <w:spacing w:line="240" w:lineRule="auto"/>
+        <w:ind w:left="720"/>
+      </w:pPr>
+      <w:r>
+        <w:rPr>
+          <w:lang w:val="hi_IN" w:bidi="hi_IN"/>
+        </w:rPr>
+      </w:r>
+      <w:r>
+        <w:rPr>
+          <w:lang w:val="hi_IN" w:bidi="hi_IN"/>
+        </w:rPr>
+        <w:t>यीशु के जीवन की अनेक घटनाएं गलील सागर पर या उसके निकट घटी थीं।</w:t>
+      </w:r>
+    </w:p>
+    <w:p>
+      <w:pPr>
+        <w:pStyle w:val="ListBullet"/>
+        <w:spacing w:line="240" w:lineRule="auto"/>
+        <w:ind w:left="720"/>
+      </w:pPr>
+      <w:r>
+        <w:rPr>
+          <w:lang w:val="hi_IN" w:bidi="hi_IN"/>
+        </w:rPr>
+      </w:r>
+      <w:r>
+        <w:rPr>
+          <w:lang w:val="hi_IN" w:bidi="hi_IN"/>
+        </w:rPr>
+        <w:t>गलील सागर को "तिबरियास सागर और गन्नेसरत की झील भी कहते हैं।"</w:t>
+      </w:r>
+    </w:p>
+    <w:p>
+      <w:pPr>
+        <w:pStyle w:val="ListBullet"/>
+        <w:spacing w:line="240" w:lineRule="auto"/>
+        <w:ind w:left="720"/>
+      </w:pPr>
+      <w:r>
+        <w:rPr>
+          <w:lang w:val="hi_IN" w:bidi="hi_IN"/>
+        </w:rPr>
+      </w:r>
+      <w:r>
+        <w:rPr>
+          <w:lang w:val="hi_IN" w:bidi="hi_IN"/>
+        </w:rPr>
+        <w:t>इस शब्द का अनुवाद इस प्रकार भी किया जा सकता है, "गलील क्षेत्र की झील" या "गलील झील" या "तिबरियास (गन्नेसरत) के निकट झील"</w:t>
+      </w:r>
+    </w:p>
+    <w:p>
+      <w:pPr/>
+      <w:r>
+        <w:rPr>
+          <w:lang w:val="hi_IN" w:bidi="hi_IN"/>
+        </w:rPr>
+      </w:r>
+      <w:r>
+        <w:rPr>
+          <w:lang w:val="hi_IN" w:bidi="hi_IN"/>
+        </w:rPr>
+        <w:t>(अनुवाद के सुझाव: नामों का अनुवाद कैसे करें)</w:t>
+      </w:r>
+    </w:p>
+    <w:p>
+      <w:pPr/>
+      <w:r>
+        <w:rPr>
+          <w:lang w:val="hi_IN" w:bidi="hi_IN"/>
+        </w:rPr>
+      </w:r>
+      <w:r>
+        <w:rPr>
+          <w:lang w:val="hi_IN" w:bidi="hi_IN"/>
+        </w:rPr>
+        <w:t xml:space="preserve">(यह भी देखें: </w:t>
+      </w:r>
+      <w:r>
+        <w:rPr>
+          <w:lang w:val="hi_IN" w:bidi="hi_IN"/>
+        </w:rPr>
+        <w:t>कफरनहूम</w:t>
+      </w:r>
+      <w:r>
+        <w:rPr>
+          <w:lang w:val="hi_IN" w:bidi="hi_IN"/>
+        </w:rPr>
+        <w:t xml:space="preserve">, </w:t>
+      </w:r>
+      <w:r>
+        <w:rPr>
+          <w:lang w:val="hi_IN" w:bidi="hi_IN"/>
+        </w:rPr>
+        <w:t>गलील</w:t>
+      </w:r>
+      <w:r>
+        <w:rPr>
+          <w:lang w:val="hi_IN" w:bidi="hi_IN"/>
+        </w:rPr>
+        <w:t xml:space="preserve">, </w:t>
+      </w:r>
+      <w:r>
+        <w:rPr>
+          <w:lang w:val="hi_IN" w:bidi="hi_IN"/>
+        </w:rPr>
+        <w:t>यरदन नदी</w:t>
+      </w:r>
+      <w:r>
+        <w:rPr>
+          <w:lang w:val="hi_IN" w:bidi="hi_IN"/>
+        </w:rPr>
+        <w:t xml:space="preserve">, </w:t>
+      </w:r>
+      <w:r>
+        <w:rPr>
+          <w:lang w:val="hi_IN" w:bidi="hi_IN"/>
+        </w:rPr>
+        <w:t>खारे ताल</w:t>
+      </w:r>
+      <w:r>
+        <w:rPr>
+          <w:lang w:val="hi_IN" w:bidi="hi_IN"/>
+        </w:rPr>
+        <w:t>)</w:t>
+      </w:r>
+    </w:p>
+    <w:p>
+      <w:pPr>
+        <w:pStyle w:val="Heading3"/>
+      </w:pPr>
+      <w:r>
+        <w:rPr>
+          <w:lang w:val="hi_IN" w:bidi="hi_IN"/>
+        </w:rPr>
+        <w:t>बाइबल सन्दर्भ:</w:t>
+      </w:r>
+    </w:p>
+    <w:p>
+      <w:pPr>
+        <w:pStyle w:val="ListBullet"/>
+        <w:spacing w:line="240" w:lineRule="auto"/>
+        <w:ind w:left="720"/>
+      </w:pPr>
+      <w:r>
+        <w:rPr>
+          <w:lang w:val="hi_IN" w:bidi="hi_IN"/>
+        </w:rPr>
+      </w:r>
+      <w:r>
+        <w:rPr>
+          <w:lang w:val="hi_IN" w:bidi="hi_IN"/>
+        </w:rPr>
+        <w:t>यूहन्ना 6:1–3</w:t>
+      </w:r>
+    </w:p>
+    <w:p>
+      <w:pPr>
+        <w:pStyle w:val="ListBullet"/>
+        <w:spacing w:line="240" w:lineRule="auto"/>
+        <w:ind w:left="720"/>
+      </w:pPr>
+      <w:r>
+        <w:rPr>
+          <w:lang w:val="hi_IN" w:bidi="hi_IN"/>
+        </w:rPr>
+      </w:r>
+      <w:r>
+        <w:rPr>
+          <w:lang w:val="hi_IN" w:bidi="hi_IN"/>
+        </w:rPr>
+        <w:t>लूका 5:1</w:t>
+      </w:r>
+    </w:p>
+    <w:p>
+      <w:pPr>
+        <w:pStyle w:val="ListBullet"/>
+        <w:spacing w:line="240" w:lineRule="auto"/>
+        <w:ind w:left="720"/>
+      </w:pPr>
+      <w:r>
+        <w:rPr>
+          <w:lang w:val="hi_IN" w:bidi="hi_IN"/>
+        </w:rPr>
+      </w:r>
+      <w:r>
+        <w:rPr>
+          <w:lang w:val="hi_IN" w:bidi="hi_IN"/>
+        </w:rPr>
+        <w:t>मरकुस 1:16–18</w:t>
+      </w:r>
+    </w:p>
+    <w:p>
+      <w:pPr>
+        <w:pStyle w:val="ListBullet"/>
+        <w:spacing w:line="240" w:lineRule="auto"/>
+        <w:ind w:left="720"/>
+      </w:pPr>
+      <w:r>
+        <w:rPr>
+          <w:lang w:val="hi_IN" w:bidi="hi_IN"/>
+        </w:rPr>
+      </w:r>
+      <w:r>
+        <w:rPr>
+          <w:lang w:val="hi_IN" w:bidi="hi_IN"/>
+        </w:rPr>
+        <w:t>मत्ती 4:12–13</w:t>
+      </w:r>
+    </w:p>
+    <w:p>
+      <w:pPr>
+        <w:pStyle w:val="ListBullet"/>
+        <w:spacing w:line="240" w:lineRule="auto"/>
+        <w:ind w:left="720"/>
+      </w:pPr>
+      <w:r>
+        <w:rPr>
+          <w:lang w:val="hi_IN" w:bidi="hi_IN"/>
+        </w:rPr>
+      </w:r>
+      <w:r>
+        <w:rPr>
+          <w:lang w:val="hi_IN" w:bidi="hi_IN"/>
+        </w:rPr>
+        <w:t>मत्ती 4:18–20</w:t>
+      </w:r>
+    </w:p>
+    <w:p>
+      <w:pPr>
+        <w:pStyle w:val="ListBullet"/>
+        <w:spacing w:line="240" w:lineRule="auto"/>
+        <w:ind w:left="720"/>
+      </w:pPr>
+      <w:r>
+        <w:rPr>
+          <w:lang w:val="hi_IN" w:bidi="hi_IN"/>
+        </w:rPr>
+      </w:r>
+      <w:r>
+        <w:rPr>
+          <w:lang w:val="hi_IN" w:bidi="hi_IN"/>
+        </w:rPr>
+        <w:t>मत्ती 8:18–20</w:t>
+      </w:r>
+    </w:p>
+    <w:p>
+      <w:pPr>
+        <w:pStyle w:val="ListBullet"/>
+        <w:spacing w:line="240" w:lineRule="auto"/>
+        <w:ind w:left="720"/>
+      </w:pPr>
+      <w:r>
+        <w:rPr>
+          <w:lang w:val="hi_IN" w:bidi="hi_IN"/>
+        </w:rPr>
+      </w:r>
+      <w:r>
+        <w:rPr>
+          <w:lang w:val="hi_IN" w:bidi="hi_IN"/>
+        </w:rPr>
+        <w:t>मत्ती 13:1–2</w:t>
+      </w:r>
+    </w:p>
+    <w:p>
+      <w:pPr>
+        <w:pStyle w:val="ListBullet"/>
+        <w:spacing w:line="240" w:lineRule="auto"/>
+        <w:ind w:left="720"/>
+      </w:pPr>
+      <w:r>
+        <w:rPr>
+          <w:lang w:val="hi_IN" w:bidi="hi_IN"/>
+        </w:rPr>
+      </w:r>
+      <w:r>
+        <w:rPr>
+          <w:lang w:val="hi_IN" w:bidi="hi_IN"/>
+        </w:rPr>
+        <w:t>मत्ती 15:29–31</w:t>
+      </w:r>
+    </w:p>
+    <w:p>
+      <w:pPr>
+        <w:pStyle w:val="Heading3"/>
+      </w:pPr>
+      <w:r>
+        <w:rPr>
+          <w:lang w:val="hi_IN" w:bidi="hi_IN"/>
+        </w:rPr>
+        <w:t>शब्द तथ्य:</w:t>
+      </w:r>
+    </w:p>
+    <w:p>
+      <w:pPr>
+        <w:pStyle w:val="ListBullet"/>
+        <w:spacing w:line="240" w:lineRule="auto"/>
+        <w:ind w:left="720"/>
+      </w:pPr>
+      <w:r>
+        <w:rPr>
+          <w:lang w:val="hi_IN" w:bidi="hi_IN"/>
+        </w:rPr>
+      </w:r>
+      <w:r>
+        <w:rPr>
+          <w:lang w:val="hi_IN" w:bidi="hi_IN"/>
+        </w:rPr>
+        <w:t>स्ट्रोंग्स: H3220, H3672, G10560, G10820, G22810, G30410, G50850</w:t>
+      </w:r>
+      <w:r>
+        <w:rPr>
+          <w:lang w:val="hi_IN" w:bidi="hi_IN"/>
+        </w:rPr>
+      </w:r>
+      <w:r>
+        <w:rPr>
+          <w:lang w:val="hi_IN" w:bidi="hi_IN"/>
+        </w:rPr>
+      </w:r>
+    </w:p>
+    <w:p>
+      <w:pPr/>
+      <w:r>
+        <w:rPr>
+          <w:lang w:val="hi_IN" w:bidi="hi_IN"/>
+        </w:rPr>
+      </w:r>
+    </w:p>
+    <w:p>
+      <w:pPr>
+        <w:pStyle w:val="Heading2"/>
+      </w:pPr>
+      <w:r>
+        <w:rPr>
+          <w:lang w:val="hi_IN" w:bidi="hi_IN"/>
+        </w:rPr>
+        <w:t>गवाही</w:t>
+      </w:r>
+      <w:r>
+        <w:rPr>
+          <w:lang w:val="hi_IN" w:bidi="hi_IN"/>
+        </w:rPr>
+      </w:r>
+    </w:p>
+    <w:p>
+      <w:pPr>
+        <w:pStyle w:val="Heading3"/>
+      </w:pPr>
+      <w:r>
+        <w:rPr>
+          <w:lang w:val="hi_IN" w:bidi="hi_IN"/>
+        </w:rPr>
         <w:t>परिभाषा:</w:t>
       </w:r>
     </w:p>
@@ -1091,97 +4619,270 @@
         <w:rPr>
           <w:lang w:val="hi_IN" w:bidi="hi_IN"/>
         </w:rPr>
-        <w:t>गदहा एक घोड़े जैसा चौपाया है जिसका कद घोड़े से कम होता है और कान अधिक लंबे होते हैं।</w:t>
-      </w:r>
-    </w:p>
-    <w:p>
-      <w:pPr>
-        <w:pStyle w:val="ListBullet"/>
-        <w:spacing w:line="240" w:lineRule="auto"/>
-        <w:ind w:left="720"/>
-      </w:pPr>
-      <w:r>
-        <w:rPr>
-          <w:lang w:val="hi_IN" w:bidi="hi_IN"/>
-        </w:rPr>
-      </w:r>
-      <w:r>
-        <w:rPr>
-          <w:lang w:val="hi_IN" w:bidi="hi_IN"/>
-        </w:rPr>
-        <w:t>खच्चर घोड़ी और गदहे का बच्चा होता है वह नपुंसक होता है।</w:t>
-      </w:r>
-    </w:p>
-    <w:p>
-      <w:pPr>
-        <w:pStyle w:val="ListBullet"/>
-        <w:spacing w:line="240" w:lineRule="auto"/>
-        <w:ind w:left="720"/>
-      </w:pPr>
-      <w:r>
-        <w:rPr>
-          <w:lang w:val="hi_IN" w:bidi="hi_IN"/>
-        </w:rPr>
-      </w:r>
-      <w:r>
-        <w:rPr>
-          <w:lang w:val="hi_IN" w:bidi="hi_IN"/>
-        </w:rPr>
-        <w:t>खच्चर शक्तिशाली पशु है इसलिए उसे अधिक काम का माना जाता है।</w:t>
-      </w:r>
-    </w:p>
-    <w:p>
-      <w:pPr>
-        <w:pStyle w:val="ListBullet"/>
-        <w:spacing w:line="240" w:lineRule="auto"/>
-        <w:ind w:left="720"/>
-      </w:pPr>
-      <w:r>
-        <w:rPr>
-          <w:lang w:val="hi_IN" w:bidi="hi_IN"/>
-        </w:rPr>
-      </w:r>
-      <w:r>
-        <w:rPr>
-          <w:lang w:val="hi_IN" w:bidi="hi_IN"/>
-        </w:rPr>
-        <w:t>खच्चर और गदहा, दोनों बोझ उठाने तथा मनुष्य की सवारी में काम में आते है।</w:t>
-      </w:r>
-    </w:p>
-    <w:p>
-      <w:pPr>
-        <w:pStyle w:val="ListBullet"/>
-        <w:spacing w:line="240" w:lineRule="auto"/>
-        <w:ind w:left="720"/>
-      </w:pPr>
-      <w:r>
-        <w:rPr>
-          <w:lang w:val="hi_IN" w:bidi="hi_IN"/>
-        </w:rPr>
-      </w:r>
-      <w:r>
-        <w:rPr>
-          <w:lang w:val="hi_IN" w:bidi="hi_IN"/>
-        </w:rPr>
-        <w:t>बाइबल के युग में राजा शान्ति के समय गदहे की सवारी करते थे, न कि घोड़े की क्योंकि घोड़ा युद्ध में काम आता था।</w:t>
-      </w:r>
-    </w:p>
-    <w:p>
-      <w:pPr>
-        <w:pStyle w:val="ListBullet"/>
-        <w:spacing w:line="240" w:lineRule="auto"/>
-        <w:ind w:left="720"/>
-      </w:pPr>
-      <w:r>
-        <w:rPr>
-          <w:lang w:val="hi_IN" w:bidi="hi_IN"/>
-        </w:rPr>
-      </w:r>
-      <w:r>
-        <w:rPr>
-          <w:lang w:val="hi_IN" w:bidi="hi_IN"/>
-        </w:rPr>
-        <w:t>यीशु अपने क्रूसीकरण से एक सप्ताह पूर्व युवा गदहे पर बैठकर यरूशलेम में आया था।</w:t>
+        <w:t>जब कोई व्यक्ति "गवाही" देता है तो वह उसके बारे में एक बयान देता है जिसे वह जानता है, और यह दावा करते हुए कि बयान सच है। “गवाही” का अर्थ “गवाही देने” से है।</w:t>
+      </w:r>
+    </w:p>
+    <w:p>
+      <w:pPr>
+        <w:pStyle w:val="ListBullet"/>
+        <w:spacing w:line="240" w:lineRule="auto"/>
+        <w:ind w:left="720"/>
+      </w:pPr>
+      <w:r>
+        <w:rPr>
+          <w:lang w:val="hi_IN" w:bidi="hi_IN"/>
+        </w:rPr>
+      </w:r>
+      <w:r>
+        <w:rPr>
+          <w:lang w:val="hi_IN" w:bidi="hi_IN"/>
+        </w:rPr>
+        <w:t>मनुष्य प्रायः उस बात की गवाही देता है, जिसका उसे व्यक्तिगत अनुभव है।</w:t>
+      </w:r>
+    </w:p>
+    <w:p>
+      <w:pPr>
+        <w:pStyle w:val="ListBullet"/>
+        <w:spacing w:line="240" w:lineRule="auto"/>
+        <w:ind w:left="720"/>
+      </w:pPr>
+      <w:r>
+        <w:rPr>
+          <w:lang w:val="hi_IN" w:bidi="hi_IN"/>
+        </w:rPr>
+      </w:r>
+      <w:r>
+        <w:rPr>
+          <w:lang w:val="hi_IN" w:bidi="hi_IN"/>
+        </w:rPr>
+        <w:t>“झूठी गवाही” देने वाला मनुष्य किसी घटना के बारे में सच नहीं कहता है।</w:t>
+      </w:r>
+    </w:p>
+    <w:p>
+      <w:pPr>
+        <w:pStyle w:val="ListBullet"/>
+        <w:spacing w:line="240" w:lineRule="auto"/>
+        <w:ind w:left="720"/>
+      </w:pPr>
+      <w:r>
+        <w:rPr>
+          <w:lang w:val="hi_IN" w:bidi="hi_IN"/>
+        </w:rPr>
+      </w:r>
+      <w:r>
+        <w:rPr>
+          <w:lang w:val="hi_IN" w:bidi="hi_IN"/>
+        </w:rPr>
+        <w:t>कभी-कभी “गवाही” किसी भविष्यद्वक्ता की भविष्यद्वाणी के संदर्भ में भी होती है।</w:t>
+      </w:r>
+    </w:p>
+    <w:p>
+      <w:pPr>
+        <w:pStyle w:val="ListBullet"/>
+        <w:spacing w:line="240" w:lineRule="auto"/>
+        <w:ind w:left="720"/>
+      </w:pPr>
+      <w:r>
+        <w:rPr>
+          <w:lang w:val="hi_IN" w:bidi="hi_IN"/>
+        </w:rPr>
+      </w:r>
+      <w:r>
+        <w:rPr>
+          <w:lang w:val="hi_IN" w:bidi="hi_IN"/>
+        </w:rPr>
+        <w:t>नये नियम में यह शब्द प्रायः यीशु के अनुयायियों के संदर्भ में है कि उन्होंने यीशु के जीवन, मृत्यु और पुनरूत्थान की गवाही दी।</w:t>
+      </w:r>
+    </w:p>
+    <w:p>
+      <w:pPr>
+        <w:pStyle w:val="Heading3"/>
+      </w:pPr>
+      <w:r>
+        <w:rPr>
+          <w:lang w:val="hi_IN" w:bidi="hi_IN"/>
+        </w:rPr>
+        <w:t>अनुवाद के सुझाव:</w:t>
+      </w:r>
+    </w:p>
+    <w:p>
+      <w:pPr>
+        <w:pStyle w:val="ListBullet"/>
+        <w:spacing w:line="240" w:lineRule="auto"/>
+        <w:ind w:left="720"/>
+      </w:pPr>
+      <w:r>
+        <w:rPr>
+          <w:lang w:val="hi_IN" w:bidi="hi_IN"/>
+        </w:rPr>
+      </w:r>
+      <w:r>
+        <w:rPr>
+          <w:lang w:val="hi_IN" w:bidi="hi_IN"/>
+        </w:rPr>
+        <w:t>“साक्षी देना” या “गवाही देना” का अनुवाद “सत्यों को कहना” या “जो देखा और सुना उसे बताना” या “व्यक्तिगत अनुभव से कहना” या “प्रमाण देना” या “जो हुआ उसका वर्णन करना”।</w:t>
+      </w:r>
+    </w:p>
+    <w:p>
+      <w:pPr>
+        <w:pStyle w:val="ListBullet"/>
+        <w:spacing w:line="240" w:lineRule="auto"/>
+        <w:ind w:left="720"/>
+      </w:pPr>
+      <w:r>
+        <w:rPr>
+          <w:lang w:val="hi_IN" w:bidi="hi_IN"/>
+        </w:rPr>
+      </w:r>
+      <w:r>
+        <w:rPr>
+          <w:lang w:val="hi_IN" w:bidi="hi_IN"/>
+        </w:rPr>
+        <w:t>“गवाही” के अनुवाद रूप हो सकते हैं, “जो हुआ उसका ब्योरा सुनाना” या “सत्य का कथन सुनाना” या “प्रमाण देना” या “जो कहा गया” या “भविष्यद्वाणी”।</w:t>
+      </w:r>
+    </w:p>
+    <w:p>
+      <w:pPr>
+        <w:pStyle w:val="ListBullet"/>
+        <w:spacing w:line="240" w:lineRule="auto"/>
+        <w:ind w:left="720"/>
+      </w:pPr>
+      <w:r>
+        <w:rPr>
+          <w:lang w:val="hi_IN" w:bidi="hi_IN"/>
+        </w:rPr>
+      </w:r>
+      <w:r>
+        <w:rPr>
+          <w:lang w:val="hi_IN" w:bidi="hi_IN"/>
+        </w:rPr>
+        <w:t>“उनके लिए गवाही ठहरे” का अनुवाद “उन्हें दिखाए कि सच क्या है” या “उन पर सिद्ध करे कि सच क्या है”।</w:t>
+      </w:r>
+    </w:p>
+    <w:p>
+      <w:pPr>
+        <w:pStyle w:val="ListBullet"/>
+        <w:spacing w:line="240" w:lineRule="auto"/>
+        <w:ind w:left="720"/>
+      </w:pPr>
+      <w:r>
+        <w:rPr>
+          <w:lang w:val="hi_IN" w:bidi="hi_IN"/>
+        </w:rPr>
+      </w:r>
+      <w:r>
+        <w:rPr>
+          <w:lang w:val="hi_IN" w:bidi="hi_IN"/>
+        </w:rPr>
+        <w:t>“उनके विरूद्ध गवाही ठहरे” का अनुवाद “जिससे उन पर उनके पाप प्रकट हों” या “उनका पाखण्ड प्रकट हो” या “जो सिद्ध करे कि वे गलत हैं”।</w:t>
+      </w:r>
+    </w:p>
+    <w:p>
+      <w:pPr>
+        <w:pStyle w:val="ListBullet"/>
+        <w:spacing w:line="240" w:lineRule="auto"/>
+        <w:ind w:left="720"/>
+      </w:pPr>
+      <w:r>
+        <w:rPr>
+          <w:lang w:val="hi_IN" w:bidi="hi_IN"/>
+        </w:rPr>
+      </w:r>
+      <w:r>
+        <w:rPr>
+          <w:lang w:val="hi_IN" w:bidi="hi_IN"/>
+        </w:rPr>
+        <w:t>“झूठी गवाही देना” इसका अनुवाद हो सकता है, “किसी के बारे में झूठी बातें कहना” या “ऐसी बातें कहना जो सच नहीं हैं”।</w:t>
+      </w:r>
+    </w:p>
+    <w:p>
+      <w:pPr>
+        <w:pStyle w:val="ListBullet"/>
+        <w:spacing w:line="240" w:lineRule="auto"/>
+        <w:ind w:left="720"/>
+      </w:pPr>
+      <w:r>
+        <w:rPr>
+          <w:lang w:val="hi_IN" w:bidi="hi_IN"/>
+        </w:rPr>
+      </w:r>
+      <w:r>
+        <w:rPr>
+          <w:lang w:val="hi_IN" w:bidi="hi_IN"/>
+        </w:rPr>
+        <w:t>"साक्ष्य" या "प्रत्यक्ष गवाह" का अनुवाद ऐसे शब्द या उक्ति द्वारा हो सकता है जिनका अर्थ हो, "जिस मनुष्य ने देखा" या "जिन्होंने (उन बातों को) देखा और सूना"</w:t>
+      </w:r>
+    </w:p>
+    <w:p>
+      <w:pPr>
+        <w:pStyle w:val="ListBullet"/>
+        <w:spacing w:line="240" w:lineRule="auto"/>
+        <w:ind w:left="720"/>
+      </w:pPr>
+      <w:r>
+        <w:rPr>
+          <w:lang w:val="hi_IN" w:bidi="hi_IN"/>
+        </w:rPr>
+      </w:r>
+      <w:r>
+        <w:rPr>
+          <w:lang w:val="hi_IN" w:bidi="hi_IN"/>
+        </w:rPr>
+        <w:t>कोई बात जो "गवाह" हो तो इसका अनुवाद हो सकता है, "विश्वास" या "प्रतिज्ञा का चिन्ह" या "कोई बात जो किसी बात की सत्यता को प्रकट करती है"</w:t>
+      </w:r>
+    </w:p>
+    <w:p>
+      <w:pPr>
+        <w:pStyle w:val="ListBullet"/>
+        <w:spacing w:line="240" w:lineRule="auto"/>
+        <w:ind w:left="720"/>
+      </w:pPr>
+      <w:r>
+        <w:rPr>
+          <w:lang w:val="hi_IN" w:bidi="hi_IN"/>
+        </w:rPr>
+      </w:r>
+      <w:r>
+        <w:rPr>
+          <w:lang w:val="hi_IN" w:bidi="hi_IN"/>
+        </w:rPr>
+        <w:t>"तुम मेरे गवाह होगे", इस वाक्यांश का अनुवाद हो सकता है, "तुम मेरे बारे में मनुष्यों को बताओगे" या "तुम अम्नुशों में मेरी शिक्षाओं का प्रचार करोगे" या "तुम मनुष्यों में मेरे द्वारा किए गए कामों और मेरे द्वारा दी गई शिक्षाओं का प्रसारण करो"</w:t>
+      </w:r>
+    </w:p>
+    <w:p>
+      <w:pPr>
+        <w:pStyle w:val="ListBullet"/>
+        <w:spacing w:line="240" w:lineRule="auto"/>
+        <w:ind w:left="720"/>
+      </w:pPr>
+      <w:r>
+        <w:rPr>
+          <w:lang w:val="hi_IN" w:bidi="hi_IN"/>
+        </w:rPr>
+      </w:r>
+      <w:r>
+        <w:rPr>
+          <w:lang w:val="hi_IN" w:bidi="hi_IN"/>
+        </w:rPr>
+        <w:t>"की गवाही होना" इसका अनुवाद हो सकता है, "जो देखा वह सुनाना" या "गवाही देना" या "जो हुआ उसका वर्णन करना"</w:t>
+      </w:r>
+    </w:p>
+    <w:p>
+      <w:pPr>
+        <w:pStyle w:val="ListBullet"/>
+        <w:spacing w:line="240" w:lineRule="auto"/>
+        <w:ind w:left="720"/>
+      </w:pPr>
+      <w:r>
+        <w:rPr>
+          <w:lang w:val="hi_IN" w:bidi="hi_IN"/>
+        </w:rPr>
+      </w:r>
+      <w:r>
+        <w:rPr>
+          <w:lang w:val="hi_IN" w:bidi="hi_IN"/>
+        </w:rPr>
+        <w:t>किसी बात का "गवाह होना" , इसका अनुवाद हो सकता है, "किसी घटना को देखना" या "किसी घटना का अनुभव करना"</w:t>
       </w:r>
     </w:p>
     <w:p>
@@ -1195,335 +4896,13 @@
         <w:rPr>
           <w:lang w:val="hi_IN" w:bidi="hi_IN"/>
         </w:rPr>
-        <w:t>(यह भी देखें: अपरिचित शब्दों का अनुवाद कैसे करे)</w:t>
-      </w:r>
-    </w:p>
-    <w:p>
-      <w:pPr>
-        <w:pStyle w:val="Heading3"/>
-      </w:pPr>
-      <w:r>
-        <w:rPr>
-          <w:lang w:val="hi_IN" w:bidi="hi_IN"/>
-        </w:rPr>
-        <w:t>बाइबल सन्दर्भ:</w:t>
-      </w:r>
-    </w:p>
-    <w:p>
-      <w:pPr>
-        <w:pStyle w:val="ListBullet"/>
-        <w:spacing w:line="240" w:lineRule="auto"/>
-        <w:ind w:left="720"/>
-      </w:pPr>
-      <w:r>
-        <w:rPr>
-          <w:lang w:val="hi_IN" w:bidi="hi_IN"/>
-        </w:rPr>
-      </w:r>
-      <w:r>
-        <w:rPr>
-          <w:lang w:val="hi_IN" w:bidi="hi_IN"/>
-        </w:rPr>
-        <w:t>1 राजा 1:32–34</w:t>
-      </w:r>
-    </w:p>
-    <w:p>
-      <w:pPr>
-        <w:pStyle w:val="ListBullet"/>
-        <w:spacing w:line="240" w:lineRule="auto"/>
-        <w:ind w:left="720"/>
-      </w:pPr>
-      <w:r>
-        <w:rPr>
-          <w:lang w:val="hi_IN" w:bidi="hi_IN"/>
-        </w:rPr>
-      </w:r>
-      <w:r>
-        <w:rPr>
-          <w:lang w:val="hi_IN" w:bidi="hi_IN"/>
-        </w:rPr>
-        <w:t>1 शमूएल 9:4</w:t>
-      </w:r>
-    </w:p>
-    <w:p>
-      <w:pPr>
-        <w:pStyle w:val="ListBullet"/>
-        <w:spacing w:line="240" w:lineRule="auto"/>
-        <w:ind w:left="720"/>
-      </w:pPr>
-      <w:r>
-        <w:rPr>
-          <w:lang w:val="hi_IN" w:bidi="hi_IN"/>
-        </w:rPr>
-      </w:r>
-      <w:r>
-        <w:rPr>
-          <w:lang w:val="hi_IN" w:bidi="hi_IN"/>
-        </w:rPr>
-        <w:t>2 राजा 4:21–22</w:t>
-      </w:r>
-    </w:p>
-    <w:p>
-      <w:pPr>
-        <w:pStyle w:val="ListBullet"/>
-        <w:spacing w:line="240" w:lineRule="auto"/>
-        <w:ind w:left="720"/>
-      </w:pPr>
-      <w:r>
-        <w:rPr>
-          <w:lang w:val="hi_IN" w:bidi="hi_IN"/>
-        </w:rPr>
-      </w:r>
-      <w:r>
-        <w:rPr>
-          <w:lang w:val="hi_IN" w:bidi="hi_IN"/>
-        </w:rPr>
-        <w:t>व्यवस्थाविवरण 5:12–14</w:t>
-      </w:r>
-    </w:p>
-    <w:p>
-      <w:pPr>
-        <w:pStyle w:val="ListBullet"/>
-        <w:spacing w:line="240" w:lineRule="auto"/>
-        <w:ind w:left="720"/>
-      </w:pPr>
-      <w:r>
-        <w:rPr>
-          <w:lang w:val="hi_IN" w:bidi="hi_IN"/>
-        </w:rPr>
-      </w:r>
-      <w:r>
-        <w:rPr>
-          <w:lang w:val="hi_IN" w:bidi="hi_IN"/>
-        </w:rPr>
-        <w:t>लूका 13:15</w:t>
-      </w:r>
-    </w:p>
-    <w:p>
-      <w:pPr>
-        <w:pStyle w:val="ListBullet"/>
-        <w:spacing w:line="240" w:lineRule="auto"/>
-        <w:ind w:left="720"/>
-      </w:pPr>
-      <w:r>
-        <w:rPr>
-          <w:lang w:val="hi_IN" w:bidi="hi_IN"/>
-        </w:rPr>
-      </w:r>
-      <w:r>
-        <w:rPr>
-          <w:lang w:val="hi_IN" w:bidi="hi_IN"/>
-        </w:rPr>
-        <w:t>मत्ती. 21:2</w:t>
-      </w:r>
-    </w:p>
-    <w:p>
-      <w:pPr>
-        <w:pStyle w:val="Heading3"/>
-      </w:pPr>
-      <w:r>
-        <w:rPr>
-          <w:lang w:val="hi_IN" w:bidi="hi_IN"/>
-        </w:rPr>
-        <w:t>शब्द तथ्य:</w:t>
-      </w:r>
-    </w:p>
-    <w:p>
-      <w:pPr>
-        <w:pStyle w:val="ListBullet"/>
-        <w:spacing w:line="240" w:lineRule="auto"/>
-        <w:ind w:left="720"/>
-      </w:pPr>
-      <w:r>
-        <w:rPr>
-          <w:lang w:val="hi_IN" w:bidi="hi_IN"/>
-        </w:rPr>
-      </w:r>
-      <w:r>
-        <w:rPr>
-          <w:lang w:val="hi_IN" w:bidi="hi_IN"/>
-        </w:rPr>
-        <w:t>Strong's: H860, H2543, H3222, H5895, H6167, H6501, H6505, H6506, G3678, G3688, G5268</w:t>
-      </w:r>
-      <w:r>
-        <w:rPr>
-          <w:lang w:val="hi_IN" w:bidi="hi_IN"/>
-        </w:rPr>
-      </w:r>
-      <w:r>
-        <w:rPr>
-          <w:lang w:val="hi_IN" w:bidi="hi_IN"/>
-        </w:rPr>
-      </w:r>
-    </w:p>
-    <w:p>
-      <w:pPr/>
-      <w:r>
-        <w:rPr>
-          <w:lang w:val="hi_IN" w:bidi="hi_IN"/>
-        </w:rPr>
-      </w:r>
-    </w:p>
-    <w:p>
-      <w:pPr>
-        <w:pStyle w:val="Heading2"/>
-      </w:pPr>
-      <w:r>
-        <w:rPr>
-          <w:lang w:val="hi_IN" w:bidi="hi_IN"/>
-        </w:rPr>
-        <w:t>गन्धक</w:t>
-      </w:r>
-      <w:r>
-        <w:rPr>
-          <w:lang w:val="hi_IN" w:bidi="hi_IN"/>
-        </w:rPr>
-      </w:r>
-    </w:p>
-    <w:p>
-      <w:pPr>
-        <w:pStyle w:val="Heading3"/>
-      </w:pPr>
-      <w:r>
-        <w:rPr>
-          <w:lang w:val="hi_IN" w:bidi="hi_IN"/>
-        </w:rPr>
-        <w:t>परिभाषा:</w:t>
-      </w:r>
-    </w:p>
-    <w:p>
-      <w:pPr/>
-      <w:r>
-        <w:rPr>
-          <w:lang w:val="hi_IN" w:bidi="hi_IN"/>
-        </w:rPr>
-      </w:r>
-      <w:r>
-        <w:rPr>
-          <w:lang w:val="hi_IN" w:bidi="hi_IN"/>
-        </w:rPr>
-        <w:t>“गन्धक” एक पीले रंग का पदार्थ होता है जो आग में डालने के बाद जलने वाला तरल पदार्थ हो जाता है।</w:t>
-      </w:r>
-    </w:p>
-    <w:p>
-      <w:pPr>
-        <w:pStyle w:val="ListBullet"/>
-        <w:spacing w:line="240" w:lineRule="auto"/>
-        <w:ind w:left="720"/>
-      </w:pPr>
-      <w:r>
-        <w:rPr>
-          <w:lang w:val="hi_IN" w:bidi="hi_IN"/>
-        </w:rPr>
-      </w:r>
-      <w:r>
-        <w:rPr>
-          <w:lang w:val="hi_IN" w:bidi="hi_IN"/>
-        </w:rPr>
-        <w:t>गन्धक की गंध तीव्र होती है जो सड़े हुए अंडे की गंध की तरह है।</w:t>
-      </w:r>
-    </w:p>
-    <w:p>
-      <w:pPr>
-        <w:pStyle w:val="ListBullet"/>
-        <w:spacing w:line="240" w:lineRule="auto"/>
-        <w:ind w:left="720"/>
-      </w:pPr>
-      <w:r>
-        <w:rPr>
-          <w:lang w:val="hi_IN" w:bidi="hi_IN"/>
-        </w:rPr>
-      </w:r>
-      <w:r>
-        <w:rPr>
-          <w:lang w:val="hi_IN" w:bidi="hi_IN"/>
-        </w:rPr>
-        <w:t>बाइबल में जलता हुआ गंधक अभक्त एवं विद्रोही मनुष्यों के लिए दण्ड का प्रतीक है।</w:t>
-      </w:r>
-    </w:p>
-    <w:p>
-      <w:pPr>
-        <w:pStyle w:val="ListBullet"/>
-        <w:spacing w:line="240" w:lineRule="auto"/>
-        <w:ind w:left="720"/>
-      </w:pPr>
-      <w:r>
-        <w:rPr>
-          <w:lang w:val="hi_IN" w:bidi="hi_IN"/>
-        </w:rPr>
-      </w:r>
-      <w:r>
-        <w:rPr>
-          <w:lang w:val="hi_IN" w:bidi="hi_IN"/>
-        </w:rPr>
-        <w:t>लूत के समय मैं परमेश्वर ने सदोम और अमोरा के दुष्ट नगरों पर आग और गन्धक बरसाया था।</w:t>
-      </w:r>
-    </w:p>
-    <w:p>
-      <w:pPr>
-        <w:pStyle w:val="ListBullet"/>
-        <w:spacing w:line="240" w:lineRule="auto"/>
-        <w:ind w:left="720"/>
-      </w:pPr>
-      <w:r>
-        <w:rPr>
-          <w:lang w:val="hi_IN" w:bidi="hi_IN"/>
-        </w:rPr>
-      </w:r>
-      <w:r>
-        <w:rPr>
-          <w:lang w:val="hi_IN" w:bidi="hi_IN"/>
-        </w:rPr>
-        <w:t>कुछ अंग्रेजी बाइबल अनुवादों में गन्धक को “ज्वलनशील पत्थर” कहा गया है जिसका शाब्दिक अर्थ है "जलता हुआ पत्थर।"</w:t>
-      </w:r>
-    </w:p>
-    <w:p>
-      <w:pPr>
-        <w:pStyle w:val="Heading3"/>
-      </w:pPr>
-      <w:r>
-        <w:rPr>
-          <w:lang w:val="hi_IN" w:bidi="hi_IN"/>
-        </w:rPr>
-        <w:t>अनुवाद के सुझाव:</w:t>
-      </w:r>
-    </w:p>
-    <w:p>
-      <w:pPr>
-        <w:pStyle w:val="ListBullet"/>
-        <w:spacing w:line="240" w:lineRule="auto"/>
-        <w:ind w:left="720"/>
-      </w:pPr>
-      <w:r>
-        <w:rPr>
-          <w:lang w:val="hi_IN" w:bidi="hi_IN"/>
-        </w:rPr>
-      </w:r>
-      <w:r>
-        <w:rPr>
-          <w:lang w:val="hi_IN" w:bidi="hi_IN"/>
-        </w:rPr>
-        <w:t>इस शब्द का संभावित अनुवाद हो सकता है, “पीला पत्थर जो आग पकड़ता है” या “जलनेवाला पीला पत्थर”।</w:t>
-      </w:r>
-    </w:p>
-    <w:p>
-      <w:pPr/>
-      <w:r>
-        <w:rPr>
-          <w:lang w:val="hi_IN" w:bidi="hi_IN"/>
-        </w:rPr>
-      </w:r>
-      <w:r>
-        <w:rPr>
-          <w:lang w:val="hi_IN" w:bidi="hi_IN"/>
-        </w:rPr>
         <w:t xml:space="preserve">(यह भी देखें: </w:t>
       </w:r>
       <w:r>
         <w:rPr>
           <w:lang w:val="hi_IN" w:bidi="hi_IN"/>
         </w:rPr>
-        <w:t>आमोरा</w:t>
+        <w:t>वाचा का संदूक</w:t>
       </w:r>
       <w:r>
         <w:rPr>
@@ -1535,6 +4914,18 @@
         <w:rPr>
           <w:lang w:val="hi_IN" w:bidi="hi_IN"/>
         </w:rPr>
+        <w:t>अपराध बोध</w:t>
+      </w:r>
+      <w:r>
+        <w:rPr>
+          <w:lang w:val="hi_IN" w:bidi="hi_IN"/>
+        </w:rPr>
+        <w:t xml:space="preserve">, </w:t>
+      </w:r>
+      <w:r>
+        <w:rPr>
+          <w:lang w:val="hi_IN" w:bidi="hi_IN"/>
+        </w:rPr>
         <w:t>न्याय करना</w:t>
       </w:r>
       <w:r>
@@ -1547,3464 +4938,13 @@
         <w:rPr>
           <w:lang w:val="hi_IN" w:bidi="hi_IN"/>
         </w:rPr>
-        <w:t>लूत</w:t>
-      </w:r>
-      <w:r>
-        <w:rPr>
-          <w:lang w:val="hi_IN" w:bidi="hi_IN"/>
-        </w:rPr>
-        <w:t xml:space="preserve">, </w:t>
-      </w:r>
-      <w:r>
-        <w:rPr>
-          <w:lang w:val="hi_IN" w:bidi="hi_IN"/>
-        </w:rPr>
-        <w:t>बलवा करना</w:t>
-      </w:r>
-      <w:r>
-        <w:rPr>
-          <w:lang w:val="hi_IN" w:bidi="hi_IN"/>
-        </w:rPr>
-        <w:t xml:space="preserve">, </w:t>
-      </w:r>
-      <w:r>
-        <w:rPr>
-          <w:lang w:val="hi_IN" w:bidi="hi_IN"/>
-        </w:rPr>
-        <w:t>सदोम</w:t>
-      </w:r>
-      <w:r>
-        <w:rPr>
-          <w:lang w:val="hi_IN" w:bidi="hi_IN"/>
-        </w:rPr>
-        <w:t xml:space="preserve">, </w:t>
-      </w:r>
-      <w:r>
-        <w:rPr>
-          <w:lang w:val="hi_IN" w:bidi="hi_IN"/>
-        </w:rPr>
-        <w:t>अभक्त</w:t>
-      </w:r>
-      <w:r>
-        <w:rPr>
-          <w:lang w:val="hi_IN" w:bidi="hi_IN"/>
-        </w:rPr>
-        <w:t>)</w:t>
-      </w:r>
-    </w:p>
-    <w:p>
-      <w:pPr>
-        <w:pStyle w:val="Heading3"/>
-      </w:pPr>
-      <w:r>
-        <w:rPr>
-          <w:lang w:val="hi_IN" w:bidi="hi_IN"/>
-        </w:rPr>
-        <w:t>बाइबल सन्दर्भ:</w:t>
-      </w:r>
-    </w:p>
-    <w:p>
-      <w:pPr>
-        <w:pStyle w:val="ListBullet"/>
-        <w:spacing w:line="240" w:lineRule="auto"/>
-        <w:ind w:left="720"/>
-      </w:pPr>
-      <w:r>
-        <w:rPr>
-          <w:lang w:val="hi_IN" w:bidi="hi_IN"/>
-        </w:rPr>
-      </w:r>
-      <w:r>
-        <w:rPr>
-          <w:lang w:val="hi_IN" w:bidi="hi_IN"/>
-        </w:rPr>
-        <w:t>उत्पत्ति 19:24</w:t>
-      </w:r>
-    </w:p>
-    <w:p>
-      <w:pPr>
-        <w:pStyle w:val="ListBullet"/>
-        <w:spacing w:line="240" w:lineRule="auto"/>
-        <w:ind w:left="720"/>
-      </w:pPr>
-      <w:r>
-        <w:rPr>
-          <w:lang w:val="hi_IN" w:bidi="hi_IN"/>
-        </w:rPr>
-      </w:r>
-      <w:r>
-        <w:rPr>
-          <w:lang w:val="hi_IN" w:bidi="hi_IN"/>
-        </w:rPr>
-        <w:t>यशायाह 34:9</w:t>
-      </w:r>
-    </w:p>
-    <w:p>
-      <w:pPr>
-        <w:pStyle w:val="ListBullet"/>
-        <w:spacing w:line="240" w:lineRule="auto"/>
-        <w:ind w:left="720"/>
-      </w:pPr>
-      <w:r>
-        <w:rPr>
-          <w:lang w:val="hi_IN" w:bidi="hi_IN"/>
-        </w:rPr>
-      </w:r>
-      <w:r>
-        <w:rPr>
-          <w:lang w:val="hi_IN" w:bidi="hi_IN"/>
-        </w:rPr>
-        <w:t>लूका 17:29</w:t>
-      </w:r>
-    </w:p>
-    <w:p>
-      <w:pPr>
-        <w:pStyle w:val="ListBullet"/>
-        <w:spacing w:line="240" w:lineRule="auto"/>
-        <w:ind w:left="720"/>
-      </w:pPr>
-      <w:r>
-        <w:rPr>
-          <w:lang w:val="hi_IN" w:bidi="hi_IN"/>
-        </w:rPr>
-      </w:r>
-      <w:r>
-        <w:rPr>
-          <w:lang w:val="hi_IN" w:bidi="hi_IN"/>
-        </w:rPr>
-        <w:t>प्रकाशितवाक्य 20:10</w:t>
-      </w:r>
-    </w:p>
-    <w:p>
-      <w:pPr>
-        <w:pStyle w:val="Heading3"/>
-      </w:pPr>
-      <w:r>
-        <w:rPr>
-          <w:lang w:val="hi_IN" w:bidi="hi_IN"/>
-        </w:rPr>
-        <w:t>शब्द तथ्य:</w:t>
-      </w:r>
-    </w:p>
-    <w:p>
-      <w:pPr>
-        <w:pStyle w:val="ListBullet"/>
-        <w:spacing w:line="240" w:lineRule="auto"/>
-        <w:ind w:left="720"/>
-      </w:pPr>
-      <w:r>
-        <w:rPr>
-          <w:lang w:val="hi_IN" w:bidi="hi_IN"/>
-        </w:rPr>
-      </w:r>
-      <w:r>
-        <w:rPr>
-          <w:lang w:val="hi_IN" w:bidi="hi_IN"/>
-        </w:rPr>
-        <w:t>स्ट्रोंग्स: H1614, G23030</w:t>
-      </w:r>
-      <w:r>
-        <w:rPr>
-          <w:lang w:val="hi_IN" w:bidi="hi_IN"/>
-        </w:rPr>
-      </w:r>
-      <w:r>
-        <w:rPr>
-          <w:lang w:val="hi_IN" w:bidi="hi_IN"/>
-        </w:rPr>
-      </w:r>
-    </w:p>
-    <w:p>
-      <w:pPr/>
-      <w:r>
-        <w:rPr>
-          <w:lang w:val="hi_IN" w:bidi="hi_IN"/>
-        </w:rPr>
-      </w:r>
-    </w:p>
-    <w:p>
-      <w:pPr>
-        <w:pStyle w:val="Heading2"/>
-      </w:pPr>
-      <w:r>
-        <w:rPr>
-          <w:lang w:val="hi_IN" w:bidi="hi_IN"/>
-        </w:rPr>
-        <w:t>गन्धरस</w:t>
-      </w:r>
-      <w:r>
-        <w:rPr>
-          <w:lang w:val="hi_IN" w:bidi="hi_IN"/>
-        </w:rPr>
-      </w:r>
-    </w:p>
-    <w:p>
-      <w:pPr>
-        <w:pStyle w:val="Heading3"/>
-      </w:pPr>
-      <w:r>
-        <w:rPr>
-          <w:lang w:val="hi_IN" w:bidi="hi_IN"/>
-        </w:rPr>
-        <w:t>परिभाषा:</w:t>
-      </w:r>
-    </w:p>
-    <w:p>
-      <w:pPr/>
-      <w:r>
-        <w:rPr>
-          <w:lang w:val="hi_IN" w:bidi="hi_IN"/>
-        </w:rPr>
-      </w:r>
-      <w:r>
-        <w:rPr>
-          <w:lang w:val="hi_IN" w:bidi="hi_IN"/>
-        </w:rPr>
-        <w:t>“गन्धरस” एक तेल या मसाला होता था जो मूर के पेड़ से निकाले हुआ गोंद से तैयार किया जाता था, यह वृक्ष अफ्रीका और एशिया में उगता है और लोबान की प्रजाति का है।</w:t>
-      </w:r>
-    </w:p>
-    <w:p>
-      <w:pPr/>
-      <w:r>
-        <w:rPr>
-          <w:lang w:val="hi_IN" w:bidi="hi_IN"/>
-        </w:rPr>
-      </w:r>
-      <w:r>
-        <w:rPr>
-          <w:lang w:val="hi_IN" w:bidi="hi_IN"/>
-        </w:rPr>
-        <w:t>गन्धरस धूप, इत्र, और औषधी बनाने तथा कब्र में रखने के लिए शवों का अभ्यंजन करने के भी काम में लिया जाता था।</w:t>
-      </w:r>
-    </w:p>
-    <w:p>
-      <w:pPr>
-        <w:pStyle w:val="ListBullet"/>
-        <w:spacing w:line="240" w:lineRule="auto"/>
-        <w:ind w:left="720"/>
-      </w:pPr>
-      <w:r>
-        <w:rPr>
-          <w:lang w:val="hi_IN" w:bidi="hi_IN"/>
-        </w:rPr>
-      </w:r>
-      <w:r>
-        <w:rPr>
-          <w:lang w:val="hi_IN" w:bidi="hi_IN"/>
-        </w:rPr>
-        <w:t>गन्धरस यीशु के जन्म पर ज्योतिषियों द्वारा चढ़ाई गई भेंटों में से एक था।</w:t>
-      </w:r>
-    </w:p>
-    <w:p>
-      <w:pPr>
-        <w:pStyle w:val="ListBullet"/>
-        <w:spacing w:line="240" w:lineRule="auto"/>
-        <w:ind w:left="720"/>
-      </w:pPr>
-      <w:r>
-        <w:rPr>
-          <w:lang w:val="hi_IN" w:bidi="hi_IN"/>
-        </w:rPr>
-      </w:r>
-      <w:r>
-        <w:rPr>
-          <w:lang w:val="hi_IN" w:bidi="hi_IN"/>
-        </w:rPr>
-        <w:t>यीशु जब क्रूस पर लटका हुआ था तब गन्धरस मिश्रित मदिरा उसे दी गई थी कि उसकी पीड़ा कम जो जाए।</w:t>
-      </w:r>
-    </w:p>
-    <w:p>
-      <w:pPr/>
-      <w:r>
-        <w:rPr>
-          <w:lang w:val="hi_IN" w:bidi="hi_IN"/>
-        </w:rPr>
-      </w:r>
-      <w:r>
-        <w:rPr>
-          <w:lang w:val="hi_IN" w:bidi="hi_IN"/>
-        </w:rPr>
-        <w:t xml:space="preserve">(यह भी देखें: </w:t>
-      </w:r>
-      <w:r>
-        <w:rPr>
-          <w:lang w:val="hi_IN" w:bidi="hi_IN"/>
-        </w:rPr>
-        <w:t>लोबान</w:t>
-      </w:r>
-      <w:r>
-        <w:rPr>
-          <w:lang w:val="hi_IN" w:bidi="hi_IN"/>
-        </w:rPr>
-        <w:t xml:space="preserve">, </w:t>
-      </w:r>
-      <w:r>
-        <w:rPr>
-          <w:lang w:val="hi_IN" w:bidi="hi_IN"/>
-        </w:rPr>
-        <w:t>ज्योतिषियों</w:t>
-      </w:r>
-      <w:r>
-        <w:rPr>
-          <w:lang w:val="hi_IN" w:bidi="hi_IN"/>
-        </w:rPr>
-        <w:t>)</w:t>
-      </w:r>
-    </w:p>
-    <w:p>
-      <w:pPr>
-        <w:pStyle w:val="Heading3"/>
-      </w:pPr>
-      <w:r>
-        <w:rPr>
-          <w:lang w:val="hi_IN" w:bidi="hi_IN"/>
-        </w:rPr>
-        <w:t>बाइबल सन्दर्भ:</w:t>
-      </w:r>
-    </w:p>
-    <w:p>
-      <w:pPr>
-        <w:pStyle w:val="ListBullet"/>
-        <w:spacing w:line="240" w:lineRule="auto"/>
-        <w:ind w:left="720"/>
-      </w:pPr>
-      <w:r>
-        <w:rPr>
-          <w:lang w:val="hi_IN" w:bidi="hi_IN"/>
-        </w:rPr>
-      </w:r>
-      <w:r>
-        <w:rPr>
-          <w:lang w:val="hi_IN" w:bidi="hi_IN"/>
-        </w:rPr>
-        <w:t>निर्गमन 30:22–25</w:t>
-      </w:r>
-    </w:p>
-    <w:p>
-      <w:pPr>
-        <w:pStyle w:val="ListBullet"/>
-        <w:spacing w:line="240" w:lineRule="auto"/>
-        <w:ind w:left="720"/>
-      </w:pPr>
-      <w:r>
-        <w:rPr>
-          <w:lang w:val="hi_IN" w:bidi="hi_IN"/>
-        </w:rPr>
-      </w:r>
-      <w:r>
-        <w:rPr>
-          <w:lang w:val="hi_IN" w:bidi="hi_IN"/>
-        </w:rPr>
-        <w:t>उत्पत्ति 37:25–26</w:t>
-      </w:r>
-    </w:p>
-    <w:p>
-      <w:pPr>
-        <w:pStyle w:val="ListBullet"/>
-        <w:spacing w:line="240" w:lineRule="auto"/>
-        <w:ind w:left="720"/>
-      </w:pPr>
-      <w:r>
-        <w:rPr>
-          <w:lang w:val="hi_IN" w:bidi="hi_IN"/>
-        </w:rPr>
-      </w:r>
-      <w:r>
-        <w:rPr>
-          <w:lang w:val="hi_IN" w:bidi="hi_IN"/>
-        </w:rPr>
-        <w:t>यूहन्ना 11:1–2</w:t>
-      </w:r>
-    </w:p>
-    <w:p>
-      <w:pPr>
-        <w:pStyle w:val="ListBullet"/>
-        <w:spacing w:line="240" w:lineRule="auto"/>
-        <w:ind w:left="720"/>
-      </w:pPr>
-      <w:r>
-        <w:rPr>
-          <w:lang w:val="hi_IN" w:bidi="hi_IN"/>
-        </w:rPr>
-      </w:r>
-      <w:r>
-        <w:rPr>
-          <w:lang w:val="hi_IN" w:bidi="hi_IN"/>
-        </w:rPr>
-        <w:t>मरकुस 15:23</w:t>
-      </w:r>
-    </w:p>
-    <w:p>
-      <w:pPr>
-        <w:pStyle w:val="ListBullet"/>
-        <w:spacing w:line="240" w:lineRule="auto"/>
-        <w:ind w:left="720"/>
-      </w:pPr>
-      <w:r>
-        <w:rPr>
-          <w:lang w:val="hi_IN" w:bidi="hi_IN"/>
-        </w:rPr>
-      </w:r>
-      <w:r>
-        <w:rPr>
-          <w:lang w:val="hi_IN" w:bidi="hi_IN"/>
-        </w:rPr>
-        <w:t>मत्ती 2:11–12</w:t>
-      </w:r>
-    </w:p>
-    <w:p>
-      <w:pPr>
-        <w:pStyle w:val="Heading3"/>
-      </w:pPr>
-      <w:r>
-        <w:rPr>
-          <w:lang w:val="hi_IN" w:bidi="hi_IN"/>
-        </w:rPr>
-        <w:t>शब्द तथ्य:</w:t>
-      </w:r>
-    </w:p>
-    <w:p>
-      <w:pPr>
-        <w:pStyle w:val="ListBullet"/>
-        <w:spacing w:line="240" w:lineRule="auto"/>
-        <w:ind w:left="720"/>
-      </w:pPr>
-      <w:r>
-        <w:rPr>
-          <w:lang w:val="hi_IN" w:bidi="hi_IN"/>
-        </w:rPr>
-      </w:r>
-      <w:r>
-        <w:rPr>
-          <w:lang w:val="hi_IN" w:bidi="hi_IN"/>
-        </w:rPr>
-        <w:t>स्ट्रोंग्स: H3910, H4753, G34640, G46660, G46690</w:t>
-      </w:r>
-      <w:r>
-        <w:rPr>
-          <w:lang w:val="hi_IN" w:bidi="hi_IN"/>
-        </w:rPr>
-      </w:r>
-      <w:r>
-        <w:rPr>
-          <w:lang w:val="hi_IN" w:bidi="hi_IN"/>
-        </w:rPr>
-      </w:r>
-    </w:p>
-    <w:p>
-      <w:pPr/>
-      <w:r>
-        <w:rPr>
-          <w:lang w:val="hi_IN" w:bidi="hi_IN"/>
-        </w:rPr>
-      </w:r>
-    </w:p>
-    <w:p>
-      <w:pPr>
-        <w:pStyle w:val="Heading2"/>
-      </w:pPr>
-      <w:r>
-        <w:rPr>
-          <w:lang w:val="hi_IN" w:bidi="hi_IN"/>
-        </w:rPr>
-        <w:t>गरार</w:t>
-      </w:r>
-      <w:r>
-        <w:rPr>
-          <w:lang w:val="hi_IN" w:bidi="hi_IN"/>
-        </w:rPr>
-      </w:r>
-    </w:p>
-    <w:p>
-      <w:pPr>
-        <w:pStyle w:val="Heading3"/>
-      </w:pPr>
-      <w:r>
-        <w:rPr>
-          <w:lang w:val="hi_IN" w:bidi="hi_IN"/>
-        </w:rPr>
-        <w:t>तथ्य:</w:t>
-      </w:r>
-    </w:p>
-    <w:p>
-      <w:pPr/>
-      <w:r>
-        <w:rPr>
-          <w:lang w:val="hi_IN" w:bidi="hi_IN"/>
-        </w:rPr>
-      </w:r>
-      <w:r>
-        <w:rPr>
-          <w:lang w:val="hi_IN" w:bidi="hi_IN"/>
-        </w:rPr>
-        <w:t>​गरार कनान में एक नगर और प्रदेश था, हेब्रोन के दक्षिण पूर्व में और बेर्शेबा के उत्तर पश्चिम में।</w:t>
-      </w:r>
-    </w:p>
-    <w:p>
-      <w:pPr>
-        <w:pStyle w:val="ListBullet"/>
-        <w:spacing w:line="240" w:lineRule="auto"/>
-        <w:ind w:left="720"/>
-      </w:pPr>
-      <w:r>
-        <w:rPr>
-          <w:lang w:val="hi_IN" w:bidi="hi_IN"/>
-        </w:rPr>
-      </w:r>
-      <w:r>
-        <w:rPr>
-          <w:lang w:val="hi_IN" w:bidi="hi_IN"/>
-        </w:rPr>
-        <w:t>राजा अबीमेलेक गरार में अब्राहम और सारा के आप्रवास के समय गरार का राजा था।</w:t>
-      </w:r>
-    </w:p>
-    <w:p>
-      <w:pPr>
-        <w:pStyle w:val="ListBullet"/>
-        <w:spacing w:line="240" w:lineRule="auto"/>
-        <w:ind w:left="720"/>
-      </w:pPr>
-      <w:r>
-        <w:rPr>
-          <w:lang w:val="hi_IN" w:bidi="hi_IN"/>
-        </w:rPr>
-      </w:r>
-      <w:r>
-        <w:rPr>
-          <w:lang w:val="hi_IN" w:bidi="hi_IN"/>
-        </w:rPr>
-        <w:t>जब इस्राएली कनान में रह रहे थे तब गरार पर पलिश्तियों का अधिकार था।</w:t>
-      </w:r>
-    </w:p>
-    <w:p>
-      <w:pPr/>
-      <w:r>
-        <w:rPr>
-          <w:lang w:val="hi_IN" w:bidi="hi_IN"/>
-        </w:rPr>
-      </w:r>
-      <w:r>
-        <w:rPr>
-          <w:lang w:val="hi_IN" w:bidi="hi_IN"/>
-        </w:rPr>
-        <w:t>(अनुवाद के सुझाव नामों का अनुवाद कैसे करें)</w:t>
-      </w:r>
-    </w:p>
-    <w:p>
-      <w:pPr/>
-      <w:r>
-        <w:rPr>
-          <w:lang w:val="hi_IN" w:bidi="hi_IN"/>
-        </w:rPr>
-      </w:r>
-      <w:r>
-        <w:rPr>
-          <w:lang w:val="hi_IN" w:bidi="hi_IN"/>
-        </w:rPr>
-        <w:t xml:space="preserve">(यह भी देखें: </w:t>
-      </w:r>
-      <w:r>
-        <w:rPr>
-          <w:lang w:val="hi_IN" w:bidi="hi_IN"/>
-        </w:rPr>
-        <w:t>एअबी मेलेक</w:t>
-      </w:r>
-      <w:r>
-        <w:rPr>
-          <w:lang w:val="hi_IN" w:bidi="hi_IN"/>
-        </w:rPr>
-        <w:t xml:space="preserve">, </w:t>
-      </w:r>
-      <w:r>
-        <w:rPr>
-          <w:lang w:val="hi_IN" w:bidi="hi_IN"/>
-        </w:rPr>
-        <w:t>बेर्शेबा</w:t>
-      </w:r>
-      <w:r>
-        <w:rPr>
-          <w:lang w:val="hi_IN" w:bidi="hi_IN"/>
-        </w:rPr>
-        <w:t xml:space="preserve">, </w:t>
-      </w:r>
-      <w:r>
-        <w:rPr>
-          <w:lang w:val="hi_IN" w:bidi="hi_IN"/>
-        </w:rPr>
-        <w:t>हेब्रोन</w:t>
-      </w:r>
-      <w:r>
-        <w:rPr>
-          <w:lang w:val="hi_IN" w:bidi="hi_IN"/>
-        </w:rPr>
-        <w:t xml:space="preserve">, </w:t>
-      </w:r>
-      <w:r>
-        <w:rPr>
-          <w:lang w:val="hi_IN" w:bidi="hi_IN"/>
-        </w:rPr>
-        <w:t>पलिश्ती</w:t>
-      </w:r>
-      <w:r>
-        <w:rPr>
-          <w:lang w:val="hi_IN" w:bidi="hi_IN"/>
-        </w:rPr>
-        <w:t>)</w:t>
-      </w:r>
-    </w:p>
-    <w:p>
-      <w:pPr>
-        <w:pStyle w:val="Heading3"/>
-      </w:pPr>
-      <w:r>
-        <w:rPr>
-          <w:lang w:val="hi_IN" w:bidi="hi_IN"/>
-        </w:rPr>
-        <w:t>बाइबल सन्दर्भ:</w:t>
-      </w:r>
-    </w:p>
-    <w:p>
-      <w:pPr>
-        <w:pStyle w:val="ListBullet"/>
-        <w:spacing w:line="240" w:lineRule="auto"/>
-        <w:ind w:left="720"/>
-      </w:pPr>
-      <w:r>
-        <w:rPr>
-          <w:lang w:val="hi_IN" w:bidi="hi_IN"/>
-        </w:rPr>
-      </w:r>
-      <w:r>
-        <w:rPr>
-          <w:lang w:val="hi_IN" w:bidi="hi_IN"/>
-        </w:rPr>
-        <w:t>2 इतिहास 14:12–13</w:t>
-      </w:r>
-    </w:p>
-    <w:p>
-      <w:pPr>
-        <w:pStyle w:val="ListBullet"/>
-        <w:spacing w:line="240" w:lineRule="auto"/>
-        <w:ind w:left="720"/>
-      </w:pPr>
-      <w:r>
-        <w:rPr>
-          <w:lang w:val="hi_IN" w:bidi="hi_IN"/>
-        </w:rPr>
-      </w:r>
-      <w:r>
-        <w:rPr>
-          <w:lang w:val="hi_IN" w:bidi="hi_IN"/>
-        </w:rPr>
-        <w:t>उत्पत्ति 20:1–3</w:t>
-      </w:r>
-    </w:p>
-    <w:p>
-      <w:pPr>
-        <w:pStyle w:val="ListBullet"/>
-        <w:spacing w:line="240" w:lineRule="auto"/>
-        <w:ind w:left="720"/>
-      </w:pPr>
-      <w:r>
-        <w:rPr>
-          <w:lang w:val="hi_IN" w:bidi="hi_IN"/>
-        </w:rPr>
-      </w:r>
-      <w:r>
-        <w:rPr>
-          <w:lang w:val="hi_IN" w:bidi="hi_IN"/>
-        </w:rPr>
-        <w:t>उत्पत्ति 26:1</w:t>
-      </w:r>
-    </w:p>
-    <w:p>
-      <w:pPr>
-        <w:pStyle w:val="ListBullet"/>
-        <w:spacing w:line="240" w:lineRule="auto"/>
-        <w:ind w:left="720"/>
-      </w:pPr>
-      <w:r>
-        <w:rPr>
-          <w:lang w:val="hi_IN" w:bidi="hi_IN"/>
-        </w:rPr>
-      </w:r>
-      <w:r>
-        <w:rPr>
-          <w:lang w:val="hi_IN" w:bidi="hi_IN"/>
-        </w:rPr>
-        <w:t>उत्पत्ति 26:6–8</w:t>
-      </w:r>
-    </w:p>
-    <w:p>
-      <w:pPr>
-        <w:pStyle w:val="Heading3"/>
-      </w:pPr>
-      <w:r>
-        <w:rPr>
-          <w:lang w:val="hi_IN" w:bidi="hi_IN"/>
-        </w:rPr>
-        <w:t>शब्द तथ्य:</w:t>
-      </w:r>
-    </w:p>
-    <w:p>
-      <w:pPr>
-        <w:pStyle w:val="ListBullet"/>
-        <w:spacing w:line="240" w:lineRule="auto"/>
-        <w:ind w:left="720"/>
-      </w:pPr>
-      <w:r>
-        <w:rPr>
-          <w:lang w:val="hi_IN" w:bidi="hi_IN"/>
-        </w:rPr>
-      </w:r>
-      <w:r>
-        <w:rPr>
-          <w:lang w:val="hi_IN" w:bidi="hi_IN"/>
-        </w:rPr>
-        <w:t>Strong's: H1642</w:t>
-      </w:r>
-      <w:r>
-        <w:rPr>
-          <w:lang w:val="hi_IN" w:bidi="hi_IN"/>
-        </w:rPr>
-      </w:r>
-      <w:r>
-        <w:rPr>
-          <w:lang w:val="hi_IN" w:bidi="hi_IN"/>
-        </w:rPr>
-      </w:r>
-    </w:p>
-    <w:p>
-      <w:pPr/>
-      <w:r>
-        <w:rPr>
-          <w:lang w:val="hi_IN" w:bidi="hi_IN"/>
-        </w:rPr>
-      </w:r>
-    </w:p>
-    <w:p>
-      <w:pPr>
-        <w:pStyle w:val="Heading2"/>
-      </w:pPr>
-      <w:r>
-        <w:rPr>
-          <w:lang w:val="hi_IN" w:bidi="hi_IN"/>
-        </w:rPr>
-        <w:t>गर्भ</w:t>
-      </w:r>
-      <w:r>
-        <w:rPr>
-          <w:lang w:val="hi_IN" w:bidi="hi_IN"/>
-        </w:rPr>
-      </w:r>
-    </w:p>
-    <w:p>
-      <w:pPr>
-        <w:pStyle w:val="Heading3"/>
-      </w:pPr>
-      <w:r>
-        <w:rPr>
-          <w:lang w:val="hi_IN" w:bidi="hi_IN"/>
-        </w:rPr>
-        <w:t>परिभाषा:</w:t>
-      </w:r>
-    </w:p>
-    <w:p>
-      <w:pPr/>
-      <w:r>
-        <w:rPr>
-          <w:lang w:val="hi_IN" w:bidi="hi_IN"/>
-        </w:rPr>
-      </w:r>
-      <w:r>
-        <w:rPr>
-          <w:lang w:val="hi_IN" w:bidi="hi_IN"/>
-        </w:rPr>
-        <w:t>“गर्भ” अर्थात स्त्री के शरीर में भ्रूण विकास का अंग।</w:t>
-      </w:r>
-    </w:p>
-    <w:p>
-      <w:pPr>
-        <w:pStyle w:val="ListBullet"/>
-        <w:spacing w:line="240" w:lineRule="auto"/>
-        <w:ind w:left="720"/>
-      </w:pPr>
-      <w:r>
-        <w:rPr>
-          <w:lang w:val="hi_IN" w:bidi="hi_IN"/>
-        </w:rPr>
-      </w:r>
-      <w:r>
-        <w:rPr>
-          <w:lang w:val="hi_IN" w:bidi="hi_IN"/>
-        </w:rPr>
-        <w:t>यह एक पुराना शब्द है जिसका उपयोग शिष्टता एवं सीधी भाषा के लिए किया गया है। (देखें: व्यंजना).</w:t>
-      </w:r>
-    </w:p>
-    <w:p>
-      <w:pPr>
-        <w:pStyle w:val="ListBullet"/>
-        <w:spacing w:line="240" w:lineRule="auto"/>
-        <w:ind w:left="720"/>
-      </w:pPr>
-      <w:r>
-        <w:rPr>
-          <w:lang w:val="hi_IN" w:bidi="hi_IN"/>
-        </w:rPr>
-      </w:r>
-      <w:r>
-        <w:rPr>
-          <w:lang w:val="hi_IN" w:bidi="hi_IN"/>
-        </w:rPr>
-        <w:t>“गर्भ” का आधुनिक शब्द है “गर्भाशय”।</w:t>
-      </w:r>
-    </w:p>
-    <w:p>
-      <w:pPr>
-        <w:pStyle w:val="ListBullet"/>
-        <w:spacing w:line="240" w:lineRule="auto"/>
-        <w:ind w:left="720"/>
-      </w:pPr>
-      <w:r>
-        <w:rPr>
-          <w:lang w:val="hi_IN" w:bidi="hi_IN"/>
-        </w:rPr>
-      </w:r>
-      <w:r>
-        <w:rPr>
-          <w:lang w:val="hi_IN" w:bidi="hi_IN"/>
-        </w:rPr>
-        <w:t>कुछ भाषाओं में गर्भ या गर्भाशय के स्थान में “पेट” शब्द काम में लिया जाता है।</w:t>
-      </w:r>
-    </w:p>
-    <w:p>
-      <w:pPr>
-        <w:pStyle w:val="ListBullet"/>
-        <w:spacing w:line="240" w:lineRule="auto"/>
-        <w:ind w:left="720"/>
-      </w:pPr>
-      <w:r>
-        <w:rPr>
-          <w:lang w:val="hi_IN" w:bidi="hi_IN"/>
-        </w:rPr>
-      </w:r>
-      <w:r>
-        <w:rPr>
-          <w:lang w:val="hi_IN" w:bidi="hi_IN"/>
-        </w:rPr>
-        <w:t>लक्षित भाषा में प्रचलित एवं स्वाभाविक तथा स्वीकार्य शब्द का उपयोग करे।</w:t>
-      </w:r>
-    </w:p>
-    <w:p>
-      <w:pPr>
-        <w:pStyle w:val="Heading3"/>
-      </w:pPr>
-      <w:r>
-        <w:rPr>
-          <w:lang w:val="hi_IN" w:bidi="hi_IN"/>
-        </w:rPr>
-        <w:t>बाइबल सन्दर्भ:</w:t>
-      </w:r>
-    </w:p>
-    <w:p>
-      <w:pPr>
-        <w:pStyle w:val="ListBullet"/>
-        <w:spacing w:line="240" w:lineRule="auto"/>
-        <w:ind w:left="720"/>
-      </w:pPr>
-      <w:r>
-        <w:rPr>
-          <w:lang w:val="hi_IN" w:bidi="hi_IN"/>
-        </w:rPr>
-      </w:r>
-      <w:r>
-        <w:rPr>
-          <w:lang w:val="hi_IN" w:bidi="hi_IN"/>
-        </w:rPr>
-        <w:t>उत्पत्ति 25:23</w:t>
-      </w:r>
-    </w:p>
-    <w:p>
-      <w:pPr>
-        <w:pStyle w:val="ListBullet"/>
-        <w:spacing w:line="240" w:lineRule="auto"/>
-        <w:ind w:left="720"/>
-      </w:pPr>
-      <w:r>
-        <w:rPr>
-          <w:lang w:val="hi_IN" w:bidi="hi_IN"/>
-        </w:rPr>
-      </w:r>
-      <w:r>
-        <w:rPr>
-          <w:lang w:val="hi_IN" w:bidi="hi_IN"/>
-        </w:rPr>
-        <w:t>उत्पत्ति 25:24–26</w:t>
-      </w:r>
-    </w:p>
-    <w:p>
-      <w:pPr>
-        <w:pStyle w:val="ListBullet"/>
-        <w:spacing w:line="240" w:lineRule="auto"/>
-        <w:ind w:left="720"/>
-      </w:pPr>
-      <w:r>
-        <w:rPr>
-          <w:lang w:val="hi_IN" w:bidi="hi_IN"/>
-        </w:rPr>
-      </w:r>
-      <w:r>
-        <w:rPr>
-          <w:lang w:val="hi_IN" w:bidi="hi_IN"/>
-        </w:rPr>
-        <w:t>उत्पत्ति 38:27–28</w:t>
-      </w:r>
-    </w:p>
-    <w:p>
-      <w:pPr>
-        <w:pStyle w:val="ListBullet"/>
-        <w:spacing w:line="240" w:lineRule="auto"/>
-        <w:ind w:left="720"/>
-      </w:pPr>
-      <w:r>
-        <w:rPr>
-          <w:lang w:val="hi_IN" w:bidi="hi_IN"/>
-        </w:rPr>
-      </w:r>
-      <w:r>
-        <w:rPr>
-          <w:lang w:val="hi_IN" w:bidi="hi_IN"/>
-        </w:rPr>
-        <w:t>उत्पत्ति 49:25</w:t>
-      </w:r>
-    </w:p>
-    <w:p>
-      <w:pPr>
-        <w:pStyle w:val="ListBullet"/>
-        <w:spacing w:line="240" w:lineRule="auto"/>
-        <w:ind w:left="720"/>
-      </w:pPr>
-      <w:r>
-        <w:rPr>
-          <w:lang w:val="hi_IN" w:bidi="hi_IN"/>
-        </w:rPr>
-      </w:r>
-      <w:r>
-        <w:rPr>
-          <w:lang w:val="hi_IN" w:bidi="hi_IN"/>
-        </w:rPr>
-        <w:t>लूका 2:21</w:t>
-      </w:r>
-    </w:p>
-    <w:p>
-      <w:pPr>
-        <w:pStyle w:val="ListBullet"/>
-        <w:spacing w:line="240" w:lineRule="auto"/>
-        <w:ind w:left="720"/>
-      </w:pPr>
-      <w:r>
-        <w:rPr>
-          <w:lang w:val="hi_IN" w:bidi="hi_IN"/>
-        </w:rPr>
-      </w:r>
-      <w:r>
-        <w:rPr>
-          <w:lang w:val="hi_IN" w:bidi="hi_IN"/>
-        </w:rPr>
-        <w:t>लूका 11:27</w:t>
-      </w:r>
-    </w:p>
-    <w:p>
-      <w:pPr>
-        <w:pStyle w:val="ListBullet"/>
-        <w:spacing w:line="240" w:lineRule="auto"/>
-        <w:ind w:left="720"/>
-      </w:pPr>
-      <w:r>
-        <w:rPr>
-          <w:lang w:val="hi_IN" w:bidi="hi_IN"/>
-        </w:rPr>
-      </w:r>
-      <w:r>
-        <w:rPr>
-          <w:lang w:val="hi_IN" w:bidi="hi_IN"/>
-        </w:rPr>
-        <w:t>लूका 23:29</w:t>
-      </w:r>
-    </w:p>
-    <w:p>
-      <w:pPr>
-        <w:pStyle w:val="ListBullet"/>
-        <w:spacing w:line="240" w:lineRule="auto"/>
-        <w:ind w:left="720"/>
-      </w:pPr>
-      <w:r>
-        <w:rPr>
-          <w:lang w:val="hi_IN" w:bidi="hi_IN"/>
-        </w:rPr>
-      </w:r>
-      <w:r>
-        <w:rPr>
-          <w:lang w:val="hi_IN" w:bidi="hi_IN"/>
-        </w:rPr>
-        <w:t>मत्ती 19:12</w:t>
-      </w:r>
-    </w:p>
-    <w:p>
-      <w:pPr>
-        <w:pStyle w:val="Heading3"/>
-      </w:pPr>
-      <w:r>
-        <w:rPr>
-          <w:lang w:val="hi_IN" w:bidi="hi_IN"/>
-        </w:rPr>
-        <w:t>शब्द तथ्य:</w:t>
-      </w:r>
-    </w:p>
-    <w:p>
-      <w:pPr>
-        <w:pStyle w:val="ListBullet"/>
-        <w:spacing w:line="240" w:lineRule="auto"/>
-        <w:ind w:left="720"/>
-      </w:pPr>
-      <w:r>
-        <w:rPr>
-          <w:lang w:val="hi_IN" w:bidi="hi_IN"/>
-        </w:rPr>
-      </w:r>
-      <w:r>
-        <w:rPr>
-          <w:lang w:val="hi_IN" w:bidi="hi_IN"/>
-        </w:rPr>
-        <w:t>स्ट्रोंग्: H0990, H4578, H7356, H7358, G10640, G28360, G33880</w:t>
-      </w:r>
-      <w:r>
-        <w:rPr>
-          <w:lang w:val="hi_IN" w:bidi="hi_IN"/>
-        </w:rPr>
-      </w:r>
-      <w:r>
-        <w:rPr>
-          <w:lang w:val="hi_IN" w:bidi="hi_IN"/>
-        </w:rPr>
-      </w:r>
-    </w:p>
-    <w:p>
-      <w:pPr/>
-      <w:r>
-        <w:rPr>
-          <w:lang w:val="hi_IN" w:bidi="hi_IN"/>
-        </w:rPr>
-      </w:r>
-    </w:p>
-    <w:p>
-      <w:pPr>
-        <w:pStyle w:val="Heading2"/>
-      </w:pPr>
-      <w:r>
-        <w:rPr>
-          <w:lang w:val="hi_IN" w:bidi="hi_IN"/>
-        </w:rPr>
-        <w:t>गर्भवती होना</w:t>
-      </w:r>
-      <w:r>
-        <w:rPr>
-          <w:lang w:val="hi_IN" w:bidi="hi_IN"/>
-        </w:rPr>
-      </w:r>
-    </w:p>
-    <w:p>
-      <w:pPr>
-        <w:pStyle w:val="Heading3"/>
-      </w:pPr>
-      <w:r>
-        <w:rPr>
-          <w:lang w:val="hi_IN" w:bidi="hi_IN"/>
-        </w:rPr>
-        <w:t>परिभाषा:</w:t>
-      </w:r>
-    </w:p>
-    <w:p>
-      <w:pPr/>
-      <w:r>
-        <w:rPr>
-          <w:lang w:val="hi_IN" w:bidi="hi_IN"/>
-        </w:rPr>
-      </w:r>
-      <w:r>
-        <w:rPr>
-          <w:lang w:val="hi_IN" w:bidi="hi_IN"/>
-        </w:rPr>
-        <w:t>“गर्भधारण” या “गर्भवती होना” का अर्थ है “सन्तान को गर्भ में धारण करना” यह शब्द पशुओं के लिए भी काम में लिया जा सकता है।</w:t>
-      </w:r>
-    </w:p>
-    <w:p>
-      <w:pPr>
-        <w:pStyle w:val="ListBullet"/>
-        <w:spacing w:line="240" w:lineRule="auto"/>
-        <w:ind w:left="720"/>
-      </w:pPr>
-      <w:r>
-        <w:rPr>
-          <w:lang w:val="hi_IN" w:bidi="hi_IN"/>
-        </w:rPr>
-      </w:r>
-      <w:r>
-        <w:rPr>
-          <w:lang w:val="hi_IN" w:bidi="hi_IN"/>
-        </w:rPr>
-        <w:t>“गर्भवती होना” का अनुवाद “गर्भ धारण करना” या इसके तुल्य कोई अन्य स्वीकार्य शब्द हो तो उसका उपयोग करें।</w:t>
-      </w:r>
-    </w:p>
-    <w:p>
-      <w:pPr>
-        <w:pStyle w:val="ListBullet"/>
-        <w:spacing w:line="240" w:lineRule="auto"/>
-        <w:ind w:left="720"/>
-      </w:pPr>
-      <w:r>
-        <w:rPr>
-          <w:lang w:val="hi_IN" w:bidi="hi_IN"/>
-        </w:rPr>
-      </w:r>
-      <w:r>
-        <w:rPr>
-          <w:lang w:val="hi_IN" w:bidi="hi_IN"/>
-        </w:rPr>
-        <w:t>इससे संबन्धित शब्द “गर्भवती होना” का अनुवाद “गर्भधारण का आरंभ” या “गर्भधारण का पल”।</w:t>
-      </w:r>
-    </w:p>
-    <w:p>
-      <w:pPr>
-        <w:pStyle w:val="ListBullet"/>
-        <w:spacing w:line="240" w:lineRule="auto"/>
-        <w:ind w:left="720"/>
-      </w:pPr>
-      <w:r>
-        <w:rPr>
-          <w:lang w:val="hi_IN" w:bidi="hi_IN"/>
-        </w:rPr>
-      </w:r>
-      <w:r>
-        <w:rPr>
-          <w:lang w:val="hi_IN" w:bidi="hi_IN"/>
-        </w:rPr>
-        <w:t>इसका संदर्भ किसी बात की रचना या विचार करना जैसे धारणा, योजना या कार्य से भी हो सकता है। इसके अनुवाद रूप हो सकते हैं, “विचारना” या “योजना बनाना” या “रचना करना” जो प्रकरण के अनुरूप हो।</w:t>
-      </w:r>
-    </w:p>
-    <w:p>
-      <w:pPr>
-        <w:pStyle w:val="ListBullet"/>
-        <w:spacing w:line="240" w:lineRule="auto"/>
-        <w:ind w:left="720"/>
-      </w:pPr>
-      <w:r>
-        <w:rPr>
-          <w:lang w:val="hi_IN" w:bidi="hi_IN"/>
-        </w:rPr>
-      </w:r>
-      <w:r>
-        <w:rPr>
-          <w:lang w:val="hi_IN" w:bidi="hi_IN"/>
-        </w:rPr>
-        <w:t>कभी-कभी यह शब्द प्रतीकात्मक रूप में काम में लिया जाता है जैसे "अभिलाषा गर्भवती होकर पाप को जनती है" अर्थात “जब पाप का पहला विचार आता है” या “पाप का आरंभिक पल” या “जब पाप का आरंभ होता है”।</w:t>
-      </w:r>
-    </w:p>
-    <w:p>
-      <w:pPr/>
-      <w:r>
-        <w:rPr>
-          <w:lang w:val="hi_IN" w:bidi="hi_IN"/>
-        </w:rPr>
-      </w:r>
-      <w:r>
-        <w:rPr>
-          <w:lang w:val="hi_IN" w:bidi="hi_IN"/>
-        </w:rPr>
-        <w:t xml:space="preserve">(यह भी देखें: </w:t>
-      </w:r>
-      <w:r>
-        <w:rPr>
-          <w:lang w:val="hi_IN" w:bidi="hi_IN"/>
-        </w:rPr>
-        <w:t>उत्‍पन्‍न करना</w:t>
-      </w:r>
-      <w:r>
-        <w:rPr>
-          <w:lang w:val="hi_IN" w:bidi="hi_IN"/>
-        </w:rPr>
-        <w:t xml:space="preserve">, </w:t>
-      </w:r>
-      <w:r>
-        <w:rPr>
-          <w:lang w:val="hi_IN" w:bidi="hi_IN"/>
-        </w:rPr>
-        <w:t>गर्भ</w:t>
-      </w:r>
-      <w:r>
-        <w:rPr>
-          <w:lang w:val="hi_IN" w:bidi="hi_IN"/>
-        </w:rPr>
-        <w:t>)</w:t>
-      </w:r>
-    </w:p>
-    <w:p>
-      <w:pPr>
-        <w:pStyle w:val="Heading3"/>
-      </w:pPr>
-      <w:r>
-        <w:rPr>
-          <w:lang w:val="hi_IN" w:bidi="hi_IN"/>
-        </w:rPr>
-        <w:t>बाइबल सन्दर्भ:</w:t>
-      </w:r>
-    </w:p>
-    <w:p>
-      <w:pPr>
-        <w:pStyle w:val="ListBullet"/>
-        <w:spacing w:line="240" w:lineRule="auto"/>
-        <w:ind w:left="720"/>
-      </w:pPr>
-      <w:r>
-        <w:rPr>
-          <w:lang w:val="hi_IN" w:bidi="hi_IN"/>
-        </w:rPr>
-      </w:r>
-      <w:r>
-        <w:rPr>
-          <w:lang w:val="hi_IN" w:bidi="hi_IN"/>
-        </w:rPr>
-        <w:t>उत्पत्ति 21:1–4</w:t>
-      </w:r>
-    </w:p>
-    <w:p>
-      <w:pPr>
-        <w:pStyle w:val="ListBullet"/>
-        <w:spacing w:line="240" w:lineRule="auto"/>
-        <w:ind w:left="720"/>
-      </w:pPr>
-      <w:r>
-        <w:rPr>
-          <w:lang w:val="hi_IN" w:bidi="hi_IN"/>
-        </w:rPr>
-      </w:r>
-      <w:r>
-        <w:rPr>
-          <w:lang w:val="hi_IN" w:bidi="hi_IN"/>
-        </w:rPr>
-        <w:t>होशे 02:4–5</w:t>
-      </w:r>
-    </w:p>
-    <w:p>
-      <w:pPr>
-        <w:pStyle w:val="ListBullet"/>
-        <w:spacing w:line="240" w:lineRule="auto"/>
-        <w:ind w:left="720"/>
-      </w:pPr>
-      <w:r>
-        <w:rPr>
-          <w:lang w:val="hi_IN" w:bidi="hi_IN"/>
-        </w:rPr>
-      </w:r>
-      <w:r>
-        <w:rPr>
-          <w:lang w:val="hi_IN" w:bidi="hi_IN"/>
-        </w:rPr>
-        <w:t>अय्यूब 15:34–35</w:t>
-      </w:r>
-    </w:p>
-    <w:p>
-      <w:pPr>
-        <w:pStyle w:val="ListBullet"/>
-        <w:spacing w:line="240" w:lineRule="auto"/>
-        <w:ind w:left="720"/>
-      </w:pPr>
-      <w:r>
-        <w:rPr>
-          <w:lang w:val="hi_IN" w:bidi="hi_IN"/>
-        </w:rPr>
-      </w:r>
-      <w:r>
-        <w:rPr>
-          <w:lang w:val="hi_IN" w:bidi="hi_IN"/>
-        </w:rPr>
-        <w:t>लूका 01:24–25</w:t>
-      </w:r>
-    </w:p>
-    <w:p>
-      <w:pPr>
-        <w:pStyle w:val="ListBullet"/>
-        <w:spacing w:line="240" w:lineRule="auto"/>
-        <w:ind w:left="720"/>
-      </w:pPr>
-      <w:r>
-        <w:rPr>
-          <w:lang w:val="hi_IN" w:bidi="hi_IN"/>
-        </w:rPr>
-      </w:r>
-      <w:r>
-        <w:rPr>
-          <w:lang w:val="hi_IN" w:bidi="hi_IN"/>
-        </w:rPr>
-        <w:t>लूका 02:21</w:t>
-      </w:r>
-    </w:p>
-    <w:p>
-      <w:pPr>
-        <w:pStyle w:val="Heading3"/>
-      </w:pPr>
-      <w:r>
-        <w:rPr>
-          <w:lang w:val="hi_IN" w:bidi="hi_IN"/>
-        </w:rPr>
-        <w:t>शब्द तथ्य:</w:t>
-      </w:r>
-    </w:p>
-    <w:p>
-      <w:pPr>
-        <w:pStyle w:val="ListBullet"/>
-        <w:spacing w:line="240" w:lineRule="auto"/>
-        <w:ind w:left="720"/>
-      </w:pPr>
-      <w:r>
-        <w:rPr>
-          <w:lang w:val="hi_IN" w:bidi="hi_IN"/>
-        </w:rPr>
-      </w:r>
-      <w:r>
-        <w:rPr>
-          <w:lang w:val="hi_IN" w:bidi="hi_IN"/>
-        </w:rPr>
-        <w:t>स्ट्रोंग्स: H2029, H2030, H2032, H2232, H2254, H2803, H3179, G10800, G17220, G28450, G48150</w:t>
-      </w:r>
-      <w:r>
-        <w:rPr>
-          <w:lang w:val="hi_IN" w:bidi="hi_IN"/>
-        </w:rPr>
-      </w:r>
-      <w:r>
-        <w:rPr>
-          <w:lang w:val="hi_IN" w:bidi="hi_IN"/>
-        </w:rPr>
-      </w:r>
-    </w:p>
-    <w:p>
-      <w:pPr/>
-      <w:r>
-        <w:rPr>
-          <w:lang w:val="hi_IN" w:bidi="hi_IN"/>
-        </w:rPr>
-      </w:r>
-    </w:p>
-    <w:p>
-      <w:pPr>
-        <w:pStyle w:val="Heading2"/>
-      </w:pPr>
-      <w:r>
-        <w:rPr>
-          <w:lang w:val="hi_IN" w:bidi="hi_IN"/>
-        </w:rPr>
-        <w:t>गर्व-सकारात्मक भावना</w:t>
-      </w:r>
-      <w:r>
-        <w:rPr>
-          <w:lang w:val="hi_IN" w:bidi="hi_IN"/>
-        </w:rPr>
-      </w:r>
-    </w:p>
-    <w:p>
-      <w:pPr>
-        <w:pStyle w:val="Heading3"/>
-      </w:pPr>
-      <w:r>
-        <w:rPr>
-          <w:lang w:val="hi_IN" w:bidi="hi_IN"/>
-        </w:rPr>
-        <w:t>परिभाषा:</w:t>
-      </w:r>
-    </w:p>
-    <w:p>
-      <w:pPr/>
-      <w:r>
-        <w:rPr>
-          <w:lang w:val="hi_IN" w:bidi="hi_IN"/>
-        </w:rPr>
-      </w:r>
-      <w:r>
-        <w:rPr>
-          <w:lang w:val="hi_IN" w:bidi="hi_IN"/>
-        </w:rPr>
-        <w:t>इस अर्थ में “गर्व” शब्द का अर्थ किसी व्यक्ति या चीज़ के प्रति अत्यधिक संतुष्टि या प्रसन्नता की भावना से है। शब्द “घमंड” का जब इस अर्थ में प्रयोग किया जाता है, तो इसका अर्थ होता है किसी चीज़ या व्यक्ति की बहुत प्रशंसा करना और उसके बारे में ऐसी बातें कहना जो प्रशंसनीय हों।</w:t>
-      </w:r>
-    </w:p>
-    <w:p>
-      <w:pPr>
-        <w:pStyle w:val="ListBullet"/>
-        <w:spacing w:line="240" w:lineRule="auto"/>
-        <w:ind w:left="720"/>
-      </w:pPr>
-      <w:r>
-        <w:rPr>
-          <w:lang w:val="hi_IN" w:bidi="hi_IN"/>
-        </w:rPr>
-      </w:r>
-      <w:r>
-        <w:rPr>
-          <w:lang w:val="hi_IN" w:bidi="hi_IN"/>
-        </w:rPr>
-        <w:t>शब्द “गर्व” का प्रयोग जब सकारात्मक अर्थ में किया जाता है, तो इसका अर्थ होता है किसी चीज़ से बहुत प्रसन्न होना या किसी की उपलब्धि या उसके सराहनीय गुणों या योग्यताओं से बहुत प्रसन्नता या संतुष्टि की भावना होना।</w:t>
-      </w:r>
-    </w:p>
-    <w:p>
-      <w:pPr>
-        <w:pStyle w:val="ListBullet"/>
-        <w:spacing w:line="240" w:lineRule="auto"/>
-        <w:ind w:left="720"/>
-      </w:pPr>
-      <w:r>
-        <w:rPr>
-          <w:lang w:val="hi_IN" w:bidi="hi_IN"/>
-        </w:rPr>
-      </w:r>
-      <w:r>
-        <w:rPr>
-          <w:lang w:val="hi_IN" w:bidi="hi_IN"/>
-        </w:rPr>
-        <w:t>अभिव्यक्ति "अपने काम पर गर्व करें" का मतलब है अपने काम को अच्छी तरह से करने में आनंद पाना।</w:t>
-      </w:r>
-    </w:p>
-    <w:p>
-      <w:pPr>
-        <w:pStyle w:val="ListBullet"/>
-        <w:spacing w:line="240" w:lineRule="auto"/>
-        <w:ind w:left="720"/>
-      </w:pPr>
-      <w:r>
-        <w:rPr>
-          <w:lang w:val="hi_IN" w:bidi="hi_IN"/>
-        </w:rPr>
-      </w:r>
-      <w:r>
-        <w:rPr>
-          <w:lang w:val="hi_IN" w:bidi="hi_IN"/>
-        </w:rPr>
-        <w:t>कोई व्यक्ति जो उसने किया है उस पर गर्व कर सकता है बिना इसके बारे में घमंड किए। कुछ भाषाओं में "गर्व" के सकारात्मक अर्थ और "गर्व" के नकारात्मक अर्थ के लिए अलग-अलग शब्द होते हैं।</w:t>
-      </w:r>
-    </w:p>
-    <w:p>
-      <w:pPr>
-        <w:pStyle w:val="ListBullet"/>
-        <w:spacing w:line="240" w:lineRule="auto"/>
-        <w:ind w:left="720"/>
-      </w:pPr>
-      <w:r>
-        <w:rPr>
-          <w:lang w:val="hi_IN" w:bidi="hi_IN"/>
-        </w:rPr>
-      </w:r>
-      <w:r>
-        <w:rPr>
-          <w:lang w:val="hi_IN" w:bidi="hi_IN"/>
-        </w:rPr>
-        <w:t>एक विनम्र व्यक्ति अपने बारे में डींग नहीं मारता या अपने आप पर गर्व नहीं करता, बल्कि परमेश्वर के बारे में और जो परमेश्वर ने किया है और कर रहा है उसके बारे में डींग मारता है।</w:t>
-      </w:r>
-    </w:p>
-    <w:p>
-      <w:pPr>
-        <w:pStyle w:val="ListBullet"/>
-        <w:spacing w:line="240" w:lineRule="auto"/>
-        <w:ind w:left="720"/>
-      </w:pPr>
-      <w:r>
-        <w:rPr>
-          <w:lang w:val="hi_IN" w:bidi="hi_IN"/>
-        </w:rPr>
-      </w:r>
-      <w:r>
-        <w:rPr>
-          <w:lang w:val="hi_IN" w:bidi="hi_IN"/>
-        </w:rPr>
-        <w:t>परमेश्‍वर ने इस्राएलियों से आग्रह किया कि वे अपनी दौलत, अपनी ताकत, अपने उपजाऊ खेतों या अपने नियमों के बारे में घमंड न करें, बल्कि इस बात पर “घमंड” या गर्व करें कि वे उसे जानते हैं।</w:t>
-      </w:r>
-    </w:p>
-    <w:p>
-      <w:pPr>
-        <w:pStyle w:val="Heading3"/>
-      </w:pPr>
-      <w:r>
-        <w:rPr>
-          <w:lang w:val="hi_IN" w:bidi="hi_IN"/>
-        </w:rPr>
-        <w:t>अनुवाद सुझाव:</w:t>
-      </w:r>
-    </w:p>
-    <w:p>
-      <w:pPr>
-        <w:pStyle w:val="ListBullet"/>
-        <w:spacing w:line="240" w:lineRule="auto"/>
-        <w:ind w:left="720"/>
-      </w:pPr>
-      <w:r>
-        <w:rPr>
-          <w:lang w:val="hi_IN" w:bidi="hi_IN"/>
-        </w:rPr>
-      </w:r>
-      <w:r>
-        <w:rPr>
-          <w:lang w:val="hi_IN" w:bidi="hi_IN"/>
-        </w:rPr>
-        <w:t>“गर्व” का सकारात्मक अर्थ “खुशी” या “संतुष्टि” या “आनंद” के रूप में अनुवादित किया जा सकता है।</w:t>
-      </w:r>
-    </w:p>
-    <w:p>
-      <w:pPr>
-        <w:pStyle w:val="ListBullet"/>
-        <w:spacing w:line="240" w:lineRule="auto"/>
-        <w:ind w:left="720"/>
-      </w:pPr>
-      <w:r>
-        <w:rPr>
-          <w:lang w:val="hi_IN" w:bidi="hi_IN"/>
-        </w:rPr>
-      </w:r>
-      <w:r>
-        <w:rPr>
-          <w:lang w:val="hi_IN" w:bidi="hi_IN"/>
-        </w:rPr>
-        <w:t>“गर्व करना” का अनुवाद “खुश होना” या “संतुष्ट होना” या “(उपलब्धियों के बारे में) हर्षित होना” के रूप में भी किया जा सकता है।</w:t>
-      </w:r>
-    </w:p>
-    <w:p>
-      <w:pPr>
-        <w:pStyle w:val="ListBullet"/>
-        <w:spacing w:line="240" w:lineRule="auto"/>
-        <w:ind w:left="720"/>
-      </w:pPr>
-      <w:r>
-        <w:rPr>
-          <w:lang w:val="hi_IN" w:bidi="hi_IN"/>
-        </w:rPr>
-      </w:r>
-      <w:r>
-        <w:rPr>
-          <w:lang w:val="hi_IN" w:bidi="hi_IN"/>
-        </w:rPr>
-        <w:t>वाक्यांश “अपने काम पर गर्व करें” का अनुवाद “अपना काम अच्छी तरह से करने में संतुष्टि पाएं” के रूप में किया जा सकता है।</w:t>
-      </w:r>
-    </w:p>
-    <w:p>
-      <w:pPr>
-        <w:pStyle w:val="ListBullet"/>
-        <w:spacing w:line="240" w:lineRule="auto"/>
-        <w:ind w:left="720"/>
-      </w:pPr>
-      <w:r>
-        <w:rPr>
-          <w:lang w:val="hi_IN" w:bidi="hi_IN"/>
-        </w:rPr>
-      </w:r>
-      <w:r>
-        <w:rPr>
-          <w:lang w:val="hi_IN" w:bidi="hi_IN"/>
-        </w:rPr>
-        <w:t>अभिव्यक्ति “यहोवा पर गर्व करो” का अनुवाद “यहोवा ने जो अद्भुत काम किए हैं, उनके कारण प्रसन्न हो जाओ” या “यहोवा कितना अद्भुत है, इस बात पर खुश हो जाओ” के तौर पर भी किया जा सकता है।</w:t>
-      </w:r>
-    </w:p>
-    <w:p>
-      <w:pPr>
-        <w:pStyle w:val="ListBullet"/>
-        <w:spacing w:line="240" w:lineRule="auto"/>
-        <w:ind w:left="720"/>
-      </w:pPr>
-      <w:r>
-        <w:rPr>
-          <w:lang w:val="hi_IN" w:bidi="hi_IN"/>
-        </w:rPr>
-      </w:r>
-      <w:r>
-        <w:rPr>
-          <w:lang w:val="hi_IN" w:bidi="hi_IN"/>
-        </w:rPr>
-        <w:t>“घमंड करना” का सकारात्मक अर्थ “महिमा करना” या “आनन्दित होना” के रूप में अनुवादित किया जा सकता है।</w:t>
-      </w:r>
-    </w:p>
-    <w:p>
-      <w:pPr/>
-      <w:r>
-        <w:rPr>
-          <w:lang w:val="hi_IN" w:bidi="hi_IN"/>
-        </w:rPr>
-      </w:r>
-      <w:r>
-        <w:rPr>
-          <w:lang w:val="hi_IN" w:bidi="hi_IN"/>
-        </w:rPr>
-        <w:t>(यह भी देखें:</w:t>
-      </w:r>
-      <w:r>
-        <w:rPr>
-          <w:lang w:val="hi_IN" w:bidi="hi_IN"/>
-        </w:rPr>
-        <w:t>विनम्र</w:t>
-      </w:r>
-      <w:r>
-        <w:rPr>
-          <w:lang w:val="hi_IN" w:bidi="hi_IN"/>
-        </w:rPr>
-        <w:t xml:space="preserve">, </w:t>
-      </w:r>
-      <w:r>
-        <w:rPr>
-          <w:lang w:val="hi_IN" w:bidi="hi_IN"/>
-        </w:rPr>
-        <w:t>आनंद</w:t>
-      </w:r>
-      <w:r>
-        <w:rPr>
-          <w:lang w:val="hi_IN" w:bidi="hi_IN"/>
-        </w:rPr>
-        <w:t xml:space="preserve">, </w:t>
-      </w:r>
-      <w:r>
-        <w:rPr>
-          <w:lang w:val="hi_IN" w:bidi="hi_IN"/>
-        </w:rPr>
-        <w:t>गर्व नकारात्मक अर्थ</w:t>
-      </w:r>
-      <w:r>
-        <w:rPr>
-          <w:lang w:val="hi_IN" w:bidi="hi_IN"/>
-        </w:rPr>
-        <w:t>)</w:t>
-      </w:r>
-    </w:p>
-    <w:p>
-      <w:pPr>
-        <w:pStyle w:val="Heading3"/>
-      </w:pPr>
-      <w:r>
-        <w:rPr>
-          <w:lang w:val="hi_IN" w:bidi="hi_IN"/>
-        </w:rPr>
-        <w:t>बाइबल संदर्भ:</w:t>
-      </w:r>
-    </w:p>
-    <w:p>
-      <w:pPr>
-        <w:pStyle w:val="ListBullet"/>
-        <w:spacing w:line="240" w:lineRule="auto"/>
-        <w:ind w:left="720"/>
-      </w:pPr>
-      <w:r>
-        <w:rPr>
-          <w:lang w:val="hi_IN" w:bidi="hi_IN"/>
-        </w:rPr>
-      </w:r>
-    </w:p>
-    <w:p>
-      <w:pPr>
-        <w:pStyle w:val="Heading3"/>
-      </w:pPr>
-      <w:r>
-        <w:rPr>
-          <w:lang w:val="hi_IN" w:bidi="hi_IN"/>
-        </w:rPr>
-        <w:t>बाइबल कहानियों से उदाहरण:</w:t>
-      </w:r>
-    </w:p>
-    <w:p>
-      <w:pPr>
-        <w:pStyle w:val="ListBullet"/>
-        <w:spacing w:line="240" w:lineRule="auto"/>
-        <w:ind w:left="720"/>
-      </w:pPr>
-      <w:r>
-        <w:rPr>
-          <w:lang w:val="hi_IN" w:bidi="hi_IN"/>
-        </w:rPr>
-      </w:r>
-      <w:r>
-        <w:rPr>
-          <w:b/>
-          <w:lang w:val="hi_IN" w:bidi="hi_IN"/>
-        </w:rPr>
-        <w:t>4:2</w:t>
-      </w:r>
-      <w:r>
-        <w:rPr>
-          <w:lang w:val="hi_IN" w:bidi="hi_IN"/>
-        </w:rPr>
-        <w:t xml:space="preserve"> वे बहुत </w:t>
-      </w:r>
-      <w:r>
-        <w:rPr>
-          <w:b/>
-          <w:lang w:val="hi_IN" w:bidi="hi_IN"/>
-        </w:rPr>
-        <w:t>गर्वित</w:t>
-      </w:r>
-      <w:r>
-        <w:rPr>
-          <w:lang w:val="hi_IN" w:bidi="hi_IN"/>
-        </w:rPr>
-        <w:t xml:space="preserve"> थे, और उन्होंने परमेश्वर की बातों की परवाह नहीं की।</w:t>
-      </w:r>
-    </w:p>
-    <w:p>
-      <w:pPr>
-        <w:pStyle w:val="ListBullet"/>
-        <w:spacing w:line="240" w:lineRule="auto"/>
-        <w:ind w:left="720"/>
-      </w:pPr>
-      <w:r>
-        <w:rPr>
-          <w:lang w:val="hi_IN" w:bidi="hi_IN"/>
-        </w:rPr>
-      </w:r>
-      <w:r>
-        <w:rPr>
-          <w:b/>
-          <w:lang w:val="hi_IN" w:bidi="hi_IN"/>
-        </w:rPr>
-        <w:t>34:10</w:t>
-      </w:r>
-      <w:r>
-        <w:rPr>
-          <w:lang w:val="hi_IN" w:bidi="hi_IN"/>
-        </w:rPr>
-        <w:t xml:space="preserve"> तब यीशु ने कहा, “मैं तुमसे सच कहता हूँ, परमेश्वर ने चुंगी लेनेवाले की प्रार्थना सुनी और उसे धर्मी ठहराया। परन्तु उसने धर्मगुरु की प्रार्थना को पसन्द नहीं किया। परमेश्वर हर उस व्यक्ति को नम्र करेगा जो </w:t>
-      </w:r>
-      <w:r>
-        <w:rPr>
-          <w:b/>
-          <w:lang w:val="hi_IN" w:bidi="hi_IN"/>
-        </w:rPr>
-        <w:t>घमंडी</w:t>
-      </w:r>
-      <w:r>
-        <w:rPr>
-          <w:lang w:val="hi_IN" w:bidi="hi_IN"/>
-        </w:rPr>
-        <w:t xml:space="preserve"> है, और जो स्वयं को नम्र करता है, उसे ऊँचा करेगा।”</w:t>
-      </w:r>
-    </w:p>
-    <w:p>
-      <w:pPr>
-        <w:pStyle w:val="Heading3"/>
-      </w:pPr>
-      <w:r>
-        <w:rPr>
-          <w:lang w:val="hi_IN" w:bidi="hi_IN"/>
-        </w:rPr>
-        <w:t>शब्द विवरण:</w:t>
-      </w:r>
-    </w:p>
-    <w:p>
-      <w:pPr>
-        <w:pStyle w:val="ListBullet"/>
-        <w:spacing w:line="240" w:lineRule="auto"/>
-        <w:ind w:left="720"/>
-      </w:pPr>
-      <w:r>
-        <w:rPr>
-          <w:lang w:val="hi_IN" w:bidi="hi_IN"/>
-        </w:rPr>
-      </w:r>
-      <w:r>
-        <w:rPr>
-          <w:lang w:val="hi_IN" w:bidi="hi_IN"/>
-        </w:rPr>
-        <w:t>स्ट्रॉन्ग:</w:t>
-      </w:r>
-      <w:r>
-        <w:rPr>
-          <w:lang w:val="hi_IN" w:bidi="hi_IN"/>
-        </w:rPr>
-      </w:r>
-      <w:r>
-        <w:rPr>
-          <w:lang w:val="hi_IN" w:bidi="hi_IN"/>
-        </w:rPr>
-      </w:r>
-    </w:p>
-    <w:p>
-      <w:pPr/>
-      <w:r>
-        <w:rPr>
-          <w:lang w:val="hi_IN" w:bidi="hi_IN"/>
-        </w:rPr>
-      </w:r>
-    </w:p>
-    <w:p>
-      <w:pPr>
-        <w:pStyle w:val="Heading2"/>
-      </w:pPr>
-      <w:r>
-        <w:rPr>
-          <w:lang w:val="hi_IN" w:bidi="hi_IN"/>
-        </w:rPr>
-        <w:t>गलातिया</w:t>
-      </w:r>
-      <w:r>
-        <w:rPr>
-          <w:lang w:val="hi_IN" w:bidi="hi_IN"/>
-        </w:rPr>
-      </w:r>
-    </w:p>
-    <w:p>
-      <w:pPr>
-        <w:pStyle w:val="Heading3"/>
-      </w:pPr>
-      <w:r>
-        <w:rPr>
-          <w:lang w:val="hi_IN" w:bidi="hi_IN"/>
-        </w:rPr>
-        <w:t>तथ्य:</w:t>
-      </w:r>
-    </w:p>
-    <w:p>
-      <w:pPr/>
-      <w:r>
-        <w:rPr>
-          <w:lang w:val="hi_IN" w:bidi="hi_IN"/>
-        </w:rPr>
-      </w:r>
-      <w:r>
-        <w:rPr>
-          <w:lang w:val="hi_IN" w:bidi="hi_IN"/>
-        </w:rPr>
-        <w:t>नए नियम के समय में, गलातिया एक बड़ा रोमी प्रांत था जो आज के तुर्किस्तान के मध्य भाग में स्थित है।</w:t>
-      </w:r>
-    </w:p>
-    <w:p>
-      <w:pPr>
-        <w:pStyle w:val="ListBullet"/>
-        <w:spacing w:line="240" w:lineRule="auto"/>
-        <w:ind w:left="720"/>
-      </w:pPr>
-      <w:r>
-        <w:rPr>
-          <w:lang w:val="hi_IN" w:bidi="hi_IN"/>
-        </w:rPr>
-      </w:r>
-      <w:r>
-        <w:rPr>
-          <w:lang w:val="hi_IN" w:bidi="hi_IN"/>
-        </w:rPr>
-        <w:t>गलातिया के एक भाग सीमा,उत्तर में काला सागर के तट पर थी। उसकी सीमाओं पर एशिया, बिथुनिया, कप्पदोकिया, किलकिया और पंफूलिया थे।</w:t>
-      </w:r>
-    </w:p>
-    <w:p>
-      <w:pPr>
-        <w:pStyle w:val="ListBullet"/>
-        <w:spacing w:line="240" w:lineRule="auto"/>
-        <w:ind w:left="720"/>
-      </w:pPr>
-      <w:r>
-        <w:rPr>
-          <w:lang w:val="hi_IN" w:bidi="hi_IN"/>
-        </w:rPr>
-      </w:r>
-      <w:r>
-        <w:rPr>
-          <w:lang w:val="hi_IN" w:bidi="hi_IN"/>
-        </w:rPr>
-        <w:t>प्रेरित पौलुस ने गलातिया प्रदेश के विश्वासियों को पत्र लिखा था। यह पत्र नये नियम में “गलातियों के नाम पौलुस की पत्री” के नाम से है।</w:t>
-      </w:r>
-    </w:p>
-    <w:p>
-      <w:pPr>
-        <w:pStyle w:val="ListBullet"/>
-        <w:spacing w:line="240" w:lineRule="auto"/>
-        <w:ind w:left="720"/>
-      </w:pPr>
-      <w:r>
-        <w:rPr>
-          <w:lang w:val="hi_IN" w:bidi="hi_IN"/>
-        </w:rPr>
-      </w:r>
-      <w:r>
-        <w:rPr>
-          <w:lang w:val="hi_IN" w:bidi="hi_IN"/>
-        </w:rPr>
-        <w:t>गलातिया के विश्वासियों को यह पत्र लिखने में पौलुस का एक उद्देश्य था कि वे कर्मों द्वारा नहीं अनुग्रह द्वारा उद्धार पर बल दें।</w:t>
-      </w:r>
-    </w:p>
-    <w:p>
-      <w:pPr>
-        <w:pStyle w:val="ListBullet"/>
-        <w:spacing w:line="240" w:lineRule="auto"/>
-        <w:ind w:left="720"/>
-      </w:pPr>
-      <w:r>
-        <w:rPr>
-          <w:lang w:val="hi_IN" w:bidi="hi_IN"/>
-        </w:rPr>
-      </w:r>
-      <w:r>
-        <w:rPr>
-          <w:lang w:val="hi_IN" w:bidi="hi_IN"/>
-        </w:rPr>
-        <w:t>गलातिया प्रदेश में जो अन्य जाति से आनेवाले विश्वासी थे उन्हें यहूदी मत से आनेवाले विश्वासी शिक्षा दे रहे थे कि विश्वासियों को यहूदी नियमों में से कुछ का पालन करना अनिवार्य था।</w:t>
-      </w:r>
-    </w:p>
-    <w:p>
-      <w:pPr/>
-      <w:r>
-        <w:rPr>
-          <w:lang w:val="hi_IN" w:bidi="hi_IN"/>
-        </w:rPr>
-      </w:r>
-      <w:r>
-        <w:rPr>
-          <w:lang w:val="hi_IN" w:bidi="hi_IN"/>
-        </w:rPr>
-        <w:t>(अनुवाद के सुझाव नामों का अनुवाद कैसे करें)</w:t>
-      </w:r>
-    </w:p>
-    <w:p>
-      <w:pPr/>
-      <w:r>
-        <w:rPr>
-          <w:lang w:val="hi_IN" w:bidi="hi_IN"/>
-        </w:rPr>
-      </w:r>
-      <w:r>
-        <w:rPr>
-          <w:lang w:val="hi_IN" w:bidi="hi_IN"/>
-        </w:rPr>
-        <w:t xml:space="preserve">(यह भी देखें: </w:t>
-      </w:r>
-      <w:r>
-        <w:rPr>
-          <w:lang w:val="hi_IN" w:bidi="hi_IN"/>
-        </w:rPr>
-        <w:t>आसिया</w:t>
-      </w:r>
-      <w:r>
-        <w:rPr>
-          <w:lang w:val="hi_IN" w:bidi="hi_IN"/>
-        </w:rPr>
-        <w:t xml:space="preserve">, </w:t>
-      </w:r>
-      <w:r>
-        <w:rPr>
-          <w:lang w:val="hi_IN" w:bidi="hi_IN"/>
-        </w:rPr>
-        <w:t>विश्वास</w:t>
-      </w:r>
-      <w:r>
-        <w:rPr>
-          <w:lang w:val="hi_IN" w:bidi="hi_IN"/>
-        </w:rPr>
-        <w:t xml:space="preserve">, </w:t>
-      </w:r>
-      <w:r>
-        <w:rPr>
-          <w:lang w:val="hi_IN" w:bidi="hi_IN"/>
-        </w:rPr>
-        <w:t>किलिकिया</w:t>
-      </w:r>
-      <w:r>
-        <w:rPr>
-          <w:lang w:val="hi_IN" w:bidi="hi_IN"/>
-        </w:rPr>
-        <w:t xml:space="preserve">, </w:t>
-      </w:r>
-      <w:r>
-        <w:rPr>
-          <w:lang w:val="hi_IN" w:bidi="hi_IN"/>
-        </w:rPr>
-        <w:t>सुसमाचार</w:t>
-      </w:r>
-      <w:r>
-        <w:rPr>
-          <w:lang w:val="hi_IN" w:bidi="hi_IN"/>
-        </w:rPr>
-        <w:t xml:space="preserve">, </w:t>
-      </w:r>
-      <w:r>
-        <w:rPr>
-          <w:lang w:val="hi_IN" w:bidi="hi_IN"/>
-        </w:rPr>
-        <w:t>पौलुस</w:t>
-      </w:r>
-      <w:r>
-        <w:rPr>
-          <w:lang w:val="hi_IN" w:bidi="hi_IN"/>
-        </w:rPr>
-        <w:t xml:space="preserve">, </w:t>
-      </w:r>
-      <w:r>
-        <w:rPr>
-          <w:lang w:val="hi_IN" w:bidi="hi_IN"/>
-        </w:rPr>
-        <w:t>कर्म</w:t>
-      </w:r>
-      <w:r>
-        <w:rPr>
-          <w:lang w:val="hi_IN" w:bidi="hi_IN"/>
-        </w:rPr>
-        <w:t>)</w:t>
-      </w:r>
-    </w:p>
-    <w:p>
-      <w:pPr>
-        <w:pStyle w:val="Heading3"/>
-      </w:pPr>
-      <w:r>
-        <w:rPr>
-          <w:lang w:val="hi_IN" w:bidi="hi_IN"/>
-        </w:rPr>
-        <w:t>बाइबल सन्दर्भ:</w:t>
-      </w:r>
-    </w:p>
-    <w:p>
-      <w:pPr>
-        <w:pStyle w:val="ListBullet"/>
-        <w:spacing w:line="240" w:lineRule="auto"/>
-        <w:ind w:left="720"/>
-      </w:pPr>
-      <w:r>
-        <w:rPr>
-          <w:lang w:val="hi_IN" w:bidi="hi_IN"/>
-        </w:rPr>
-      </w:r>
-      <w:r>
-        <w:rPr>
-          <w:lang w:val="hi_IN" w:bidi="hi_IN"/>
-        </w:rPr>
-        <w:t>1 कुरिन्थियों 16:1–2</w:t>
-      </w:r>
-    </w:p>
-    <w:p>
-      <w:pPr>
-        <w:pStyle w:val="ListBullet"/>
-        <w:spacing w:line="240" w:lineRule="auto"/>
-        <w:ind w:left="720"/>
-      </w:pPr>
-      <w:r>
-        <w:rPr>
-          <w:lang w:val="hi_IN" w:bidi="hi_IN"/>
-        </w:rPr>
-      </w:r>
-      <w:r>
-        <w:rPr>
-          <w:lang w:val="hi_IN" w:bidi="hi_IN"/>
-        </w:rPr>
-        <w:t>1 पतरस 1:1–2</w:t>
-      </w:r>
-    </w:p>
-    <w:p>
-      <w:pPr>
-        <w:pStyle w:val="ListBullet"/>
-        <w:spacing w:line="240" w:lineRule="auto"/>
-        <w:ind w:left="720"/>
-      </w:pPr>
-      <w:r>
-        <w:rPr>
-          <w:lang w:val="hi_IN" w:bidi="hi_IN"/>
-        </w:rPr>
-      </w:r>
-      <w:r>
-        <w:rPr>
-          <w:lang w:val="hi_IN" w:bidi="hi_IN"/>
-        </w:rPr>
-        <w:t>2 तीमुथियुस 4:9–10</w:t>
-      </w:r>
-    </w:p>
-    <w:p>
-      <w:pPr>
-        <w:pStyle w:val="ListBullet"/>
-        <w:spacing w:line="240" w:lineRule="auto"/>
-        <w:ind w:left="720"/>
-      </w:pPr>
-      <w:r>
-        <w:rPr>
-          <w:lang w:val="hi_IN" w:bidi="hi_IN"/>
-        </w:rPr>
-      </w:r>
-      <w:r>
-        <w:rPr>
-          <w:lang w:val="hi_IN" w:bidi="hi_IN"/>
-        </w:rPr>
-        <w:t>प्रे.का. 16:6–8</w:t>
-      </w:r>
-    </w:p>
-    <w:p>
-      <w:pPr>
-        <w:pStyle w:val="ListBullet"/>
-        <w:spacing w:line="240" w:lineRule="auto"/>
-        <w:ind w:left="720"/>
-      </w:pPr>
-      <w:r>
-        <w:rPr>
-          <w:lang w:val="hi_IN" w:bidi="hi_IN"/>
-        </w:rPr>
-      </w:r>
-      <w:r>
-        <w:rPr>
-          <w:lang w:val="hi_IN" w:bidi="hi_IN"/>
-        </w:rPr>
-        <w:t>गलातियों 1:1</w:t>
-      </w:r>
-    </w:p>
-    <w:p>
-      <w:pPr>
-        <w:pStyle w:val="Heading3"/>
-      </w:pPr>
-      <w:r>
-        <w:rPr>
-          <w:lang w:val="hi_IN" w:bidi="hi_IN"/>
-        </w:rPr>
-        <w:t>शब्द तथ्य:</w:t>
-      </w:r>
-    </w:p>
-    <w:p>
-      <w:pPr>
-        <w:pStyle w:val="ListBullet"/>
-        <w:spacing w:line="240" w:lineRule="auto"/>
-        <w:ind w:left="720"/>
-      </w:pPr>
-      <w:r>
-        <w:rPr>
-          <w:lang w:val="hi_IN" w:bidi="hi_IN"/>
-        </w:rPr>
-      </w:r>
-      <w:r>
-        <w:rPr>
-          <w:lang w:val="hi_IN" w:bidi="hi_IN"/>
-        </w:rPr>
-        <w:t>Strong's: G1053, G1054</w:t>
-      </w:r>
-      <w:r>
-        <w:rPr>
-          <w:lang w:val="hi_IN" w:bidi="hi_IN"/>
-        </w:rPr>
-      </w:r>
-      <w:r>
-        <w:rPr>
-          <w:lang w:val="hi_IN" w:bidi="hi_IN"/>
-        </w:rPr>
-      </w:r>
-    </w:p>
-    <w:p>
-      <w:pPr/>
-      <w:r>
-        <w:rPr>
-          <w:lang w:val="hi_IN" w:bidi="hi_IN"/>
-        </w:rPr>
-      </w:r>
-    </w:p>
-    <w:p>
-      <w:pPr>
-        <w:pStyle w:val="Heading2"/>
-      </w:pPr>
-      <w:r>
-        <w:rPr>
-          <w:lang w:val="hi_IN" w:bidi="hi_IN"/>
-        </w:rPr>
-        <w:t>गलील</w:t>
-      </w:r>
-      <w:r>
-        <w:rPr>
-          <w:lang w:val="hi_IN" w:bidi="hi_IN"/>
-        </w:rPr>
-      </w:r>
-    </w:p>
-    <w:p>
-      <w:pPr>
-        <w:pStyle w:val="Heading3"/>
-      </w:pPr>
-      <w:r>
-        <w:rPr>
-          <w:lang w:val="hi_IN" w:bidi="hi_IN"/>
-        </w:rPr>
-        <w:t>तथ्य:</w:t>
-      </w:r>
-    </w:p>
-    <w:p>
-      <w:pPr/>
-      <w:r>
-        <w:rPr>
-          <w:lang w:val="hi_IN" w:bidi="hi_IN"/>
-        </w:rPr>
-      </w:r>
-      <w:r>
-        <w:rPr>
-          <w:lang w:val="hi_IN" w:bidi="hi_IN"/>
-        </w:rPr>
-        <w:t>गलील इस्राएल की उत्तरी चरम सीमा पर था, सामरिया के ठीक उत्तर में। गलील का रहनेवाला मनुष्य गलीली कहलाता था।</w:t>
-      </w:r>
-    </w:p>
-    <w:p>
-      <w:pPr>
-        <w:pStyle w:val="ListBullet"/>
-        <w:spacing w:line="240" w:lineRule="auto"/>
-        <w:ind w:left="720"/>
-      </w:pPr>
-      <w:r>
-        <w:rPr>
-          <w:lang w:val="hi_IN" w:bidi="hi_IN"/>
-        </w:rPr>
-      </w:r>
-      <w:r>
-        <w:rPr>
-          <w:lang w:val="hi_IN" w:bidi="hi_IN"/>
-        </w:rPr>
-        <w:t>नये नियम के युग में गलील, सामरिया और यहूदा इस्राएल के तीन प्रमुख क्षेत्र थे।</w:t>
-      </w:r>
-    </w:p>
-    <w:p>
-      <w:pPr>
-        <w:pStyle w:val="ListBullet"/>
-        <w:spacing w:line="240" w:lineRule="auto"/>
-        <w:ind w:left="720"/>
-      </w:pPr>
-      <w:r>
-        <w:rPr>
-          <w:lang w:val="hi_IN" w:bidi="hi_IN"/>
-        </w:rPr>
-      </w:r>
-      <w:r>
-        <w:rPr>
-          <w:lang w:val="hi_IN" w:bidi="hi_IN"/>
-        </w:rPr>
-        <w:t>गलील के पूर्व में एक विशाल झील, गलील सागर थी।</w:t>
-      </w:r>
-    </w:p>
-    <w:p>
-      <w:pPr>
-        <w:pStyle w:val="ListBullet"/>
-        <w:spacing w:line="240" w:lineRule="auto"/>
-        <w:ind w:left="720"/>
-      </w:pPr>
-      <w:r>
-        <w:rPr>
-          <w:lang w:val="hi_IN" w:bidi="hi_IN"/>
-        </w:rPr>
-      </w:r>
-      <w:r>
-        <w:rPr>
-          <w:lang w:val="hi_IN" w:bidi="hi_IN"/>
-        </w:rPr>
-        <w:t>यीशु गलील के नासरत नगर में पला बड़ा हुआ था और वहीं रहता था</w:t>
-      </w:r>
-    </w:p>
-    <w:p>
-      <w:pPr/>
-      <w:r>
-        <w:rPr>
-          <w:lang w:val="hi_IN" w:bidi="hi_IN"/>
-        </w:rPr>
-      </w:r>
-      <w:r>
-        <w:rPr>
-          <w:lang w:val="hi_IN" w:bidi="hi_IN"/>
-        </w:rPr>
-        <w:t>यीशु के अधिकांश आश्चर्यकर्म और शिक्षाएं गलील क्षेत्र में ही हुई थी।</w:t>
-      </w:r>
-    </w:p>
-    <w:p>
-      <w:pPr/>
-      <w:r>
-        <w:rPr>
-          <w:lang w:val="hi_IN" w:bidi="hi_IN"/>
-        </w:rPr>
-      </w:r>
-      <w:r>
-        <w:rPr>
-          <w:lang w:val="hi_IN" w:bidi="hi_IN"/>
-        </w:rPr>
-        <w:t xml:space="preserve">(यह भी देखें: </w:t>
-      </w:r>
-      <w:r>
-        <w:rPr>
-          <w:lang w:val="hi_IN" w:bidi="hi_IN"/>
-        </w:rPr>
-        <w:t>नासरत</w:t>
-      </w:r>
-      <w:r>
-        <w:rPr>
-          <w:lang w:val="hi_IN" w:bidi="hi_IN"/>
-        </w:rPr>
-        <w:t xml:space="preserve">, </w:t>
-      </w:r>
-      <w:r>
-        <w:rPr>
-          <w:lang w:val="hi_IN" w:bidi="hi_IN"/>
-        </w:rPr>
-        <w:t>सामरिया</w:t>
-      </w:r>
-      <w:r>
-        <w:rPr>
-          <w:lang w:val="hi_IN" w:bidi="hi_IN"/>
-        </w:rPr>
-        <w:t xml:space="preserve">, </w:t>
-      </w:r>
-      <w:r>
-        <w:rPr>
-          <w:lang w:val="hi_IN" w:bidi="hi_IN"/>
-        </w:rPr>
-        <w:t>गलील सागर</w:t>
-      </w:r>
-      <w:r>
-        <w:rPr>
-          <w:lang w:val="hi_IN" w:bidi="hi_IN"/>
-        </w:rPr>
-        <w:t>)</w:t>
-      </w:r>
-    </w:p>
-    <w:p>
-      <w:pPr>
-        <w:pStyle w:val="Heading3"/>
-      </w:pPr>
-      <w:r>
-        <w:rPr>
-          <w:lang w:val="hi_IN" w:bidi="hi_IN"/>
-        </w:rPr>
-        <w:t>बाइबल सन्दर्भ:</w:t>
-      </w:r>
-    </w:p>
-    <w:p>
-      <w:pPr>
-        <w:pStyle w:val="ListBullet"/>
-        <w:spacing w:line="240" w:lineRule="auto"/>
-        <w:ind w:left="720"/>
-      </w:pPr>
-      <w:r>
-        <w:rPr>
-          <w:lang w:val="hi_IN" w:bidi="hi_IN"/>
-        </w:rPr>
-      </w:r>
-      <w:r>
-        <w:rPr>
-          <w:lang w:val="hi_IN" w:bidi="hi_IN"/>
-        </w:rPr>
-        <w:t>प्रे.का. 9:32</w:t>
-      </w:r>
-    </w:p>
-    <w:p>
-      <w:pPr>
-        <w:pStyle w:val="ListBullet"/>
-        <w:spacing w:line="240" w:lineRule="auto"/>
-        <w:ind w:left="720"/>
-      </w:pPr>
-      <w:r>
-        <w:rPr>
-          <w:lang w:val="hi_IN" w:bidi="hi_IN"/>
-        </w:rPr>
-      </w:r>
-      <w:r>
-        <w:rPr>
-          <w:lang w:val="hi_IN" w:bidi="hi_IN"/>
-        </w:rPr>
-        <w:t>प्रे.का. 13:31</w:t>
-      </w:r>
-    </w:p>
-    <w:p>
-      <w:pPr>
-        <w:pStyle w:val="ListBullet"/>
-        <w:spacing w:line="240" w:lineRule="auto"/>
-        <w:ind w:left="720"/>
-      </w:pPr>
-      <w:r>
-        <w:rPr>
-          <w:lang w:val="hi_IN" w:bidi="hi_IN"/>
-        </w:rPr>
-      </w:r>
-      <w:r>
-        <w:rPr>
-          <w:lang w:val="hi_IN" w:bidi="hi_IN"/>
-        </w:rPr>
-        <w:t>यूहन्ना 2:1–2</w:t>
-      </w:r>
-    </w:p>
-    <w:p>
-      <w:pPr>
-        <w:pStyle w:val="ListBullet"/>
-        <w:spacing w:line="240" w:lineRule="auto"/>
-        <w:ind w:left="720"/>
-      </w:pPr>
-      <w:r>
-        <w:rPr>
-          <w:lang w:val="hi_IN" w:bidi="hi_IN"/>
-        </w:rPr>
-      </w:r>
-      <w:r>
-        <w:rPr>
-          <w:lang w:val="hi_IN" w:bidi="hi_IN"/>
-        </w:rPr>
-        <w:t>यूहन्ना 4:3</w:t>
-      </w:r>
-    </w:p>
-    <w:p>
-      <w:pPr>
-        <w:pStyle w:val="ListBullet"/>
-        <w:spacing w:line="240" w:lineRule="auto"/>
-        <w:ind w:left="720"/>
-      </w:pPr>
-      <w:r>
-        <w:rPr>
-          <w:lang w:val="hi_IN" w:bidi="hi_IN"/>
-        </w:rPr>
-      </w:r>
-      <w:r>
-        <w:rPr>
-          <w:lang w:val="hi_IN" w:bidi="hi_IN"/>
-        </w:rPr>
-        <w:t>लूका 13:3</w:t>
-      </w:r>
-    </w:p>
-    <w:p>
-      <w:pPr>
-        <w:pStyle w:val="ListBullet"/>
-        <w:spacing w:line="240" w:lineRule="auto"/>
-        <w:ind w:left="720"/>
-      </w:pPr>
-      <w:r>
-        <w:rPr>
-          <w:lang w:val="hi_IN" w:bidi="hi_IN"/>
-        </w:rPr>
-      </w:r>
-      <w:r>
-        <w:rPr>
-          <w:lang w:val="hi_IN" w:bidi="hi_IN"/>
-        </w:rPr>
-        <w:t>मरकुस 3:7</w:t>
-      </w:r>
-    </w:p>
-    <w:p>
-      <w:pPr>
-        <w:pStyle w:val="ListBullet"/>
-        <w:spacing w:line="240" w:lineRule="auto"/>
-        <w:ind w:left="720"/>
-      </w:pPr>
-      <w:r>
-        <w:rPr>
-          <w:lang w:val="hi_IN" w:bidi="hi_IN"/>
-        </w:rPr>
-      </w:r>
-      <w:r>
-        <w:rPr>
-          <w:lang w:val="hi_IN" w:bidi="hi_IN"/>
-        </w:rPr>
-        <w:t>मत्ती 2:22–23</w:t>
-      </w:r>
-    </w:p>
-    <w:p>
-      <w:pPr>
-        <w:pStyle w:val="ListBullet"/>
-        <w:spacing w:line="240" w:lineRule="auto"/>
-        <w:ind w:left="720"/>
-      </w:pPr>
-      <w:r>
-        <w:rPr>
-          <w:lang w:val="hi_IN" w:bidi="hi_IN"/>
-        </w:rPr>
-      </w:r>
-      <w:r>
-        <w:rPr>
-          <w:lang w:val="hi_IN" w:bidi="hi_IN"/>
-        </w:rPr>
-        <w:t>मत्ती 3:13–15</w:t>
-      </w:r>
-    </w:p>
-    <w:p>
-      <w:pPr>
-        <w:pStyle w:val="Heading3"/>
-      </w:pPr>
-      <w:r>
-        <w:rPr>
-          <w:lang w:val="hi_IN" w:bidi="hi_IN"/>
-        </w:rPr>
-        <w:t>बाइबल की कहानियों के उदाहरण:</w:t>
-      </w:r>
-    </w:p>
-    <w:p>
-      <w:pPr>
-        <w:pStyle w:val="ListBullet"/>
-        <w:spacing w:line="240" w:lineRule="auto"/>
-        <w:ind w:left="720"/>
-      </w:pPr>
-      <w:r>
-        <w:rPr>
-          <w:lang w:val="hi_IN" w:bidi="hi_IN"/>
-        </w:rPr>
-      </w:r>
-      <w:r>
-        <w:rPr>
-          <w:b/>
-          <w:lang w:val="hi_IN" w:bidi="hi_IN"/>
-        </w:rPr>
-        <w:t>21:10</w:t>
-      </w:r>
-      <w:r>
-        <w:rPr>
-          <w:lang w:val="hi_IN" w:bidi="hi_IN"/>
-        </w:rPr>
-        <w:t xml:space="preserve"> यशायाह भविष्यद्वक्ता ने कहा कि मसीह </w:t>
-      </w:r>
-      <w:r>
-        <w:rPr>
-          <w:b/>
-          <w:lang w:val="hi_IN" w:bidi="hi_IN"/>
-        </w:rPr>
-        <w:t>गलील</w:t>
-      </w:r>
-      <w:r>
-        <w:rPr>
-          <w:lang w:val="hi_IN" w:bidi="hi_IN"/>
-        </w:rPr>
-        <w:t xml:space="preserve"> में रहेगा, वह खेदित मन के लोगों को शान्ति देगा और बंदियों के लिए स्वतंत्रता का और कैदियों को छुटकारा देगा।</w:t>
-      </w:r>
-    </w:p>
-    <w:p>
-      <w:pPr>
-        <w:pStyle w:val="ListBullet"/>
-        <w:spacing w:line="240" w:lineRule="auto"/>
-        <w:ind w:left="720"/>
-      </w:pPr>
-      <w:r>
-        <w:rPr>
-          <w:lang w:val="hi_IN" w:bidi="hi_IN"/>
-        </w:rPr>
-      </w:r>
-      <w:r>
-        <w:rPr>
-          <w:b/>
-          <w:lang w:val="hi_IN" w:bidi="hi_IN"/>
-        </w:rPr>
-        <w:t>26:1</w:t>
-      </w:r>
-      <w:r>
-        <w:rPr>
-          <w:lang w:val="hi_IN" w:bidi="hi_IN"/>
-        </w:rPr>
-        <w:t xml:space="preserve"> शैतान की परीक्षा पर जय पाने के बाद, यीशु पवित्र आत्मा से भरा हुआ अपने अधिवास, </w:t>
-      </w:r>
-      <w:r>
-        <w:rPr>
-          <w:b/>
-          <w:lang w:val="hi_IN" w:bidi="hi_IN"/>
-        </w:rPr>
-        <w:t>गलील</w:t>
-      </w:r>
-      <w:r>
-        <w:rPr>
-          <w:lang w:val="hi_IN" w:bidi="hi_IN"/>
-        </w:rPr>
-        <w:t xml:space="preserve"> क्षेत्र लौट आया|</w:t>
-      </w:r>
-    </w:p>
-    <w:p>
-      <w:pPr>
-        <w:pStyle w:val="ListBullet"/>
-        <w:spacing w:line="240" w:lineRule="auto"/>
-        <w:ind w:left="720"/>
-      </w:pPr>
-      <w:r>
-        <w:rPr>
-          <w:lang w:val="hi_IN" w:bidi="hi_IN"/>
-        </w:rPr>
-      </w:r>
-      <w:r>
-        <w:rPr>
-          <w:b/>
-          <w:lang w:val="hi_IN" w:bidi="hi_IN"/>
-        </w:rPr>
-        <w:t>39:6</w:t>
-      </w:r>
-      <w:r>
-        <w:rPr>
-          <w:lang w:val="hi_IN" w:bidi="hi_IN"/>
-        </w:rPr>
-        <w:t xml:space="preserve"> अंत में लोगों ने जो वहाँ खड़े थे, पतरस के पास आकर उससे कहा, “हम जानते है कि तू भी यीशु के साथ था क्योंकि तुम दोनों </w:t>
-      </w:r>
-      <w:r>
-        <w:rPr>
-          <w:b/>
-          <w:lang w:val="hi_IN" w:bidi="hi_IN"/>
-        </w:rPr>
-        <w:t>गलील</w:t>
-      </w:r>
-      <w:r>
-        <w:rPr>
-          <w:lang w:val="hi_IN" w:bidi="hi_IN"/>
-        </w:rPr>
-        <w:t xml:space="preserve"> से हो।”</w:t>
-      </w:r>
-    </w:p>
-    <w:p>
-      <w:pPr>
-        <w:pStyle w:val="ListBullet"/>
-        <w:spacing w:line="240" w:lineRule="auto"/>
-        <w:ind w:left="720"/>
-      </w:pPr>
-      <w:r>
-        <w:rPr>
-          <w:lang w:val="hi_IN" w:bidi="hi_IN"/>
-        </w:rPr>
-      </w:r>
-      <w:r>
-        <w:rPr>
-          <w:b/>
-          <w:lang w:val="hi_IN" w:bidi="hi_IN"/>
-        </w:rPr>
-        <w:t>41:6</w:t>
-      </w:r>
-      <w:r>
-        <w:rPr>
-          <w:lang w:val="hi_IN" w:bidi="hi_IN"/>
-        </w:rPr>
-        <w:t xml:space="preserve"> तब स्वर्गदूत ने उन स्त्रियों से कहा , “जाओ और शीघ्र जाकर उसके चेलों से कहो कि यीशु मृतकों में से जी उठा है और वह तुमसे पहले </w:t>
-      </w:r>
-      <w:r>
-        <w:rPr>
-          <w:b/>
-          <w:lang w:val="hi_IN" w:bidi="hi_IN"/>
-        </w:rPr>
-        <w:t>गलील</w:t>
-      </w:r>
-      <w:r>
-        <w:rPr>
-          <w:lang w:val="hi_IN" w:bidi="hi_IN"/>
-        </w:rPr>
-        <w:t xml:space="preserve"> को जाता है।”</w:t>
-      </w:r>
-    </w:p>
-    <w:p>
-      <w:pPr>
-        <w:pStyle w:val="Heading3"/>
-      </w:pPr>
-      <w:r>
-        <w:rPr>
-          <w:lang w:val="hi_IN" w:bidi="hi_IN"/>
-        </w:rPr>
-        <w:t>शब्द तथ्य:</w:t>
-      </w:r>
-    </w:p>
-    <w:p>
-      <w:pPr>
-        <w:pStyle w:val="ListBullet"/>
-        <w:spacing w:line="240" w:lineRule="auto"/>
-        <w:ind w:left="720"/>
-      </w:pPr>
-      <w:r>
-        <w:rPr>
-          <w:lang w:val="hi_IN" w:bidi="hi_IN"/>
-        </w:rPr>
-      </w:r>
-      <w:r>
-        <w:rPr>
-          <w:lang w:val="hi_IN" w:bidi="hi_IN"/>
-        </w:rPr>
-        <w:t>स्ट्रोंग्स: H1551, G10560, G10570</w:t>
-      </w:r>
-      <w:r>
-        <w:rPr>
-          <w:lang w:val="hi_IN" w:bidi="hi_IN"/>
-        </w:rPr>
-      </w:r>
-      <w:r>
-        <w:rPr>
-          <w:lang w:val="hi_IN" w:bidi="hi_IN"/>
-        </w:rPr>
-      </w:r>
-    </w:p>
-    <w:p>
-      <w:pPr/>
-      <w:r>
-        <w:rPr>
-          <w:lang w:val="hi_IN" w:bidi="hi_IN"/>
-        </w:rPr>
-      </w:r>
-    </w:p>
-    <w:p>
-      <w:pPr>
-        <w:pStyle w:val="Heading2"/>
-      </w:pPr>
-      <w:r>
-        <w:rPr>
-          <w:lang w:val="hi_IN" w:bidi="hi_IN"/>
-        </w:rPr>
-        <w:t>गलील सागर</w:t>
-      </w:r>
-      <w:r>
-        <w:rPr>
-          <w:lang w:val="hi_IN" w:bidi="hi_IN"/>
-        </w:rPr>
-      </w:r>
-    </w:p>
-    <w:p>
-      <w:pPr>
-        <w:pStyle w:val="Heading3"/>
-      </w:pPr>
-      <w:r>
-        <w:rPr>
-          <w:lang w:val="hi_IN" w:bidi="hi_IN"/>
-        </w:rPr>
-        <w:t>तथ्य:</w:t>
-      </w:r>
-    </w:p>
-    <w:p>
-      <w:pPr/>
-      <w:r>
-        <w:rPr>
-          <w:lang w:val="hi_IN" w:bidi="hi_IN"/>
-        </w:rPr>
-      </w:r>
-      <w:r>
-        <w:rPr>
-          <w:lang w:val="hi_IN" w:bidi="hi_IN"/>
-        </w:rPr>
-        <w:t>"गलील सागर" पूर्वी इस्राएल में एक झील का नाम है। पुराने नियम में इस झील को “किन्नेरेत की झील” कहते थे</w:t>
-      </w:r>
-    </w:p>
-    <w:p>
-      <w:pPr>
-        <w:pStyle w:val="ListBullet"/>
-        <w:spacing w:line="240" w:lineRule="auto"/>
-        <w:ind w:left="720"/>
-      </w:pPr>
-      <w:r>
-        <w:rPr>
-          <w:lang w:val="hi_IN" w:bidi="hi_IN"/>
-        </w:rPr>
-      </w:r>
-      <w:r>
-        <w:rPr>
-          <w:lang w:val="hi_IN" w:bidi="hi_IN"/>
-        </w:rPr>
-        <w:t>इस झील का जल प्रवाह दक्षिण की ओर यरदन नदी में होकर मृतसागर में जाता था।</w:t>
-      </w:r>
-    </w:p>
-    <w:p>
-      <w:pPr>
-        <w:pStyle w:val="ListBullet"/>
-        <w:spacing w:line="240" w:lineRule="auto"/>
-        <w:ind w:left="720"/>
-      </w:pPr>
-      <w:r>
-        <w:rPr>
-          <w:lang w:val="hi_IN" w:bidi="hi_IN"/>
-        </w:rPr>
-      </w:r>
-      <w:r>
-        <w:rPr>
-          <w:lang w:val="hi_IN" w:bidi="hi_IN"/>
-        </w:rPr>
-        <w:t>कफरनहूम, बेतसैदा, गन्नेसरत और तिबरियास कुछ नगर हैं जो नये नियम के युग में गलील सागर के परिवेश में स्थित थे।</w:t>
-      </w:r>
-    </w:p>
-    <w:p>
-      <w:pPr>
-        <w:pStyle w:val="ListBullet"/>
-        <w:spacing w:line="240" w:lineRule="auto"/>
-        <w:ind w:left="720"/>
-      </w:pPr>
-      <w:r>
-        <w:rPr>
-          <w:lang w:val="hi_IN" w:bidi="hi_IN"/>
-        </w:rPr>
-      </w:r>
-      <w:r>
-        <w:rPr>
-          <w:lang w:val="hi_IN" w:bidi="hi_IN"/>
-        </w:rPr>
-        <w:t>यीशु के जीवन की अनेक घटनाएं गलील सागर पर या उसके निकट घटी थीं।</w:t>
-      </w:r>
-    </w:p>
-    <w:p>
-      <w:pPr>
-        <w:pStyle w:val="ListBullet"/>
-        <w:spacing w:line="240" w:lineRule="auto"/>
-        <w:ind w:left="720"/>
-      </w:pPr>
-      <w:r>
-        <w:rPr>
-          <w:lang w:val="hi_IN" w:bidi="hi_IN"/>
-        </w:rPr>
-      </w:r>
-      <w:r>
-        <w:rPr>
-          <w:lang w:val="hi_IN" w:bidi="hi_IN"/>
-        </w:rPr>
-        <w:t>गलील सागर को "तिबरियास सागर और गन्नेसरत की झील भी कहते हैं।"</w:t>
-      </w:r>
-    </w:p>
-    <w:p>
-      <w:pPr>
-        <w:pStyle w:val="ListBullet"/>
-        <w:spacing w:line="240" w:lineRule="auto"/>
-        <w:ind w:left="720"/>
-      </w:pPr>
-      <w:r>
-        <w:rPr>
-          <w:lang w:val="hi_IN" w:bidi="hi_IN"/>
-        </w:rPr>
-      </w:r>
-      <w:r>
-        <w:rPr>
-          <w:lang w:val="hi_IN" w:bidi="hi_IN"/>
-        </w:rPr>
-        <w:t>इस शब्द का अनुवाद इस प्रकार भी किया जा सकता है, "गलील क्षेत्र की झील" या "गलील झील" या "तिबरियास (गन्नेसरत) के निकट झील"</w:t>
-      </w:r>
-    </w:p>
-    <w:p>
-      <w:pPr/>
-      <w:r>
-        <w:rPr>
-          <w:lang w:val="hi_IN" w:bidi="hi_IN"/>
-        </w:rPr>
-      </w:r>
-      <w:r>
-        <w:rPr>
-          <w:lang w:val="hi_IN" w:bidi="hi_IN"/>
-        </w:rPr>
-        <w:t>(अनुवाद के सुझाव: नामों का अनुवाद कैसे करें)</w:t>
-      </w:r>
-    </w:p>
-    <w:p>
-      <w:pPr/>
-      <w:r>
-        <w:rPr>
-          <w:lang w:val="hi_IN" w:bidi="hi_IN"/>
-        </w:rPr>
-      </w:r>
-      <w:r>
-        <w:rPr>
-          <w:lang w:val="hi_IN" w:bidi="hi_IN"/>
-        </w:rPr>
-        <w:t xml:space="preserve">(यह भी देखें: </w:t>
-      </w:r>
-      <w:r>
-        <w:rPr>
-          <w:lang w:val="hi_IN" w:bidi="hi_IN"/>
-        </w:rPr>
-        <w:t>कफरनहूम</w:t>
-      </w:r>
-      <w:r>
-        <w:rPr>
-          <w:lang w:val="hi_IN" w:bidi="hi_IN"/>
-        </w:rPr>
-        <w:t xml:space="preserve">, </w:t>
-      </w:r>
-      <w:r>
-        <w:rPr>
-          <w:lang w:val="hi_IN" w:bidi="hi_IN"/>
-        </w:rPr>
-        <w:t>गलील</w:t>
-      </w:r>
-      <w:r>
-        <w:rPr>
-          <w:lang w:val="hi_IN" w:bidi="hi_IN"/>
-        </w:rPr>
-        <w:t xml:space="preserve">, </w:t>
-      </w:r>
-      <w:r>
-        <w:rPr>
-          <w:lang w:val="hi_IN" w:bidi="hi_IN"/>
-        </w:rPr>
-        <w:t>यरदन नदी</w:t>
-      </w:r>
-      <w:r>
-        <w:rPr>
-          <w:lang w:val="hi_IN" w:bidi="hi_IN"/>
-        </w:rPr>
-        <w:t xml:space="preserve">, </w:t>
-      </w:r>
-      <w:r>
-        <w:rPr>
-          <w:lang w:val="hi_IN" w:bidi="hi_IN"/>
-        </w:rPr>
-        <w:t>खारे ताल</w:t>
-      </w:r>
-      <w:r>
-        <w:rPr>
-          <w:lang w:val="hi_IN" w:bidi="hi_IN"/>
-        </w:rPr>
-        <w:t>)</w:t>
-      </w:r>
-    </w:p>
-    <w:p>
-      <w:pPr>
-        <w:pStyle w:val="Heading3"/>
-      </w:pPr>
-      <w:r>
-        <w:rPr>
-          <w:lang w:val="hi_IN" w:bidi="hi_IN"/>
-        </w:rPr>
-        <w:t>बाइबल सन्दर्भ:</w:t>
-      </w:r>
-    </w:p>
-    <w:p>
-      <w:pPr>
-        <w:pStyle w:val="ListBullet"/>
-        <w:spacing w:line="240" w:lineRule="auto"/>
-        <w:ind w:left="720"/>
-      </w:pPr>
-      <w:r>
-        <w:rPr>
-          <w:lang w:val="hi_IN" w:bidi="hi_IN"/>
-        </w:rPr>
-      </w:r>
-      <w:r>
-        <w:rPr>
-          <w:lang w:val="hi_IN" w:bidi="hi_IN"/>
-        </w:rPr>
-        <w:t>यूहन्ना 6:1–3</w:t>
-      </w:r>
-    </w:p>
-    <w:p>
-      <w:pPr>
-        <w:pStyle w:val="ListBullet"/>
-        <w:spacing w:line="240" w:lineRule="auto"/>
-        <w:ind w:left="720"/>
-      </w:pPr>
-      <w:r>
-        <w:rPr>
-          <w:lang w:val="hi_IN" w:bidi="hi_IN"/>
-        </w:rPr>
-      </w:r>
-      <w:r>
-        <w:rPr>
-          <w:lang w:val="hi_IN" w:bidi="hi_IN"/>
-        </w:rPr>
-        <w:t>लूका 5:1</w:t>
-      </w:r>
-    </w:p>
-    <w:p>
-      <w:pPr>
-        <w:pStyle w:val="ListBullet"/>
-        <w:spacing w:line="240" w:lineRule="auto"/>
-        <w:ind w:left="720"/>
-      </w:pPr>
-      <w:r>
-        <w:rPr>
-          <w:lang w:val="hi_IN" w:bidi="hi_IN"/>
-        </w:rPr>
-      </w:r>
-      <w:r>
-        <w:rPr>
-          <w:lang w:val="hi_IN" w:bidi="hi_IN"/>
-        </w:rPr>
-        <w:t>मरकुस 1:16–18</w:t>
-      </w:r>
-    </w:p>
-    <w:p>
-      <w:pPr>
-        <w:pStyle w:val="ListBullet"/>
-        <w:spacing w:line="240" w:lineRule="auto"/>
-        <w:ind w:left="720"/>
-      </w:pPr>
-      <w:r>
-        <w:rPr>
-          <w:lang w:val="hi_IN" w:bidi="hi_IN"/>
-        </w:rPr>
-      </w:r>
-      <w:r>
-        <w:rPr>
-          <w:lang w:val="hi_IN" w:bidi="hi_IN"/>
-        </w:rPr>
-        <w:t>मत्ती 4:12–13</w:t>
-      </w:r>
-    </w:p>
-    <w:p>
-      <w:pPr>
-        <w:pStyle w:val="ListBullet"/>
-        <w:spacing w:line="240" w:lineRule="auto"/>
-        <w:ind w:left="720"/>
-      </w:pPr>
-      <w:r>
-        <w:rPr>
-          <w:lang w:val="hi_IN" w:bidi="hi_IN"/>
-        </w:rPr>
-      </w:r>
-      <w:r>
-        <w:rPr>
-          <w:lang w:val="hi_IN" w:bidi="hi_IN"/>
-        </w:rPr>
-        <w:t>मत्ती 4:18–20</w:t>
-      </w:r>
-    </w:p>
-    <w:p>
-      <w:pPr>
-        <w:pStyle w:val="ListBullet"/>
-        <w:spacing w:line="240" w:lineRule="auto"/>
-        <w:ind w:left="720"/>
-      </w:pPr>
-      <w:r>
-        <w:rPr>
-          <w:lang w:val="hi_IN" w:bidi="hi_IN"/>
-        </w:rPr>
-      </w:r>
-      <w:r>
-        <w:rPr>
-          <w:lang w:val="hi_IN" w:bidi="hi_IN"/>
-        </w:rPr>
-        <w:t>मत्ती 8:18–20</w:t>
-      </w:r>
-    </w:p>
-    <w:p>
-      <w:pPr>
-        <w:pStyle w:val="ListBullet"/>
-        <w:spacing w:line="240" w:lineRule="auto"/>
-        <w:ind w:left="720"/>
-      </w:pPr>
-      <w:r>
-        <w:rPr>
-          <w:lang w:val="hi_IN" w:bidi="hi_IN"/>
-        </w:rPr>
-      </w:r>
-      <w:r>
-        <w:rPr>
-          <w:lang w:val="hi_IN" w:bidi="hi_IN"/>
-        </w:rPr>
-        <w:t>मत्ती 13:1–2</w:t>
-      </w:r>
-    </w:p>
-    <w:p>
-      <w:pPr>
-        <w:pStyle w:val="ListBullet"/>
-        <w:spacing w:line="240" w:lineRule="auto"/>
-        <w:ind w:left="720"/>
-      </w:pPr>
-      <w:r>
-        <w:rPr>
-          <w:lang w:val="hi_IN" w:bidi="hi_IN"/>
-        </w:rPr>
-      </w:r>
-      <w:r>
-        <w:rPr>
-          <w:lang w:val="hi_IN" w:bidi="hi_IN"/>
-        </w:rPr>
-        <w:t>मत्ती 15:29–31</w:t>
-      </w:r>
-    </w:p>
-    <w:p>
-      <w:pPr>
-        <w:pStyle w:val="Heading3"/>
-      </w:pPr>
-      <w:r>
-        <w:rPr>
-          <w:lang w:val="hi_IN" w:bidi="hi_IN"/>
-        </w:rPr>
-        <w:t>शब्द तथ्य:</w:t>
-      </w:r>
-    </w:p>
-    <w:p>
-      <w:pPr>
-        <w:pStyle w:val="ListBullet"/>
-        <w:spacing w:line="240" w:lineRule="auto"/>
-        <w:ind w:left="720"/>
-      </w:pPr>
-      <w:r>
-        <w:rPr>
-          <w:lang w:val="hi_IN" w:bidi="hi_IN"/>
-        </w:rPr>
-      </w:r>
-      <w:r>
-        <w:rPr>
-          <w:lang w:val="hi_IN" w:bidi="hi_IN"/>
-        </w:rPr>
-        <w:t>स्ट्रोंग्स: H3220, H3672, G10560, G10820, G22810, G30410, G50850</w:t>
-      </w:r>
-      <w:r>
-        <w:rPr>
-          <w:lang w:val="hi_IN" w:bidi="hi_IN"/>
-        </w:rPr>
-      </w:r>
-      <w:r>
-        <w:rPr>
-          <w:lang w:val="hi_IN" w:bidi="hi_IN"/>
-        </w:rPr>
-      </w:r>
-    </w:p>
-    <w:p>
-      <w:pPr/>
-      <w:r>
-        <w:rPr>
-          <w:lang w:val="hi_IN" w:bidi="hi_IN"/>
-        </w:rPr>
-      </w:r>
-    </w:p>
-    <w:p>
-      <w:pPr>
-        <w:pStyle w:val="Heading2"/>
-      </w:pPr>
-      <w:r>
-        <w:rPr>
-          <w:lang w:val="hi_IN" w:bidi="hi_IN"/>
-        </w:rPr>
-        <w:t>गवाही</w:t>
-      </w:r>
-      <w:r>
-        <w:rPr>
-          <w:lang w:val="hi_IN" w:bidi="hi_IN"/>
-        </w:rPr>
-      </w:r>
-    </w:p>
-    <w:p>
-      <w:pPr>
-        <w:pStyle w:val="Heading3"/>
-      </w:pPr>
-      <w:r>
-        <w:rPr>
-          <w:lang w:val="hi_IN" w:bidi="hi_IN"/>
-        </w:rPr>
-        <w:t>परिभाषा:</w:t>
-      </w:r>
-    </w:p>
-    <w:p>
-      <w:pPr/>
-      <w:r>
-        <w:rPr>
-          <w:lang w:val="hi_IN" w:bidi="hi_IN"/>
-        </w:rPr>
-      </w:r>
-      <w:r>
-        <w:rPr>
-          <w:lang w:val="hi_IN" w:bidi="hi_IN"/>
-        </w:rPr>
-        <w:t>जब कोई व्यक्ति "गवाही" देता है तो वह उसके बारे में एक बयान देता है जिसे वह जानता है, और यह दावा करते हुए कि बयान सच है। “गवाही” का अर्थ “गवाही देने” से है।</w:t>
-      </w:r>
-    </w:p>
-    <w:p>
-      <w:pPr>
-        <w:pStyle w:val="ListBullet"/>
-        <w:spacing w:line="240" w:lineRule="auto"/>
-        <w:ind w:left="720"/>
-      </w:pPr>
-      <w:r>
-        <w:rPr>
-          <w:lang w:val="hi_IN" w:bidi="hi_IN"/>
-        </w:rPr>
-      </w:r>
-      <w:r>
-        <w:rPr>
-          <w:lang w:val="hi_IN" w:bidi="hi_IN"/>
-        </w:rPr>
-        <w:t>मनुष्य प्रायः उस बात की गवाही देता है, जिसका उसे व्यक्तिगत अनुभव है।</w:t>
-      </w:r>
-    </w:p>
-    <w:p>
-      <w:pPr>
-        <w:pStyle w:val="ListBullet"/>
-        <w:spacing w:line="240" w:lineRule="auto"/>
-        <w:ind w:left="720"/>
-      </w:pPr>
-      <w:r>
-        <w:rPr>
-          <w:lang w:val="hi_IN" w:bidi="hi_IN"/>
-        </w:rPr>
-      </w:r>
-      <w:r>
-        <w:rPr>
-          <w:lang w:val="hi_IN" w:bidi="hi_IN"/>
-        </w:rPr>
-        <w:t>“झूठी गवाही” देने वाला मनुष्य किसी घटना के बारे में सच नहीं कहता है।</w:t>
-      </w:r>
-    </w:p>
-    <w:p>
-      <w:pPr>
-        <w:pStyle w:val="ListBullet"/>
-        <w:spacing w:line="240" w:lineRule="auto"/>
-        <w:ind w:left="720"/>
-      </w:pPr>
-      <w:r>
-        <w:rPr>
-          <w:lang w:val="hi_IN" w:bidi="hi_IN"/>
-        </w:rPr>
-      </w:r>
-      <w:r>
-        <w:rPr>
-          <w:lang w:val="hi_IN" w:bidi="hi_IN"/>
-        </w:rPr>
-        <w:t>कभी-कभी “गवाही” किसी भविष्यद्वक्ता की भविष्यद्वाणी के संदर्भ में भी होती है।</w:t>
-      </w:r>
-    </w:p>
-    <w:p>
-      <w:pPr>
-        <w:pStyle w:val="ListBullet"/>
-        <w:spacing w:line="240" w:lineRule="auto"/>
-        <w:ind w:left="720"/>
-      </w:pPr>
-      <w:r>
-        <w:rPr>
-          <w:lang w:val="hi_IN" w:bidi="hi_IN"/>
-        </w:rPr>
-      </w:r>
-      <w:r>
-        <w:rPr>
-          <w:lang w:val="hi_IN" w:bidi="hi_IN"/>
-        </w:rPr>
-        <w:t>नये नियम में यह शब्द प्रायः यीशु के अनुयायियों के संदर्भ में है कि उन्होंने यीशु के जीवन, मृत्यु और पुनरूत्थान की गवाही दी।</w:t>
-      </w:r>
-    </w:p>
-    <w:p>
-      <w:pPr>
-        <w:pStyle w:val="Heading3"/>
-      </w:pPr>
-      <w:r>
-        <w:rPr>
-          <w:lang w:val="hi_IN" w:bidi="hi_IN"/>
-        </w:rPr>
-        <w:t>अनुवाद के सुझाव:</w:t>
-      </w:r>
-    </w:p>
-    <w:p>
-      <w:pPr>
-        <w:pStyle w:val="ListBullet"/>
-        <w:spacing w:line="240" w:lineRule="auto"/>
-        <w:ind w:left="720"/>
-      </w:pPr>
-      <w:r>
-        <w:rPr>
-          <w:lang w:val="hi_IN" w:bidi="hi_IN"/>
-        </w:rPr>
-      </w:r>
-      <w:r>
-        <w:rPr>
-          <w:lang w:val="hi_IN" w:bidi="hi_IN"/>
-        </w:rPr>
-        <w:t>“साक्षी देना” या “गवाही देना” का अनुवाद “सत्यों को कहना” या “जो देखा और सुना उसे बताना” या “व्यक्तिगत अनुभव से कहना” या “प्रमाण देना” या “जो हुआ उसका वर्णन करना”।</w:t>
-      </w:r>
-    </w:p>
-    <w:p>
-      <w:pPr>
-        <w:pStyle w:val="ListBullet"/>
-        <w:spacing w:line="240" w:lineRule="auto"/>
-        <w:ind w:left="720"/>
-      </w:pPr>
-      <w:r>
-        <w:rPr>
-          <w:lang w:val="hi_IN" w:bidi="hi_IN"/>
-        </w:rPr>
-      </w:r>
-      <w:r>
-        <w:rPr>
-          <w:lang w:val="hi_IN" w:bidi="hi_IN"/>
-        </w:rPr>
-        <w:t>“गवाही” के अनुवाद रूप हो सकते हैं, “जो हुआ उसका ब्योरा सुनाना” या “सत्य का कथन सुनाना” या “प्रमाण देना” या “जो कहा गया” या “भविष्यद्वाणी”।</w:t>
-      </w:r>
-    </w:p>
-    <w:p>
-      <w:pPr>
-        <w:pStyle w:val="ListBullet"/>
-        <w:spacing w:line="240" w:lineRule="auto"/>
-        <w:ind w:left="720"/>
-      </w:pPr>
-      <w:r>
-        <w:rPr>
-          <w:lang w:val="hi_IN" w:bidi="hi_IN"/>
-        </w:rPr>
-      </w:r>
-      <w:r>
-        <w:rPr>
-          <w:lang w:val="hi_IN" w:bidi="hi_IN"/>
-        </w:rPr>
-        <w:t>“उनके लिए गवाही ठहरे” का अनुवाद “उन्हें दिखाए कि सच क्या है” या “उन पर सिद्ध करे कि सच क्या है”।</w:t>
-      </w:r>
-    </w:p>
-    <w:p>
-      <w:pPr>
-        <w:pStyle w:val="ListBullet"/>
-        <w:spacing w:line="240" w:lineRule="auto"/>
-        <w:ind w:left="720"/>
-      </w:pPr>
-      <w:r>
-        <w:rPr>
-          <w:lang w:val="hi_IN" w:bidi="hi_IN"/>
-        </w:rPr>
-      </w:r>
-      <w:r>
-        <w:rPr>
-          <w:lang w:val="hi_IN" w:bidi="hi_IN"/>
-        </w:rPr>
-        <w:t>“उनके विरूद्ध गवाही ठहरे” का अनुवाद “जिससे उन पर उनके पाप प्रकट हों” या “उनका पाखण्ड प्रकट हो” या “जो सिद्ध करे कि वे गलत हैं”।</w:t>
-      </w:r>
-    </w:p>
-    <w:p>
-      <w:pPr>
-        <w:pStyle w:val="ListBullet"/>
-        <w:spacing w:line="240" w:lineRule="auto"/>
-        <w:ind w:left="720"/>
-      </w:pPr>
-      <w:r>
-        <w:rPr>
-          <w:lang w:val="hi_IN" w:bidi="hi_IN"/>
-        </w:rPr>
-      </w:r>
-      <w:r>
-        <w:rPr>
-          <w:lang w:val="hi_IN" w:bidi="hi_IN"/>
-        </w:rPr>
-        <w:t>“झूठी गवाही देना” इसका अनुवाद हो सकता है, “किसी के बारे में झूठी बातें कहना” या “ऐसी बातें कहना जो सच नहीं हैं”।</w:t>
-      </w:r>
-    </w:p>
-    <w:p>
-      <w:pPr>
-        <w:pStyle w:val="ListBullet"/>
-        <w:spacing w:line="240" w:lineRule="auto"/>
-        <w:ind w:left="720"/>
-      </w:pPr>
-      <w:r>
-        <w:rPr>
-          <w:lang w:val="hi_IN" w:bidi="hi_IN"/>
-        </w:rPr>
-      </w:r>
-      <w:r>
-        <w:rPr>
-          <w:lang w:val="hi_IN" w:bidi="hi_IN"/>
-        </w:rPr>
-        <w:t>"साक्ष्य" या "प्रत्यक्ष गवाह" का अनुवाद ऐसे शब्द या उक्ति द्वारा हो सकता है जिनका अर्थ हो, "जिस मनुष्य ने देखा" या "जिन्होंने (उन बातों को) देखा और सूना"</w:t>
-      </w:r>
-    </w:p>
-    <w:p>
-      <w:pPr>
-        <w:pStyle w:val="ListBullet"/>
-        <w:spacing w:line="240" w:lineRule="auto"/>
-        <w:ind w:left="720"/>
-      </w:pPr>
-      <w:r>
-        <w:rPr>
-          <w:lang w:val="hi_IN" w:bidi="hi_IN"/>
-        </w:rPr>
-      </w:r>
-      <w:r>
-        <w:rPr>
-          <w:lang w:val="hi_IN" w:bidi="hi_IN"/>
-        </w:rPr>
-        <w:t>कोई बात जो "गवाह" हो तो इसका अनुवाद हो सकता है, "विश्वास" या "प्रतिज्ञा का चिन्ह" या "कोई बात जो किसी बात की सत्यता को प्रकट करती है"</w:t>
-      </w:r>
-    </w:p>
-    <w:p>
-      <w:pPr>
-        <w:pStyle w:val="ListBullet"/>
-        <w:spacing w:line="240" w:lineRule="auto"/>
-        <w:ind w:left="720"/>
-      </w:pPr>
-      <w:r>
-        <w:rPr>
-          <w:lang w:val="hi_IN" w:bidi="hi_IN"/>
-        </w:rPr>
-      </w:r>
-      <w:r>
-        <w:rPr>
-          <w:lang w:val="hi_IN" w:bidi="hi_IN"/>
-        </w:rPr>
-        <w:t>"तुम मेरे गवाह होगे", इस वाक्यांश का अनुवाद हो सकता है, "तुम मेरे बारे में मनुष्यों को बताओगे" या "तुम अम्नुशों में मेरी शिक्षाओं का प्रचार करोगे" या "तुम मनुष्यों में मेरे द्वारा किए गए कामों और मेरे द्वारा दी गई शिक्षाओं का प्रसारण करो"</w:t>
-      </w:r>
-    </w:p>
-    <w:p>
-      <w:pPr>
-        <w:pStyle w:val="ListBullet"/>
-        <w:spacing w:line="240" w:lineRule="auto"/>
-        <w:ind w:left="720"/>
-      </w:pPr>
-      <w:r>
-        <w:rPr>
-          <w:lang w:val="hi_IN" w:bidi="hi_IN"/>
-        </w:rPr>
-      </w:r>
-      <w:r>
-        <w:rPr>
-          <w:lang w:val="hi_IN" w:bidi="hi_IN"/>
-        </w:rPr>
-        <w:t>"की गवाही होना" इसका अनुवाद हो सकता है, "जो देखा वह सुनाना" या "गवाही देना" या "जो हुआ उसका वर्णन करना"</w:t>
-      </w:r>
-    </w:p>
-    <w:p>
-      <w:pPr>
-        <w:pStyle w:val="ListBullet"/>
-        <w:spacing w:line="240" w:lineRule="auto"/>
-        <w:ind w:left="720"/>
-      </w:pPr>
-      <w:r>
-        <w:rPr>
-          <w:lang w:val="hi_IN" w:bidi="hi_IN"/>
-        </w:rPr>
-      </w:r>
-      <w:r>
-        <w:rPr>
-          <w:lang w:val="hi_IN" w:bidi="hi_IN"/>
-        </w:rPr>
-        <w:t>किसी बात का "गवाह होना" , इसका अनुवाद हो सकता है, "किसी घटना को देखना" या "किसी घटना का अनुभव करना"</w:t>
-      </w:r>
-    </w:p>
-    <w:p>
-      <w:pPr/>
-      <w:r>
-        <w:rPr>
-          <w:lang w:val="hi_IN" w:bidi="hi_IN"/>
-        </w:rPr>
-      </w:r>
-      <w:r>
-        <w:rPr>
-          <w:lang w:val="hi_IN" w:bidi="hi_IN"/>
-        </w:rPr>
-        <w:t xml:space="preserve">(यह भी देखें: </w:t>
-      </w:r>
-      <w:r>
-        <w:rPr>
-          <w:lang w:val="hi_IN" w:bidi="hi_IN"/>
-        </w:rPr>
-        <w:t>वाचा का संदूक</w:t>
-      </w:r>
-      <w:r>
-        <w:rPr>
-          <w:lang w:val="hi_IN" w:bidi="hi_IN"/>
-        </w:rPr>
-        <w:t xml:space="preserve">, </w:t>
-      </w:r>
-      <w:r>
-        <w:rPr>
-          <w:lang w:val="hi_IN" w:bidi="hi_IN"/>
-        </w:rPr>
-        <w:t>अपराध बोध</w:t>
-      </w:r>
-      <w:r>
-        <w:rPr>
-          <w:lang w:val="hi_IN" w:bidi="hi_IN"/>
-        </w:rPr>
-        <w:t xml:space="preserve">, </w:t>
-      </w:r>
-      <w:r>
-        <w:rPr>
-          <w:lang w:val="hi_IN" w:bidi="hi_IN"/>
-        </w:rPr>
-        <w:t>न्याय करना</w:t>
-      </w:r>
-      <w:r>
-        <w:rPr>
-          <w:lang w:val="hi_IN" w:bidi="hi_IN"/>
-        </w:rPr>
-        <w:t xml:space="preserve">, </w:t>
-      </w:r>
-      <w:r>
-        <w:rPr>
-          <w:lang w:val="hi_IN" w:bidi="hi_IN"/>
-        </w:rPr>
         <w:t>भविष्यद्वक्ता</w:t>
       </w:r>
       <w:r>
         <w:rPr>
           <w:lang w:val="hi_IN" w:bidi="hi_IN"/>
         </w:rPr>
-        <w:t xml:space="preserve">, </w:t>
-      </w:r>
-      <w:r>
-        <w:rPr>
-          <w:lang w:val="hi_IN" w:bidi="hi_IN"/>
-        </w:rPr>
-        <w:t>गवाह</w:t>
-      </w:r>
-      <w:r>
-        <w:rPr>
-          <w:lang w:val="hi_IN" w:bidi="hi_IN"/>
-        </w:rPr>
-        <w:t>)</w:t>
+        <w:t>, गवाह)</w:t>
       </w:r>
     </w:p>
     <w:p>
